--- a/app/static/docs/Moje OPR .docx
+++ b/app/static/docs/Moje OPR .docx
@@ -259,7 +259,28 @@
           <w:sz w:val="18"/>
           <w:szCs w:val="18"/>
         </w:rPr>
-        <w:t>przygotowują dwie armie o równej wartości</w:t>
+        <w:t xml:space="preserve">przygotowują dwie armie o </w:t>
+      </w:r>
+      <w:r>
+        <w:rPr>
+          <w:sz w:val="18"/>
+          <w:szCs w:val="18"/>
+        </w:rPr>
+        <w:t>podobn</w:t>
+      </w:r>
+      <w:r>
+        <w:rPr>
+          <w:sz w:val="18"/>
+          <w:szCs w:val="18"/>
+        </w:rPr>
+        <w:t>ej</w:t>
+      </w:r>
+      <w:r>
+        <w:rPr>
+          <w:sz w:val="18"/>
+          <w:szCs w:val="18"/>
+        </w:rPr>
+        <w:t xml:space="preserve"> wartości</w:t>
       </w:r>
       <w:r>
         <w:rPr>
@@ -273,7 +294,21 @@
           <w:sz w:val="18"/>
           <w:szCs w:val="18"/>
         </w:rPr>
-        <w:t>punktowej (na początek zalecamy 1000 pkt i</w:t>
+        <w:t>punktowej</w:t>
+      </w:r>
+      <w:r>
+        <w:rPr>
+          <w:sz w:val="18"/>
+          <w:szCs w:val="18"/>
+        </w:rPr>
+        <w:t>.</w:t>
+      </w:r>
+      <w:r>
+        <w:rPr>
+          <w:sz w:val="18"/>
+          <w:szCs w:val="18"/>
+        </w:rPr>
+        <w:t xml:space="preserve"> Nie zalecamy gry na więcej niż 2000 punktów</w:t>
       </w:r>
       <w:r>
         <w:rPr>
@@ -287,7 +322,14 @@
           <w:sz w:val="18"/>
           <w:szCs w:val="18"/>
         </w:rPr>
-        <w:t>2000 pkt na pełne rozgrywki).</w:t>
+        <w:t>lub mniej niż 200</w:t>
+      </w:r>
+      <w:r>
+        <w:rPr>
+          <w:sz w:val="18"/>
+          <w:szCs w:val="18"/>
+        </w:rPr>
+        <w:t>.</w:t>
       </w:r>
     </w:p>
     <w:p>
@@ -388,7 +430,21 @@
           <w:sz w:val="18"/>
           <w:szCs w:val="18"/>
         </w:rPr>
-        <w:t xml:space="preserve"> Gra toczy się na obszarze 6’x4′ z</w:t>
+        <w:t xml:space="preserve"> Gra toczy się na </w:t>
+      </w:r>
+      <w:r>
+        <w:rPr>
+          <w:sz w:val="18"/>
+          <w:szCs w:val="18"/>
+        </w:rPr>
+        <w:t xml:space="preserve">polu bitwy wystarczającym by wyznaczyć dwie odległe od </w:t>
+      </w:r>
+      <w:r>
+        <w:rPr>
+          <w:sz w:val="18"/>
+          <w:szCs w:val="18"/>
+        </w:rPr>
+        <w:t>siebie o 24” strefy rozstawienia</w:t>
       </w:r>
       <w:r>
         <w:rPr>
@@ -402,7 +458,63 @@
           <w:sz w:val="18"/>
           <w:szCs w:val="18"/>
         </w:rPr>
-        <w:t xml:space="preserve">ponad 15 elementami terenu. </w:t>
+        <w:t>pozwalające</w:t>
+      </w:r>
+      <w:r>
+        <w:rPr>
+          <w:sz w:val="18"/>
+          <w:szCs w:val="18"/>
+        </w:rPr>
+        <w:t xml:space="preserve"> luźno wystawić przygotowane armie.</w:t>
+      </w:r>
+      <w:r>
+        <w:rPr>
+          <w:sz w:val="18"/>
+          <w:szCs w:val="18"/>
+        </w:rPr>
+        <w:t xml:space="preserve"> </w:t>
+      </w:r>
+      <w:r>
+        <w:rPr>
+          <w:sz w:val="18"/>
+          <w:szCs w:val="18"/>
+        </w:rPr>
+        <w:t>Zalecany to</w:t>
+      </w:r>
+      <w:r>
+        <w:rPr>
+          <w:sz w:val="18"/>
+          <w:szCs w:val="18"/>
+        </w:rPr>
+        <w:t xml:space="preserve"> 6’x4′ z</w:t>
+      </w:r>
+      <w:r>
+        <w:rPr>
+          <w:sz w:val="18"/>
+          <w:szCs w:val="18"/>
+        </w:rPr>
+        <w:t xml:space="preserve"> </w:t>
+      </w:r>
+      <w:r>
+        <w:rPr>
+          <w:sz w:val="18"/>
+          <w:szCs w:val="18"/>
+        </w:rPr>
+        <w:t xml:space="preserve">ponad </w:t>
+      </w:r>
+      <w:r>
+        <w:rPr>
+          <w:sz w:val="18"/>
+          <w:szCs w:val="18"/>
+        </w:rPr>
+        <w:t>15</w:t>
+      </w:r>
+      <w:r>
+        <w:rPr>
+          <w:sz w:val="18"/>
+          <w:szCs w:val="18"/>
+        </w:rPr>
+        <w:t xml:space="preserve"> elementami terenu. </w:t>
       </w:r>
     </w:p>
     <w:p>
@@ -663,28 +775,7 @@
           <w:sz w:val="18"/>
           <w:szCs w:val="18"/>
         </w:rPr>
-        <w:t>Misja</w:t>
-      </w:r>
-      <w:r>
-        <w:rPr>
-          <w:sz w:val="18"/>
-          <w:szCs w:val="18"/>
-        </w:rPr>
-        <w:t xml:space="preserve">: </w:t>
-      </w:r>
-      <w:r>
-        <w:rPr>
-          <w:sz w:val="18"/>
-          <w:szCs w:val="18"/>
-        </w:rPr>
-        <w:t>Jeden z graczy umieszcza 5 znaczników</w:t>
-      </w:r>
-      <w:r>
-        <w:rPr>
-          <w:sz w:val="18"/>
-          <w:szCs w:val="18"/>
-        </w:rPr>
-        <w:t>;</w:t>
+        <w:t>Podniesiony teren:</w:t>
       </w:r>
       <w:r>
         <w:rPr>
@@ -698,42 +789,35 @@
           <w:sz w:val="18"/>
           <w:szCs w:val="18"/>
         </w:rPr>
-        <w:t>co najmniej jeden powinien znaleźć się w każdej ze stref rozstawienia</w:t>
-      </w:r>
-      <w:r>
-        <w:rPr>
-          <w:sz w:val="18"/>
-          <w:szCs w:val="18"/>
-        </w:rPr>
-        <w:t xml:space="preserve">, oraz po lewej i prawej stronie pola </w:t>
-      </w:r>
-      <w:r>
-        <w:rPr>
-          <w:sz w:val="18"/>
-          <w:szCs w:val="18"/>
-        </w:rPr>
-        <w:t xml:space="preserve">bitwy i powinny znajdować się co </w:t>
-      </w:r>
-      <w:r>
-        <w:rPr>
-          <w:sz w:val="18"/>
-          <w:szCs w:val="18"/>
-        </w:rPr>
-        <w:t>najmniej 12” cali od siebie</w:t>
-      </w:r>
-      <w:r>
-        <w:rPr>
-          <w:sz w:val="18"/>
-          <w:szCs w:val="18"/>
-        </w:rPr>
-        <w:t>. Na koniec każdej tury</w:t>
-      </w:r>
-      <w:r>
-        <w:rPr>
-          <w:sz w:val="18"/>
-          <w:szCs w:val="18"/>
-        </w:rPr>
-        <w:t>,</w:t>
+        <w:t>Oddział w którym większość modeli jest w większości</w:t>
+      </w:r>
+      <w:r>
+        <w:rPr>
+          <w:sz w:val="18"/>
+          <w:szCs w:val="18"/>
+        </w:rPr>
+        <w:t xml:space="preserve"> na podniesionym </w:t>
+      </w:r>
+      <w:r>
+        <w:rPr>
+          <w:sz w:val="18"/>
+          <w:szCs w:val="18"/>
+        </w:rPr>
+        <w:t>terenie znajduje si</w:t>
+      </w:r>
+      <w:r>
+        <w:rPr>
+          <w:sz w:val="18"/>
+          <w:szCs w:val="18"/>
+        </w:rPr>
+        <w:t>ę</w:t>
+      </w:r>
+      <w:r>
+        <w:rPr>
+          <w:sz w:val="18"/>
+          <w:szCs w:val="18"/>
+        </w:rPr>
+        <w:t xml:space="preserve"> na nim.</w:t>
       </w:r>
       <w:r>
         <w:rPr>
@@ -747,35 +831,21 @@
           <w:sz w:val="18"/>
           <w:szCs w:val="18"/>
         </w:rPr>
-        <w:t xml:space="preserve">jeśli </w:t>
-      </w:r>
-      <w:r>
-        <w:rPr>
-          <w:sz w:val="18"/>
-          <w:szCs w:val="18"/>
-        </w:rPr>
-        <w:t>oddziały tylko jednego gracz</w:t>
-      </w:r>
-      <w:r>
-        <w:rPr>
-          <w:sz w:val="18"/>
-          <w:szCs w:val="18"/>
-        </w:rPr>
-        <w:t xml:space="preserve"> znajduj</w:t>
-      </w:r>
-      <w:r>
-        <w:rPr>
-          <w:sz w:val="18"/>
-          <w:szCs w:val="18"/>
-        </w:rPr>
-        <w:t xml:space="preserve">ą </w:t>
-      </w:r>
-      <w:r>
-        <w:rPr>
-          <w:sz w:val="18"/>
-          <w:szCs w:val="18"/>
-        </w:rPr>
-        <w:t>się w odległości 3” od</w:t>
+        <w:t xml:space="preserve"> Podczas wyznaczania linii wzorku </w:t>
+      </w:r>
+      <w:r>
+        <w:rPr>
+          <w:sz w:val="18"/>
+          <w:szCs w:val="18"/>
+        </w:rPr>
+        <w:t xml:space="preserve">do lub od takiego oddziału </w:t>
+      </w:r>
+      <w:r>
+        <w:rPr>
+          <w:sz w:val="18"/>
+          <w:szCs w:val="18"/>
+        </w:rPr>
+        <w:t>ignoruj</w:t>
       </w:r>
       <w:r>
         <w:rPr>
@@ -789,91 +859,42 @@
           <w:sz w:val="18"/>
           <w:szCs w:val="18"/>
         </w:rPr>
-        <w:t>znacznika,</w:t>
-      </w:r>
-      <w:r>
-        <w:rPr>
-          <w:sz w:val="18"/>
-          <w:szCs w:val="18"/>
-        </w:rPr>
-        <w:t xml:space="preserve"> zostaje on </w:t>
-      </w:r>
-      <w:r>
-        <w:rPr>
-          <w:sz w:val="18"/>
-          <w:szCs w:val="18"/>
-        </w:rPr>
-        <w:t xml:space="preserve">przez niego </w:t>
-      </w:r>
-      <w:r>
-        <w:rPr>
-          <w:sz w:val="18"/>
-          <w:szCs w:val="18"/>
-        </w:rPr>
-        <w:t>zajęty</w:t>
-      </w:r>
-      <w:r>
-        <w:rPr>
-          <w:sz w:val="18"/>
-          <w:szCs w:val="18"/>
-        </w:rPr>
-        <w:t>. Znaczniki</w:t>
-      </w:r>
-      <w:r>
-        <w:rPr>
-          <w:sz w:val="18"/>
-          <w:szCs w:val="18"/>
-        </w:rPr>
-        <w:t xml:space="preserve"> </w:t>
-      </w:r>
-      <w:r>
-        <w:rPr>
-          <w:sz w:val="18"/>
-          <w:szCs w:val="18"/>
-        </w:rPr>
-        <w:t>pozostają zajęte</w:t>
-      </w:r>
-      <w:r>
-        <w:rPr>
-          <w:sz w:val="18"/>
-          <w:szCs w:val="18"/>
-        </w:rPr>
-        <w:t xml:space="preserve"> pomiędzy rundami. </w:t>
-      </w:r>
-      <w:r>
-        <w:rPr>
-          <w:sz w:val="18"/>
-          <w:szCs w:val="18"/>
-        </w:rPr>
-        <w:t>Gra kończy się po 4 rundach.</w:t>
-      </w:r>
-      <w:r>
-        <w:rPr>
-          <w:sz w:val="18"/>
-          <w:szCs w:val="18"/>
-        </w:rPr>
-        <w:t xml:space="preserve"> </w:t>
-      </w:r>
-      <w:r>
-        <w:rPr>
-          <w:sz w:val="18"/>
-          <w:szCs w:val="18"/>
-        </w:rPr>
-        <w:t>Wygrywa gracz, który na koniec kontroluje</w:t>
-      </w:r>
-      <w:r>
-        <w:rPr>
-          <w:sz w:val="18"/>
-          <w:szCs w:val="18"/>
-        </w:rPr>
-        <w:t xml:space="preserve"> </w:t>
-      </w:r>
-      <w:r>
-        <w:rPr>
-          <w:sz w:val="18"/>
-          <w:szCs w:val="18"/>
-        </w:rPr>
-        <w:t>więcej znaczników.</w:t>
+        <w:t xml:space="preserve">modele obiekty bliższe do niego </w:t>
+      </w:r>
+      <w:r>
+        <w:rPr>
+          <w:sz w:val="18"/>
+          <w:szCs w:val="18"/>
+        </w:rPr>
+        <w:t>niż drugiego oddziału nie będące równi</w:t>
+      </w:r>
+      <w:r>
+        <w:rPr>
+          <w:sz w:val="18"/>
+          <w:szCs w:val="18"/>
+        </w:rPr>
+        <w:t>eż podniesione. Jeżeli oddział który nie jest na podniesieniu ataku</w:t>
+      </w:r>
+      <w:r>
+        <w:rPr>
+          <w:sz w:val="18"/>
+          <w:szCs w:val="18"/>
+        </w:rPr>
+        <w:t>je</w:t>
+      </w:r>
+      <w:r>
+        <w:rPr>
+          <w:sz w:val="18"/>
+          <w:szCs w:val="18"/>
+        </w:rPr>
+        <w:t xml:space="preserve"> oddział na podniesieniu, </w:t>
+      </w:r>
+      <w:r>
+        <w:rPr>
+          <w:sz w:val="18"/>
+          <w:szCs w:val="18"/>
+        </w:rPr>
+        <w:t>ma -6” do zasięgu broni przy strzale, a podczas szarży traktowany jest jakby przechodził przez niebezpieczny teren.</w:t>
       </w:r>
     </w:p>
     <w:p>
@@ -891,7 +912,84 @@
           <w:sz w:val="18"/>
           <w:szCs w:val="18"/>
         </w:rPr>
-        <w:t>Rozstawienie:</w:t>
+        <w:t>Misja</w:t>
+      </w:r>
+      <w:r>
+        <w:rPr>
+          <w:sz w:val="18"/>
+          <w:szCs w:val="18"/>
+        </w:rPr>
+        <w:t xml:space="preserve">: </w:t>
+      </w:r>
+      <w:r>
+        <w:rPr>
+          <w:sz w:val="18"/>
+          <w:szCs w:val="18"/>
+        </w:rPr>
+        <w:t xml:space="preserve">Jeden z graczy umieszcza 5 </w:t>
+      </w:r>
+      <w:r>
+        <w:rPr>
+          <w:sz w:val="18"/>
+          <w:szCs w:val="18"/>
+        </w:rPr>
+        <w:t>celów</w:t>
+      </w:r>
+      <w:r>
+        <w:rPr>
+          <w:sz w:val="18"/>
+          <w:szCs w:val="18"/>
+        </w:rPr>
+        <w:t xml:space="preserve"> z czego </w:t>
+      </w:r>
+      <w:r>
+        <w:rPr>
+          <w:sz w:val="18"/>
+          <w:szCs w:val="18"/>
+        </w:rPr>
+        <w:t>co najmniej jeden powinien znaleźć się w każdej ze stref rozstawienia</w:t>
+      </w:r>
+      <w:r>
+        <w:rPr>
+          <w:sz w:val="18"/>
+          <w:szCs w:val="18"/>
+        </w:rPr>
+        <w:t xml:space="preserve">, oraz po lewej i prawej stronie pola </w:t>
+      </w:r>
+      <w:r>
+        <w:rPr>
+          <w:sz w:val="18"/>
+          <w:szCs w:val="18"/>
+        </w:rPr>
+        <w:t xml:space="preserve">bitwy i powinny znajdować się co </w:t>
+      </w:r>
+      <w:r>
+        <w:rPr>
+          <w:sz w:val="18"/>
+          <w:szCs w:val="18"/>
+        </w:rPr>
+        <w:t>najmniej 12” cali od siebie</w:t>
+      </w:r>
+      <w:r>
+        <w:rPr>
+          <w:sz w:val="18"/>
+          <w:szCs w:val="18"/>
+        </w:rPr>
+        <w:t xml:space="preserve"> i 6” od krawędzi mapy.</w:t>
+      </w:r>
+      <w:r>
+        <w:rPr>
+          <w:sz w:val="18"/>
+          <w:szCs w:val="18"/>
+        </w:rPr>
+        <w:t>. Na koniec każdej tury</w:t>
+      </w:r>
+      <w:r>
+        <w:rPr>
+          <w:sz w:val="18"/>
+          <w:szCs w:val="18"/>
+        </w:rPr>
+        <w:t>,</w:t>
       </w:r>
       <w:r>
         <w:rPr>
@@ -905,21 +1003,35 @@
           <w:sz w:val="18"/>
           <w:szCs w:val="18"/>
         </w:rPr>
-        <w:t>Drugi</w:t>
-      </w:r>
-      <w:r>
-        <w:rPr>
-          <w:sz w:val="18"/>
-          <w:szCs w:val="18"/>
-        </w:rPr>
-        <w:t xml:space="preserve"> z graczy </w:t>
-      </w:r>
-      <w:r>
-        <w:rPr>
-          <w:sz w:val="18"/>
-          <w:szCs w:val="18"/>
-        </w:rPr>
-        <w:t>wybiera jedną z dłuższych krawędzi</w:t>
+        <w:t xml:space="preserve">jeśli </w:t>
+      </w:r>
+      <w:r>
+        <w:rPr>
+          <w:sz w:val="18"/>
+          <w:szCs w:val="18"/>
+        </w:rPr>
+        <w:t>oddziały tylko jednego gracz</w:t>
+      </w:r>
+      <w:r>
+        <w:rPr>
+          <w:sz w:val="18"/>
+          <w:szCs w:val="18"/>
+        </w:rPr>
+        <w:t xml:space="preserve"> znajduj</w:t>
+      </w:r>
+      <w:r>
+        <w:rPr>
+          <w:sz w:val="18"/>
+          <w:szCs w:val="18"/>
+        </w:rPr>
+        <w:t xml:space="preserve">ą </w:t>
+      </w:r>
+      <w:r>
+        <w:rPr>
+          <w:sz w:val="18"/>
+          <w:szCs w:val="18"/>
+        </w:rPr>
+        <w:t>się w odległości 3” od</w:t>
       </w:r>
       <w:r>
         <w:rPr>
@@ -933,42 +1045,77 @@
           <w:sz w:val="18"/>
           <w:szCs w:val="18"/>
         </w:rPr>
-        <w:t xml:space="preserve">stołu jako strefę </w:t>
-      </w:r>
-      <w:r>
-        <w:rPr>
-          <w:sz w:val="18"/>
-          <w:szCs w:val="18"/>
-        </w:rPr>
-        <w:t>rozstawienia</w:t>
-      </w:r>
-      <w:r>
-        <w:rPr>
-          <w:sz w:val="18"/>
-          <w:szCs w:val="18"/>
-        </w:rPr>
-        <w:t xml:space="preserve">, </w:t>
-      </w:r>
-      <w:r>
-        <w:rPr>
-          <w:sz w:val="18"/>
-          <w:szCs w:val="18"/>
-        </w:rPr>
-        <w:t xml:space="preserve">a </w:t>
-      </w:r>
-      <w:r>
-        <w:rPr>
-          <w:sz w:val="18"/>
-          <w:szCs w:val="18"/>
-        </w:rPr>
-        <w:t>p</w:t>
-      </w:r>
-      <w:r>
-        <w:rPr>
-          <w:sz w:val="18"/>
-          <w:szCs w:val="18"/>
-        </w:rPr>
-        <w:t>rzeciwnik</w:t>
+        <w:t>cel</w:t>
+      </w:r>
+      <w:r>
+        <w:rPr>
+          <w:sz w:val="18"/>
+          <w:szCs w:val="18"/>
+        </w:rPr>
+        <w:t>u</w:t>
+      </w:r>
+      <w:r>
+        <w:rPr>
+          <w:sz w:val="18"/>
+          <w:szCs w:val="18"/>
+        </w:rPr>
+        <w:t>,</w:t>
+      </w:r>
+      <w:r>
+        <w:rPr>
+          <w:sz w:val="18"/>
+          <w:szCs w:val="18"/>
+        </w:rPr>
+        <w:t xml:space="preserve"> zostaje on </w:t>
+      </w:r>
+      <w:r>
+        <w:rPr>
+          <w:sz w:val="18"/>
+          <w:szCs w:val="18"/>
+        </w:rPr>
+        <w:t xml:space="preserve">przez niego </w:t>
+      </w:r>
+      <w:r>
+        <w:rPr>
+          <w:sz w:val="18"/>
+          <w:szCs w:val="18"/>
+        </w:rPr>
+        <w:t>zajęty</w:t>
+      </w:r>
+      <w:r>
+        <w:rPr>
+          <w:sz w:val="18"/>
+          <w:szCs w:val="18"/>
+        </w:rPr>
+        <w:t xml:space="preserve">. </w:t>
+      </w:r>
+      <w:r>
+        <w:rPr>
+          <w:sz w:val="18"/>
+          <w:szCs w:val="18"/>
+        </w:rPr>
+        <w:t>P</w:t>
+      </w:r>
+      <w:r>
+        <w:rPr>
+          <w:sz w:val="18"/>
+          <w:szCs w:val="18"/>
+        </w:rPr>
+        <w:t>ozostają zajęte</w:t>
+      </w:r>
+      <w:r>
+        <w:rPr>
+          <w:sz w:val="18"/>
+          <w:szCs w:val="18"/>
+        </w:rPr>
+        <w:t xml:space="preserve"> pomiędzy rundami. </w:t>
+      </w:r>
+      <w:r>
+        <w:rPr>
+          <w:sz w:val="18"/>
+          <w:szCs w:val="18"/>
+        </w:rPr>
+        <w:t>Gra kończy się po 4 rundach.</w:t>
       </w:r>
       <w:r>
         <w:rPr>
@@ -982,7 +1129,7 @@
           <w:sz w:val="18"/>
           <w:szCs w:val="18"/>
         </w:rPr>
-        <w:t>zajmuje stronę przeciwną. Następnie,</w:t>
+        <w:t>Wygrywa gracz, który na koniec kontroluje</w:t>
       </w:r>
       <w:r>
         <w:rPr>
@@ -996,70 +1143,14 @@
           <w:sz w:val="18"/>
           <w:szCs w:val="18"/>
         </w:rPr>
-        <w:t xml:space="preserve">zaczynając od </w:t>
-      </w:r>
-      <w:r>
-        <w:rPr>
-          <w:sz w:val="18"/>
-          <w:szCs w:val="18"/>
-        </w:rPr>
-        <w:t>wybierającego</w:t>
-      </w:r>
-      <w:r>
-        <w:rPr>
-          <w:sz w:val="18"/>
-          <w:szCs w:val="18"/>
-        </w:rPr>
-        <w:t xml:space="preserve"> </w:t>
-      </w:r>
-      <w:r>
-        <w:rPr>
-          <w:sz w:val="18"/>
-          <w:szCs w:val="18"/>
-        </w:rPr>
-        <w:t>gracza,</w:t>
-      </w:r>
-      <w:r>
-        <w:rPr>
-          <w:sz w:val="18"/>
-          <w:szCs w:val="18"/>
-        </w:rPr>
-        <w:t xml:space="preserve"> </w:t>
-      </w:r>
-      <w:r>
-        <w:rPr>
-          <w:sz w:val="18"/>
-          <w:szCs w:val="18"/>
-        </w:rPr>
-        <w:t>gracze</w:t>
-      </w:r>
-      <w:r>
-        <w:rPr>
-          <w:sz w:val="18"/>
-          <w:szCs w:val="18"/>
-        </w:rPr>
-        <w:t xml:space="preserve"> </w:t>
-      </w:r>
-      <w:r>
-        <w:rPr>
-          <w:sz w:val="18"/>
-          <w:szCs w:val="18"/>
-        </w:rPr>
-        <w:t>naprzemiennie wystawiają jednostki w</w:t>
-      </w:r>
-      <w:r>
-        <w:rPr>
-          <w:sz w:val="18"/>
-          <w:szCs w:val="18"/>
-        </w:rPr>
-        <w:t xml:space="preserve"> </w:t>
-      </w:r>
-      <w:r>
-        <w:rPr>
-          <w:sz w:val="18"/>
-          <w:szCs w:val="18"/>
-        </w:rPr>
-        <w:t>odległości do 12” od swojej krawędzi stołu</w:t>
+        <w:t xml:space="preserve">więcej </w:t>
+      </w:r>
+      <w:r>
+        <w:rPr>
+          <w:sz w:val="18"/>
+          <w:szCs w:val="18"/>
+        </w:rPr>
+        <w:t>celów</w:t>
       </w:r>
       <w:r>
         <w:rPr>
@@ -1068,15 +1159,6 @@
         </w:rPr>
         <w:t>.</w:t>
       </w:r>
-    </w:p>
-    <w:p>
-      <w:pPr>
-        <w:spacing w:after="0"/>
-        <w:rPr>
-          <w:sz w:val="18"/>
-          <w:szCs w:val="18"/>
-        </w:rPr>
-      </w:pPr>
     </w:p>
     <w:p>
       <w:pPr>
@@ -1093,7 +1175,7 @@
           <w:sz w:val="18"/>
           <w:szCs w:val="18"/>
         </w:rPr>
-        <w:t>Runda:</w:t>
+        <w:t>Rozstawienie:</w:t>
       </w:r>
       <w:r>
         <w:rPr>
@@ -1107,99 +1189,52 @@
           <w:sz w:val="18"/>
           <w:szCs w:val="18"/>
         </w:rPr>
-        <w:t>Gra rozgrywana jest w rundach, podczas których</w:t>
-      </w:r>
-      <w:r>
-        <w:rPr>
-          <w:sz w:val="18"/>
-          <w:szCs w:val="18"/>
-        </w:rPr>
-        <w:t xml:space="preserve"> </w:t>
-      </w:r>
-      <w:r>
-        <w:rPr>
-          <w:sz w:val="18"/>
-          <w:szCs w:val="18"/>
-        </w:rPr>
-        <w:t>gracze naprzemiennie aktywują po jedn</w:t>
-      </w:r>
-      <w:r>
-        <w:rPr>
-          <w:sz w:val="18"/>
-          <w:szCs w:val="18"/>
-        </w:rPr>
-        <w:t>ym oddziale</w:t>
-      </w:r>
-      <w:r>
-        <w:rPr>
-          <w:sz w:val="18"/>
-          <w:szCs w:val="18"/>
-        </w:rPr>
-        <w:t xml:space="preserve">, zaczynając od gracza, który </w:t>
-      </w:r>
-      <w:r>
-        <w:rPr>
-          <w:sz w:val="18"/>
-          <w:szCs w:val="18"/>
-        </w:rPr>
-        <w:t>rozpoczynał</w:t>
-      </w:r>
-      <w:r>
-        <w:rPr>
-          <w:sz w:val="18"/>
-          <w:szCs w:val="18"/>
-        </w:rPr>
-        <w:t xml:space="preserve"> rozstawienie. W każdej kolejnej</w:t>
-      </w:r>
-      <w:r>
-        <w:rPr>
-          <w:sz w:val="18"/>
-          <w:szCs w:val="18"/>
-        </w:rPr>
-        <w:t xml:space="preserve"> </w:t>
-      </w:r>
-      <w:r>
-        <w:rPr>
-          <w:sz w:val="18"/>
-          <w:szCs w:val="18"/>
-        </w:rPr>
-        <w:t>rundzie</w:t>
-      </w:r>
-      <w:r>
-        <w:rPr>
-          <w:sz w:val="18"/>
-          <w:szCs w:val="18"/>
-        </w:rPr>
-        <w:t xml:space="preserve"> </w:t>
-      </w:r>
-      <w:r>
-        <w:rPr>
-          <w:sz w:val="18"/>
-          <w:szCs w:val="18"/>
-        </w:rPr>
-        <w:t>zaczyna gracz, który w poprzedniej</w:t>
-      </w:r>
-      <w:r>
-        <w:rPr>
-          <w:sz w:val="18"/>
-          <w:szCs w:val="18"/>
-        </w:rPr>
-        <w:t xml:space="preserve"> </w:t>
-      </w:r>
-      <w:r>
-        <w:rPr>
-          <w:sz w:val="18"/>
-          <w:szCs w:val="18"/>
-        </w:rPr>
-        <w:t>rundzie wyczerpał aktywacje jako pierwszy.</w:t>
-      </w:r>
-      <w:r>
-        <w:rPr>
-          <w:sz w:val="18"/>
-          <w:szCs w:val="18"/>
-        </w:rPr>
-        <w:t xml:space="preserve"> </w:t>
-      </w:r>
+        <w:t>Drugi</w:t>
+      </w:r>
+      <w:r>
+        <w:rPr>
+          <w:sz w:val="18"/>
+          <w:szCs w:val="18"/>
+        </w:rPr>
+        <w:t xml:space="preserve"> z graczy </w:t>
+      </w:r>
+      <w:r>
+        <w:rPr>
+          <w:sz w:val="18"/>
+          <w:szCs w:val="18"/>
+        </w:rPr>
+        <w:t xml:space="preserve">wybiera jedną </w:t>
+      </w:r>
+      <w:r>
+        <w:rPr>
+          <w:sz w:val="18"/>
+          <w:szCs w:val="18"/>
+        </w:rPr>
+        <w:t>ze stref rozstawienia</w:t>
+      </w:r>
+      <w:r>
+        <w:rPr>
+          <w:sz w:val="18"/>
+          <w:szCs w:val="18"/>
+        </w:rPr>
+        <w:t xml:space="preserve"> i rozpoczyna naprzemienne wystawiania oddziałów</w:t>
+      </w:r>
+      <w:r>
+        <w:rPr>
+          <w:sz w:val="18"/>
+          <w:szCs w:val="18"/>
+        </w:rPr>
+        <w:t>.</w:t>
+      </w:r>
+    </w:p>
+    <w:p>
+      <w:pPr>
+        <w:spacing w:after="0"/>
+        <w:rPr>
+          <w:sz w:val="18"/>
+          <w:szCs w:val="18"/>
+        </w:rPr>
+      </w:pPr>
     </w:p>
     <w:p>
       <w:pPr>
@@ -1216,6 +1251,129 @@
           <w:sz w:val="18"/>
           <w:szCs w:val="18"/>
         </w:rPr>
+        <w:t>Runda:</w:t>
+      </w:r>
+      <w:r>
+        <w:rPr>
+          <w:sz w:val="18"/>
+          <w:szCs w:val="18"/>
+        </w:rPr>
+        <w:t xml:space="preserve"> </w:t>
+      </w:r>
+      <w:r>
+        <w:rPr>
+          <w:sz w:val="18"/>
+          <w:szCs w:val="18"/>
+        </w:rPr>
+        <w:t>Gra rozgrywana jest w rundach, podczas których</w:t>
+      </w:r>
+      <w:r>
+        <w:rPr>
+          <w:sz w:val="18"/>
+          <w:szCs w:val="18"/>
+        </w:rPr>
+        <w:t xml:space="preserve"> </w:t>
+      </w:r>
+      <w:r>
+        <w:rPr>
+          <w:sz w:val="18"/>
+          <w:szCs w:val="18"/>
+        </w:rPr>
+        <w:t>gracze naprzemiennie aktywują po jedn</w:t>
+      </w:r>
+      <w:r>
+        <w:rPr>
+          <w:sz w:val="18"/>
+          <w:szCs w:val="18"/>
+        </w:rPr>
+        <w:t>ym oddziale</w:t>
+      </w:r>
+      <w:r>
+        <w:rPr>
+          <w:sz w:val="18"/>
+          <w:szCs w:val="18"/>
+        </w:rPr>
+        <w:t xml:space="preserve">, zaczynając od gracza, </w:t>
+      </w:r>
+      <w:r>
+        <w:rPr>
+          <w:sz w:val="18"/>
+          <w:szCs w:val="18"/>
+        </w:rPr>
+        <w:t xml:space="preserve">który </w:t>
+      </w:r>
+      <w:r>
+        <w:rPr>
+          <w:sz w:val="18"/>
+          <w:szCs w:val="18"/>
+        </w:rPr>
+        <w:t>w poprzedniej</w:t>
+      </w:r>
+      <w:r>
+        <w:rPr>
+          <w:sz w:val="18"/>
+          <w:szCs w:val="18"/>
+        </w:rPr>
+        <w:t xml:space="preserve"> </w:t>
+      </w:r>
+      <w:r>
+        <w:rPr>
+          <w:sz w:val="18"/>
+          <w:szCs w:val="18"/>
+        </w:rPr>
+        <w:t xml:space="preserve">rundzie </w:t>
+      </w:r>
+      <w:r>
+        <w:rPr>
+          <w:sz w:val="18"/>
+          <w:szCs w:val="18"/>
+        </w:rPr>
+        <w:t>zakończył</w:t>
+      </w:r>
+      <w:r>
+        <w:rPr>
+          <w:sz w:val="18"/>
+          <w:szCs w:val="18"/>
+        </w:rPr>
+        <w:t xml:space="preserve"> aktywacje </w:t>
+      </w:r>
+      <w:r>
+        <w:rPr>
+          <w:sz w:val="18"/>
+          <w:szCs w:val="18"/>
+        </w:rPr>
+        <w:t xml:space="preserve">(rozstawienie w pierwszej rundzie) </w:t>
+      </w:r>
+      <w:r>
+        <w:rPr>
+          <w:sz w:val="18"/>
+          <w:szCs w:val="18"/>
+        </w:rPr>
+        <w:t>jako pierwszy.</w:t>
+      </w:r>
+      <w:r>
+        <w:rPr>
+          <w:sz w:val="18"/>
+          <w:szCs w:val="18"/>
+        </w:rPr>
+        <w:t xml:space="preserve"> </w:t>
+      </w:r>
+    </w:p>
+    <w:p>
+      <w:pPr>
+        <w:spacing w:after="0"/>
+        <w:rPr>
+          <w:sz w:val="18"/>
+          <w:szCs w:val="18"/>
+        </w:rPr>
+      </w:pPr>
+      <w:r>
+        <w:rPr>
+          <w:b/>
+          <w:bCs/>
+          <w:sz w:val="18"/>
+          <w:szCs w:val="18"/>
+        </w:rPr>
         <w:t xml:space="preserve">Aktywacja: </w:t>
       </w:r>
       <w:r>
@@ -1223,7 +1381,35 @@
           <w:sz w:val="18"/>
           <w:szCs w:val="18"/>
         </w:rPr>
-        <w:t>Gracz wybiera jednostkę, która jeszcze nie</w:t>
+        <w:t xml:space="preserve">Gracz wybiera </w:t>
+      </w:r>
+      <w:r>
+        <w:rPr>
+          <w:sz w:val="18"/>
+          <w:szCs w:val="18"/>
+        </w:rPr>
+        <w:t>oddział</w:t>
+      </w:r>
+      <w:r>
+        <w:rPr>
+          <w:sz w:val="18"/>
+          <w:szCs w:val="18"/>
+        </w:rPr>
+        <w:t>, któr</w:t>
+      </w:r>
+      <w:r>
+        <w:rPr>
+          <w:sz w:val="18"/>
+          <w:szCs w:val="18"/>
+        </w:rPr>
+        <w:t>y</w:t>
+      </w:r>
+      <w:r>
+        <w:rPr>
+          <w:sz w:val="18"/>
+          <w:szCs w:val="18"/>
+        </w:rPr>
+        <w:t xml:space="preserve"> jeszcze nie</w:t>
       </w:r>
       <w:r>
         <w:rPr>
@@ -1237,7 +1423,28 @@
           <w:sz w:val="18"/>
           <w:szCs w:val="18"/>
         </w:rPr>
-        <w:t xml:space="preserve">została aktywowana w tej rundzie </w:t>
+        <w:t>był</w:t>
+      </w:r>
+      <w:r>
+        <w:rPr>
+          <w:sz w:val="18"/>
+          <w:szCs w:val="18"/>
+        </w:rPr>
+        <w:t xml:space="preserve"> aktywowan</w:t>
+      </w:r>
+      <w:r>
+        <w:rPr>
+          <w:sz w:val="18"/>
+          <w:szCs w:val="18"/>
+        </w:rPr>
+        <w:t>y</w:t>
+      </w:r>
+      <w:r>
+        <w:rPr>
+          <w:sz w:val="18"/>
+          <w:szCs w:val="18"/>
+        </w:rPr>
+        <w:t xml:space="preserve"> w tej rundzie </w:t>
       </w:r>
       <w:r>
         <w:rPr>
@@ -1258,7 +1465,21 @@
           <w:sz w:val="18"/>
           <w:szCs w:val="18"/>
         </w:rPr>
-        <w:t xml:space="preserve"> nią ruch </w:t>
+        <w:t xml:space="preserve"> </w:t>
+      </w:r>
+      <w:r>
+        <w:rPr>
+          <w:sz w:val="18"/>
+          <w:szCs w:val="18"/>
+        </w:rPr>
+        <w:t>nią</w:t>
+      </w:r>
+      <w:r>
+        <w:rPr>
+          <w:sz w:val="18"/>
+          <w:szCs w:val="18"/>
+        </w:rPr>
+        <w:t xml:space="preserve"> ruch </w:t>
       </w:r>
       <w:r>
         <w:rPr>
@@ -1437,7 +1658,49 @@
           <w:sz w:val="18"/>
           <w:szCs w:val="18"/>
         </w:rPr>
-        <w:t>modelu i w odległości do 9" od wszystkich</w:t>
+        <w:t>modelu</w:t>
+      </w:r>
+      <w:r>
+        <w:rPr>
+          <w:sz w:val="18"/>
+          <w:szCs w:val="18"/>
+        </w:rPr>
+        <w:t xml:space="preserve"> z o</w:t>
+      </w:r>
+      <w:r>
+        <w:rPr>
+          <w:sz w:val="18"/>
+          <w:szCs w:val="18"/>
+        </w:rPr>
+        <w:t>d</w:t>
+      </w:r>
+      <w:r>
+        <w:rPr>
+          <w:sz w:val="18"/>
+          <w:szCs w:val="18"/>
+        </w:rPr>
+        <w:t>działu</w:t>
+      </w:r>
+      <w:r>
+        <w:rPr>
+          <w:sz w:val="18"/>
+          <w:szCs w:val="18"/>
+        </w:rPr>
+        <w:t xml:space="preserve"> i w odległości do </w:t>
+      </w:r>
+      <w:r>
+        <w:rPr>
+          <w:sz w:val="18"/>
+          <w:szCs w:val="18"/>
+        </w:rPr>
+        <w:t>6</w:t>
+      </w:r>
+      <w:r>
+        <w:rPr>
+          <w:sz w:val="18"/>
+          <w:szCs w:val="18"/>
+        </w:rPr>
+        <w:t>" od wszystkich</w:t>
       </w:r>
       <w:r>
         <w:rPr>
@@ -1465,7 +1728,14 @@
           <w:sz w:val="18"/>
           <w:szCs w:val="18"/>
         </w:rPr>
-        <w:t xml:space="preserve"> mogą znajdować</w:t>
+        <w:t xml:space="preserve"> </w:t>
+      </w:r>
+      <w:r>
+        <w:rPr>
+          <w:sz w:val="18"/>
+          <w:szCs w:val="18"/>
+        </w:rPr>
+        <w:t>mogą znajdować</w:t>
       </w:r>
       <w:r>
         <w:rPr>
@@ -1630,14 +1900,7 @@
           <w:sz w:val="18"/>
           <w:szCs w:val="18"/>
         </w:rPr>
-        <w:t xml:space="preserve">sukces oznacza </w:t>
-      </w:r>
-      <w:r>
-        <w:rPr>
-          <w:sz w:val="18"/>
-          <w:szCs w:val="18"/>
-        </w:rPr>
-        <w:t xml:space="preserve">trafienie. </w:t>
+        <w:t xml:space="preserve">sukces oznacza trafienie. </w:t>
       </w:r>
       <w:r>
         <w:rPr>
@@ -1739,21 +2002,14 @@
           <w:sz w:val="18"/>
           <w:szCs w:val="18"/>
         </w:rPr>
-        <w:t xml:space="preserve">znajdujące się w odległości do 2” w poziomie i </w:t>
-      </w:r>
-      <w:r>
-        <w:rPr>
-          <w:sz w:val="18"/>
-          <w:szCs w:val="18"/>
-        </w:rPr>
-        <w:t>2</w:t>
-      </w:r>
-      <w:r>
-        <w:rPr>
-          <w:sz w:val="18"/>
-          <w:szCs w:val="18"/>
-        </w:rPr>
-        <w:t>”</w:t>
+        <w:t xml:space="preserve">znajdujące się w odległości do 2”  </w:t>
+      </w:r>
+      <w:r>
+        <w:rPr>
+          <w:sz w:val="18"/>
+          <w:szCs w:val="18"/>
+        </w:rPr>
+        <w:t>wykonują jeden test jakości na atak, a każdy</w:t>
       </w:r>
       <w:r>
         <w:rPr>
@@ -1767,14 +2023,23 @@
           <w:sz w:val="18"/>
           <w:szCs w:val="18"/>
         </w:rPr>
-        <w:t>w</w:t>
-      </w:r>
-      <w:r>
-        <w:rPr>
-          <w:sz w:val="18"/>
-          <w:szCs w:val="18"/>
-        </w:rPr>
-        <w:t xml:space="preserve"> pionie</w:t>
+        <w:t>sukces oznacza trafienie.</w:t>
+      </w:r>
+    </w:p>
+    <w:p>
+      <w:pPr>
+        <w:spacing w:after="0"/>
+        <w:rPr>
+          <w:sz w:val="18"/>
+          <w:szCs w:val="18"/>
+        </w:rPr>
+      </w:pPr>
+      <w:r>
+        <w:rPr>
+          <w:sz w:val="18"/>
+          <w:szCs w:val="18"/>
+        </w:rPr>
+        <w:t>Następnie obrońcy mogą</w:t>
       </w:r>
       <w:r>
         <w:rPr>
@@ -1788,50 +2053,6 @@
           <w:sz w:val="18"/>
           <w:szCs w:val="18"/>
         </w:rPr>
-        <w:t>wykonują jeden test jakości na atak, a każdy</w:t>
-      </w:r>
-      <w:r>
-        <w:rPr>
-          <w:sz w:val="18"/>
-          <w:szCs w:val="18"/>
-        </w:rPr>
-        <w:t xml:space="preserve"> </w:t>
-      </w:r>
-      <w:r>
-        <w:rPr>
-          <w:sz w:val="18"/>
-          <w:szCs w:val="18"/>
-        </w:rPr>
-        <w:t>sukces oznacza trafienie.</w:t>
-      </w:r>
-    </w:p>
-    <w:p>
-      <w:pPr>
-        <w:spacing w:after="0"/>
-        <w:rPr>
-          <w:sz w:val="18"/>
-          <w:szCs w:val="18"/>
-        </w:rPr>
-      </w:pPr>
-      <w:r>
-        <w:rPr>
-          <w:sz w:val="18"/>
-          <w:szCs w:val="18"/>
-        </w:rPr>
-        <w:t>Następnie obrońcy mogą</w:t>
-      </w:r>
-      <w:r>
-        <w:rPr>
-          <w:sz w:val="18"/>
-          <w:szCs w:val="18"/>
-        </w:rPr>
-        <w:t xml:space="preserve"> </w:t>
-      </w:r>
-      <w:r>
-        <w:rPr>
-          <w:sz w:val="18"/>
-          <w:szCs w:val="18"/>
-        </w:rPr>
         <w:t xml:space="preserve">zdecydować się </w:t>
       </w:r>
       <w:r>
@@ -1897,21 +2118,14 @@
           <w:sz w:val="18"/>
           <w:szCs w:val="18"/>
         </w:rPr>
-        <w:t>Jeśli jed</w:t>
-      </w:r>
-      <w:r>
-        <w:rPr>
-          <w:sz w:val="18"/>
-          <w:szCs w:val="18"/>
-        </w:rPr>
-        <w:t xml:space="preserve">en z oddziałów </w:t>
-      </w:r>
-      <w:r>
-        <w:rPr>
-          <w:sz w:val="18"/>
-          <w:szCs w:val="18"/>
-        </w:rPr>
-        <w:t>zostanie zniszczon</w:t>
+        <w:t xml:space="preserve">Jeżeli żaden oddział nie został zniszczony </w:t>
+      </w:r>
+      <w:r>
+        <w:rPr>
+          <w:sz w:val="18"/>
+          <w:szCs w:val="18"/>
+        </w:rPr>
+        <w:t>szarżując</w:t>
       </w:r>
       <w:r>
         <w:rPr>
@@ -1925,84 +2139,7 @@
           <w:sz w:val="18"/>
           <w:szCs w:val="18"/>
         </w:rPr>
-        <w:t>,</w:t>
-      </w:r>
-      <w:r>
-        <w:rPr>
-          <w:sz w:val="18"/>
-          <w:szCs w:val="18"/>
-        </w:rPr>
-        <w:t xml:space="preserve"> również w wyniku przegrupowania,</w:t>
-      </w:r>
-      <w:r>
-        <w:rPr>
-          <w:sz w:val="18"/>
-          <w:szCs w:val="18"/>
-        </w:rPr>
-        <w:t xml:space="preserve"> drug</w:t>
-      </w:r>
-      <w:r>
-        <w:rPr>
-          <w:sz w:val="18"/>
-          <w:szCs w:val="18"/>
-        </w:rPr>
-        <w:t>i</w:t>
-      </w:r>
-      <w:r>
-        <w:rPr>
-          <w:sz w:val="18"/>
-          <w:szCs w:val="18"/>
-        </w:rPr>
-        <w:t xml:space="preserve"> może</w:t>
-      </w:r>
-      <w:r>
-        <w:rPr>
-          <w:sz w:val="18"/>
-          <w:szCs w:val="18"/>
-        </w:rPr>
-        <w:t xml:space="preserve"> </w:t>
-      </w:r>
-      <w:r>
-        <w:rPr>
-          <w:sz w:val="18"/>
-          <w:szCs w:val="18"/>
-        </w:rPr>
-        <w:t>ruszyć</w:t>
-      </w:r>
-      <w:r>
-        <w:rPr>
-          <w:sz w:val="18"/>
-          <w:szCs w:val="18"/>
-        </w:rPr>
-        <w:t xml:space="preserve"> się </w:t>
-      </w:r>
-      <w:r>
-        <w:rPr>
-          <w:sz w:val="18"/>
-          <w:szCs w:val="18"/>
-        </w:rPr>
-        <w:t>do</w:t>
-      </w:r>
-      <w:r>
-        <w:rPr>
-          <w:sz w:val="18"/>
-          <w:szCs w:val="18"/>
-        </w:rPr>
-        <w:t xml:space="preserve"> 3”. W przeciwnym</w:t>
-      </w:r>
-      <w:r>
-        <w:rPr>
-          <w:sz w:val="18"/>
-          <w:szCs w:val="18"/>
-        </w:rPr>
-        <w:t xml:space="preserve"> </w:t>
-      </w:r>
-      <w:r>
-        <w:rPr>
-          <w:sz w:val="18"/>
-          <w:szCs w:val="18"/>
-        </w:rPr>
-        <w:t>razie jednostka szarżująca musi cofnąć się na</w:t>
+        <w:t xml:space="preserve"> musi cofnąć się na</w:t>
       </w:r>
       <w:r>
         <w:rPr>
@@ -2076,7 +2213,77 @@
           <w:sz w:val="18"/>
           <w:szCs w:val="18"/>
         </w:rPr>
-        <w:t>, po jednej na raz</w:t>
+        <w:t xml:space="preserve">, po jednej na raz. Przydzielający </w:t>
+      </w:r>
+      <w:r>
+        <w:rPr>
+          <w:sz w:val="18"/>
+          <w:szCs w:val="18"/>
+        </w:rPr>
+        <w:t>ran</w:t>
+      </w:r>
+      <w:r>
+        <w:rPr>
+          <w:sz w:val="18"/>
+          <w:szCs w:val="18"/>
+        </w:rPr>
+        <w:t>ę może odrzucić tyle ran</w:t>
+      </w:r>
+      <w:r>
+        <w:rPr>
+          <w:sz w:val="18"/>
+          <w:szCs w:val="18"/>
+        </w:rPr>
+        <w:t>,</w:t>
+      </w:r>
+      <w:r>
+        <w:rPr>
+          <w:sz w:val="18"/>
+          <w:szCs w:val="18"/>
+        </w:rPr>
+        <w:t xml:space="preserve"> ile wynosi wytrzymałość modelu</w:t>
+      </w:r>
+      <w:r>
+        <w:rPr>
+          <w:sz w:val="18"/>
+          <w:szCs w:val="18"/>
+        </w:rPr>
+        <w:t xml:space="preserve">, </w:t>
+      </w:r>
+      <w:r>
+        <w:rPr>
+          <w:sz w:val="18"/>
+          <w:szCs w:val="18"/>
+        </w:rPr>
+        <w:t xml:space="preserve">aby go pokonać. Musi to zrobić, jeżeli odział ma </w:t>
+      </w:r>
+      <w:r>
+        <w:rPr>
+          <w:sz w:val="18"/>
+          <w:szCs w:val="18"/>
+        </w:rPr>
+        <w:t xml:space="preserve">tyle lub </w:t>
+      </w:r>
+      <w:r>
+        <w:rPr>
+          <w:sz w:val="18"/>
+          <w:szCs w:val="18"/>
+        </w:rPr>
+        <w:t>więcej</w:t>
+      </w:r>
+      <w:r>
+        <w:rPr>
+          <w:sz w:val="18"/>
+          <w:szCs w:val="18"/>
+        </w:rPr>
+        <w:t xml:space="preserve"> ran</w:t>
+      </w:r>
+      <w:r>
+        <w:rPr>
+          <w:sz w:val="18"/>
+          <w:szCs w:val="18"/>
+        </w:rPr>
+        <w:t xml:space="preserve"> co najwyższa wytrzymałość modelu  w oddziale</w:t>
       </w:r>
       <w:r>
         <w:rPr>
@@ -2084,41 +2291,6 @@
           <w:szCs w:val="18"/>
         </w:rPr>
         <w:t xml:space="preserve">. </w:t>
-      </w:r>
-      <w:r>
-        <w:rPr>
-          <w:sz w:val="18"/>
-          <w:szCs w:val="18"/>
-        </w:rPr>
-        <w:t>Odział może mieć maksymalnie tyle ran</w:t>
-      </w:r>
-      <w:r>
-        <w:rPr>
-          <w:sz w:val="18"/>
-          <w:szCs w:val="18"/>
-        </w:rPr>
-        <w:t>.</w:t>
-      </w:r>
-      <w:r>
-        <w:rPr>
-          <w:sz w:val="18"/>
-          <w:szCs w:val="18"/>
-        </w:rPr>
-        <w:t xml:space="preserve"> ile wynosi najwyższa wytrzymałość modelu w nim. Przydzielający nową ranę może odrzucić tyle ran ile wynosi wytrzymałość modelu</w:t>
-      </w:r>
-      <w:r>
-        <w:rPr>
-          <w:sz w:val="18"/>
-          <w:szCs w:val="18"/>
-        </w:rPr>
-        <w:t xml:space="preserve">, </w:t>
-      </w:r>
-      <w:r>
-        <w:rPr>
-          <w:sz w:val="18"/>
-          <w:szCs w:val="18"/>
-        </w:rPr>
-        <w:t xml:space="preserve">aby go pokonać. Musi to zrobić, jeżeli odział ma maksymalną liczbę ran. </w:t>
       </w:r>
       <w:r>
         <w:rPr>
@@ -2479,7 +2651,21 @@
           <w:sz w:val="18"/>
           <w:szCs w:val="18"/>
         </w:rPr>
-        <w:t>” lub odział z danym modelem</w:t>
+        <w:t>” lub o</w:t>
+      </w:r>
+      <w:r>
+        <w:rPr>
+          <w:sz w:val="18"/>
+          <w:szCs w:val="18"/>
+        </w:rPr>
+        <w:t>d</w:t>
+      </w:r>
+      <w:r>
+        <w:rPr>
+          <w:sz w:val="18"/>
+          <w:szCs w:val="18"/>
+        </w:rPr>
+        <w:t>dział z danym modelem</w:t>
       </w:r>
       <w:r>
         <w:rPr>
@@ -3088,6 +3274,13 @@
           <w:sz w:val="18"/>
           <w:szCs w:val="18"/>
         </w:rPr>
+        <w:t xml:space="preserve">i niebezpieczny </w:t>
+      </w:r>
+      <w:r>
+        <w:rPr>
+          <w:sz w:val="18"/>
+          <w:szCs w:val="18"/>
+        </w:rPr>
         <w:t>teren.</w:t>
       </w:r>
     </w:p>
@@ -3154,6 +3347,41 @@
         </w:rPr>
         <w:t xml:space="preserve"> Ignoruje teren i jednostki podczas ruchu.</w:t>
       </w:r>
+      <w:r>
+        <w:rPr>
+          <w:sz w:val="18"/>
+          <w:szCs w:val="18"/>
+        </w:rPr>
+        <w:t xml:space="preserve"> Wciąż </w:t>
+      </w:r>
+      <w:r>
+        <w:rPr>
+          <w:sz w:val="18"/>
+          <w:szCs w:val="18"/>
+        </w:rPr>
+        <w:t xml:space="preserve">jest uznawany za </w:t>
+      </w:r>
+      <w:r>
+        <w:rPr>
+          <w:sz w:val="18"/>
+          <w:szCs w:val="18"/>
+        </w:rPr>
+        <w:t>przechodzący przez punkt</w:t>
+      </w:r>
+      <w:r>
+        <w:rPr>
+          <w:sz w:val="18"/>
+          <w:szCs w:val="18"/>
+        </w:rPr>
+        <w:t xml:space="preserve"> </w:t>
+      </w:r>
+      <w:r>
+        <w:rPr>
+          <w:sz w:val="18"/>
+          <w:szCs w:val="18"/>
+        </w:rPr>
+        <w:t>końcowy.</w:t>
+      </w:r>
     </w:p>
     <w:p>
       <w:pPr>
@@ -3177,7 +3405,63 @@
           <w:sz w:val="18"/>
           <w:szCs w:val="18"/>
         </w:rPr>
-        <w:t xml:space="preserve">: Jest latający. Podczas ruchu musi przemieścić się dodatkowe 30” się w jednej linii. Nie może być przyszpilony, nie może kontrolować punktów, </w:t>
+        <w:t xml:space="preserve">: </w:t>
+      </w:r>
+      <w:r>
+        <w:rPr>
+          <w:sz w:val="18"/>
+          <w:szCs w:val="18"/>
+        </w:rPr>
+        <w:t xml:space="preserve">Wysoki. </w:t>
+      </w:r>
+      <w:r>
+        <w:rPr>
+          <w:sz w:val="18"/>
+          <w:szCs w:val="18"/>
+        </w:rPr>
+        <w:t>Podczas ruchu i</w:t>
+      </w:r>
+      <w:r>
+        <w:rPr>
+          <w:sz w:val="18"/>
+          <w:szCs w:val="18"/>
+        </w:rPr>
+        <w:t xml:space="preserve">gnoruje teren i </w:t>
+      </w:r>
+      <w:r>
+        <w:rPr>
+          <w:sz w:val="18"/>
+          <w:szCs w:val="18"/>
+        </w:rPr>
+        <w:t>musi przemieścić się 30”</w:t>
+      </w:r>
+      <w:r>
+        <w:rPr>
+          <w:sz w:val="18"/>
+          <w:szCs w:val="18"/>
+        </w:rPr>
+        <w:t>-36”</w:t>
+      </w:r>
+      <w:r>
+        <w:rPr>
+          <w:sz w:val="18"/>
+          <w:szCs w:val="18"/>
+        </w:rPr>
+        <w:t xml:space="preserve"> się w jednej linii. Nie może być przyszpilony,</w:t>
+      </w:r>
+      <w:r>
+        <w:rPr>
+          <w:sz w:val="18"/>
+          <w:szCs w:val="18"/>
+        </w:rPr>
+        <w:t xml:space="preserve"> </w:t>
+      </w:r>
+      <w:r>
+        <w:rPr>
+          <w:sz w:val="18"/>
+          <w:szCs w:val="18"/>
+        </w:rPr>
+        <w:t xml:space="preserve">kontrolować punktów, </w:t>
       </w:r>
       <w:r>
         <w:rPr>
@@ -3662,7 +3946,21 @@
           <w:sz w:val="18"/>
           <w:szCs w:val="18"/>
         </w:rPr>
-        <w:t xml:space="preserve"> Zawsze ma osłonę.</w:t>
+        <w:t xml:space="preserve"> </w:t>
+      </w:r>
+      <w:r>
+        <w:rPr>
+          <w:sz w:val="18"/>
+          <w:szCs w:val="18"/>
+        </w:rPr>
+        <w:t xml:space="preserve">+1 do </w:t>
+      </w:r>
+      <w:r>
+        <w:rPr>
+          <w:sz w:val="18"/>
+          <w:szCs w:val="18"/>
+        </w:rPr>
+        <w:t>testów obrony, gdy nie jest przyszpilony.</w:t>
       </w:r>
     </w:p>
     <w:p>
@@ -3758,14 +4056,14 @@
           <w:sz w:val="18"/>
           <w:szCs w:val="18"/>
         </w:rPr>
-        <w:t xml:space="preserve">. Jeżeli transporter zostanie zniszczony, przed jego zdjęciem każdy </w:t>
-      </w:r>
-      <w:r>
-        <w:rPr>
-          <w:sz w:val="18"/>
-          <w:szCs w:val="18"/>
-        </w:rPr>
-        <w:t>odział do niego przypisany zostaje rozstawiony jak wyżej, zostaje przyszpilony i wykonuje test jakości. W przypadku porażki zostaje wyczerpany i wykonuje test trudnego terenu. Odział który spełnia warunki rozstawienia z transportera, jako akcję możesz zostać zdjęty z planszy i do niego przypisany.</w:t>
+        <w:t xml:space="preserve">. Jeżeli </w:t>
+      </w:r>
+      <w:r>
+        <w:rPr>
+          <w:sz w:val="18"/>
+          <w:szCs w:val="18"/>
+        </w:rPr>
+        <w:t>transporter zostanie zniszczony, przed jego zdjęciem każdy odział do niego przypisany zostaje rozstawiony jak wyżej, zostaje przyszpilony i wykonuje test jakości. W przypadku porażki zostaje wyczerpany i wykonuje test trudnego terenu. Odział który spełnia warunki rozstawienia z transportera, jako akcję możesz zostać zdjęty z planszy i do niego przypisany.</w:t>
       </w:r>
     </w:p>
     <w:p>
@@ -4454,7 +4752,91 @@
           <w:sz w:val="18"/>
           <w:szCs w:val="18"/>
         </w:rPr>
-        <w:t xml:space="preserve"> Zamiast jednej przydziel jednocześnie X ran.</w:t>
+        <w:t xml:space="preserve"> Zamiast jednej przydziel X ran</w:t>
+      </w:r>
+      <w:r>
+        <w:rPr>
+          <w:sz w:val="18"/>
+          <w:szCs w:val="18"/>
+        </w:rPr>
+        <w:t>, ale nie więcej niż wytrzymałość wybranego</w:t>
+      </w:r>
+      <w:r>
+        <w:rPr>
+          <w:sz w:val="18"/>
+          <w:szCs w:val="18"/>
+        </w:rPr>
+        <w:t xml:space="preserve"> </w:t>
+      </w:r>
+      <w:r>
+        <w:rPr>
+          <w:sz w:val="18"/>
+          <w:szCs w:val="18"/>
+        </w:rPr>
+        <w:t>modelu</w:t>
+      </w:r>
+      <w:r>
+        <w:rPr>
+          <w:sz w:val="18"/>
+          <w:szCs w:val="18"/>
+        </w:rPr>
+        <w:t>, który, jeżeli to możliwe, zostaje p</w:t>
+      </w:r>
+      <w:r>
+        <w:rPr>
+          <w:sz w:val="18"/>
+          <w:szCs w:val="18"/>
+        </w:rPr>
+        <w:t>okonany. Jeżeli w wyniku tego</w:t>
+      </w:r>
+      <w:r>
+        <w:rPr>
+          <w:sz w:val="18"/>
+          <w:szCs w:val="18"/>
+        </w:rPr>
+        <w:t xml:space="preserve">, </w:t>
+      </w:r>
+      <w:r>
+        <w:rPr>
+          <w:sz w:val="18"/>
+          <w:szCs w:val="18"/>
+        </w:rPr>
+        <w:t xml:space="preserve">zmieniała się </w:t>
+      </w:r>
+      <w:r>
+        <w:rPr>
+          <w:sz w:val="18"/>
+          <w:szCs w:val="18"/>
+        </w:rPr>
+        <w:t>maksymalna</w:t>
+      </w:r>
+      <w:r>
+        <w:rPr>
+          <w:sz w:val="18"/>
+          <w:szCs w:val="18"/>
+        </w:rPr>
+        <w:t xml:space="preserve"> wytrzymałość </w:t>
+      </w:r>
+      <w:r>
+        <w:rPr>
+          <w:sz w:val="18"/>
+          <w:szCs w:val="18"/>
+        </w:rPr>
+        <w:t>oddziału</w:t>
+      </w:r>
+      <w:r>
+        <w:rPr>
+          <w:sz w:val="18"/>
+          <w:szCs w:val="18"/>
+        </w:rPr>
+        <w:t xml:space="preserve">, odrzuć tyle ran, aby nie </w:t>
+      </w:r>
+      <w:r>
+        <w:rPr>
+          <w:sz w:val="18"/>
+          <w:szCs w:val="18"/>
+        </w:rPr>
+        <w:t>było ich mniej niż ona.</w:t>
       </w:r>
     </w:p>
     <w:p>
@@ -4584,6 +4966,13 @@
         </w:rPr>
         <w:t xml:space="preserve"> Można użyć tylko raz na grę.</w:t>
       </w:r>
+      <w:r>
+        <w:rPr>
+          <w:sz w:val="18"/>
+          <w:szCs w:val="18"/>
+        </w:rPr>
+        <w:t xml:space="preserve"> Limit jeden rodzaj broni z tą zdolnością na oddział.</w:t>
+      </w:r>
     </w:p>
     <w:p>
       <w:pPr>
@@ -4600,28 +4989,14 @@
           <w:sz w:val="18"/>
           <w:szCs w:val="18"/>
         </w:rPr>
-        <w:t>Podkręcenie:</w:t>
-      </w:r>
-      <w:r>
-        <w:rPr>
-          <w:sz w:val="18"/>
-          <w:szCs w:val="18"/>
-        </w:rPr>
-        <w:t xml:space="preserve"> Raz na grę może być użyt</w:t>
-      </w:r>
-      <w:r>
-        <w:rPr>
-          <w:sz w:val="18"/>
-          <w:szCs w:val="18"/>
-        </w:rPr>
-        <w:t>a</w:t>
-      </w:r>
-      <w:r>
-        <w:rPr>
-          <w:sz w:val="18"/>
-          <w:szCs w:val="18"/>
-        </w:rPr>
-        <w:t xml:space="preserve"> dodatkowy raz.</w:t>
+        <w:t>Niezawodny:</w:t>
+      </w:r>
+      <w:r>
+        <w:rPr>
+          <w:sz w:val="18"/>
+          <w:szCs w:val="18"/>
+        </w:rPr>
+        <w:t xml:space="preserve"> Atakuje z jakością 2+.</w:t>
       </w:r>
     </w:p>
     <w:p>
@@ -4639,24 +5014,8 @@
           <w:sz w:val="18"/>
           <w:szCs w:val="18"/>
         </w:rPr>
-        <w:t>Niezawodny:</w:t>
-      </w:r>
-      <w:r>
-        <w:rPr>
-          <w:sz w:val="18"/>
-          <w:szCs w:val="18"/>
-        </w:rPr>
-        <w:t xml:space="preserve"> Atakuje z jakością 2+.</w:t>
-      </w:r>
-    </w:p>
-    <w:p>
-      <w:pPr>
-        <w:spacing w:after="0"/>
-        <w:rPr>
-          <w:sz w:val="18"/>
-          <w:szCs w:val="18"/>
-        </w:rPr>
-      </w:pPr>
+        <w:t>P</w:t>
+      </w:r>
       <w:r>
         <w:rPr>
           <w:b/>
@@ -4664,7 +5023,7 @@
           <w:sz w:val="18"/>
           <w:szCs w:val="18"/>
         </w:rPr>
-        <w:t>P</w:t>
+        <w:t>rec</w:t>
       </w:r>
       <w:r>
         <w:rPr>
@@ -4673,7 +5032,7 @@
           <w:sz w:val="18"/>
           <w:szCs w:val="18"/>
         </w:rPr>
-        <w:t>rec</w:t>
+        <w:t>y</w:t>
       </w:r>
       <w:r>
         <w:rPr>
@@ -4682,7 +5041,7 @@
           <w:sz w:val="18"/>
           <w:szCs w:val="18"/>
         </w:rPr>
-        <w:t>y</w:t>
+        <w:t>zyjny</w:t>
       </w:r>
       <w:r>
         <w:rPr>
@@ -4691,8 +5050,45 @@
           <w:sz w:val="18"/>
           <w:szCs w:val="18"/>
         </w:rPr>
-        <w:t>zyjny</w:t>
-      </w:r>
+        <w:t>:</w:t>
+      </w:r>
+      <w:r>
+        <w:rPr>
+          <w:sz w:val="18"/>
+          <w:szCs w:val="18"/>
+        </w:rPr>
+        <w:t xml:space="preserve"> </w:t>
+      </w:r>
+      <w:r>
+        <w:rPr>
+          <w:sz w:val="18"/>
+          <w:szCs w:val="18"/>
+        </w:rPr>
+        <w:t>Atakujący rozdziela</w:t>
+      </w:r>
+      <w:r>
+        <w:rPr>
+          <w:sz w:val="18"/>
+          <w:szCs w:val="18"/>
+        </w:rPr>
+        <w:t xml:space="preserve"> wszystkie</w:t>
+      </w:r>
+      <w:r>
+        <w:rPr>
+          <w:sz w:val="18"/>
+          <w:szCs w:val="18"/>
+        </w:rPr>
+        <w:t xml:space="preserve"> rany.</w:t>
+      </w:r>
+    </w:p>
+    <w:p>
+      <w:pPr>
+        <w:spacing w:after="0"/>
+        <w:rPr>
+          <w:sz w:val="18"/>
+          <w:szCs w:val="18"/>
+        </w:rPr>
+      </w:pPr>
       <w:r>
         <w:rPr>
           <w:b/>
@@ -4700,21 +5096,28 @@
           <w:sz w:val="18"/>
           <w:szCs w:val="18"/>
         </w:rPr>
-        <w:t>:</w:t>
-      </w:r>
-      <w:r>
-        <w:rPr>
-          <w:sz w:val="18"/>
-          <w:szCs w:val="18"/>
-        </w:rPr>
-        <w:t xml:space="preserve"> </w:t>
-      </w:r>
-      <w:r>
-        <w:rPr>
-          <w:sz w:val="18"/>
-          <w:szCs w:val="18"/>
-        </w:rPr>
-        <w:t>Atakujący rozdziela rany.</w:t>
+        <w:t>Szturmowa:</w:t>
+      </w:r>
+      <w:r>
+        <w:rPr>
+          <w:sz w:val="18"/>
+          <w:szCs w:val="18"/>
+        </w:rPr>
+        <w:t xml:space="preserve"> Można nią wykonywać </w:t>
+      </w:r>
+      <w:r>
+        <w:rPr>
+          <w:sz w:val="18"/>
+          <w:szCs w:val="18"/>
+        </w:rPr>
+        <w:t xml:space="preserve">również </w:t>
+      </w:r>
+      <w:r>
+        <w:rPr>
+          <w:sz w:val="18"/>
+          <w:szCs w:val="18"/>
+        </w:rPr>
+        <w:t>ataki wręcz.</w:t>
       </w:r>
     </w:p>
     <w:p>
@@ -4732,14 +5135,14 @@
           <w:sz w:val="18"/>
           <w:szCs w:val="18"/>
         </w:rPr>
-        <w:t>Szturmowa:</w:t>
-      </w:r>
-      <w:r>
-        <w:rPr>
-          <w:sz w:val="18"/>
-          <w:szCs w:val="18"/>
-        </w:rPr>
-        <w:t xml:space="preserve"> Można nią wykonywać ataki wręcz.</w:t>
+        <w:t>Bez osłon:</w:t>
+      </w:r>
+      <w:r>
+        <w:rPr>
+          <w:sz w:val="18"/>
+          <w:szCs w:val="18"/>
+        </w:rPr>
+        <w:t xml:space="preserve"> Ignoruje osłonę.</w:t>
       </w:r>
     </w:p>
     <w:p>
@@ -4757,14 +5160,21 @@
           <w:sz w:val="18"/>
           <w:szCs w:val="18"/>
         </w:rPr>
-        <w:t>Bez osłon:</w:t>
-      </w:r>
-      <w:r>
-        <w:rPr>
-          <w:sz w:val="18"/>
-          <w:szCs w:val="18"/>
-        </w:rPr>
-        <w:t xml:space="preserve"> Ignoruje osłonę.</w:t>
+        <w:t>Brutalny</w:t>
+      </w:r>
+      <w:r>
+        <w:rPr>
+          <w:sz w:val="18"/>
+          <w:szCs w:val="18"/>
+        </w:rPr>
+        <w:t>: Ignoruje regenerację</w:t>
+      </w:r>
+      <w:r>
+        <w:rPr>
+          <w:sz w:val="18"/>
+          <w:szCs w:val="18"/>
+        </w:rPr>
+        <w:t xml:space="preserve"> i automatyczne sukcesy w testach obrony.</w:t>
       </w:r>
     </w:p>
     <w:p>
@@ -4782,55 +5192,87 @@
           <w:sz w:val="18"/>
           <w:szCs w:val="18"/>
         </w:rPr>
-        <w:t>Brutalny</w:t>
-      </w:r>
-      <w:r>
-        <w:rPr>
-          <w:sz w:val="18"/>
-          <w:szCs w:val="18"/>
-        </w:rPr>
-        <w:t>: Ignoruje regenerację</w:t>
-      </w:r>
-      <w:r>
-        <w:rPr>
-          <w:sz w:val="18"/>
-          <w:szCs w:val="18"/>
-        </w:rPr>
-        <w:t xml:space="preserve"> i automatyczne sukcesy w testach obrony.</w:t>
-      </w:r>
-    </w:p>
-    <w:p>
-      <w:pPr>
-        <w:rPr>
-          <w:sz w:val="18"/>
-          <w:szCs w:val="18"/>
-        </w:rPr>
-      </w:pPr>
-      <w:r>
-        <w:rPr>
-          <w:sz w:val="18"/>
-          <w:szCs w:val="18"/>
-        </w:rPr>
-        <w:br w:type="page"/>
-      </w:r>
-    </w:p>
-    <w:p>
-      <w:pPr>
-        <w:spacing w:after="0"/>
+        <w:t>Podwójny</w:t>
+      </w:r>
+      <w:r>
         <w:rPr>
           <w:b/>
           <w:bCs/>
           <w:sz w:val="18"/>
           <w:szCs w:val="18"/>
         </w:rPr>
-      </w:pPr>
-      <w:r>
+        <w:t>:</w:t>
+      </w:r>
+      <w:r>
+        <w:rPr>
+          <w:sz w:val="18"/>
+          <w:szCs w:val="18"/>
+        </w:rPr>
+        <w:t xml:space="preserve"> </w:t>
+      </w:r>
+      <w:r>
+        <w:rPr>
+          <w:sz w:val="18"/>
+          <w:szCs w:val="18"/>
+        </w:rPr>
+        <w:t xml:space="preserve">Naturalne 6 </w:t>
+      </w:r>
+      <w:r>
+        <w:rPr>
+          <w:sz w:val="18"/>
+          <w:szCs w:val="18"/>
+        </w:rPr>
+        <w:t xml:space="preserve">na trafienie </w:t>
+      </w:r>
+      <w:r>
+        <w:rPr>
+          <w:sz w:val="18"/>
+          <w:szCs w:val="18"/>
+        </w:rPr>
+        <w:t>dają dodatkowe normalne trafienie.</w:t>
+      </w:r>
+    </w:p>
+    <w:p>
+      <w:pPr>
+        <w:spacing w:after="0"/>
+        <w:rPr>
+          <w:sz w:val="18"/>
+          <w:szCs w:val="18"/>
+        </w:rPr>
+      </w:pPr>
+    </w:p>
+    <w:p>
+      <w:pPr>
+        <w:rPr>
+          <w:sz w:val="18"/>
+          <w:szCs w:val="18"/>
+        </w:rPr>
+      </w:pPr>
+      <w:r>
+        <w:rPr>
+          <w:sz w:val="18"/>
+          <w:szCs w:val="18"/>
+        </w:rPr>
+        <w:br w:type="page"/>
+      </w:r>
+    </w:p>
+    <w:p>
+      <w:pPr>
+        <w:spacing w:after="0"/>
         <w:rPr>
           <w:b/>
           <w:bCs/>
           <w:sz w:val="18"/>
           <w:szCs w:val="18"/>
         </w:rPr>
+      </w:pPr>
+      <w:r>
+        <w:rPr>
+          <w:b/>
+          <w:bCs/>
+          <w:sz w:val="18"/>
+          <w:szCs w:val="18"/>
+        </w:rPr>
         <w:lastRenderedPageBreak/>
         <w:t>Dodatkowe zdolności:</w:t>
       </w:r>
@@ -4913,7 +5355,77 @@
           <w:sz w:val="18"/>
           <w:szCs w:val="18"/>
         </w:rPr>
-        <w:t xml:space="preserve"> Zamiast przydzielać rany do oddziału możesz położyć je obok niego i przydzielić je na końcu jego aktywacji.</w:t>
+        <w:t xml:space="preserve"> </w:t>
+      </w:r>
+      <w:r>
+        <w:rPr>
+          <w:sz w:val="18"/>
+          <w:szCs w:val="18"/>
+        </w:rPr>
+        <w:t>Gdy przydzielasz rany</w:t>
+      </w:r>
+      <w:r>
+        <w:rPr>
+          <w:sz w:val="18"/>
+          <w:szCs w:val="18"/>
+        </w:rPr>
+        <w:t xml:space="preserve">, </w:t>
+      </w:r>
+      <w:r>
+        <w:rPr>
+          <w:sz w:val="18"/>
+          <w:szCs w:val="18"/>
+        </w:rPr>
+        <w:t>nie musisz</w:t>
+      </w:r>
+      <w:r>
+        <w:rPr>
+          <w:sz w:val="18"/>
+          <w:szCs w:val="18"/>
+        </w:rPr>
+        <w:t xml:space="preserve"> od razu </w:t>
+      </w:r>
+      <w:r>
+        <w:rPr>
+          <w:sz w:val="18"/>
+          <w:szCs w:val="18"/>
+        </w:rPr>
+        <w:t xml:space="preserve"> pokonywać modeli. Zamiast te</w:t>
+      </w:r>
+      <w:r>
+        <w:rPr>
+          <w:sz w:val="18"/>
+          <w:szCs w:val="18"/>
+        </w:rPr>
+        <w:t xml:space="preserve">go na końcu aktywacji oddziału, przed przegrupowaniem, </w:t>
+      </w:r>
+      <w:r>
+        <w:rPr>
+          <w:sz w:val="18"/>
+          <w:szCs w:val="18"/>
+        </w:rPr>
+        <w:t>pokonaj tyle modeli, aby liczba ran była niższa od wytrzymałości oddziału</w:t>
+      </w:r>
+      <w:r>
+        <w:rPr>
+          <w:sz w:val="18"/>
+          <w:szCs w:val="18"/>
+        </w:rPr>
+        <w:t>.</w:t>
+      </w:r>
+      <w:r>
+        <w:rPr>
+          <w:sz w:val="18"/>
+          <w:szCs w:val="18"/>
+        </w:rPr>
+        <w:t xml:space="preserve"> Przeciwnik przydzielający rany, nie </w:t>
+      </w:r>
+      <w:r>
+        <w:rPr>
+          <w:sz w:val="18"/>
+          <w:szCs w:val="18"/>
+        </w:rPr>
+        <w:t>może używać wcześniej przydzielonych ran do pokonania modelu.</w:t>
       </w:r>
     </w:p>
     <w:p>
@@ -5254,14 +5766,35 @@
           <w:sz w:val="18"/>
           <w:szCs w:val="18"/>
         </w:rPr>
-        <w:t>Rusza się o dodatkowe 2”, ale może się poruszać tylko do przodu, każdy obrót kosztuje 2”.</w:t>
-      </w:r>
-      <w:r>
-        <w:rPr>
-          <w:sz w:val="18"/>
-          <w:szCs w:val="18"/>
-        </w:rPr>
-        <w:t xml:space="preserve">  Podczas szarży musi zakończyć ruch zwrotem w stronę celu. </w:t>
+        <w:t>Na końcu ruchu</w:t>
+      </w:r>
+      <w:r>
+        <w:rPr>
+          <w:sz w:val="18"/>
+          <w:szCs w:val="18"/>
+        </w:rPr>
+        <w:t xml:space="preserve"> w swojej aktywacji</w:t>
+      </w:r>
+      <w:r>
+        <w:rPr>
+          <w:sz w:val="18"/>
+          <w:szCs w:val="18"/>
+        </w:rPr>
+        <w:t xml:space="preserve"> wybiera </w:t>
+      </w:r>
+      <w:r>
+        <w:rPr>
+          <w:sz w:val="18"/>
+          <w:szCs w:val="18"/>
+        </w:rPr>
+        <w:t>w która stronę jest zwrócony</w:t>
+      </w:r>
+      <w:r>
+        <w:rPr>
+          <w:sz w:val="18"/>
+          <w:szCs w:val="18"/>
+        </w:rPr>
+        <w:t xml:space="preserve"> (nie może tego zmienić poza swoją aktywacją). </w:t>
       </w:r>
       <w:r>
         <w:rPr>
@@ -5282,7 +5815,35 @@
           <w:sz w:val="18"/>
           <w:szCs w:val="18"/>
         </w:rPr>
-        <w:t>Jeżeli oddział który go atakuje jest cały w przedniej strefie, otrzymuje +1 do obrony.</w:t>
+        <w:t xml:space="preserve">Jeżeli oddział który go atakuje jest cały w </w:t>
+      </w:r>
+      <w:r>
+        <w:rPr>
+          <w:sz w:val="18"/>
+          <w:szCs w:val="18"/>
+        </w:rPr>
+        <w:t>tylnej</w:t>
+      </w:r>
+      <w:r>
+        <w:rPr>
+          <w:sz w:val="18"/>
+          <w:szCs w:val="18"/>
+        </w:rPr>
+        <w:t xml:space="preserve"> strefie, otrzymuje </w:t>
+      </w:r>
+      <w:r>
+        <w:rPr>
+          <w:sz w:val="18"/>
+          <w:szCs w:val="18"/>
+        </w:rPr>
+        <w:t>-</w:t>
+      </w:r>
+      <w:r>
+        <w:rPr>
+          <w:sz w:val="18"/>
+          <w:szCs w:val="18"/>
+        </w:rPr>
+        <w:t>1 do obrony.</w:t>
       </w:r>
       <w:r>
         <w:rPr>
@@ -5470,16 +6031,53 @@
           <w:szCs w:val="18"/>
         </w:rPr>
       </w:pPr>
-    </w:p>
-    <w:p>
-      <w:pPr>
-        <w:spacing w:after="0"/>
+      <w:r>
         <w:rPr>
           <w:b/>
           <w:bCs/>
           <w:sz w:val="18"/>
           <w:szCs w:val="18"/>
         </w:rPr>
+        <w:t>Wysoki:</w:t>
+      </w:r>
+      <w:r>
+        <w:rPr>
+          <w:sz w:val="18"/>
+          <w:szCs w:val="18"/>
+        </w:rPr>
+        <w:t xml:space="preserve"> </w:t>
+      </w:r>
+      <w:r>
+        <w:rPr>
+          <w:sz w:val="18"/>
+          <w:szCs w:val="18"/>
+        </w:rPr>
+        <w:t>Spra</w:t>
+      </w:r>
+      <w:r>
+        <w:rPr>
+          <w:sz w:val="18"/>
+          <w:szCs w:val="18"/>
+        </w:rPr>
+        <w:t>wdza linię wzroku jakby był na podwyższeniu.</w:t>
+      </w:r>
+    </w:p>
+    <w:p>
+      <w:pPr>
+        <w:spacing w:after="0"/>
+        <w:rPr>
+          <w:sz w:val="18"/>
+          <w:szCs w:val="18"/>
+        </w:rPr>
+      </w:pPr>
+    </w:p>
+    <w:p>
+      <w:pPr>
+        <w:spacing w:after="0"/>
+        <w:rPr>
+          <w:sz w:val="18"/>
+          <w:szCs w:val="18"/>
+        </w:rPr>
       </w:pPr>
       <w:r>
         <w:rPr>
@@ -5499,31 +6097,6 @@
         </w:rPr>
         <w:t>:</w:t>
       </w:r>
-    </w:p>
-    <w:p>
-      <w:pPr>
-        <w:spacing w:after="0"/>
-        <w:rPr>
-          <w:sz w:val="18"/>
-          <w:szCs w:val="18"/>
-        </w:rPr>
-      </w:pPr>
-      <w:r>
-        <w:rPr>
-          <w:sz w:val="18"/>
-          <w:szCs w:val="18"/>
-        </w:rPr>
-        <w:t>(zdolności pasywne wycenianie przy założeniu, że ma je prawie każdy oddział w rozpisce)</w:t>
-      </w:r>
-    </w:p>
-    <w:p>
-      <w:pPr>
-        <w:spacing w:after="0"/>
-        <w:rPr>
-          <w:sz w:val="18"/>
-          <w:szCs w:val="18"/>
-        </w:rPr>
-      </w:pPr>
       <w:r>
         <w:rPr>
           <w:b/>
@@ -5531,14 +6104,14 @@
           <w:sz w:val="18"/>
           <w:szCs w:val="18"/>
         </w:rPr>
-        <w:t>Waagh!:</w:t>
-      </w:r>
-      <w:r>
-        <w:rPr>
-          <w:sz w:val="18"/>
-          <w:szCs w:val="18"/>
-        </w:rPr>
-        <w:t xml:space="preserve"> Jeżeli twój oddział ma poniżej połowy początkowej wytrzymałości i nie ma innego przyjaznego oddziału z tą zdolnością w zasięgu 12”, twoje ataki mają -1AP, a ataki w ciebie +1AP.</w:t>
+        <w:t xml:space="preserve"> </w:t>
+      </w:r>
+      <w:r>
+        <w:rPr>
+          <w:sz w:val="18"/>
+          <w:szCs w:val="18"/>
+        </w:rPr>
+        <w:t>(zdolności pasywne wycenianie przy założeniu, że ma je prawie każdy oddział w rozpisce)</w:t>
       </w:r>
     </w:p>
     <w:p>
@@ -5556,14 +6129,14 @@
           <w:sz w:val="18"/>
           <w:szCs w:val="18"/>
         </w:rPr>
-        <w:t>Szpica:</w:t>
-      </w:r>
-      <w:r>
-        <w:rPr>
-          <w:sz w:val="18"/>
-          <w:szCs w:val="18"/>
-        </w:rPr>
-        <w:t xml:space="preserve"> Podczas ataku przeciwko oddziałom które nie rozpoczęły swojej aktywacji w te j turze, naturalne 6 dają dodatkowe zwykłe trafienie.</w:t>
+        <w:t>Waagh!:</w:t>
+      </w:r>
+      <w:r>
+        <w:rPr>
+          <w:sz w:val="18"/>
+          <w:szCs w:val="18"/>
+        </w:rPr>
+        <w:t xml:space="preserve"> Jeżeli twój oddział ma poniżej połowy początkowej wytrzymałości i nie ma innego przyjaznego oddziału z tą zdolnością w zasięgu 12”, twoje ataki mają -1AP, a ataki w ciebie +1AP.</w:t>
       </w:r>
     </w:p>
     <w:p>
@@ -5581,14 +6154,14 @@
           <w:sz w:val="18"/>
           <w:szCs w:val="18"/>
         </w:rPr>
-        <w:t>Cierpliwy:</w:t>
-      </w:r>
-      <w:r>
-        <w:rPr>
-          <w:sz w:val="18"/>
-          <w:szCs w:val="18"/>
-        </w:rPr>
-        <w:t xml:space="preserve"> Masz +1 do rzutów obrony, jeżeli nie rozpocząłeś swojej aktywacji w tej rundzie.</w:t>
+        <w:t>Szpica:</w:t>
+      </w:r>
+      <w:r>
+        <w:rPr>
+          <w:sz w:val="18"/>
+          <w:szCs w:val="18"/>
+        </w:rPr>
+        <w:t xml:space="preserve"> Podczas ataku przeciwko oddziałom które nie rozpoczęły swojej aktywacji w te j turze, naturalne 6 dają dodatkowe zwykłe trafienie.</w:t>
       </w:r>
     </w:p>
     <w:p>
@@ -5606,28 +6179,14 @@
           <w:sz w:val="18"/>
           <w:szCs w:val="18"/>
         </w:rPr>
-        <w:t>Odrodzenie:</w:t>
-      </w:r>
-      <w:r>
-        <w:rPr>
-          <w:sz w:val="18"/>
-          <w:szCs w:val="18"/>
-        </w:rPr>
-        <w:t xml:space="preserve"> </w:t>
-      </w:r>
-      <w:r>
-        <w:rPr>
-          <w:sz w:val="18"/>
-          <w:szCs w:val="18"/>
-        </w:rPr>
-        <w:t>Na początku swojej aktywacji rzuć kością za każdą ranę brakującą do początkowej wytrzymałości oddziału</w:t>
-      </w:r>
-      <w:r>
-        <w:rPr>
-          <w:sz w:val="18"/>
-          <w:szCs w:val="18"/>
-        </w:rPr>
-        <w:t>. Na 4+ przywróć jedną ranę.</w:t>
+        <w:t>Cierpliwy:</w:t>
+      </w:r>
+      <w:r>
+        <w:rPr>
+          <w:sz w:val="18"/>
+          <w:szCs w:val="18"/>
+        </w:rPr>
+        <w:t xml:space="preserve"> Masz +1 do rzutów obrony, jeżeli nie rozpocząłeś swojej aktywacji w tej rundzie.</w:t>
       </w:r>
     </w:p>
     <w:p>
@@ -5645,122 +6204,136 @@
           <w:sz w:val="18"/>
           <w:szCs w:val="18"/>
         </w:rPr>
-        <w:t>Odwody:</w:t>
-      </w:r>
-      <w:r>
-        <w:rPr>
-          <w:sz w:val="18"/>
-          <w:szCs w:val="18"/>
-        </w:rPr>
-        <w:t xml:space="preserve"> Przed rozstawieniem podziel </w:t>
-      </w:r>
-      <w:r>
-        <w:rPr>
-          <w:sz w:val="18"/>
-          <w:szCs w:val="18"/>
-        </w:rPr>
-        <w:t>oddziały z tą zdolnością bez zdolności Zwiadowca</w:t>
-      </w:r>
-      <w:r>
-        <w:rPr>
-          <w:sz w:val="18"/>
-          <w:szCs w:val="18"/>
-        </w:rPr>
-        <w:t xml:space="preserve">, Zasadzka lub </w:t>
-      </w:r>
-      <w:r>
-        <w:rPr>
-          <w:sz w:val="18"/>
-          <w:szCs w:val="18"/>
-        </w:rPr>
-        <w:t>Rezerwa</w:t>
-      </w:r>
-      <w:r>
-        <w:rPr>
-          <w:sz w:val="18"/>
-          <w:szCs w:val="18"/>
-        </w:rPr>
-        <w:t xml:space="preserve"> na dwie </w:t>
-      </w:r>
-      <w:r>
-        <w:rPr>
-          <w:sz w:val="18"/>
-          <w:szCs w:val="18"/>
-        </w:rPr>
-        <w:t>grupy. Przeciwnik wybiera jedną z nich, a oddziały</w:t>
-      </w:r>
-      <w:r>
-        <w:rPr>
-          <w:sz w:val="18"/>
-          <w:szCs w:val="18"/>
-        </w:rPr>
-        <w:t xml:space="preserve"> w niej</w:t>
-      </w:r>
-      <w:r>
-        <w:rPr>
-          <w:sz w:val="18"/>
-          <w:szCs w:val="18"/>
-        </w:rPr>
-        <w:t xml:space="preserve"> zyskują </w:t>
-      </w:r>
-      <w:r>
-        <w:rPr>
-          <w:sz w:val="18"/>
-          <w:szCs w:val="18"/>
-        </w:rPr>
-        <w:t xml:space="preserve">zdolność </w:t>
-      </w:r>
-      <w:r>
-        <w:rPr>
-          <w:sz w:val="18"/>
-          <w:szCs w:val="18"/>
-        </w:rPr>
-        <w:t>Rezerwa</w:t>
-      </w:r>
-      <w:r>
-        <w:rPr>
-          <w:sz w:val="18"/>
-          <w:szCs w:val="18"/>
-        </w:rPr>
-        <w:t>.</w:t>
-      </w:r>
-    </w:p>
-    <w:p>
-      <w:pPr>
-        <w:spacing w:after="0"/>
-        <w:rPr>
-          <w:sz w:val="18"/>
-          <w:szCs w:val="18"/>
-        </w:rPr>
-      </w:pPr>
-    </w:p>
-    <w:p>
-      <w:pPr>
-        <w:spacing w:after="0"/>
+        <w:t>Odrodzenie:</w:t>
+      </w:r>
+      <w:r>
+        <w:rPr>
+          <w:sz w:val="18"/>
+          <w:szCs w:val="18"/>
+        </w:rPr>
+        <w:t xml:space="preserve"> </w:t>
+      </w:r>
+      <w:r>
+        <w:rPr>
+          <w:sz w:val="18"/>
+          <w:szCs w:val="18"/>
+        </w:rPr>
+        <w:t>Na początku swojej aktywacji rzuć kością za każdą ranę brakującą do początkowej wytrzymałości oddziału</w:t>
+      </w:r>
+      <w:r>
+        <w:rPr>
+          <w:sz w:val="18"/>
+          <w:szCs w:val="18"/>
+        </w:rPr>
+        <w:t>. Na 4+ przywróć jedną ranę.</w:t>
+      </w:r>
+    </w:p>
+    <w:p>
+      <w:pPr>
+        <w:spacing w:after="0"/>
+        <w:rPr>
+          <w:sz w:val="18"/>
+          <w:szCs w:val="18"/>
+        </w:rPr>
+      </w:pPr>
+      <w:r>
         <w:rPr>
           <w:b/>
           <w:bCs/>
           <w:sz w:val="18"/>
           <w:szCs w:val="18"/>
         </w:rPr>
-      </w:pPr>
-      <w:r>
+        <w:t>Odwody:</w:t>
+      </w:r>
+      <w:r>
+        <w:rPr>
+          <w:sz w:val="18"/>
+          <w:szCs w:val="18"/>
+        </w:rPr>
+        <w:t xml:space="preserve"> Przed rozstawieniem podziel </w:t>
+      </w:r>
+      <w:r>
+        <w:rPr>
+          <w:sz w:val="18"/>
+          <w:szCs w:val="18"/>
+        </w:rPr>
+        <w:t>oddziały z tą zdolnością bez zdolności Zwiadowca</w:t>
+      </w:r>
+      <w:r>
+        <w:rPr>
+          <w:sz w:val="18"/>
+          <w:szCs w:val="18"/>
+        </w:rPr>
+        <w:t xml:space="preserve">, Zasadzka lub </w:t>
+      </w:r>
+      <w:r>
+        <w:rPr>
+          <w:sz w:val="18"/>
+          <w:szCs w:val="18"/>
+        </w:rPr>
+        <w:t>Rezerwa</w:t>
+      </w:r>
+      <w:r>
+        <w:rPr>
+          <w:sz w:val="18"/>
+          <w:szCs w:val="18"/>
+        </w:rPr>
+        <w:t xml:space="preserve"> na dwie grupy. Przeciwnik wybiera jedną z nich, a oddziały</w:t>
+      </w:r>
+      <w:r>
+        <w:rPr>
+          <w:sz w:val="18"/>
+          <w:szCs w:val="18"/>
+        </w:rPr>
+        <w:t xml:space="preserve"> w niej</w:t>
+      </w:r>
+      <w:r>
+        <w:rPr>
+          <w:sz w:val="18"/>
+          <w:szCs w:val="18"/>
+        </w:rPr>
+        <w:t xml:space="preserve"> zyskują </w:t>
+      </w:r>
+      <w:r>
+        <w:rPr>
+          <w:sz w:val="18"/>
+          <w:szCs w:val="18"/>
+        </w:rPr>
+        <w:t xml:space="preserve">zdolność </w:t>
+      </w:r>
+      <w:r>
+        <w:rPr>
+          <w:sz w:val="18"/>
+          <w:szCs w:val="18"/>
+        </w:rPr>
+        <w:t>Rezerwa</w:t>
+      </w:r>
+      <w:r>
+        <w:rPr>
+          <w:sz w:val="18"/>
+          <w:szCs w:val="18"/>
+        </w:rPr>
+        <w:t>.</w:t>
+      </w:r>
+    </w:p>
+    <w:p>
+      <w:pPr>
+        <w:spacing w:after="0"/>
+        <w:rPr>
+          <w:sz w:val="18"/>
+          <w:szCs w:val="18"/>
+        </w:rPr>
+      </w:pPr>
+    </w:p>
+    <w:p>
+      <w:pPr>
+        <w:spacing w:after="0"/>
         <w:rPr>
           <w:b/>
           <w:bCs/>
           <w:sz w:val="18"/>
           <w:szCs w:val="18"/>
         </w:rPr>
-        <w:t>Aktywne:</w:t>
-      </w:r>
-    </w:p>
-    <w:p>
-      <w:pPr>
-        <w:spacing w:after="0"/>
-        <w:rPr>
-          <w:sz w:val="18"/>
-          <w:szCs w:val="18"/>
-        </w:rPr>
       </w:pPr>
       <w:r>
         <w:rPr>
@@ -5769,14 +6342,7 @@
           <w:sz w:val="18"/>
           <w:szCs w:val="18"/>
         </w:rPr>
-        <w:t>Przekaźnik:</w:t>
-      </w:r>
-      <w:r>
-        <w:rPr>
-          <w:sz w:val="18"/>
-          <w:szCs w:val="18"/>
-        </w:rPr>
-        <w:t xml:space="preserve"> raz na rundę, gdy Mag w zasięgu 12” rzuca czar, może go rzucić z twojej pozycji z +1 do rzutu.</w:t>
+        <w:t>Aktywne:</w:t>
       </w:r>
     </w:p>
     <w:p>
@@ -5794,14 +6360,14 @@
           <w:sz w:val="18"/>
           <w:szCs w:val="18"/>
         </w:rPr>
-        <w:t>Koordynacja:</w:t>
-      </w:r>
-      <w:r>
-        <w:rPr>
-          <w:sz w:val="18"/>
-          <w:szCs w:val="18"/>
-        </w:rPr>
-        <w:t xml:space="preserve"> przeciwnik pomija swoją następna aktywację.</w:t>
+        <w:t>Przekaźnik:</w:t>
+      </w:r>
+      <w:r>
+        <w:rPr>
+          <w:sz w:val="18"/>
+          <w:szCs w:val="18"/>
+        </w:rPr>
+        <w:t xml:space="preserve"> raz na rundę, gdy Mag w zasięgu 12” rzuca czar, może go rzucić z twojej pozycji z +1 do rzutu.</w:t>
       </w:r>
     </w:p>
     <w:p>
@@ -5819,28 +6385,14 @@
           <w:sz w:val="18"/>
           <w:szCs w:val="18"/>
         </w:rPr>
-        <w:t>Przepowiednia:</w:t>
-      </w:r>
-      <w:r>
-        <w:rPr>
-          <w:sz w:val="18"/>
-          <w:szCs w:val="18"/>
-        </w:rPr>
-        <w:t xml:space="preserve"> wybierz odział przeciwnika który zostanie aktywowany jako następny</w:t>
-      </w:r>
-      <w:r>
-        <w:rPr>
-          <w:sz w:val="18"/>
-          <w:szCs w:val="18"/>
-        </w:rPr>
-        <w:t>,</w:t>
-      </w:r>
-      <w:r>
-        <w:rPr>
-          <w:sz w:val="18"/>
-          <w:szCs w:val="18"/>
-        </w:rPr>
-        <w:t xml:space="preserve"> jeżeli to możliwe.</w:t>
+        <w:t>Koordynacja:</w:t>
+      </w:r>
+      <w:r>
+        <w:rPr>
+          <w:sz w:val="18"/>
+          <w:szCs w:val="18"/>
+        </w:rPr>
+        <w:t xml:space="preserve"> przeciwnik pomija swoją następna aktywację.</w:t>
       </w:r>
     </w:p>
     <w:p>
@@ -5858,14 +6410,28 @@
           <w:sz w:val="18"/>
           <w:szCs w:val="18"/>
         </w:rPr>
-        <w:t>Mobilizacja:</w:t>
-      </w:r>
-      <w:r>
-        <w:rPr>
-          <w:sz w:val="18"/>
-          <w:szCs w:val="18"/>
-        </w:rPr>
-        <w:t xml:space="preserve"> oddział w zasięgu 12” przestaje być przyszpilony.</w:t>
+        <w:t>Przepowiednia:</w:t>
+      </w:r>
+      <w:r>
+        <w:rPr>
+          <w:sz w:val="18"/>
+          <w:szCs w:val="18"/>
+        </w:rPr>
+        <w:t xml:space="preserve"> wybierz odział przeciwnika który zostanie aktywowany jako następny</w:t>
+      </w:r>
+      <w:r>
+        <w:rPr>
+          <w:sz w:val="18"/>
+          <w:szCs w:val="18"/>
+        </w:rPr>
+        <w:t>,</w:t>
+      </w:r>
+      <w:r>
+        <w:rPr>
+          <w:sz w:val="18"/>
+          <w:szCs w:val="18"/>
+        </w:rPr>
+        <w:t xml:space="preserve"> jeżeli to możliwe.</w:t>
       </w:r>
     </w:p>
     <w:p>
@@ -5883,26 +6449,40 @@
           <w:sz w:val="18"/>
           <w:szCs w:val="18"/>
         </w:rPr>
-        <w:t>Presja:</w:t>
-      </w:r>
-      <w:r>
-        <w:rPr>
-          <w:sz w:val="18"/>
-          <w:szCs w:val="18"/>
-        </w:rPr>
-        <w:t xml:space="preserve"> oddział w zasięgu 12” przestaje być wyczerpany.</w:t>
-      </w:r>
-    </w:p>
-    <w:p>
-      <w:pPr>
-        <w:spacing w:after="0"/>
+        <w:t>Mobilizacja:</w:t>
+      </w:r>
+      <w:r>
+        <w:rPr>
+          <w:sz w:val="18"/>
+          <w:szCs w:val="18"/>
+        </w:rPr>
+        <w:t xml:space="preserve"> oddział w zasięgu 12” przestaje być przyszpilony.</w:t>
+      </w:r>
+    </w:p>
+    <w:p>
+      <w:pPr>
+        <w:spacing w:after="0"/>
+        <w:rPr>
+          <w:sz w:val="18"/>
+          <w:szCs w:val="18"/>
+        </w:rPr>
+      </w:pPr>
+      <w:r>
         <w:rPr>
           <w:b/>
           <w:bCs/>
           <w:sz w:val="18"/>
           <w:szCs w:val="18"/>
         </w:rPr>
-      </w:pPr>
+        <w:t>Presja:</w:t>
+      </w:r>
+      <w:r>
+        <w:rPr>
+          <w:sz w:val="18"/>
+          <w:szCs w:val="18"/>
+        </w:rPr>
+        <w:t xml:space="preserve"> oddział w zasięgu 12” przestaje być wyczerpany.</w:t>
+      </w:r>
     </w:p>
     <w:p>
       <w:pPr>
@@ -5914,23 +6494,16 @@
           <w:szCs w:val="18"/>
         </w:rPr>
       </w:pPr>
-      <w:r>
+    </w:p>
+    <w:p>
+      <w:pPr>
+        <w:spacing w:after="0"/>
         <w:rPr>
           <w:b/>
           <w:bCs/>
           <w:sz w:val="18"/>
           <w:szCs w:val="18"/>
         </w:rPr>
-        <w:t>Aury:</w:t>
-      </w:r>
-    </w:p>
-    <w:p>
-      <w:pPr>
-        <w:spacing w:after="0"/>
-        <w:rPr>
-          <w:sz w:val="18"/>
-          <w:szCs w:val="18"/>
-        </w:rPr>
       </w:pPr>
       <w:r>
         <w:rPr>
@@ -5939,14 +6512,7 @@
           <w:sz w:val="18"/>
           <w:szCs w:val="18"/>
         </w:rPr>
-        <w:t>Spaczenie:</w:t>
-      </w:r>
-      <w:r>
-        <w:rPr>
-          <w:sz w:val="18"/>
-          <w:szCs w:val="18"/>
-        </w:rPr>
-        <w:t xml:space="preserve"> Teren w zasięgu 12” jest uznawany za niebezpieczny dla wrogich oddziałów.</w:t>
+        <w:t>Aury:</w:t>
       </w:r>
     </w:p>
     <w:p>
@@ -5964,14 +6530,14 @@
           <w:sz w:val="18"/>
           <w:szCs w:val="18"/>
         </w:rPr>
-        <w:t>Ociężałość:</w:t>
-      </w:r>
-      <w:r>
-        <w:rPr>
-          <w:sz w:val="18"/>
-          <w:szCs w:val="18"/>
-        </w:rPr>
-        <w:t xml:space="preserve"> Teren w zasięgu 12” jest uznawany za trudny dla wrogich oddziałów.</w:t>
+        <w:t>Spaczenie:</w:t>
+      </w:r>
+      <w:r>
+        <w:rPr>
+          <w:sz w:val="18"/>
+          <w:szCs w:val="18"/>
+        </w:rPr>
+        <w:t xml:space="preserve"> Teren w zasięgu 12” jest uznawany za niebezpieczny dla wrogich oddziałów.</w:t>
       </w:r>
     </w:p>
     <w:p>
@@ -5989,59 +6555,26 @@
           <w:sz w:val="18"/>
           <w:szCs w:val="18"/>
         </w:rPr>
-        <w:t>Strach</w:t>
-      </w:r>
-      <w:r>
+        <w:t>Ociężałość:</w:t>
+      </w:r>
+      <w:r>
+        <w:rPr>
+          <w:sz w:val="18"/>
+          <w:szCs w:val="18"/>
+        </w:rPr>
+        <w:t xml:space="preserve"> Teren w zasięgu 12” jest uznawany za trudny dla wrogich oddziałów.</w:t>
+      </w:r>
+    </w:p>
+    <w:p>
+      <w:pPr>
+        <w:spacing w:after="0"/>
         <w:rPr>
           <w:b/>
           <w:bCs/>
           <w:sz w:val="18"/>
           <w:szCs w:val="18"/>
         </w:rPr>
-        <w:t>(X):</w:t>
-      </w:r>
-      <w:r>
-        <w:rPr>
-          <w:sz w:val="18"/>
-          <w:szCs w:val="18"/>
-        </w:rPr>
-        <w:t xml:space="preserve"> Ten</w:t>
-      </w:r>
-      <w:r>
-        <w:rPr>
-          <w:sz w:val="18"/>
-          <w:szCs w:val="18"/>
-        </w:rPr>
-        <w:t xml:space="preserve"> model liczy się jako ten,</w:t>
-      </w:r>
-      <w:r>
-        <w:rPr>
-          <w:sz w:val="18"/>
-          <w:szCs w:val="18"/>
-        </w:rPr>
-        <w:t xml:space="preserve"> </w:t>
-      </w:r>
-      <w:r>
-        <w:rPr>
-          <w:sz w:val="18"/>
-          <w:szCs w:val="18"/>
-        </w:rPr>
-        <w:t>który zadał +X ran podczas sprawdzania, kto</w:t>
-      </w:r>
-      <w:r>
-        <w:rPr>
-          <w:sz w:val="18"/>
-          <w:szCs w:val="18"/>
-        </w:rPr>
-        <w:t xml:space="preserve"> </w:t>
-      </w:r>
-      <w:r>
-        <w:rPr>
-          <w:sz w:val="18"/>
-          <w:szCs w:val="18"/>
-        </w:rPr>
-        <w:t>wygrał walkę wręcz.</w:t>
-      </w:r>
+      </w:pPr>
     </w:p>
     <w:p>
       <w:pPr>
@@ -6053,16 +6586,23 @@
           <w:szCs w:val="18"/>
         </w:rPr>
       </w:pPr>
-    </w:p>
-    <w:p>
-      <w:pPr>
-        <w:spacing w:after="0"/>
+      <w:r>
         <w:rPr>
           <w:b/>
           <w:bCs/>
           <w:sz w:val="18"/>
           <w:szCs w:val="18"/>
         </w:rPr>
+        <w:t>Broni:</w:t>
+      </w:r>
+    </w:p>
+    <w:p>
+      <w:pPr>
+        <w:spacing w:after="0"/>
+        <w:rPr>
+          <w:sz w:val="18"/>
+          <w:szCs w:val="18"/>
+        </w:rPr>
       </w:pPr>
       <w:r>
         <w:rPr>
@@ -6071,7 +6611,14 @@
           <w:sz w:val="18"/>
           <w:szCs w:val="18"/>
         </w:rPr>
-        <w:t>Broni:</w:t>
+        <w:t>Artyleria:</w:t>
+      </w:r>
+      <w:r>
+        <w:rPr>
+          <w:sz w:val="18"/>
+          <w:szCs w:val="18"/>
+        </w:rPr>
+        <w:t xml:space="preserve"> Każdy oddział w zasięgu 12” od sojuszniczego oddziału jest w zasięgu tej broni.</w:t>
       </w:r>
     </w:p>
     <w:p>
@@ -6089,8 +6636,38 @@
           <w:sz w:val="18"/>
           <w:szCs w:val="18"/>
         </w:rPr>
-        <w:t>Podwójny</w:t>
-      </w:r>
+        <w:t>Nieporęczny:</w:t>
+      </w:r>
+      <w:r>
+        <w:rPr>
+          <w:sz w:val="18"/>
+          <w:szCs w:val="18"/>
+        </w:rPr>
+        <w:t xml:space="preserve"> </w:t>
+      </w:r>
+      <w:r>
+        <w:rPr>
+          <w:sz w:val="18"/>
+          <w:szCs w:val="18"/>
+        </w:rPr>
+        <w:t>N</w:t>
+      </w:r>
+      <w:r>
+        <w:rPr>
+          <w:sz w:val="18"/>
+          <w:szCs w:val="18"/>
+        </w:rPr>
+        <w:t>ie może atakować oddziałów w zasięgu 12”.</w:t>
+      </w:r>
+    </w:p>
+    <w:p>
+      <w:pPr>
+        <w:spacing w:after="0"/>
+        <w:rPr>
+          <w:sz w:val="18"/>
+          <w:szCs w:val="18"/>
+        </w:rPr>
+      </w:pPr>
       <w:r>
         <w:rPr>
           <w:b/>
@@ -6098,7 +6675,7 @@
           <w:sz w:val="18"/>
           <w:szCs w:val="18"/>
         </w:rPr>
-        <w:t>:</w:t>
+        <w:t>Przebijająca:</w:t>
       </w:r>
       <w:r>
         <w:rPr>
@@ -6112,21 +6689,14 @@
           <w:sz w:val="18"/>
           <w:szCs w:val="18"/>
         </w:rPr>
-        <w:t xml:space="preserve">Naturalne 6 </w:t>
-      </w:r>
-      <w:r>
-        <w:rPr>
-          <w:sz w:val="18"/>
-          <w:szCs w:val="18"/>
-        </w:rPr>
-        <w:t xml:space="preserve">na trafienie </w:t>
-      </w:r>
-      <w:r>
-        <w:rPr>
-          <w:sz w:val="18"/>
-          <w:szCs w:val="18"/>
-        </w:rPr>
-        <w:t>dają dodatkowe normalne trafienie.</w:t>
+        <w:t>K</w:t>
+      </w:r>
+      <w:r>
+        <w:rPr>
+          <w:sz w:val="18"/>
+          <w:szCs w:val="18"/>
+        </w:rPr>
+        <w:t>ażde trafienie zadaje liczbę ran równą wynikowi kostki obrony.</w:t>
       </w:r>
     </w:p>
     <w:p>
@@ -6144,24 +6714,8 @@
           <w:sz w:val="18"/>
           <w:szCs w:val="18"/>
         </w:rPr>
-        <w:t>Artyleria:</w:t>
-      </w:r>
-      <w:r>
-        <w:rPr>
-          <w:sz w:val="18"/>
-          <w:szCs w:val="18"/>
-        </w:rPr>
-        <w:t xml:space="preserve"> Każdy oddział w zasięgu 12” od sojuszniczego oddziału jest w zasięgu tej broni.</w:t>
-      </w:r>
-    </w:p>
-    <w:p>
-      <w:pPr>
-        <w:spacing w:after="0"/>
-        <w:rPr>
-          <w:sz w:val="18"/>
-          <w:szCs w:val="18"/>
-        </w:rPr>
-      </w:pPr>
+        <w:t>Przełam</w:t>
+      </w:r>
       <w:r>
         <w:rPr>
           <w:b/>
@@ -6169,7 +6723,14 @@
           <w:sz w:val="18"/>
           <w:szCs w:val="18"/>
         </w:rPr>
-        <w:t>Nieporęczny:</w:t>
+        <w:t>anie:</w:t>
+      </w:r>
+      <w:r>
+        <w:rPr>
+          <w:sz w:val="18"/>
+          <w:szCs w:val="18"/>
+        </w:rPr>
+        <w:t xml:space="preserve"> Jeżeli cel jest w zasięgu celu misji,</w:t>
       </w:r>
       <w:r>
         <w:rPr>
@@ -6183,14 +6744,7 @@
           <w:sz w:val="18"/>
           <w:szCs w:val="18"/>
         </w:rPr>
-        <w:t>N</w:t>
-      </w:r>
-      <w:r>
-        <w:rPr>
-          <w:sz w:val="18"/>
-          <w:szCs w:val="18"/>
-        </w:rPr>
-        <w:t>ie może atakować oddziałów w zasięgu 12”.</w:t>
+        <w:t xml:space="preserve"> wykonuje podwójną liczbę ataków.</w:t>
       </w:r>
     </w:p>
     <w:p>
@@ -6208,38 +6762,8 @@
           <w:sz w:val="18"/>
           <w:szCs w:val="18"/>
         </w:rPr>
-        <w:t>Przebijająca:</w:t>
-      </w:r>
-      <w:r>
-        <w:rPr>
-          <w:sz w:val="18"/>
-          <w:szCs w:val="18"/>
-        </w:rPr>
-        <w:t xml:space="preserve"> </w:t>
-      </w:r>
-      <w:r>
-        <w:rPr>
-          <w:sz w:val="18"/>
-          <w:szCs w:val="18"/>
-        </w:rPr>
-        <w:t>K</w:t>
-      </w:r>
-      <w:r>
-        <w:rPr>
-          <w:sz w:val="18"/>
-          <w:szCs w:val="18"/>
-        </w:rPr>
-        <w:t>ażde trafienie zadaje liczbę ran równą wynikowi kostki obrony.</w:t>
-      </w:r>
-    </w:p>
-    <w:p>
-      <w:pPr>
-        <w:spacing w:after="0"/>
-        <w:rPr>
-          <w:sz w:val="18"/>
-          <w:szCs w:val="18"/>
-        </w:rPr>
-      </w:pPr>
+        <w:t>Unik</w:t>
+      </w:r>
       <w:r>
         <w:rPr>
           <w:b/>
@@ -6247,8 +6771,24 @@
           <w:sz w:val="18"/>
           <w:szCs w:val="18"/>
         </w:rPr>
-        <w:t>Przełam</w:t>
-      </w:r>
+        <w:t>:</w:t>
+      </w:r>
+      <w:r>
+        <w:rPr>
+          <w:sz w:val="18"/>
+          <w:szCs w:val="18"/>
+        </w:rPr>
+        <w:t xml:space="preserve"> Jeżeli cel jest Przyszpilony, wykonuje podwójną liczbę ataków.</w:t>
+      </w:r>
+    </w:p>
+    <w:p>
+      <w:pPr>
+        <w:spacing w:after="0"/>
+        <w:rPr>
+          <w:sz w:val="18"/>
+          <w:szCs w:val="18"/>
+        </w:rPr>
+      </w:pPr>
       <w:r>
         <w:rPr>
           <w:b/>
@@ -6256,14 +6796,7 @@
           <w:sz w:val="18"/>
           <w:szCs w:val="18"/>
         </w:rPr>
-        <w:t>anie:</w:t>
-      </w:r>
-      <w:r>
-        <w:rPr>
-          <w:sz w:val="18"/>
-          <w:szCs w:val="18"/>
-        </w:rPr>
-        <w:t xml:space="preserve"> Jeżeli cel jest w zasięgu celu misji,</w:t>
+        <w:t>Podkręcenie:</w:t>
       </w:r>
       <w:r>
         <w:rPr>
@@ -6277,63 +6810,107 @@
           <w:sz w:val="18"/>
           <w:szCs w:val="18"/>
         </w:rPr>
-        <w:t xml:space="preserve"> wykonuje podwójną liczbę ataków.</w:t>
-      </w:r>
-    </w:p>
-    <w:p>
-      <w:pPr>
-        <w:spacing w:after="0"/>
-        <w:rPr>
-          <w:sz w:val="18"/>
-          <w:szCs w:val="18"/>
-        </w:rPr>
-      </w:pPr>
-      <w:r>
+        <w:t xml:space="preserve">W ostatniej rundzie wykonuje </w:t>
+      </w:r>
+      <w:r>
+        <w:rPr>
+          <w:sz w:val="18"/>
+          <w:szCs w:val="18"/>
+        </w:rPr>
+        <w:t>podwójną</w:t>
+      </w:r>
+      <w:r>
+        <w:rPr>
+          <w:sz w:val="18"/>
+          <w:szCs w:val="18"/>
+        </w:rPr>
+        <w:t xml:space="preserve"> liczbę ataków</w:t>
+      </w:r>
+      <w:r>
+        <w:rPr>
+          <w:sz w:val="18"/>
+          <w:szCs w:val="18"/>
+        </w:rPr>
+        <w:t>.</w:t>
+      </w:r>
+    </w:p>
+    <w:p>
+      <w:pPr>
+        <w:spacing w:after="0"/>
         <w:rPr>
           <w:b/>
           <w:bCs/>
           <w:sz w:val="18"/>
           <w:szCs w:val="18"/>
         </w:rPr>
-        <w:t>Unik</w:t>
-      </w:r>
-      <w:r>
+      </w:pPr>
+    </w:p>
+    <w:p>
+      <w:pPr>
+        <w:spacing w:after="0"/>
         <w:rPr>
           <w:b/>
           <w:bCs/>
           <w:sz w:val="18"/>
           <w:szCs w:val="18"/>
         </w:rPr>
-        <w:t>:</w:t>
-      </w:r>
-      <w:r>
-        <w:rPr>
-          <w:sz w:val="18"/>
-          <w:szCs w:val="18"/>
-        </w:rPr>
-        <w:t xml:space="preserve"> Jeżeli cel jest Przyszpilony lub Wyczerpany, wykonuje podwójną liczbę ataków.</w:t>
-      </w:r>
-    </w:p>
-    <w:p>
-      <w:pPr>
-        <w:spacing w:after="0"/>
+      </w:pPr>
+      <w:r>
         <w:rPr>
           <w:b/>
           <w:bCs/>
           <w:sz w:val="18"/>
           <w:szCs w:val="18"/>
         </w:rPr>
-      </w:pPr>
-    </w:p>
-    <w:p>
-      <w:pPr>
-        <w:spacing w:after="0"/>
+        <w:t>Zasady Opcjonalne:</w:t>
+      </w:r>
+    </w:p>
+    <w:p>
+      <w:pPr>
+        <w:spacing w:after="0"/>
+        <w:rPr>
+          <w:sz w:val="18"/>
+          <w:szCs w:val="18"/>
+        </w:rPr>
+      </w:pPr>
+      <w:r>
         <w:rPr>
           <w:b/>
           <w:bCs/>
           <w:sz w:val="18"/>
           <w:szCs w:val="18"/>
         </w:rPr>
+        <w:t>Struktura armii:</w:t>
+      </w:r>
+      <w:r>
+        <w:rPr>
+          <w:sz w:val="18"/>
+          <w:szCs w:val="18"/>
+        </w:rPr>
+        <w:t xml:space="preserve"> </w:t>
+      </w:r>
+      <w:r>
+        <w:rPr>
+          <w:sz w:val="18"/>
+          <w:szCs w:val="18"/>
+        </w:rPr>
+        <w:t>Żaden oddział nie powinien kosztować mniej</w:t>
+      </w:r>
+      <w:r>
+        <w:rPr>
+          <w:sz w:val="18"/>
+          <w:szCs w:val="18"/>
+        </w:rPr>
+        <w:t xml:space="preserve"> niż 10% lub więcej niż 30% limitu punktów albo posiadać w sumie więcej niż 24 wytrzymałości.</w:t>
+      </w:r>
+    </w:p>
+    <w:p>
+      <w:pPr>
+        <w:spacing w:after="0"/>
+        <w:rPr>
+          <w:sz w:val="18"/>
+          <w:szCs w:val="18"/>
+        </w:rPr>
       </w:pPr>
       <w:r>
         <w:rPr>
@@ -6342,7 +6919,14 @@
           <w:sz w:val="18"/>
           <w:szCs w:val="18"/>
         </w:rPr>
-        <w:t>Zasady Opcjonalne:</w:t>
+        <w:t>Balans jednostek:</w:t>
+      </w:r>
+      <w:r>
+        <w:rPr>
+          <w:sz w:val="18"/>
+          <w:szCs w:val="18"/>
+        </w:rPr>
+        <w:t xml:space="preserve"> Koszt broni modelu powinien wynosić, przed podliczeniem strzelca lub wojownika, od 1 do 5 jej kosztów bazowych.</w:t>
       </w:r>
     </w:p>
     <w:p>
@@ -6360,70 +6944,6 @@
           <w:sz w:val="18"/>
           <w:szCs w:val="18"/>
         </w:rPr>
-        <w:t>Struktura armii:</w:t>
-      </w:r>
-      <w:r>
-        <w:rPr>
-          <w:sz w:val="18"/>
-          <w:szCs w:val="18"/>
-        </w:rPr>
-        <w:t xml:space="preserve"> </w:t>
-      </w:r>
-      <w:r>
-        <w:rPr>
-          <w:sz w:val="18"/>
-          <w:szCs w:val="18"/>
-        </w:rPr>
-        <w:t>Żaden oddział nie powinien kosztować mniej</w:t>
-      </w:r>
-      <w:r>
-        <w:rPr>
-          <w:sz w:val="18"/>
-          <w:szCs w:val="18"/>
-        </w:rPr>
-        <w:t xml:space="preserve"> niż 10% lub więcej niż 30% limitu punktów albo posiadać w sumie więcej niż 24 wytrzymałości.</w:t>
-      </w:r>
-    </w:p>
-    <w:p>
-      <w:pPr>
-        <w:spacing w:after="0"/>
-        <w:rPr>
-          <w:sz w:val="18"/>
-          <w:szCs w:val="18"/>
-        </w:rPr>
-      </w:pPr>
-      <w:r>
-        <w:rPr>
-          <w:b/>
-          <w:bCs/>
-          <w:sz w:val="18"/>
-          <w:szCs w:val="18"/>
-        </w:rPr>
-        <w:t>Balans jednostek:</w:t>
-      </w:r>
-      <w:r>
-        <w:rPr>
-          <w:sz w:val="18"/>
-          <w:szCs w:val="18"/>
-        </w:rPr>
-        <w:t xml:space="preserve"> Koszt broni modelu powinien wynosić, przed podliczeniem strzelca lub wojownika, od 1 do 5 jej kosztów bazowych.</w:t>
-      </w:r>
-    </w:p>
-    <w:p>
-      <w:pPr>
-        <w:spacing w:after="0"/>
-        <w:rPr>
-          <w:sz w:val="18"/>
-          <w:szCs w:val="18"/>
-        </w:rPr>
-      </w:pPr>
-      <w:r>
-        <w:rPr>
-          <w:b/>
-          <w:bCs/>
-          <w:sz w:val="18"/>
-          <w:szCs w:val="18"/>
-        </w:rPr>
         <w:t>Znaczniki zdolności:</w:t>
       </w:r>
       <w:r>
@@ -6445,46 +6965,42 @@
           <w:sz w:val="18"/>
           <w:szCs w:val="18"/>
         </w:rPr>
-        <w:t>mieć tylko jedną zdolność aktywną, a każdy model może mieć albo zdolność aktywną albo aurę.</w:t>
-      </w:r>
-    </w:p>
-    <w:p>
-      <w:pPr>
-        <w:spacing w:after="0"/>
-        <w:rPr>
-          <w:sz w:val="18"/>
-          <w:szCs w:val="18"/>
-        </w:rPr>
-      </w:pPr>
-      <w:r>
-        <w:rPr>
-          <w:b/>
-          <w:bCs/>
-          <w:sz w:val="18"/>
-          <w:szCs w:val="18"/>
-        </w:rPr>
-        <w:t>Znacznik zużycia:</w:t>
-      </w:r>
-      <w:r>
-        <w:rPr>
-          <w:sz w:val="18"/>
-          <w:szCs w:val="18"/>
-        </w:rPr>
-        <w:t xml:space="preserve"> </w:t>
-      </w:r>
-      <w:r>
-        <w:rPr>
-          <w:sz w:val="18"/>
-          <w:szCs w:val="18"/>
-        </w:rPr>
-        <w:t>Od</w:t>
-      </w:r>
-      <w:r>
-        <w:rPr>
-          <w:sz w:val="18"/>
-          <w:szCs w:val="18"/>
-        </w:rPr>
-        <w:t>dział powinien mieć tylko jeden rodzaj zdolności typu Zużywalna/Podkręcenie.</w:t>
+        <w:t xml:space="preserve">mieć tylko </w:t>
+      </w:r>
+      <w:r>
+        <w:rPr>
+          <w:sz w:val="18"/>
+          <w:szCs w:val="18"/>
+        </w:rPr>
+        <w:t xml:space="preserve">jeden rodzaj </w:t>
+      </w:r>
+      <w:r>
+        <w:rPr>
+          <w:sz w:val="18"/>
+          <w:szCs w:val="18"/>
+        </w:rPr>
+        <w:t>zdolnoś</w:t>
+      </w:r>
+      <w:r>
+        <w:rPr>
+          <w:sz w:val="18"/>
+          <w:szCs w:val="18"/>
+        </w:rPr>
+        <w:t>ci</w:t>
+      </w:r>
+      <w:r>
+        <w:rPr>
+          <w:sz w:val="18"/>
+          <w:szCs w:val="18"/>
+        </w:rPr>
+        <w:t xml:space="preserve"> aktywn</w:t>
+      </w:r>
+      <w:r>
+        <w:rPr>
+          <w:sz w:val="18"/>
+          <w:szCs w:val="18"/>
+        </w:rPr>
+        <w:t>ej.</w:t>
       </w:r>
     </w:p>
     <w:p>
@@ -6521,7 +7037,7 @@
         <w:pStyle w:val="Akapitzlist"/>
         <w:numPr>
           <w:ilvl w:val="0"/>
-          <w:numId w:val="2"/>
+          <w:numId w:val="3"/>
         </w:numPr>
         <w:spacing w:after="0"/>
         <w:rPr>
@@ -6549,7 +7065,7 @@
         <w:pStyle w:val="Akapitzlist"/>
         <w:numPr>
           <w:ilvl w:val="0"/>
-          <w:numId w:val="2"/>
+          <w:numId w:val="3"/>
         </w:numPr>
         <w:spacing w:after="0"/>
         <w:rPr>
@@ -6598,7 +7114,7 @@
         <w:pStyle w:val="Akapitzlist"/>
         <w:numPr>
           <w:ilvl w:val="0"/>
-          <w:numId w:val="2"/>
+          <w:numId w:val="3"/>
         </w:numPr>
         <w:spacing w:after="0"/>
         <w:rPr>
@@ -6633,7 +7149,7 @@
         <w:pStyle w:val="Akapitzlist"/>
         <w:numPr>
           <w:ilvl w:val="0"/>
-          <w:numId w:val="2"/>
+          <w:numId w:val="3"/>
         </w:numPr>
         <w:spacing w:after="0"/>
         <w:rPr>
@@ -6675,7 +7191,7 @@
         <w:pStyle w:val="Akapitzlist"/>
         <w:numPr>
           <w:ilvl w:val="0"/>
-          <w:numId w:val="2"/>
+          <w:numId w:val="3"/>
         </w:numPr>
         <w:spacing w:after="0"/>
         <w:rPr>
@@ -6717,7 +7233,7 @@
         <w:pStyle w:val="Akapitzlist"/>
         <w:numPr>
           <w:ilvl w:val="0"/>
-          <w:numId w:val="2"/>
+          <w:numId w:val="3"/>
         </w:numPr>
         <w:spacing w:after="0"/>
         <w:rPr>
@@ -6759,7 +7275,7 @@
         <w:pStyle w:val="Akapitzlist"/>
         <w:numPr>
           <w:ilvl w:val="0"/>
-          <w:numId w:val="2"/>
+          <w:numId w:val="3"/>
         </w:numPr>
         <w:spacing w:after="0"/>
         <w:rPr>
@@ -8576,14 +9092,7 @@
                 <w:sz w:val="18"/>
                 <w:szCs w:val="18"/>
               </w:rPr>
-              <w:t xml:space="preserve">, </w:t>
-            </w:r>
-            <w:r>
-              <w:rPr>
-                <w:sz w:val="18"/>
-                <w:szCs w:val="18"/>
-              </w:rPr>
-              <w:t>Leman Russ</w:t>
+              <w:t>, Leman Russ</w:t>
             </w:r>
           </w:p>
         </w:tc>
@@ -8972,7 +9481,7 @@
                 <w:sz w:val="18"/>
                 <w:szCs w:val="18"/>
               </w:rPr>
-              <w:t>Rezerwa</w:t>
+              <w:t>Szybki/Wolny</w:t>
             </w:r>
           </w:p>
         </w:tc>
@@ -8992,14 +9501,7 @@
                 <w:sz w:val="18"/>
                 <w:szCs w:val="18"/>
               </w:rPr>
-              <w:t>-</w:t>
-            </w:r>
-            <w:r>
-              <w:rPr>
-                <w:sz w:val="18"/>
-                <w:szCs w:val="18"/>
-              </w:rPr>
-              <w:t>3</w:t>
+              <w:t>1/-1</w:t>
             </w:r>
           </w:p>
         </w:tc>
@@ -9019,7 +9521,7 @@
                 <w:sz w:val="18"/>
                 <w:szCs w:val="18"/>
               </w:rPr>
-              <w:t>-</w:t>
+              <w:t>8</w:t>
             </w:r>
           </w:p>
         </w:tc>
@@ -9039,7 +9541,7 @@
                 <w:sz w:val="18"/>
                 <w:szCs w:val="18"/>
               </w:rPr>
-              <w:t>-</w:t>
+              <w:t>10</w:t>
             </w:r>
           </w:p>
         </w:tc>
@@ -9061,7 +9563,7 @@
                 <w:sz w:val="18"/>
                 <w:szCs w:val="18"/>
               </w:rPr>
-              <w:t>Szybki/Wolny</w:t>
+              <w:t>Harcownik</w:t>
             </w:r>
           </w:p>
         </w:tc>
@@ -9081,7 +9583,7 @@
                 <w:sz w:val="18"/>
                 <w:szCs w:val="18"/>
               </w:rPr>
-              <w:t>1/-1</w:t>
+              <w:t>1,5</w:t>
             </w:r>
           </w:p>
         </w:tc>
@@ -9101,7 +9603,7 @@
                 <w:sz w:val="18"/>
                 <w:szCs w:val="18"/>
               </w:rPr>
-              <w:t>8</w:t>
+              <w:t>12</w:t>
             </w:r>
           </w:p>
         </w:tc>
@@ -9121,7 +9623,7 @@
                 <w:sz w:val="18"/>
                 <w:szCs w:val="18"/>
               </w:rPr>
-              <w:t>10</w:t>
+              <w:t>15</w:t>
             </w:r>
           </w:p>
         </w:tc>
@@ -9143,7 +9645,7 @@
                 <w:sz w:val="18"/>
                 <w:szCs w:val="18"/>
               </w:rPr>
-              <w:t>Harcownik</w:t>
+              <w:t>Nieruchomy</w:t>
             </w:r>
           </w:p>
         </w:tc>
@@ -9163,7 +9665,7 @@
                 <w:sz w:val="18"/>
                 <w:szCs w:val="18"/>
               </w:rPr>
-              <w:t>1,5</w:t>
+              <w:t>-2,5</w:t>
             </w:r>
           </w:p>
         </w:tc>
@@ -9183,7 +9685,7 @@
                 <w:sz w:val="18"/>
                 <w:szCs w:val="18"/>
               </w:rPr>
-              <w:t>12</w:t>
+              <w:t>-</w:t>
             </w:r>
           </w:p>
         </w:tc>
@@ -9203,7 +9705,7 @@
                 <w:sz w:val="18"/>
                 <w:szCs w:val="18"/>
               </w:rPr>
-              <w:t>15</w:t>
+              <w:t>25</w:t>
             </w:r>
           </w:p>
         </w:tc>
@@ -9225,7 +9727,7 @@
                 <w:sz w:val="18"/>
                 <w:szCs w:val="18"/>
               </w:rPr>
-              <w:t>Nieruchomy</w:t>
+              <w:t>Zwinny</w:t>
             </w:r>
           </w:p>
         </w:tc>
@@ -9245,7 +9747,7 @@
                 <w:sz w:val="18"/>
                 <w:szCs w:val="18"/>
               </w:rPr>
-              <w:t>-2,5</w:t>
+              <w:t>0,5</w:t>
             </w:r>
           </w:p>
         </w:tc>
@@ -9265,7 +9767,7 @@
                 <w:sz w:val="18"/>
                 <w:szCs w:val="18"/>
               </w:rPr>
-              <w:t>-</w:t>
+              <w:t>4</w:t>
             </w:r>
           </w:p>
         </w:tc>
@@ -9285,7 +9787,7 @@
                 <w:sz w:val="18"/>
                 <w:szCs w:val="18"/>
               </w:rPr>
-              <w:t>25</w:t>
+              <w:t>5</w:t>
             </w:r>
           </w:p>
         </w:tc>
@@ -9307,7 +9809,7 @@
                 <w:sz w:val="18"/>
                 <w:szCs w:val="18"/>
               </w:rPr>
-              <w:t>Zwinny</w:t>
+              <w:t>Niezgrabny</w:t>
             </w:r>
           </w:p>
         </w:tc>
@@ -9327,7 +9829,7 @@
                 <w:sz w:val="18"/>
                 <w:szCs w:val="18"/>
               </w:rPr>
-              <w:t>0,5</w:t>
+              <w:t>-0,5</w:t>
             </w:r>
           </w:p>
         </w:tc>
@@ -9389,7 +9891,7 @@
                 <w:sz w:val="18"/>
                 <w:szCs w:val="18"/>
               </w:rPr>
-              <w:t>Niezgrabny</w:t>
+              <w:t>Latający</w:t>
             </w:r>
           </w:p>
         </w:tc>
@@ -9409,7 +9911,7 @@
                 <w:sz w:val="18"/>
                 <w:szCs w:val="18"/>
               </w:rPr>
-              <w:t>-0,5</w:t>
+              <w:t>1</w:t>
             </w:r>
           </w:p>
         </w:tc>
@@ -9429,7 +9931,7 @@
                 <w:sz w:val="18"/>
                 <w:szCs w:val="18"/>
               </w:rPr>
-              <w:t>4</w:t>
+              <w:t>8</w:t>
             </w:r>
           </w:p>
         </w:tc>
@@ -9449,7 +9951,7 @@
                 <w:sz w:val="18"/>
                 <w:szCs w:val="18"/>
               </w:rPr>
-              <w:t>5</w:t>
+              <w:t>10</w:t>
             </w:r>
           </w:p>
         </w:tc>
@@ -9471,7 +9973,7 @@
                 <w:sz w:val="18"/>
                 <w:szCs w:val="18"/>
               </w:rPr>
-              <w:t>Latający</w:t>
+              <w:t>Samolot</w:t>
             </w:r>
           </w:p>
         </w:tc>
@@ -9491,7 +9993,7 @@
                 <w:sz w:val="18"/>
                 <w:szCs w:val="18"/>
               </w:rPr>
-              <w:t>1</w:t>
+              <w:t>3</w:t>
             </w:r>
           </w:p>
         </w:tc>
@@ -9511,7 +10013,7 @@
                 <w:sz w:val="18"/>
                 <w:szCs w:val="18"/>
               </w:rPr>
-              <w:t>8</w:t>
+              <w:t>-</w:t>
             </w:r>
           </w:p>
         </w:tc>
@@ -9531,7 +10033,7 @@
                 <w:sz w:val="18"/>
                 <w:szCs w:val="18"/>
               </w:rPr>
-              <w:t>10</w:t>
+              <w:t>-</w:t>
             </w:r>
           </w:p>
         </w:tc>
@@ -9553,7 +10055,7 @@
                 <w:sz w:val="18"/>
                 <w:szCs w:val="18"/>
               </w:rPr>
-              <w:t>Samolot</w:t>
+              <w:t>Furia</w:t>
             </w:r>
           </w:p>
         </w:tc>
@@ -9573,7 +10075,7 @@
                 <w:sz w:val="18"/>
                 <w:szCs w:val="18"/>
               </w:rPr>
-              <w:t>3</w:t>
+              <w:t>Parz broń</w:t>
             </w:r>
           </w:p>
         </w:tc>
@@ -9593,7 +10095,7 @@
                 <w:sz w:val="18"/>
                 <w:szCs w:val="18"/>
               </w:rPr>
-              <w:t>-</w:t>
+              <w:t>24</w:t>
             </w:r>
           </w:p>
         </w:tc>
@@ -9613,7 +10115,7 @@
                 <w:sz w:val="18"/>
                 <w:szCs w:val="18"/>
               </w:rPr>
-              <w:t>-</w:t>
+              <w:t>30</w:t>
             </w:r>
           </w:p>
         </w:tc>
@@ -9635,7 +10137,7 @@
                 <w:sz w:val="18"/>
                 <w:szCs w:val="18"/>
               </w:rPr>
-              <w:t>Furia</w:t>
+              <w:t>Przygotowanie</w:t>
             </w:r>
           </w:p>
         </w:tc>
@@ -9675,7 +10177,7 @@
                 <w:sz w:val="18"/>
                 <w:szCs w:val="18"/>
               </w:rPr>
-              <w:t>24</w:t>
+              <w:t>28</w:t>
             </w:r>
           </w:p>
         </w:tc>
@@ -9695,7 +10197,7 @@
                 <w:sz w:val="18"/>
                 <w:szCs w:val="18"/>
               </w:rPr>
-              <w:t>30</w:t>
+              <w:t>35</w:t>
             </w:r>
           </w:p>
         </w:tc>
@@ -9717,7 +10219,7 @@
                 <w:sz w:val="18"/>
                 <w:szCs w:val="18"/>
               </w:rPr>
-              <w:t>Przygotowanie</w:t>
+              <w:t>Dobrze/źle strzela</w:t>
             </w:r>
           </w:p>
         </w:tc>
@@ -9757,7 +10259,7 @@
                 <w:sz w:val="18"/>
                 <w:szCs w:val="18"/>
               </w:rPr>
-              <w:t>28</w:t>
+              <w:t>-</w:t>
             </w:r>
           </w:p>
         </w:tc>
@@ -9777,7 +10279,7 @@
                 <w:sz w:val="18"/>
                 <w:szCs w:val="18"/>
               </w:rPr>
-              <w:t>35</w:t>
+              <w:t>-</w:t>
             </w:r>
           </w:p>
         </w:tc>
@@ -9799,7 +10301,7 @@
                 <w:sz w:val="18"/>
                 <w:szCs w:val="18"/>
               </w:rPr>
-              <w:t>Dobrze/źle strzela</w:t>
+              <w:t>Kontra</w:t>
             </w:r>
           </w:p>
         </w:tc>
@@ -9819,7 +10321,7 @@
                 <w:sz w:val="18"/>
                 <w:szCs w:val="18"/>
               </w:rPr>
-              <w:t>Parz broń</w:t>
+              <w:t>2</w:t>
             </w:r>
           </w:p>
         </w:tc>
@@ -9839,7 +10341,7 @@
                 <w:sz w:val="18"/>
                 <w:szCs w:val="18"/>
               </w:rPr>
-              <w:t>-</w:t>
+              <w:t>16</w:t>
             </w:r>
           </w:p>
         </w:tc>
@@ -9859,7 +10361,7 @@
                 <w:sz w:val="18"/>
                 <w:szCs w:val="18"/>
               </w:rPr>
-              <w:t>-</w:t>
+              <w:t>20</w:t>
             </w:r>
           </w:p>
         </w:tc>
@@ -9881,7 +10383,7 @@
                 <w:sz w:val="18"/>
                 <w:szCs w:val="18"/>
               </w:rPr>
-              <w:t>Kontra</w:t>
+              <w:t>Delikatny</w:t>
             </w:r>
           </w:p>
         </w:tc>
@@ -9901,7 +10403,7 @@
                 <w:sz w:val="18"/>
                 <w:szCs w:val="18"/>
               </w:rPr>
-              <w:t>2</w:t>
+              <w:t>Patrz obrona</w:t>
             </w:r>
           </w:p>
         </w:tc>
@@ -9921,7 +10423,7 @@
                 <w:sz w:val="18"/>
                 <w:szCs w:val="18"/>
               </w:rPr>
-              <w:t>16</w:t>
+              <w:t>4</w:t>
             </w:r>
           </w:p>
         </w:tc>
@@ -9941,7 +10443,7 @@
                 <w:sz w:val="18"/>
                 <w:szCs w:val="18"/>
               </w:rPr>
-              <w:t>20</w:t>
+              <w:t>5</w:t>
             </w:r>
           </w:p>
         </w:tc>
@@ -9963,7 +10465,7 @@
                 <w:sz w:val="18"/>
                 <w:szCs w:val="18"/>
               </w:rPr>
-              <w:t>Delikatny</w:t>
+              <w:t>Niewrażliwy</w:t>
             </w:r>
           </w:p>
         </w:tc>
@@ -10003,7 +10505,14 @@
                 <w:sz w:val="18"/>
                 <w:szCs w:val="18"/>
               </w:rPr>
-              <w:t>4</w:t>
+              <w:t>1</w:t>
+            </w:r>
+            <w:r>
+              <w:rPr>
+                <w:sz w:val="18"/>
+                <w:szCs w:val="18"/>
+              </w:rPr>
+              <w:t>2</w:t>
             </w:r>
           </w:p>
         </w:tc>
@@ -10023,7 +10532,7 @@
                 <w:sz w:val="18"/>
                 <w:szCs w:val="18"/>
               </w:rPr>
-              <w:t>5</w:t>
+              <w:t>15</w:t>
             </w:r>
           </w:p>
         </w:tc>
@@ -10045,7 +10554,7 @@
                 <w:sz w:val="18"/>
                 <w:szCs w:val="18"/>
               </w:rPr>
-              <w:t>Niewrażliwy</w:t>
+              <w:t>Regeneracja</w:t>
             </w:r>
           </w:p>
         </w:tc>
@@ -10092,7 +10601,7 @@
                 <w:sz w:val="18"/>
                 <w:szCs w:val="18"/>
               </w:rPr>
-              <w:t>2</w:t>
+              <w:t>8</w:t>
             </w:r>
           </w:p>
         </w:tc>
@@ -10112,7 +10621,7 @@
                 <w:sz w:val="18"/>
                 <w:szCs w:val="18"/>
               </w:rPr>
-              <w:t>15</w:t>
+              <w:t>22,5</w:t>
             </w:r>
           </w:p>
         </w:tc>
@@ -10134,7 +10643,7 @@
                 <w:sz w:val="18"/>
                 <w:szCs w:val="18"/>
               </w:rPr>
-              <w:t>Regeneracja</w:t>
+              <w:t>Maskowanie</w:t>
             </w:r>
           </w:p>
         </w:tc>
@@ -10154,7 +10663,7 @@
                 <w:sz w:val="18"/>
                 <w:szCs w:val="18"/>
               </w:rPr>
-              <w:t>Patrz obrona</w:t>
+              <w:t>2</w:t>
             </w:r>
           </w:p>
         </w:tc>
@@ -10174,14 +10683,7 @@
                 <w:sz w:val="18"/>
                 <w:szCs w:val="18"/>
               </w:rPr>
-              <w:t>1</w:t>
-            </w:r>
-            <w:r>
-              <w:rPr>
-                <w:sz w:val="18"/>
-                <w:szCs w:val="18"/>
-              </w:rPr>
-              <w:t>8</w:t>
+              <w:t>16</w:t>
             </w:r>
           </w:p>
         </w:tc>
@@ -10201,7 +10703,7 @@
                 <w:sz w:val="18"/>
                 <w:szCs w:val="18"/>
               </w:rPr>
-              <w:t>22,5</w:t>
+              <w:t>20</w:t>
             </w:r>
           </w:p>
         </w:tc>
@@ -10223,7 +10725,7 @@
                 <w:sz w:val="18"/>
                 <w:szCs w:val="18"/>
               </w:rPr>
-              <w:t>Maskowanie</w:t>
+              <w:t>Okopany</w:t>
             </w:r>
           </w:p>
         </w:tc>
@@ -10243,7 +10745,7 @@
                 <w:sz w:val="18"/>
                 <w:szCs w:val="18"/>
               </w:rPr>
-              <w:t>2</w:t>
+              <w:t>1</w:t>
             </w:r>
           </w:p>
         </w:tc>
@@ -10263,7 +10765,7 @@
                 <w:sz w:val="18"/>
                 <w:szCs w:val="18"/>
               </w:rPr>
-              <w:t>16</w:t>
+              <w:t>8</w:t>
             </w:r>
           </w:p>
         </w:tc>
@@ -10283,7 +10785,7 @@
                 <w:sz w:val="18"/>
                 <w:szCs w:val="18"/>
               </w:rPr>
-              <w:t>20</w:t>
+              <w:t>10</w:t>
             </w:r>
           </w:p>
         </w:tc>
@@ -10305,7 +10807,7 @@
                 <w:sz w:val="18"/>
                 <w:szCs w:val="18"/>
               </w:rPr>
-              <w:t>Okopany</w:t>
+              <w:t>Tarcza</w:t>
             </w:r>
           </w:p>
         </w:tc>
@@ -10325,27 +10827,48 @@
                 <w:sz w:val="18"/>
                 <w:szCs w:val="18"/>
               </w:rPr>
+              <w:t>1.</w:t>
+            </w:r>
+            <w:r>
+              <w:rPr>
+                <w:sz w:val="18"/>
+                <w:szCs w:val="18"/>
+              </w:rPr>
+              <w:t>2</w:t>
+            </w:r>
+            <w:r>
+              <w:rPr>
+                <w:sz w:val="18"/>
+                <w:szCs w:val="18"/>
+              </w:rPr>
+              <w:t>5</w:t>
+            </w:r>
+          </w:p>
+        </w:tc>
+        <w:tc>
+          <w:tcPr>
+            <w:tcW w:w="974" w:type="dxa"/>
+          </w:tcPr>
+          <w:p>
+            <w:pPr>
+              <w:rPr>
+                <w:sz w:val="18"/>
+                <w:szCs w:val="18"/>
+              </w:rPr>
+            </w:pPr>
+            <w:r>
+              <w:rPr>
+                <w:sz w:val="18"/>
+                <w:szCs w:val="18"/>
+              </w:rPr>
               <w:t>1</w:t>
             </w:r>
-          </w:p>
-        </w:tc>
-        <w:tc>
-          <w:tcPr>
-            <w:tcW w:w="974" w:type="dxa"/>
-          </w:tcPr>
-          <w:p>
-            <w:pPr>
-              <w:rPr>
-                <w:sz w:val="18"/>
-                <w:szCs w:val="18"/>
-              </w:rPr>
-            </w:pPr>
-            <w:r>
-              <w:rPr>
-                <w:sz w:val="18"/>
-                <w:szCs w:val="18"/>
-              </w:rPr>
-              <w:t>8</w:t>
+            <w:r>
+              <w:rPr>
+                <w:sz w:val="18"/>
+                <w:szCs w:val="18"/>
+              </w:rPr>
+              <w:t>0</w:t>
             </w:r>
           </w:p>
         </w:tc>
@@ -10365,7 +10888,21 @@
                 <w:sz w:val="18"/>
                 <w:szCs w:val="18"/>
               </w:rPr>
-              <w:t>10</w:t>
+              <w:t>1</w:t>
+            </w:r>
+            <w:r>
+              <w:rPr>
+                <w:sz w:val="18"/>
+                <w:szCs w:val="18"/>
+              </w:rPr>
+              <w:t>2,</w:t>
+            </w:r>
+            <w:r>
+              <w:rPr>
+                <w:sz w:val="18"/>
+                <w:szCs w:val="18"/>
+              </w:rPr>
+              <w:t>5</w:t>
             </w:r>
           </w:p>
         </w:tc>
@@ -10387,7 +10924,7 @@
                 <w:sz w:val="18"/>
                 <w:szCs w:val="18"/>
               </w:rPr>
-              <w:t>Tarcza</w:t>
+              <w:t>Nieustraszony</w:t>
             </w:r>
           </w:p>
         </w:tc>
@@ -10407,7 +10944,14 @@
                 <w:sz w:val="18"/>
                 <w:szCs w:val="18"/>
               </w:rPr>
-              <w:t>1.25</w:t>
+              <w:t xml:space="preserve">Patrz </w:t>
+            </w:r>
+            <w:r>
+              <w:rPr>
+                <w:sz w:val="18"/>
+                <w:szCs w:val="18"/>
+              </w:rPr>
+              <w:t>morale</w:t>
             </w:r>
           </w:p>
         </w:tc>
@@ -10427,7 +10971,7 @@
                 <w:sz w:val="18"/>
                 <w:szCs w:val="18"/>
               </w:rPr>
-              <w:t>10</w:t>
+              <w:t>12</w:t>
             </w:r>
           </w:p>
         </w:tc>
@@ -10447,7 +10991,7 @@
                 <w:sz w:val="18"/>
                 <w:szCs w:val="18"/>
               </w:rPr>
-              <w:t>12,5</w:t>
+              <w:t>15</w:t>
             </w:r>
           </w:p>
         </w:tc>
@@ -10469,7 +11013,7 @@
                 <w:sz w:val="18"/>
                 <w:szCs w:val="18"/>
               </w:rPr>
-              <w:t>Nieustraszony</w:t>
+              <w:t>Straceńcy</w:t>
             </w:r>
           </w:p>
         </w:tc>
@@ -10558,7 +11102,7 @@
                 <w:sz w:val="18"/>
                 <w:szCs w:val="18"/>
               </w:rPr>
-              <w:t>Straceńcy</w:t>
+              <w:t>Strażnik</w:t>
             </w:r>
           </w:p>
         </w:tc>
@@ -10578,14 +11122,7 @@
                 <w:sz w:val="18"/>
                 <w:szCs w:val="18"/>
               </w:rPr>
-              <w:t xml:space="preserve">Patrz </w:t>
-            </w:r>
-            <w:r>
-              <w:rPr>
-                <w:sz w:val="18"/>
-                <w:szCs w:val="18"/>
-              </w:rPr>
-              <w:t>morale</w:t>
+              <w:t>3</w:t>
             </w:r>
           </w:p>
         </w:tc>
@@ -10605,7 +11142,7 @@
                 <w:sz w:val="18"/>
                 <w:szCs w:val="18"/>
               </w:rPr>
-              <w:t>12</w:t>
+              <w:t>24</w:t>
             </w:r>
           </w:p>
         </w:tc>
@@ -10625,7 +11162,7 @@
                 <w:sz w:val="18"/>
                 <w:szCs w:val="18"/>
               </w:rPr>
-              <w:t>15</w:t>
+              <w:t>30</w:t>
             </w:r>
           </w:p>
         </w:tc>
@@ -10647,7 +11184,7 @@
                 <w:sz w:val="18"/>
                 <w:szCs w:val="18"/>
               </w:rPr>
-              <w:t>Strażnik</w:t>
+              <w:t>Instynkt</w:t>
             </w:r>
           </w:p>
         </w:tc>
@@ -10667,7 +11204,7 @@
                 <w:sz w:val="18"/>
                 <w:szCs w:val="18"/>
               </w:rPr>
-              <w:t>3</w:t>
+              <w:t>-1</w:t>
             </w:r>
           </w:p>
         </w:tc>
@@ -10687,7 +11224,7 @@
                 <w:sz w:val="18"/>
                 <w:szCs w:val="18"/>
               </w:rPr>
-              <w:t>24</w:t>
+              <w:t>8</w:t>
             </w:r>
           </w:p>
         </w:tc>
@@ -10707,7 +11244,7 @@
                 <w:sz w:val="18"/>
                 <w:szCs w:val="18"/>
               </w:rPr>
-              <w:t>30</w:t>
+              <w:t>10</w:t>
             </w:r>
           </w:p>
         </w:tc>
@@ -10729,7 +11266,7 @@
                 <w:sz w:val="18"/>
                 <w:szCs w:val="18"/>
               </w:rPr>
-              <w:t>Instynkt</w:t>
+              <w:t>Ucieczka</w:t>
             </w:r>
           </w:p>
         </w:tc>
@@ -10749,7 +11286,7 @@
                 <w:sz w:val="18"/>
                 <w:szCs w:val="18"/>
               </w:rPr>
-              <w:t>-1</w:t>
+              <w:t>Patrz morale</w:t>
             </w:r>
           </w:p>
         </w:tc>
@@ -10769,7 +11306,7 @@
                 <w:sz w:val="18"/>
                 <w:szCs w:val="18"/>
               </w:rPr>
-              <w:t>8</w:t>
+              <w:t>12</w:t>
             </w:r>
           </w:p>
         </w:tc>
@@ -10789,7 +11326,7 @@
                 <w:sz w:val="18"/>
                 <w:szCs w:val="18"/>
               </w:rPr>
-              <w:t>10</w:t>
+              <w:t>15</w:t>
             </w:r>
           </w:p>
         </w:tc>
@@ -10811,7 +11348,7 @@
                 <w:sz w:val="18"/>
                 <w:szCs w:val="18"/>
               </w:rPr>
-              <w:t>Ucieczka</w:t>
+              <w:t>Zdobywca</w:t>
             </w:r>
           </w:p>
         </w:tc>
@@ -10831,7 +11368,7 @@
                 <w:sz w:val="18"/>
                 <w:szCs w:val="18"/>
               </w:rPr>
-              <w:t>Patrz morale</w:t>
+              <w:t>3</w:t>
             </w:r>
           </w:p>
         </w:tc>
@@ -10851,7 +11388,7 @@
                 <w:sz w:val="18"/>
                 <w:szCs w:val="18"/>
               </w:rPr>
-              <w:t>12</w:t>
+              <w:t>24</w:t>
             </w:r>
           </w:p>
         </w:tc>
@@ -10871,7 +11408,7 @@
                 <w:sz w:val="18"/>
                 <w:szCs w:val="18"/>
               </w:rPr>
-              <w:t>15</w:t>
+              <w:t>30</w:t>
             </w:r>
           </w:p>
         </w:tc>
@@ -10893,7 +11430,7 @@
                 <w:sz w:val="18"/>
                 <w:szCs w:val="18"/>
               </w:rPr>
-              <w:t>Zdobywca</w:t>
+              <w:t>Cierpliwy</w:t>
             </w:r>
           </w:p>
         </w:tc>
@@ -10913,7 +11450,7 @@
                 <w:sz w:val="18"/>
                 <w:szCs w:val="18"/>
               </w:rPr>
-              <w:t>3</w:t>
+              <w:t>1</w:t>
             </w:r>
           </w:p>
         </w:tc>
@@ -10933,7 +11470,7 @@
                 <w:sz w:val="18"/>
                 <w:szCs w:val="18"/>
               </w:rPr>
-              <w:t>24</w:t>
+              <w:t>8</w:t>
             </w:r>
           </w:p>
         </w:tc>
@@ -10953,7 +11490,7 @@
                 <w:sz w:val="18"/>
                 <w:szCs w:val="18"/>
               </w:rPr>
-              <w:t>30</w:t>
+              <w:t>10</w:t>
             </w:r>
           </w:p>
         </w:tc>
@@ -10975,7 +11512,7 @@
                 <w:sz w:val="18"/>
                 <w:szCs w:val="18"/>
               </w:rPr>
-              <w:t>Cierpliwy</w:t>
+              <w:t>Dywersant</w:t>
             </w:r>
           </w:p>
         </w:tc>
@@ -10995,7 +11532,7 @@
                 <w:sz w:val="18"/>
                 <w:szCs w:val="18"/>
               </w:rPr>
-              <w:t>1</w:t>
+              <w:t>1,25</w:t>
             </w:r>
           </w:p>
         </w:tc>
@@ -11015,7 +11552,7 @@
                 <w:sz w:val="18"/>
                 <w:szCs w:val="18"/>
               </w:rPr>
-              <w:t>8</w:t>
+              <w:t>10</w:t>
             </w:r>
           </w:p>
         </w:tc>
@@ -11035,7 +11572,7 @@
                 <w:sz w:val="18"/>
                 <w:szCs w:val="18"/>
               </w:rPr>
-              <w:t>10</w:t>
+              <w:t>12,5</w:t>
             </w:r>
           </w:p>
         </w:tc>
@@ -11057,7 +11594,7 @@
                 <w:sz w:val="18"/>
                 <w:szCs w:val="18"/>
               </w:rPr>
-              <w:t>Dywersant</w:t>
+              <w:t>Rój</w:t>
             </w:r>
           </w:p>
         </w:tc>
@@ -11077,7 +11614,7 @@
                 <w:sz w:val="18"/>
                 <w:szCs w:val="18"/>
               </w:rPr>
-              <w:t>1,25</w:t>
+              <w:t>0,25</w:t>
             </w:r>
           </w:p>
         </w:tc>
@@ -11097,7 +11634,7 @@
                 <w:sz w:val="18"/>
                 <w:szCs w:val="18"/>
               </w:rPr>
-              <w:t>10</w:t>
+              <w:t>-</w:t>
             </w:r>
           </w:p>
         </w:tc>
@@ -11117,7 +11654,7 @@
                 <w:sz w:val="18"/>
                 <w:szCs w:val="18"/>
               </w:rPr>
-              <w:t>12,5</w:t>
+              <w:t>-</w:t>
             </w:r>
           </w:p>
         </w:tc>
@@ -11139,7 +11676,7 @@
                 <w:sz w:val="18"/>
                 <w:szCs w:val="18"/>
               </w:rPr>
-              <w:t>Rój</w:t>
+              <w:t>Ostrożny</w:t>
             </w:r>
           </w:p>
         </w:tc>
@@ -11159,7 +11696,7 @@
                 <w:sz w:val="18"/>
                 <w:szCs w:val="18"/>
               </w:rPr>
-              <w:t>0,25</w:t>
+              <w:t>Patrz broń</w:t>
             </w:r>
           </w:p>
         </w:tc>
@@ -11179,7 +11716,7 @@
                 <w:sz w:val="18"/>
                 <w:szCs w:val="18"/>
               </w:rPr>
-              <w:t>-</w:t>
+              <w:t>34</w:t>
             </w:r>
           </w:p>
         </w:tc>
@@ -11199,7 +11736,14 @@
                 <w:sz w:val="18"/>
                 <w:szCs w:val="18"/>
               </w:rPr>
-              <w:t>-</w:t>
+              <w:t>42</w:t>
+            </w:r>
+            <w:r>
+              <w:rPr>
+                <w:sz w:val="18"/>
+                <w:szCs w:val="18"/>
+              </w:rPr>
+              <w:t>,5</w:t>
             </w:r>
           </w:p>
         </w:tc>
@@ -11221,7 +11765,7 @@
                 <w:sz w:val="18"/>
                 <w:szCs w:val="18"/>
               </w:rPr>
-              <w:t>Ostrożny</w:t>
+              <w:t>Zwrot</w:t>
             </w:r>
           </w:p>
         </w:tc>
@@ -11241,7 +11785,14 @@
                 <w:sz w:val="18"/>
                 <w:szCs w:val="18"/>
               </w:rPr>
-              <w:t>Patrz broń</w:t>
+              <w:t>-0</w:t>
+            </w:r>
+            <w:r>
+              <w:rPr>
+                <w:sz w:val="18"/>
+                <w:szCs w:val="18"/>
+              </w:rPr>
+              <w:t>,25</w:t>
             </w:r>
           </w:p>
         </w:tc>
@@ -11261,7 +11812,7 @@
                 <w:sz w:val="18"/>
                 <w:szCs w:val="18"/>
               </w:rPr>
-              <w:t>34</w:t>
+              <w:t>-</w:t>
             </w:r>
           </w:p>
         </w:tc>
@@ -11281,14 +11832,7 @@
                 <w:sz w:val="18"/>
                 <w:szCs w:val="18"/>
               </w:rPr>
-              <w:t>42</w:t>
-            </w:r>
-            <w:r>
-              <w:rPr>
-                <w:sz w:val="18"/>
-                <w:szCs w:val="18"/>
-              </w:rPr>
-              <w:t>,5</w:t>
+              <w:t>-</w:t>
             </w:r>
           </w:p>
         </w:tc>
@@ -11390,14 +11934,14 @@
           <w:sz w:val="18"/>
           <w:szCs w:val="18"/>
         </w:rPr>
-        <w:t>Odwody: -1,</w:t>
-      </w:r>
-      <w:r>
-        <w:rPr>
-          <w:sz w:val="18"/>
-          <w:szCs w:val="18"/>
-        </w:rPr>
-        <w:t>7</w:t>
+        <w:t>Odwody: -</w:t>
+      </w:r>
+      <w:r>
+        <w:rPr>
+          <w:sz w:val="18"/>
+          <w:szCs w:val="18"/>
+        </w:rPr>
+        <w:t>2,</w:t>
       </w:r>
       <w:r>
         <w:rPr>
@@ -14181,7 +14725,14 @@
                 <w:sz w:val="18"/>
                 <w:szCs w:val="18"/>
               </w:rPr>
-              <w:t>*1.4</w:t>
+              <w:t>*1.</w:t>
+            </w:r>
+            <w:r>
+              <w:rPr>
+                <w:sz w:val="18"/>
+                <w:szCs w:val="18"/>
+              </w:rPr>
+              <w:t>05</w:t>
             </w:r>
           </w:p>
         </w:tc>
@@ -14223,7 +14774,14 @@
                 <w:sz w:val="18"/>
                 <w:szCs w:val="18"/>
               </w:rPr>
-              <w:t>*1,1</w:t>
+              <w:t>*1,</w:t>
+            </w:r>
+            <w:r>
+              <w:rPr>
+                <w:sz w:val="18"/>
+                <w:szCs w:val="18"/>
+              </w:rPr>
+              <w:t>2</w:t>
             </w:r>
           </w:p>
         </w:tc>
@@ -14448,6 +15006,48 @@
                 <w:szCs w:val="18"/>
               </w:rPr>
               <w:t>*1,2</w:t>
+            </w:r>
+          </w:p>
+        </w:tc>
+      </w:tr>
+      <w:tr>
+        <w:tc>
+          <w:tcPr>
+            <w:tcW w:w="1436" w:type="dxa"/>
+          </w:tcPr>
+          <w:p>
+            <w:pPr>
+              <w:rPr>
+                <w:sz w:val="18"/>
+                <w:szCs w:val="18"/>
+              </w:rPr>
+            </w:pPr>
+            <w:r>
+              <w:rPr>
+                <w:sz w:val="18"/>
+                <w:szCs w:val="18"/>
+              </w:rPr>
+              <w:t>Rezerwa</w:t>
+            </w:r>
+          </w:p>
+        </w:tc>
+        <w:tc>
+          <w:tcPr>
+            <w:tcW w:w="3433" w:type="dxa"/>
+          </w:tcPr>
+          <w:p>
+            <w:pPr>
+              <w:rPr>
+                <w:sz w:val="18"/>
+                <w:szCs w:val="18"/>
+              </w:rPr>
+            </w:pPr>
+            <w:r>
+              <w:rPr>
+                <w:sz w:val="18"/>
+                <w:szCs w:val="18"/>
+              </w:rPr>
+              <w:t>*0,6</w:t>
             </w:r>
           </w:p>
         </w:tc>
@@ -15161,6 +15761,119 @@
     </w:lvl>
   </w:abstractNum>
   <w:abstractNum w:abstractNumId="1" w15:restartNumberingAfterBreak="0">
+    <w:nsid w:val="21CF49F5"/>
+    <w:multiLevelType w:val="hybridMultilevel"/>
+    <w:tmpl w:val="E5F45E62"/>
+    <w:lvl w:ilvl="0" w:tplc="0415000F">
+      <w:start w:val="1"/>
+      <w:numFmt w:val="decimal"/>
+      <w:lvlText w:val="%1."/>
+      <w:lvlJc w:val="left"/>
+      <w:pPr>
+        <w:ind w:left="360" w:hanging="360"/>
+      </w:pPr>
+      <w:rPr>
+        <w:rFonts w:hint="default"/>
+      </w:rPr>
+    </w:lvl>
+    <w:lvl w:ilvl="1" w:tplc="FFFFFFFF" w:tentative="1">
+      <w:start w:val="1"/>
+      <w:numFmt w:val="bullet"/>
+      <w:lvlText w:val="o"/>
+      <w:lvlJc w:val="left"/>
+      <w:pPr>
+        <w:ind w:left="1080" w:hanging="360"/>
+      </w:pPr>
+      <w:rPr>
+        <w:rFonts w:ascii="Courier New" w:hAnsi="Courier New" w:cs="Courier New" w:hint="default"/>
+      </w:rPr>
+    </w:lvl>
+    <w:lvl w:ilvl="2" w:tplc="FFFFFFFF" w:tentative="1">
+      <w:start w:val="1"/>
+      <w:numFmt w:val="bullet"/>
+      <w:lvlText w:val=""/>
+      <w:lvlJc w:val="left"/>
+      <w:pPr>
+        <w:ind w:left="1800" w:hanging="360"/>
+      </w:pPr>
+      <w:rPr>
+        <w:rFonts w:ascii="Wingdings" w:hAnsi="Wingdings" w:hint="default"/>
+      </w:rPr>
+    </w:lvl>
+    <w:lvl w:ilvl="3" w:tplc="FFFFFFFF" w:tentative="1">
+      <w:start w:val="1"/>
+      <w:numFmt w:val="bullet"/>
+      <w:lvlText w:val=""/>
+      <w:lvlJc w:val="left"/>
+      <w:pPr>
+        <w:ind w:left="2520" w:hanging="360"/>
+      </w:pPr>
+      <w:rPr>
+        <w:rFonts w:ascii="Symbol" w:hAnsi="Symbol" w:hint="default"/>
+      </w:rPr>
+    </w:lvl>
+    <w:lvl w:ilvl="4" w:tplc="FFFFFFFF" w:tentative="1">
+      <w:start w:val="1"/>
+      <w:numFmt w:val="bullet"/>
+      <w:lvlText w:val="o"/>
+      <w:lvlJc w:val="left"/>
+      <w:pPr>
+        <w:ind w:left="3240" w:hanging="360"/>
+      </w:pPr>
+      <w:rPr>
+        <w:rFonts w:ascii="Courier New" w:hAnsi="Courier New" w:cs="Courier New" w:hint="default"/>
+      </w:rPr>
+    </w:lvl>
+    <w:lvl w:ilvl="5" w:tplc="FFFFFFFF" w:tentative="1">
+      <w:start w:val="1"/>
+      <w:numFmt w:val="bullet"/>
+      <w:lvlText w:val=""/>
+      <w:lvlJc w:val="left"/>
+      <w:pPr>
+        <w:ind w:left="3960" w:hanging="360"/>
+      </w:pPr>
+      <w:rPr>
+        <w:rFonts w:ascii="Wingdings" w:hAnsi="Wingdings" w:hint="default"/>
+      </w:rPr>
+    </w:lvl>
+    <w:lvl w:ilvl="6" w:tplc="FFFFFFFF" w:tentative="1">
+      <w:start w:val="1"/>
+      <w:numFmt w:val="bullet"/>
+      <w:lvlText w:val=""/>
+      <w:lvlJc w:val="left"/>
+      <w:pPr>
+        <w:ind w:left="4680" w:hanging="360"/>
+      </w:pPr>
+      <w:rPr>
+        <w:rFonts w:ascii="Symbol" w:hAnsi="Symbol" w:hint="default"/>
+      </w:rPr>
+    </w:lvl>
+    <w:lvl w:ilvl="7" w:tplc="FFFFFFFF" w:tentative="1">
+      <w:start w:val="1"/>
+      <w:numFmt w:val="bullet"/>
+      <w:lvlText w:val="o"/>
+      <w:lvlJc w:val="left"/>
+      <w:pPr>
+        <w:ind w:left="5400" w:hanging="360"/>
+      </w:pPr>
+      <w:rPr>
+        <w:rFonts w:ascii="Courier New" w:hAnsi="Courier New" w:cs="Courier New" w:hint="default"/>
+      </w:rPr>
+    </w:lvl>
+    <w:lvl w:ilvl="8" w:tplc="FFFFFFFF" w:tentative="1">
+      <w:start w:val="1"/>
+      <w:numFmt w:val="bullet"/>
+      <w:lvlText w:val=""/>
+      <w:lvlJc w:val="left"/>
+      <w:pPr>
+        <w:ind w:left="6120" w:hanging="360"/>
+      </w:pPr>
+      <w:rPr>
+        <w:rFonts w:ascii="Wingdings" w:hAnsi="Wingdings" w:hint="default"/>
+      </w:rPr>
+    </w:lvl>
+  </w:abstractNum>
+  <w:abstractNum w:abstractNumId="2" w15:restartNumberingAfterBreak="0">
     <w:nsid w:val="313D3CB4"/>
     <w:multiLevelType w:val="hybridMultilevel"/>
     <w:tmpl w:val="05EEF8CE"/>
@@ -15274,10 +15987,13 @@
     </w:lvl>
   </w:abstractNum>
   <w:num w:numId="1" w16cid:durableId="291787832">
-    <w:abstractNumId w:val="1"/>
+    <w:abstractNumId w:val="2"/>
   </w:num>
   <w:num w:numId="2" w16cid:durableId="426585881">
     <w:abstractNumId w:val="0"/>
+  </w:num>
+  <w:num w:numId="3" w16cid:durableId="269044319">
+    <w:abstractNumId w:val="1"/>
   </w:num>
 </w:numbering>
 </file>

--- a/app/static/docs/Moje OPR .docx
+++ b/app/static/docs/Moje OPR .docx
@@ -52,7 +52,21 @@
           <w:sz w:val="18"/>
           <w:szCs w:val="18"/>
         </w:rPr>
-        <w:t xml:space="preserve"> Jeżeli gracze nie mogą dojść do porozumienia, wylosujecie kto decyduje.</w:t>
+        <w:t xml:space="preserve"> Jeżeli gracze nie mo</w:t>
+      </w:r>
+      <w:r>
+        <w:rPr>
+          <w:sz w:val="18"/>
+          <w:szCs w:val="18"/>
+        </w:rPr>
+        <w:t>żecie</w:t>
+      </w:r>
+      <w:r>
+        <w:rPr>
+          <w:sz w:val="18"/>
+          <w:szCs w:val="18"/>
+        </w:rPr>
+        <w:t xml:space="preserve"> dojść do porozumienia, wylosujecie kto decyduje.</w:t>
       </w:r>
     </w:p>
     <w:p>
@@ -322,7 +336,21 @@
           <w:sz w:val="18"/>
           <w:szCs w:val="18"/>
         </w:rPr>
-        <w:t>lub mniej niż 200</w:t>
+        <w:t xml:space="preserve">lub mniej niż </w:t>
+      </w:r>
+      <w:r>
+        <w:rPr>
+          <w:sz w:val="18"/>
+          <w:szCs w:val="18"/>
+        </w:rPr>
+        <w:t>6</w:t>
+      </w:r>
+      <w:r>
+        <w:rPr>
+          <w:sz w:val="18"/>
+          <w:szCs w:val="18"/>
+        </w:rPr>
+        <w:t>00</w:t>
       </w:r>
       <w:r>
         <w:rPr>
@@ -479,7 +507,21 @@
           <w:sz w:val="18"/>
           <w:szCs w:val="18"/>
         </w:rPr>
-        <w:t>Zalecany to</w:t>
+        <w:t xml:space="preserve">Zalecany </w:t>
+      </w:r>
+      <w:r>
+        <w:rPr>
+          <w:sz w:val="18"/>
+          <w:szCs w:val="18"/>
+        </w:rPr>
+        <w:t xml:space="preserve">rozmiar </w:t>
+      </w:r>
+      <w:r>
+        <w:rPr>
+          <w:sz w:val="18"/>
+          <w:szCs w:val="18"/>
+        </w:rPr>
+        <w:t>to</w:t>
       </w:r>
       <w:r>
         <w:rPr>
@@ -532,7 +574,326 @@
           <w:sz w:val="18"/>
           <w:szCs w:val="18"/>
         </w:rPr>
-        <w:t>Osłona</w:t>
+        <w:t xml:space="preserve">Teren: </w:t>
+      </w:r>
+      <w:r>
+        <w:rPr>
+          <w:sz w:val="18"/>
+          <w:szCs w:val="18"/>
+        </w:rPr>
+        <w:t>Oddział znajduje</w:t>
+      </w:r>
+      <w:r>
+        <w:rPr>
+          <w:sz w:val="18"/>
+          <w:szCs w:val="18"/>
+        </w:rPr>
+        <w:t xml:space="preserve"> się wewnątrz terenu, gdy </w:t>
+      </w:r>
+      <w:r>
+        <w:rPr>
+          <w:sz w:val="18"/>
+          <w:szCs w:val="18"/>
+        </w:rPr>
+        <w:t xml:space="preserve">podstawa większości modeli </w:t>
+      </w:r>
+      <w:r>
+        <w:rPr>
+          <w:sz w:val="18"/>
+          <w:szCs w:val="18"/>
+        </w:rPr>
+        <w:t>w większośc</w:t>
+      </w:r>
+      <w:r>
+        <w:rPr>
+          <w:sz w:val="18"/>
+          <w:szCs w:val="18"/>
+        </w:rPr>
+        <w:t xml:space="preserve">i się w nim znajduje (najdalszy </w:t>
+      </w:r>
+      <w:r>
+        <w:rPr>
+          <w:sz w:val="18"/>
+          <w:szCs w:val="18"/>
+        </w:rPr>
+        <w:t xml:space="preserve">od krawędzi obszaru </w:t>
+      </w:r>
+      <w:r>
+        <w:rPr>
+          <w:sz w:val="18"/>
+          <w:szCs w:val="18"/>
+        </w:rPr>
+        <w:t xml:space="preserve">punkt podstawy </w:t>
+      </w:r>
+      <w:r>
+        <w:rPr>
+          <w:sz w:val="18"/>
+          <w:szCs w:val="18"/>
+        </w:rPr>
+        <w:t>znajduje się wewnątrz)</w:t>
+      </w:r>
+      <w:r>
+        <w:rPr>
+          <w:sz w:val="18"/>
+          <w:szCs w:val="18"/>
+        </w:rPr>
+        <w:t>.</w:t>
+      </w:r>
+    </w:p>
+    <w:p>
+      <w:pPr>
+        <w:spacing w:after="0"/>
+        <w:rPr>
+          <w:sz w:val="18"/>
+          <w:szCs w:val="18"/>
+        </w:rPr>
+      </w:pPr>
+      <w:r>
+        <w:rPr>
+          <w:b/>
+          <w:bCs/>
+          <w:sz w:val="18"/>
+          <w:szCs w:val="18"/>
+        </w:rPr>
+        <w:t>Blokujący:</w:t>
+      </w:r>
+      <w:r>
+        <w:rPr>
+          <w:sz w:val="18"/>
+          <w:szCs w:val="18"/>
+        </w:rPr>
+        <w:t xml:space="preserve"> Żaden model nie może się na </w:t>
+      </w:r>
+      <w:r>
+        <w:rPr>
+          <w:sz w:val="18"/>
+          <w:szCs w:val="18"/>
+        </w:rPr>
+        <w:t>nim zatrzymać. Nie można się przez niego przemieszczać ani prowadzić linii wzroku.</w:t>
+      </w:r>
+      <w:r>
+        <w:rPr>
+          <w:sz w:val="18"/>
+          <w:szCs w:val="18"/>
+        </w:rPr>
+        <w:t xml:space="preserve"> Modele w innych </w:t>
+      </w:r>
+      <w:r>
+        <w:rPr>
+          <w:sz w:val="18"/>
+          <w:szCs w:val="18"/>
+        </w:rPr>
+        <w:t>oddziałach są</w:t>
+      </w:r>
+      <w:r>
+        <w:rPr>
+          <w:sz w:val="18"/>
+          <w:szCs w:val="18"/>
+        </w:rPr>
+        <w:t xml:space="preserve"> traktowane jak blokujący teren. Przerwy między elementami blokującego terenu mniejsze niż 1” są uznawane za jego część.</w:t>
+      </w:r>
+    </w:p>
+    <w:p>
+      <w:pPr>
+        <w:spacing w:after="0"/>
+        <w:rPr>
+          <w:sz w:val="18"/>
+          <w:szCs w:val="18"/>
+        </w:rPr>
+      </w:pPr>
+      <w:r>
+        <w:rPr>
+          <w:b/>
+          <w:bCs/>
+          <w:sz w:val="18"/>
+          <w:szCs w:val="18"/>
+        </w:rPr>
+        <w:t>Trudny</w:t>
+      </w:r>
+      <w:r>
+        <w:rPr>
+          <w:sz w:val="18"/>
+          <w:szCs w:val="18"/>
+        </w:rPr>
+        <w:t xml:space="preserve">: </w:t>
+      </w:r>
+      <w:r>
+        <w:rPr>
+          <w:sz w:val="18"/>
+          <w:szCs w:val="18"/>
+        </w:rPr>
+        <w:t xml:space="preserve">Zasięg </w:t>
+      </w:r>
+      <w:r>
+        <w:rPr>
+          <w:sz w:val="18"/>
+          <w:szCs w:val="18"/>
+        </w:rPr>
+        <w:t xml:space="preserve">całego </w:t>
+      </w:r>
+      <w:r>
+        <w:rPr>
+          <w:sz w:val="18"/>
+          <w:szCs w:val="18"/>
+        </w:rPr>
+        <w:t xml:space="preserve">ruchu modelu jest o połowę </w:t>
+      </w:r>
+      <w:r>
+        <w:rPr>
+          <w:sz w:val="18"/>
+          <w:szCs w:val="18"/>
+        </w:rPr>
+        <w:t>mniejszy,</w:t>
+      </w:r>
+      <w:r>
+        <w:rPr>
+          <w:sz w:val="18"/>
+          <w:szCs w:val="18"/>
+        </w:rPr>
+        <w:t xml:space="preserve"> jeżeli porusza się </w:t>
+      </w:r>
+      <w:r>
+        <w:rPr>
+          <w:sz w:val="18"/>
+          <w:szCs w:val="18"/>
+        </w:rPr>
+        <w:t>przez</w:t>
+      </w:r>
+      <w:r>
+        <w:rPr>
+          <w:sz w:val="18"/>
+          <w:szCs w:val="18"/>
+        </w:rPr>
+        <w:t xml:space="preserve"> trudny tere</w:t>
+      </w:r>
+      <w:r>
+        <w:rPr>
+          <w:sz w:val="18"/>
+          <w:szCs w:val="18"/>
+        </w:rPr>
+        <w:t>n.</w:t>
+      </w:r>
+    </w:p>
+    <w:p>
+      <w:pPr>
+        <w:spacing w:after="0"/>
+        <w:rPr>
+          <w:sz w:val="18"/>
+          <w:szCs w:val="18"/>
+        </w:rPr>
+      </w:pPr>
+      <w:r>
+        <w:rPr>
+          <w:b/>
+          <w:bCs/>
+          <w:sz w:val="18"/>
+          <w:szCs w:val="18"/>
+        </w:rPr>
+        <w:t>Niebezpieczny</w:t>
+      </w:r>
+      <w:r>
+        <w:rPr>
+          <w:sz w:val="18"/>
+          <w:szCs w:val="18"/>
+        </w:rPr>
+        <w:t xml:space="preserve">: </w:t>
+      </w:r>
+      <w:r>
+        <w:rPr>
+          <w:sz w:val="18"/>
+          <w:szCs w:val="18"/>
+        </w:rPr>
+        <w:t>Gdy model po raz pierwszy podczas akt</w:t>
+      </w:r>
+      <w:r>
+        <w:rPr>
+          <w:sz w:val="18"/>
+          <w:szCs w:val="18"/>
+        </w:rPr>
+        <w:t>ywacji poruszy się po niebezpiecznym terenie</w:t>
+      </w:r>
+      <w:r>
+        <w:rPr>
+          <w:sz w:val="18"/>
+          <w:szCs w:val="18"/>
+        </w:rPr>
+        <w:t xml:space="preserve"> rzucić </w:t>
+      </w:r>
+      <w:r>
+        <w:rPr>
+          <w:sz w:val="18"/>
+          <w:szCs w:val="18"/>
+        </w:rPr>
+        <w:t xml:space="preserve">tyloma </w:t>
+      </w:r>
+      <w:r>
+        <w:rPr>
+          <w:sz w:val="18"/>
+          <w:szCs w:val="18"/>
+        </w:rPr>
+        <w:t>kośćmi,</w:t>
+      </w:r>
+      <w:r>
+        <w:rPr>
+          <w:sz w:val="18"/>
+          <w:szCs w:val="18"/>
+        </w:rPr>
+        <w:t xml:space="preserve"> ile ran potrzeba, aby </w:t>
+      </w:r>
+      <w:r>
+        <w:rPr>
+          <w:sz w:val="18"/>
+          <w:szCs w:val="18"/>
+        </w:rPr>
+        <w:t>go</w:t>
+      </w:r>
+      <w:r>
+        <w:rPr>
+          <w:sz w:val="18"/>
+          <w:szCs w:val="18"/>
+        </w:rPr>
+        <w:t xml:space="preserve"> zniszczyć. Za każdą 1 </w:t>
+      </w:r>
+      <w:r>
+        <w:rPr>
+          <w:sz w:val="18"/>
+          <w:szCs w:val="18"/>
+        </w:rPr>
+        <w:t xml:space="preserve">jego </w:t>
+      </w:r>
+      <w:r>
+        <w:rPr>
+          <w:sz w:val="18"/>
+          <w:szCs w:val="18"/>
+        </w:rPr>
+        <w:t>odział otrzymuje jedną ranę.</w:t>
+      </w:r>
+    </w:p>
+    <w:p>
+      <w:pPr>
+        <w:spacing w:after="0"/>
+        <w:rPr>
+          <w:sz w:val="18"/>
+          <w:szCs w:val="18"/>
+        </w:rPr>
+      </w:pPr>
+      <w:r>
+        <w:rPr>
+          <w:b/>
+          <w:bCs/>
+          <w:sz w:val="18"/>
+          <w:szCs w:val="18"/>
+        </w:rPr>
+        <w:t>O</w:t>
+      </w:r>
+      <w:r>
+        <w:rPr>
+          <w:b/>
+          <w:bCs/>
+          <w:sz w:val="18"/>
+          <w:szCs w:val="18"/>
+        </w:rPr>
+        <w:t>bronny</w:t>
       </w:r>
       <w:r>
         <w:rPr>
@@ -546,34 +907,6 @@
           <w:sz w:val="18"/>
           <w:szCs w:val="18"/>
         </w:rPr>
-        <w:t xml:space="preserve"> Oddział w któr</w:t>
-      </w:r>
-      <w:r>
-        <w:rPr>
-          <w:sz w:val="18"/>
-          <w:szCs w:val="18"/>
-        </w:rPr>
-        <w:t>ym</w:t>
-      </w:r>
-      <w:r>
-        <w:rPr>
-          <w:sz w:val="18"/>
-          <w:szCs w:val="18"/>
-        </w:rPr>
-        <w:t xml:space="preserve"> większość modeli jest w większości</w:t>
-      </w:r>
-      <w:r>
-        <w:rPr>
-          <w:sz w:val="18"/>
-          <w:szCs w:val="18"/>
-        </w:rPr>
-        <w:t xml:space="preserve"> wewnątrz osłony lub za</w:t>
-      </w:r>
-      <w:r>
-        <w:rPr>
-          <w:sz w:val="18"/>
-          <w:szCs w:val="18"/>
-        </w:rPr>
         <w:t xml:space="preserve"> </w:t>
       </w:r>
       <w:r>
@@ -581,53 +914,46 @@
           <w:sz w:val="18"/>
           <w:szCs w:val="18"/>
         </w:rPr>
-        <w:t xml:space="preserve">elementami blokującymi pole widzenia </w:t>
-      </w:r>
-      <w:r>
-        <w:rPr>
-          <w:sz w:val="18"/>
-          <w:szCs w:val="18"/>
-        </w:rPr>
-        <w:t>ma</w:t>
-      </w:r>
-      <w:r>
-        <w:rPr>
-          <w:sz w:val="18"/>
-          <w:szCs w:val="18"/>
-        </w:rPr>
-        <w:t xml:space="preserve"> +1 do </w:t>
-      </w:r>
-      <w:r>
-        <w:rPr>
-          <w:sz w:val="18"/>
-          <w:szCs w:val="18"/>
-        </w:rPr>
-        <w:t>testów obrony</w:t>
-      </w:r>
-      <w:r>
-        <w:rPr>
-          <w:sz w:val="18"/>
-          <w:szCs w:val="18"/>
-        </w:rPr>
-        <w:t>.</w:t>
-      </w:r>
-    </w:p>
-    <w:p>
-      <w:pPr>
-        <w:spacing w:after="0"/>
-        <w:rPr>
-          <w:sz w:val="18"/>
-          <w:szCs w:val="18"/>
-        </w:rPr>
-      </w:pPr>
-      <w:r>
-        <w:rPr>
-          <w:b/>
-          <w:bCs/>
-          <w:sz w:val="18"/>
-          <w:szCs w:val="18"/>
-        </w:rPr>
-        <w:t>Trudny teren</w:t>
+        <w:t>Modele</w:t>
+      </w:r>
+      <w:r>
+        <w:rPr>
+          <w:sz w:val="18"/>
+          <w:szCs w:val="18"/>
+        </w:rPr>
+        <w:t xml:space="preserve"> </w:t>
+      </w:r>
+      <w:r>
+        <w:rPr>
+          <w:sz w:val="18"/>
+          <w:szCs w:val="18"/>
+        </w:rPr>
+        <w:t>wew</w:t>
+      </w:r>
+      <w:r>
+        <w:rPr>
+          <w:sz w:val="18"/>
+          <w:szCs w:val="18"/>
+        </w:rPr>
+        <w:t>nątrz mają osłonę.</w:t>
+      </w:r>
+    </w:p>
+    <w:p>
+      <w:pPr>
+        <w:spacing w:after="0"/>
+        <w:rPr>
+          <w:sz w:val="18"/>
+          <w:szCs w:val="18"/>
+        </w:rPr>
+      </w:pPr>
+      <w:r>
+        <w:rPr>
+          <w:b/>
+          <w:bCs/>
+          <w:sz w:val="18"/>
+          <w:szCs w:val="18"/>
+        </w:rPr>
+        <w:t>Misja</w:t>
       </w:r>
       <w:r>
         <w:rPr>
@@ -641,291 +967,6 @@
           <w:sz w:val="18"/>
           <w:szCs w:val="18"/>
         </w:rPr>
-        <w:t xml:space="preserve">Zasięg </w:t>
-      </w:r>
-      <w:r>
-        <w:rPr>
-          <w:sz w:val="18"/>
-          <w:szCs w:val="18"/>
-        </w:rPr>
-        <w:t xml:space="preserve">całego </w:t>
-      </w:r>
-      <w:r>
-        <w:rPr>
-          <w:sz w:val="18"/>
-          <w:szCs w:val="18"/>
-        </w:rPr>
-        <w:t xml:space="preserve">ruchu modelu jest o połowę mniejszy jeżeli porusza się </w:t>
-      </w:r>
-      <w:r>
-        <w:rPr>
-          <w:sz w:val="18"/>
-          <w:szCs w:val="18"/>
-        </w:rPr>
-        <w:t>przez</w:t>
-      </w:r>
-      <w:r>
-        <w:rPr>
-          <w:sz w:val="18"/>
-          <w:szCs w:val="18"/>
-        </w:rPr>
-        <w:t xml:space="preserve"> trudny tere</w:t>
-      </w:r>
-      <w:r>
-        <w:rPr>
-          <w:sz w:val="18"/>
-          <w:szCs w:val="18"/>
-        </w:rPr>
-        <w:t>n.</w:t>
-      </w:r>
-    </w:p>
-    <w:p>
-      <w:pPr>
-        <w:spacing w:after="0"/>
-        <w:rPr>
-          <w:sz w:val="18"/>
-          <w:szCs w:val="18"/>
-        </w:rPr>
-      </w:pPr>
-      <w:r>
-        <w:rPr>
-          <w:b/>
-          <w:bCs/>
-          <w:sz w:val="18"/>
-          <w:szCs w:val="18"/>
-        </w:rPr>
-        <w:t>Niebezpieczny teren</w:t>
-      </w:r>
-      <w:r>
-        <w:rPr>
-          <w:sz w:val="18"/>
-          <w:szCs w:val="18"/>
-        </w:rPr>
-        <w:t xml:space="preserve">: </w:t>
-      </w:r>
-      <w:r>
-        <w:rPr>
-          <w:sz w:val="18"/>
-          <w:szCs w:val="18"/>
-        </w:rPr>
-        <w:t>Gdy model po raz pierwszy podczas akt</w:t>
-      </w:r>
-      <w:r>
-        <w:rPr>
-          <w:sz w:val="18"/>
-          <w:szCs w:val="18"/>
-        </w:rPr>
-        <w:t>ywacji poruszy się po niebezpiecznym terenie</w:t>
-      </w:r>
-      <w:r>
-        <w:rPr>
-          <w:sz w:val="18"/>
-          <w:szCs w:val="18"/>
-        </w:rPr>
-        <w:t xml:space="preserve"> rzucić </w:t>
-      </w:r>
-      <w:r>
-        <w:rPr>
-          <w:sz w:val="18"/>
-          <w:szCs w:val="18"/>
-        </w:rPr>
-        <w:t xml:space="preserve">tyloma kośćmi ile ran potrzeba, aby </w:t>
-      </w:r>
-      <w:r>
-        <w:rPr>
-          <w:sz w:val="18"/>
-          <w:szCs w:val="18"/>
-        </w:rPr>
-        <w:t>go</w:t>
-      </w:r>
-      <w:r>
-        <w:rPr>
-          <w:sz w:val="18"/>
-          <w:szCs w:val="18"/>
-        </w:rPr>
-        <w:t xml:space="preserve"> zniszczyć. Za każdą 1 </w:t>
-      </w:r>
-      <w:r>
-        <w:rPr>
-          <w:sz w:val="18"/>
-          <w:szCs w:val="18"/>
-        </w:rPr>
-        <w:t xml:space="preserve">jego </w:t>
-      </w:r>
-      <w:r>
-        <w:rPr>
-          <w:sz w:val="18"/>
-          <w:szCs w:val="18"/>
-        </w:rPr>
-        <w:t>odział otrzymuje jedną ranę.</w:t>
-      </w:r>
-    </w:p>
-    <w:p>
-      <w:pPr>
-        <w:spacing w:after="0"/>
-        <w:rPr>
-          <w:sz w:val="18"/>
-          <w:szCs w:val="18"/>
-        </w:rPr>
-      </w:pPr>
-      <w:r>
-        <w:rPr>
-          <w:b/>
-          <w:bCs/>
-          <w:sz w:val="18"/>
-          <w:szCs w:val="18"/>
-        </w:rPr>
-        <w:t>Podniesiony teren:</w:t>
-      </w:r>
-      <w:r>
-        <w:rPr>
-          <w:sz w:val="18"/>
-          <w:szCs w:val="18"/>
-        </w:rPr>
-        <w:t xml:space="preserve"> </w:t>
-      </w:r>
-      <w:r>
-        <w:rPr>
-          <w:sz w:val="18"/>
-          <w:szCs w:val="18"/>
-        </w:rPr>
-        <w:t>Oddział w którym większość modeli jest w większości</w:t>
-      </w:r>
-      <w:r>
-        <w:rPr>
-          <w:sz w:val="18"/>
-          <w:szCs w:val="18"/>
-        </w:rPr>
-        <w:t xml:space="preserve"> na podniesionym </w:t>
-      </w:r>
-      <w:r>
-        <w:rPr>
-          <w:sz w:val="18"/>
-          <w:szCs w:val="18"/>
-        </w:rPr>
-        <w:t>terenie znajduje si</w:t>
-      </w:r>
-      <w:r>
-        <w:rPr>
-          <w:sz w:val="18"/>
-          <w:szCs w:val="18"/>
-        </w:rPr>
-        <w:t>ę</w:t>
-      </w:r>
-      <w:r>
-        <w:rPr>
-          <w:sz w:val="18"/>
-          <w:szCs w:val="18"/>
-        </w:rPr>
-        <w:t xml:space="preserve"> na nim.</w:t>
-      </w:r>
-      <w:r>
-        <w:rPr>
-          <w:sz w:val="18"/>
-          <w:szCs w:val="18"/>
-        </w:rPr>
-        <w:t xml:space="preserve"> </w:t>
-      </w:r>
-      <w:r>
-        <w:rPr>
-          <w:sz w:val="18"/>
-          <w:szCs w:val="18"/>
-        </w:rPr>
-        <w:t xml:space="preserve"> Podczas wyznaczania linii wzorku </w:t>
-      </w:r>
-      <w:r>
-        <w:rPr>
-          <w:sz w:val="18"/>
-          <w:szCs w:val="18"/>
-        </w:rPr>
-        <w:t xml:space="preserve">do lub od takiego oddziału </w:t>
-      </w:r>
-      <w:r>
-        <w:rPr>
-          <w:sz w:val="18"/>
-          <w:szCs w:val="18"/>
-        </w:rPr>
-        <w:t>ignoruj</w:t>
-      </w:r>
-      <w:r>
-        <w:rPr>
-          <w:sz w:val="18"/>
-          <w:szCs w:val="18"/>
-        </w:rPr>
-        <w:t xml:space="preserve"> </w:t>
-      </w:r>
-      <w:r>
-        <w:rPr>
-          <w:sz w:val="18"/>
-          <w:szCs w:val="18"/>
-        </w:rPr>
-        <w:t xml:space="preserve">modele obiekty bliższe do niego </w:t>
-      </w:r>
-      <w:r>
-        <w:rPr>
-          <w:sz w:val="18"/>
-          <w:szCs w:val="18"/>
-        </w:rPr>
-        <w:t>niż drugiego oddziału nie będące równi</w:t>
-      </w:r>
-      <w:r>
-        <w:rPr>
-          <w:sz w:val="18"/>
-          <w:szCs w:val="18"/>
-        </w:rPr>
-        <w:t>eż podniesione. Jeżeli oddział który nie jest na podniesieniu ataku</w:t>
-      </w:r>
-      <w:r>
-        <w:rPr>
-          <w:sz w:val="18"/>
-          <w:szCs w:val="18"/>
-        </w:rPr>
-        <w:t>je</w:t>
-      </w:r>
-      <w:r>
-        <w:rPr>
-          <w:sz w:val="18"/>
-          <w:szCs w:val="18"/>
-        </w:rPr>
-        <w:t xml:space="preserve"> oddział na podniesieniu, </w:t>
-      </w:r>
-      <w:r>
-        <w:rPr>
-          <w:sz w:val="18"/>
-          <w:szCs w:val="18"/>
-        </w:rPr>
-        <w:t>ma -6” do zasięgu broni przy strzale, a podczas szarży traktowany jest jakby przechodził przez niebezpieczny teren.</w:t>
-      </w:r>
-    </w:p>
-    <w:p>
-      <w:pPr>
-        <w:spacing w:after="0"/>
-        <w:rPr>
-          <w:sz w:val="18"/>
-          <w:szCs w:val="18"/>
-        </w:rPr>
-      </w:pPr>
-      <w:r>
-        <w:rPr>
-          <w:b/>
-          <w:bCs/>
-          <w:sz w:val="18"/>
-          <w:szCs w:val="18"/>
-        </w:rPr>
-        <w:t>Misja</w:t>
-      </w:r>
-      <w:r>
-        <w:rPr>
-          <w:sz w:val="18"/>
-          <w:szCs w:val="18"/>
-        </w:rPr>
-        <w:t xml:space="preserve">: </w:t>
-      </w:r>
-      <w:r>
-        <w:rPr>
-          <w:sz w:val="18"/>
-          <w:szCs w:val="18"/>
-        </w:rPr>
         <w:t xml:space="preserve">Jeden z graczy umieszcza 5 </w:t>
       </w:r>
       <w:r>
@@ -947,14 +988,21 @@
           <w:sz w:val="18"/>
           <w:szCs w:val="18"/>
         </w:rPr>
-        <w:t>co najmniej jeden powinien znaleźć się w każdej ze stref rozstawienia</w:t>
-      </w:r>
-      <w:r>
-        <w:rPr>
-          <w:sz w:val="18"/>
-          <w:szCs w:val="18"/>
-        </w:rPr>
-        <w:t xml:space="preserve">, oraz po lewej i prawej stronie pola </w:t>
+        <w:t xml:space="preserve">co najmniej jeden powinien znaleźć się w każdej ze stref </w:t>
+      </w:r>
+      <w:r>
+        <w:rPr>
+          <w:sz w:val="18"/>
+          <w:szCs w:val="18"/>
+        </w:rPr>
+        <w:t>rozstawienia</w:t>
+      </w:r>
+      <w:r>
+        <w:rPr>
+          <w:sz w:val="18"/>
+          <w:szCs w:val="18"/>
+        </w:rPr>
+        <w:t xml:space="preserve"> oraz po lewej i prawej stronie pola </w:t>
       </w:r>
       <w:r>
         <w:rPr>
@@ -975,14 +1023,21 @@
           <w:sz w:val="18"/>
           <w:szCs w:val="18"/>
         </w:rPr>
-        <w:t xml:space="preserve"> i 6” od krawędzi mapy.</w:t>
-      </w:r>
-      <w:r>
-        <w:rPr>
-          <w:sz w:val="18"/>
-          <w:szCs w:val="18"/>
-        </w:rPr>
-        <w:t>. Na koniec każdej tury</w:t>
+        <w:t xml:space="preserve"> i 6” od krawędzi </w:t>
+      </w:r>
+      <w:r>
+        <w:rPr>
+          <w:sz w:val="18"/>
+          <w:szCs w:val="18"/>
+        </w:rPr>
+        <w:t>mapy.</w:t>
+      </w:r>
+      <w:r>
+        <w:rPr>
+          <w:sz w:val="18"/>
+          <w:szCs w:val="18"/>
+        </w:rPr>
+        <w:t xml:space="preserve"> Na koniec każdej tury</w:t>
       </w:r>
       <w:r>
         <w:rPr>
@@ -1728,6 +1783,13 @@
           <w:sz w:val="18"/>
           <w:szCs w:val="18"/>
         </w:rPr>
+        <w:t xml:space="preserve"> mogą znajdować</w:t>
+      </w:r>
+      <w:r>
+        <w:rPr>
+          <w:sz w:val="18"/>
+          <w:szCs w:val="18"/>
+        </w:rPr>
         <w:t xml:space="preserve"> </w:t>
       </w:r>
       <w:r>
@@ -1735,7 +1797,35 @@
           <w:sz w:val="18"/>
           <w:szCs w:val="18"/>
         </w:rPr>
-        <w:t>mogą znajdować</w:t>
+        <w:t xml:space="preserve">się w odległości </w:t>
+      </w:r>
+      <w:r>
+        <w:rPr>
+          <w:sz w:val="18"/>
+          <w:szCs w:val="18"/>
+        </w:rPr>
+        <w:t>mniejszej niż</w:t>
+      </w:r>
+      <w:r>
+        <w:rPr>
+          <w:sz w:val="18"/>
+          <w:szCs w:val="18"/>
+        </w:rPr>
+        <w:t xml:space="preserve"> 1” od innych </w:t>
+      </w:r>
+      <w:r>
+        <w:rPr>
+          <w:sz w:val="18"/>
+          <w:szCs w:val="18"/>
+        </w:rPr>
+        <w:t>oddziałów</w:t>
+      </w:r>
+      <w:r>
+        <w:rPr>
+          <w:sz w:val="18"/>
+          <w:szCs w:val="18"/>
+        </w:rPr>
+        <w:t xml:space="preserve"> tylko</w:t>
       </w:r>
       <w:r>
         <w:rPr>
@@ -1749,35 +1839,46 @@
           <w:sz w:val="18"/>
           <w:szCs w:val="18"/>
         </w:rPr>
-        <w:t xml:space="preserve">się w odległości </w:t>
-      </w:r>
-      <w:r>
-        <w:rPr>
-          <w:sz w:val="18"/>
-          <w:szCs w:val="18"/>
-        </w:rPr>
-        <w:t>mniejszej niż</w:t>
-      </w:r>
-      <w:r>
-        <w:rPr>
-          <w:sz w:val="18"/>
-          <w:szCs w:val="18"/>
-        </w:rPr>
-        <w:t xml:space="preserve"> 1” od innych </w:t>
-      </w:r>
-      <w:r>
-        <w:rPr>
-          <w:sz w:val="18"/>
-          <w:szCs w:val="18"/>
-        </w:rPr>
-        <w:t>oddziałów</w:t>
-      </w:r>
-      <w:r>
-        <w:rPr>
-          <w:sz w:val="18"/>
-          <w:szCs w:val="18"/>
-        </w:rPr>
-        <w:t xml:space="preserve"> tylko</w:t>
+        <w:t>gdy na nie szarżują</w:t>
+      </w:r>
+      <w:r>
+        <w:rPr>
+          <w:sz w:val="18"/>
+          <w:szCs w:val="18"/>
+        </w:rPr>
+        <w:t>.</w:t>
+      </w:r>
+    </w:p>
+    <w:p>
+      <w:pPr>
+        <w:spacing w:after="0"/>
+        <w:rPr>
+          <w:sz w:val="18"/>
+          <w:szCs w:val="18"/>
+        </w:rPr>
+      </w:pPr>
+      <w:r>
+        <w:rPr>
+          <w:b/>
+          <w:bCs/>
+          <w:sz w:val="18"/>
+          <w:szCs w:val="18"/>
+        </w:rPr>
+        <w:t xml:space="preserve">Ostrzał: </w:t>
+      </w:r>
+      <w:r>
+        <w:rPr>
+          <w:sz w:val="18"/>
+          <w:szCs w:val="18"/>
+        </w:rPr>
+        <w:t>Odziały</w:t>
+      </w:r>
+      <w:r>
+        <w:rPr>
+          <w:sz w:val="18"/>
+          <w:szCs w:val="18"/>
+        </w:rPr>
+        <w:t xml:space="preserve"> mogą strzelać</w:t>
       </w:r>
       <w:r>
         <w:rPr>
@@ -1791,7 +1892,77 @@
           <w:sz w:val="18"/>
           <w:szCs w:val="18"/>
         </w:rPr>
-        <w:t>gdy na nie szarżują</w:t>
+        <w:t>ze wszystkich broni dystansowych do maksymalnie dwóch różnych celów z</w:t>
+      </w:r>
+      <w:r>
+        <w:rPr>
+          <w:sz w:val="18"/>
+          <w:szCs w:val="18"/>
+        </w:rPr>
+        <w:t xml:space="preserve"> </w:t>
+      </w:r>
+      <w:r>
+        <w:rPr>
+          <w:sz w:val="18"/>
+          <w:szCs w:val="18"/>
+        </w:rPr>
+        <w:t>w zasięgu i polu widzenia</w:t>
+      </w:r>
+      <w:r>
+        <w:rPr>
+          <w:sz w:val="18"/>
+          <w:szCs w:val="18"/>
+        </w:rPr>
+        <w:t>, ale wszystkie bronie o tym samym profilu muszą atakować ten sam cel</w:t>
+      </w:r>
+      <w:r>
+        <w:rPr>
+          <w:sz w:val="18"/>
+          <w:szCs w:val="18"/>
+        </w:rPr>
+        <w:t>. Modele strzelające</w:t>
+      </w:r>
+      <w:r>
+        <w:rPr>
+          <w:sz w:val="18"/>
+          <w:szCs w:val="18"/>
+        </w:rPr>
+        <w:t xml:space="preserve"> </w:t>
+      </w:r>
+      <w:r>
+        <w:rPr>
+          <w:sz w:val="18"/>
+          <w:szCs w:val="18"/>
+        </w:rPr>
+        <w:t>wykonują jeden test jakości na atak, a każdy</w:t>
+      </w:r>
+      <w:r>
+        <w:rPr>
+          <w:sz w:val="18"/>
+          <w:szCs w:val="18"/>
+        </w:rPr>
+        <w:t xml:space="preserve"> </w:t>
+      </w:r>
+      <w:r>
+        <w:rPr>
+          <w:sz w:val="18"/>
+          <w:szCs w:val="18"/>
+        </w:rPr>
+        <w:t xml:space="preserve">sukces oznacza trafienie. </w:t>
+      </w:r>
+      <w:r>
+        <w:rPr>
+          <w:sz w:val="18"/>
+          <w:szCs w:val="18"/>
+        </w:rPr>
+        <w:t>Nie można wykonać, jeżeli jakikolwiek wrogi oddział znajduje się w zasięgu 3”</w:t>
+      </w:r>
+      <w:r>
+        <w:rPr>
+          <w:sz w:val="18"/>
+          <w:szCs w:val="18"/>
+        </w:rPr>
+        <w:t xml:space="preserve"> i linii wzroku</w:t>
       </w:r>
       <w:r>
         <w:rPr>
@@ -1816,21 +1987,7 @@
           <w:sz w:val="18"/>
           <w:szCs w:val="18"/>
         </w:rPr>
-        <w:t xml:space="preserve">Ostrzał: </w:t>
-      </w:r>
-      <w:r>
-        <w:rPr>
-          <w:sz w:val="18"/>
-          <w:szCs w:val="18"/>
-        </w:rPr>
-        <w:t>Odziały</w:t>
-      </w:r>
-      <w:r>
-        <w:rPr>
-          <w:sz w:val="18"/>
-          <w:szCs w:val="18"/>
-        </w:rPr>
-        <w:t xml:space="preserve"> mogą strzelać</w:t>
+        <w:t>Linia wzroku:</w:t>
       </w:r>
       <w:r>
         <w:rPr>
@@ -1844,7 +2001,144 @@
           <w:sz w:val="18"/>
           <w:szCs w:val="18"/>
         </w:rPr>
-        <w:t>ze wszystkich broni dystansowych do maksymalnie dwóch różnych celów z</w:t>
+        <w:t>at</w:t>
+      </w:r>
+      <w:r>
+        <w:rPr>
+          <w:sz w:val="18"/>
+          <w:szCs w:val="18"/>
+        </w:rPr>
+        <w:t xml:space="preserve">akujący wybiera </w:t>
+      </w:r>
+      <w:r>
+        <w:rPr>
+          <w:sz w:val="18"/>
+          <w:szCs w:val="18"/>
+        </w:rPr>
+        <w:t>model,</w:t>
+      </w:r>
+      <w:r>
+        <w:rPr>
+          <w:sz w:val="18"/>
+          <w:szCs w:val="18"/>
+        </w:rPr>
+        <w:t xml:space="preserve"> od k</w:t>
+      </w:r>
+      <w:r>
+        <w:rPr>
+          <w:sz w:val="18"/>
+          <w:szCs w:val="18"/>
+        </w:rPr>
+        <w:t xml:space="preserve">tórego sprawdza pole widzenia i zasięg wszystkich </w:t>
+      </w:r>
+      <w:r>
+        <w:rPr>
+          <w:sz w:val="18"/>
+          <w:szCs w:val="18"/>
+        </w:rPr>
+        <w:t>ataków</w:t>
+      </w:r>
+      <w:r>
+        <w:rPr>
+          <w:sz w:val="18"/>
+          <w:szCs w:val="18"/>
+        </w:rPr>
+        <w:t>.</w:t>
+      </w:r>
+      <w:r>
+        <w:rPr>
+          <w:sz w:val="18"/>
+          <w:szCs w:val="18"/>
+        </w:rPr>
+        <w:t xml:space="preserve"> Jeżeli może poprowadzić prostą linię przechodzącą przez</w:t>
+      </w:r>
+      <w:r>
+        <w:rPr>
+          <w:sz w:val="18"/>
+          <w:szCs w:val="18"/>
+        </w:rPr>
+        <w:t xml:space="preserve"> podstawkę celu i swoją ma linię wzroku. Jeżeli jest punkt podstawki do którego nie można poprowadzić takiej linii cel ma osłonę.</w:t>
+      </w:r>
+    </w:p>
+    <w:p>
+      <w:pPr>
+        <w:spacing w:after="0"/>
+        <w:rPr>
+          <w:sz w:val="18"/>
+          <w:szCs w:val="18"/>
+        </w:rPr>
+      </w:pPr>
+      <w:r>
+        <w:rPr>
+          <w:b/>
+          <w:bCs/>
+          <w:sz w:val="18"/>
+          <w:szCs w:val="18"/>
+        </w:rPr>
+        <w:t xml:space="preserve">Szarża: </w:t>
+      </w:r>
+      <w:r>
+        <w:rPr>
+          <w:sz w:val="18"/>
+          <w:szCs w:val="18"/>
+        </w:rPr>
+        <w:t xml:space="preserve">Szarżujące </w:t>
+      </w:r>
+      <w:r>
+        <w:rPr>
+          <w:sz w:val="18"/>
+          <w:szCs w:val="18"/>
+        </w:rPr>
+        <w:t>odziały wykonują ruch tak</w:t>
+      </w:r>
+      <w:r>
+        <w:rPr>
+          <w:sz w:val="18"/>
+          <w:szCs w:val="18"/>
+        </w:rPr>
+        <w:t>,</w:t>
+      </w:r>
+      <w:r>
+        <w:rPr>
+          <w:sz w:val="18"/>
+          <w:szCs w:val="18"/>
+        </w:rPr>
+        <w:t xml:space="preserve"> aby co najmniej jeden model </w:t>
+      </w:r>
+      <w:r>
+        <w:rPr>
+          <w:sz w:val="18"/>
+          <w:szCs w:val="18"/>
+        </w:rPr>
+        <w:t xml:space="preserve">po ruch w linii prostej </w:t>
+      </w:r>
+      <w:r>
+        <w:rPr>
+          <w:sz w:val="18"/>
+          <w:szCs w:val="18"/>
+        </w:rPr>
+        <w:t>znalazł się 1” od</w:t>
+      </w:r>
+      <w:r>
+        <w:rPr>
+          <w:sz w:val="18"/>
+          <w:szCs w:val="18"/>
+        </w:rPr>
+        <w:t xml:space="preserve"> celu</w:t>
+      </w:r>
+      <w:r>
+        <w:rPr>
+          <w:sz w:val="18"/>
+          <w:szCs w:val="18"/>
+        </w:rPr>
+        <w:t xml:space="preserve">. </w:t>
+      </w:r>
+      <w:r>
+        <w:rPr>
+          <w:sz w:val="18"/>
+          <w:szCs w:val="18"/>
+        </w:rPr>
+        <w:t>Modele</w:t>
       </w:r>
       <w:r>
         <w:rPr>
@@ -1858,21 +2152,21 @@
           <w:sz w:val="18"/>
           <w:szCs w:val="18"/>
         </w:rPr>
-        <w:t>w zasięgu i polu widzenia</w:t>
-      </w:r>
-      <w:r>
-        <w:rPr>
-          <w:sz w:val="18"/>
-          <w:szCs w:val="18"/>
-        </w:rPr>
-        <w:t>, ale wszystkie bronie o tym samym profilu muszą atakować ten sam cel</w:t>
-      </w:r>
-      <w:r>
-        <w:rPr>
-          <w:sz w:val="18"/>
-          <w:szCs w:val="18"/>
-        </w:rPr>
-        <w:t>. Modele strzelające</w:t>
+        <w:t xml:space="preserve">znajdujące się w odległości do </w:t>
+      </w:r>
+      <w:r>
+        <w:rPr>
+          <w:sz w:val="18"/>
+          <w:szCs w:val="18"/>
+        </w:rPr>
+        <w:t>2” wykonują</w:t>
+      </w:r>
+      <w:r>
+        <w:rPr>
+          <w:sz w:val="18"/>
+          <w:szCs w:val="18"/>
+        </w:rPr>
+        <w:t xml:space="preserve"> jeden test jakości na atak, a każdy</w:t>
       </w:r>
       <w:r>
         <w:rPr>
@@ -1886,7 +2180,23 @@
           <w:sz w:val="18"/>
           <w:szCs w:val="18"/>
         </w:rPr>
-        <w:t>wykonują jeden test jakości na atak, a każdy</w:t>
+        <w:t>sukces oznacza trafienie.</w:t>
+      </w:r>
+    </w:p>
+    <w:p>
+      <w:pPr>
+        <w:spacing w:after="0"/>
+        <w:rPr>
+          <w:sz w:val="18"/>
+          <w:szCs w:val="18"/>
+        </w:rPr>
+      </w:pPr>
+      <w:r>
+        <w:rPr>
+          <w:sz w:val="18"/>
+          <w:szCs w:val="18"/>
+        </w:rPr>
+        <w:t>Następnie obrońcy mogą</w:t>
       </w:r>
       <w:r>
         <w:rPr>
@@ -1900,46 +2210,181 @@
           <w:sz w:val="18"/>
           <w:szCs w:val="18"/>
         </w:rPr>
-        <w:t xml:space="preserve">sukces oznacza trafienie. </w:t>
-      </w:r>
-      <w:r>
-        <w:rPr>
-          <w:sz w:val="18"/>
-          <w:szCs w:val="18"/>
-        </w:rPr>
-        <w:t>Nie można wykonać, jeżeli jakikolwiek wrogi oddział znajduje się w zasięgu 3”.</w:t>
-      </w:r>
-    </w:p>
-    <w:p>
-      <w:pPr>
-        <w:spacing w:after="0"/>
-        <w:rPr>
-          <w:sz w:val="18"/>
-          <w:szCs w:val="18"/>
-        </w:rPr>
-      </w:pPr>
-      <w:r>
-        <w:rPr>
-          <w:b/>
-          <w:bCs/>
-          <w:sz w:val="18"/>
-          <w:szCs w:val="18"/>
-        </w:rPr>
-        <w:t xml:space="preserve">Szarża: </w:t>
-      </w:r>
-      <w:r>
-        <w:rPr>
-          <w:sz w:val="18"/>
-          <w:szCs w:val="18"/>
-        </w:rPr>
-        <w:t xml:space="preserve">Szarżujące </w:t>
-      </w:r>
-      <w:r>
-        <w:rPr>
-          <w:sz w:val="18"/>
-          <w:szCs w:val="18"/>
-        </w:rPr>
-        <w:t>odziały wykonują ruch tak</w:t>
+        <w:t xml:space="preserve">zdecydować się </w:t>
+      </w:r>
+      <w:r>
+        <w:rPr>
+          <w:sz w:val="18"/>
+          <w:szCs w:val="18"/>
+        </w:rPr>
+        <w:t xml:space="preserve">wykonać ruch </w:t>
+      </w:r>
+      <w:r>
+        <w:rPr>
+          <w:sz w:val="18"/>
+          <w:szCs w:val="18"/>
+        </w:rPr>
+        <w:t>w kierunku szarżującego i wykonać</w:t>
+      </w:r>
+      <w:r>
+        <w:rPr>
+          <w:sz w:val="18"/>
+          <w:szCs w:val="18"/>
+        </w:rPr>
+        <w:t xml:space="preserve"> kontratak</w:t>
+      </w:r>
+      <w:r>
+        <w:rPr>
+          <w:sz w:val="18"/>
+          <w:szCs w:val="18"/>
+        </w:rPr>
+        <w:t>, ale zostan</w:t>
+      </w:r>
+      <w:r>
+        <w:rPr>
+          <w:sz w:val="18"/>
+          <w:szCs w:val="18"/>
+        </w:rPr>
+        <w:t>ą</w:t>
+      </w:r>
+      <w:r>
+        <w:rPr>
+          <w:sz w:val="18"/>
+          <w:szCs w:val="18"/>
+        </w:rPr>
+        <w:t xml:space="preserve"> wtedy wyczerpani</w:t>
+      </w:r>
+      <w:r>
+        <w:rPr>
+          <w:sz w:val="18"/>
+          <w:szCs w:val="18"/>
+        </w:rPr>
+        <w:t>.</w:t>
+      </w:r>
+    </w:p>
+    <w:p>
+      <w:pPr>
+        <w:spacing w:after="0"/>
+        <w:rPr>
+          <w:sz w:val="18"/>
+          <w:szCs w:val="18"/>
+        </w:rPr>
+      </w:pPr>
+      <w:r>
+        <w:rPr>
+          <w:sz w:val="18"/>
+          <w:szCs w:val="18"/>
+        </w:rPr>
+        <w:t xml:space="preserve">Jeżeli żaden oddział nie został zniszczony </w:t>
+      </w:r>
+      <w:r>
+        <w:rPr>
+          <w:sz w:val="18"/>
+          <w:szCs w:val="18"/>
+        </w:rPr>
+        <w:t>szarżując</w:t>
+      </w:r>
+      <w:r>
+        <w:rPr>
+          <w:sz w:val="18"/>
+          <w:szCs w:val="18"/>
+        </w:rPr>
+        <w:t>y</w:t>
+      </w:r>
+      <w:r>
+        <w:rPr>
+          <w:sz w:val="18"/>
+          <w:szCs w:val="18"/>
+        </w:rPr>
+        <w:t xml:space="preserve"> musi cofnąć się na</w:t>
+      </w:r>
+      <w:r>
+        <w:rPr>
+          <w:sz w:val="18"/>
+          <w:szCs w:val="18"/>
+        </w:rPr>
+        <w:t xml:space="preserve"> </w:t>
+      </w:r>
+      <w:r>
+        <w:rPr>
+          <w:sz w:val="18"/>
+          <w:szCs w:val="18"/>
+        </w:rPr>
+        <w:t>odległość 1</w:t>
+      </w:r>
+      <w:r>
+        <w:rPr>
+          <w:sz w:val="18"/>
+          <w:szCs w:val="18"/>
+        </w:rPr>
+        <w:t>” od obrońcy</w:t>
+      </w:r>
+      <w:r>
+        <w:rPr>
+          <w:sz w:val="18"/>
+          <w:szCs w:val="18"/>
+        </w:rPr>
+        <w:t xml:space="preserve">. </w:t>
+      </w:r>
+    </w:p>
+    <w:p>
+      <w:pPr>
+        <w:spacing w:after="0"/>
+        <w:rPr>
+          <w:sz w:val="18"/>
+          <w:szCs w:val="18"/>
+        </w:rPr>
+      </w:pPr>
+      <w:r>
+        <w:rPr>
+          <w:b/>
+          <w:bCs/>
+          <w:sz w:val="18"/>
+          <w:szCs w:val="18"/>
+        </w:rPr>
+        <w:t>Trafienia:</w:t>
+      </w:r>
+      <w:r>
+        <w:rPr>
+          <w:sz w:val="18"/>
+          <w:szCs w:val="18"/>
+        </w:rPr>
+        <w:t xml:space="preserve"> Za każde trafienie </w:t>
+      </w:r>
+      <w:r>
+        <w:rPr>
+          <w:sz w:val="18"/>
+          <w:szCs w:val="18"/>
+        </w:rPr>
+        <w:t>atakowany</w:t>
+      </w:r>
+      <w:r>
+        <w:rPr>
+          <w:sz w:val="18"/>
+          <w:szCs w:val="18"/>
+        </w:rPr>
+        <w:t xml:space="preserve"> wykonuje test obrony. Za każde niepowodzenie odział otrzymuje ranę</w:t>
+      </w:r>
+      <w:r>
+        <w:rPr>
+          <w:sz w:val="18"/>
+          <w:szCs w:val="18"/>
+        </w:rPr>
+        <w:t xml:space="preserve">, po jednej na raz. Przydzielający </w:t>
+      </w:r>
+      <w:r>
+        <w:rPr>
+          <w:sz w:val="18"/>
+          <w:szCs w:val="18"/>
+        </w:rPr>
+        <w:t>ran</w:t>
+      </w:r>
+      <w:r>
+        <w:rPr>
+          <w:sz w:val="18"/>
+          <w:szCs w:val="18"/>
+        </w:rPr>
+        <w:t>ę może odrzucić tyle ran</w:t>
       </w:r>
       <w:r>
         <w:rPr>
@@ -1953,28 +2398,63 @@
           <w:sz w:val="18"/>
           <w:szCs w:val="18"/>
         </w:rPr>
-        <w:t xml:space="preserve"> aby co najmniej jeden model </w:t>
-      </w:r>
-      <w:r>
-        <w:rPr>
-          <w:sz w:val="18"/>
-          <w:szCs w:val="18"/>
-        </w:rPr>
-        <w:t xml:space="preserve">po ruch w linii prostej </w:t>
-      </w:r>
-      <w:r>
-        <w:rPr>
-          <w:sz w:val="18"/>
-          <w:szCs w:val="18"/>
-        </w:rPr>
-        <w:t>znalazł się 1” od</w:t>
-      </w:r>
-      <w:r>
-        <w:rPr>
-          <w:sz w:val="18"/>
-          <w:szCs w:val="18"/>
-        </w:rPr>
-        <w:t xml:space="preserve"> celu</w:t>
+        <w:t xml:space="preserve"> ile wynosi wytrzymałość modelu</w:t>
+      </w:r>
+      <w:r>
+        <w:rPr>
+          <w:sz w:val="18"/>
+          <w:szCs w:val="18"/>
+        </w:rPr>
+        <w:t xml:space="preserve">, </w:t>
+      </w:r>
+      <w:r>
+        <w:rPr>
+          <w:sz w:val="18"/>
+          <w:szCs w:val="18"/>
+        </w:rPr>
+        <w:t xml:space="preserve">aby go pokonać. Musi to zrobić, jeżeli odział ma </w:t>
+      </w:r>
+      <w:r>
+        <w:rPr>
+          <w:sz w:val="18"/>
+          <w:szCs w:val="18"/>
+        </w:rPr>
+        <w:t xml:space="preserve">tyle lub </w:t>
+      </w:r>
+      <w:r>
+        <w:rPr>
+          <w:sz w:val="18"/>
+          <w:szCs w:val="18"/>
+        </w:rPr>
+        <w:t>więcej</w:t>
+      </w:r>
+      <w:r>
+        <w:rPr>
+          <w:sz w:val="18"/>
+          <w:szCs w:val="18"/>
+        </w:rPr>
+        <w:t xml:space="preserve"> ran</w:t>
+      </w:r>
+      <w:r>
+        <w:rPr>
+          <w:sz w:val="18"/>
+          <w:szCs w:val="18"/>
+        </w:rPr>
+        <w:t xml:space="preserve"> co najwyższa wytrzymałość </w:t>
+      </w:r>
+      <w:r>
+        <w:rPr>
+          <w:sz w:val="18"/>
+          <w:szCs w:val="18"/>
+        </w:rPr>
+        <w:t>modelu w</w:t>
+      </w:r>
+      <w:r>
+        <w:rPr>
+          <w:sz w:val="18"/>
+          <w:szCs w:val="18"/>
+        </w:rPr>
+        <w:t xml:space="preserve"> oddziale</w:t>
       </w:r>
       <w:r>
         <w:rPr>
@@ -1988,7 +2468,39 @@
           <w:sz w:val="18"/>
           <w:szCs w:val="18"/>
         </w:rPr>
-        <w:t>Modele</w:t>
+        <w:t xml:space="preserve">Najpierw atakujący przydziela rany za kości z wynikiem 1, a następnie obrońca </w:t>
+      </w:r>
+      <w:r>
+        <w:rPr>
+          <w:sz w:val="18"/>
+          <w:szCs w:val="18"/>
+        </w:rPr>
+        <w:t>pozostałe</w:t>
+      </w:r>
+      <w:r>
+        <w:rPr>
+          <w:sz w:val="18"/>
+          <w:szCs w:val="18"/>
+        </w:rPr>
+        <w:t>.</w:t>
+      </w:r>
+    </w:p>
+    <w:p>
+      <w:pPr>
+        <w:spacing w:after="0"/>
+        <w:rPr>
+          <w:sz w:val="18"/>
+          <w:szCs w:val="18"/>
+        </w:rPr>
+      </w:pPr>
+      <w:r>
+        <w:rPr>
+          <w:b/>
+          <w:bCs/>
+          <w:sz w:val="18"/>
+          <w:szCs w:val="18"/>
+        </w:rPr>
+        <w:t>Osłona:</w:t>
       </w:r>
       <w:r>
         <w:rPr>
@@ -2002,14 +2514,53 @@
           <w:sz w:val="18"/>
           <w:szCs w:val="18"/>
         </w:rPr>
-        <w:t xml:space="preserve">znajdujące się w odległości do 2”  </w:t>
-      </w:r>
-      <w:r>
-        <w:rPr>
-          <w:sz w:val="18"/>
-          <w:szCs w:val="18"/>
-        </w:rPr>
-        <w:t>wykonują jeden test jakości na atak, a każdy</w:t>
+        <w:t xml:space="preserve">Jeżeli większość modeli w oddziale ma osłonę, to oddział otrzymuje </w:t>
+      </w:r>
+      <w:r>
+        <w:rPr>
+          <w:sz w:val="18"/>
+          <w:szCs w:val="18"/>
+        </w:rPr>
+        <w:t>-1 do testów ata</w:t>
+      </w:r>
+      <w:r>
+        <w:rPr>
+          <w:sz w:val="18"/>
+          <w:szCs w:val="18"/>
+        </w:rPr>
+        <w:t>ku</w:t>
+      </w:r>
+      <w:r>
+        <w:rPr>
+          <w:sz w:val="18"/>
+          <w:szCs w:val="18"/>
+        </w:rPr>
+        <w:t>.</w:t>
+      </w:r>
+    </w:p>
+    <w:p>
+      <w:pPr>
+        <w:spacing w:after="0"/>
+        <w:rPr>
+          <w:sz w:val="18"/>
+          <w:szCs w:val="18"/>
+        </w:rPr>
+      </w:pPr>
+      <w:r>
+        <w:rPr>
+          <w:b/>
+          <w:bCs/>
+          <w:sz w:val="18"/>
+          <w:szCs w:val="18"/>
+        </w:rPr>
+        <w:t>Przegrupowanie:</w:t>
+      </w:r>
+      <w:r>
+        <w:rPr>
+          <w:sz w:val="18"/>
+          <w:szCs w:val="18"/>
+        </w:rPr>
+        <w:t xml:space="preserve"> Pod koniec aktywacji, w której</w:t>
       </w:r>
       <w:r>
         <w:rPr>
@@ -2023,23 +2574,104 @@
           <w:sz w:val="18"/>
           <w:szCs w:val="18"/>
         </w:rPr>
-        <w:t>sukces oznacza trafienie.</w:t>
-      </w:r>
-    </w:p>
-    <w:p>
-      <w:pPr>
-        <w:spacing w:after="0"/>
-        <w:rPr>
-          <w:sz w:val="18"/>
-          <w:szCs w:val="18"/>
-        </w:rPr>
-      </w:pPr>
-      <w:r>
-        <w:rPr>
-          <w:sz w:val="18"/>
-          <w:szCs w:val="18"/>
-        </w:rPr>
-        <w:t>Następnie obrońcy mogą</w:t>
+        <w:t xml:space="preserve">jednostka </w:t>
+      </w:r>
+      <w:r>
+        <w:rPr>
+          <w:sz w:val="18"/>
+          <w:szCs w:val="18"/>
+        </w:rPr>
+        <w:t>otrzymała rany wykonuje test jakości. Jeżeli ma połowę lub mniej początkowej liczebności lub wytrzymałości</w:t>
+      </w:r>
+      <w:r>
+        <w:rPr>
+          <w:sz w:val="18"/>
+          <w:szCs w:val="18"/>
+        </w:rPr>
+        <w:t>,</w:t>
+      </w:r>
+      <w:r>
+        <w:rPr>
+          <w:sz w:val="18"/>
+          <w:szCs w:val="18"/>
+        </w:rPr>
+        <w:t xml:space="preserve"> dla oddziałów składających się z jednego modelu, wykonuje dodatkowy test. Jeżeli walczyła wręcz również wykonuje dodatkowy test. </w:t>
+      </w:r>
+      <w:r>
+        <w:rPr>
+          <w:sz w:val="18"/>
+          <w:szCs w:val="18"/>
+        </w:rPr>
+        <w:t>Jednostka,</w:t>
+      </w:r>
+      <w:r>
+        <w:rPr>
+          <w:sz w:val="18"/>
+          <w:szCs w:val="18"/>
+        </w:rPr>
+        <w:t xml:space="preserve"> która wygrała walkę wręcz, czyli zadała co najmniej tyle </w:t>
+      </w:r>
+      <w:r>
+        <w:rPr>
+          <w:sz w:val="18"/>
+          <w:szCs w:val="18"/>
+        </w:rPr>
+        <w:t>ran,</w:t>
+      </w:r>
+      <w:r>
+        <w:rPr>
+          <w:sz w:val="18"/>
+          <w:szCs w:val="18"/>
+        </w:rPr>
+        <w:t xml:space="preserve"> ile przeciwnik, w ogóle nie musi wykonywać testów. Za każdy nieudany test staje się wyczerpana, przyszpilona lub zniszczona.</w:t>
+      </w:r>
+      <w:r>
+        <w:rPr>
+          <w:sz w:val="18"/>
+          <w:szCs w:val="18"/>
+        </w:rPr>
+        <w:t xml:space="preserve"> Stany te się nie kumulują </w:t>
+      </w:r>
+      <w:r>
+        <w:rPr>
+          <w:sz w:val="18"/>
+          <w:szCs w:val="18"/>
+        </w:rPr>
+        <w:t xml:space="preserve">i są </w:t>
+      </w:r>
+      <w:r>
+        <w:rPr>
+          <w:sz w:val="18"/>
+          <w:szCs w:val="18"/>
+        </w:rPr>
+        <w:t>odrzucane na koniec aktywacji oddziału.</w:t>
+      </w:r>
+    </w:p>
+    <w:p>
+      <w:pPr>
+        <w:spacing w:after="0"/>
+        <w:rPr>
+          <w:sz w:val="18"/>
+          <w:szCs w:val="18"/>
+        </w:rPr>
+      </w:pPr>
+      <w:r>
+        <w:rPr>
+          <w:b/>
+          <w:bCs/>
+          <w:sz w:val="18"/>
+          <w:szCs w:val="18"/>
+        </w:rPr>
+        <w:t>Wyczerpana</w:t>
+      </w:r>
+      <w:r>
+        <w:rPr>
+          <w:b/>
+          <w:bCs/>
+          <w:sz w:val="18"/>
+          <w:szCs w:val="18"/>
+        </w:rPr>
+        <w:t>:</w:t>
       </w:r>
       <w:r>
         <w:rPr>
@@ -2053,394 +2685,21 @@
           <w:sz w:val="18"/>
           <w:szCs w:val="18"/>
         </w:rPr>
-        <w:t xml:space="preserve">zdecydować się </w:t>
-      </w:r>
-      <w:r>
-        <w:rPr>
-          <w:sz w:val="18"/>
-          <w:szCs w:val="18"/>
-        </w:rPr>
-        <w:t xml:space="preserve">wykonać ruch </w:t>
-      </w:r>
-      <w:r>
-        <w:rPr>
-          <w:sz w:val="18"/>
-          <w:szCs w:val="18"/>
-        </w:rPr>
-        <w:t>w kierunku szarżującego i wykonać</w:t>
-      </w:r>
-      <w:r>
-        <w:rPr>
-          <w:sz w:val="18"/>
-          <w:szCs w:val="18"/>
-        </w:rPr>
-        <w:t xml:space="preserve"> kontratak</w:t>
-      </w:r>
-      <w:r>
-        <w:rPr>
-          <w:sz w:val="18"/>
-          <w:szCs w:val="18"/>
-        </w:rPr>
-        <w:t>, ale zostan</w:t>
-      </w:r>
-      <w:r>
-        <w:rPr>
-          <w:sz w:val="18"/>
-          <w:szCs w:val="18"/>
-        </w:rPr>
-        <w:t>ą</w:t>
-      </w:r>
-      <w:r>
-        <w:rPr>
-          <w:sz w:val="18"/>
-          <w:szCs w:val="18"/>
-        </w:rPr>
-        <w:t xml:space="preserve"> wtedy wyczerpani</w:t>
-      </w:r>
-      <w:r>
-        <w:rPr>
-          <w:sz w:val="18"/>
-          <w:szCs w:val="18"/>
-        </w:rPr>
-        <w:t>.</w:t>
-      </w:r>
-    </w:p>
-    <w:p>
-      <w:pPr>
-        <w:spacing w:after="0"/>
-        <w:rPr>
-          <w:sz w:val="18"/>
-          <w:szCs w:val="18"/>
-        </w:rPr>
-      </w:pPr>
-      <w:r>
-        <w:rPr>
-          <w:sz w:val="18"/>
-          <w:szCs w:val="18"/>
-        </w:rPr>
-        <w:t xml:space="preserve">Jeżeli żaden oddział nie został zniszczony </w:t>
-      </w:r>
-      <w:r>
-        <w:rPr>
-          <w:sz w:val="18"/>
-          <w:szCs w:val="18"/>
-        </w:rPr>
-        <w:t>szarżując</w:t>
-      </w:r>
-      <w:r>
-        <w:rPr>
-          <w:sz w:val="18"/>
-          <w:szCs w:val="18"/>
-        </w:rPr>
-        <w:t>y</w:t>
-      </w:r>
-      <w:r>
-        <w:rPr>
-          <w:sz w:val="18"/>
-          <w:szCs w:val="18"/>
-        </w:rPr>
-        <w:t xml:space="preserve"> musi cofnąć się na</w:t>
-      </w:r>
-      <w:r>
-        <w:rPr>
-          <w:sz w:val="18"/>
-          <w:szCs w:val="18"/>
-        </w:rPr>
-        <w:t xml:space="preserve"> </w:t>
-      </w:r>
-      <w:r>
-        <w:rPr>
-          <w:sz w:val="18"/>
-          <w:szCs w:val="18"/>
-        </w:rPr>
-        <w:t>odległość 1</w:t>
-      </w:r>
-      <w:r>
-        <w:rPr>
-          <w:sz w:val="18"/>
-          <w:szCs w:val="18"/>
-        </w:rPr>
-        <w:t>” od obrońcy</w:t>
-      </w:r>
-      <w:r>
-        <w:rPr>
-          <w:sz w:val="18"/>
-          <w:szCs w:val="18"/>
-        </w:rPr>
-        <w:t xml:space="preserve">. </w:t>
-      </w:r>
-    </w:p>
-    <w:p>
-      <w:pPr>
-        <w:spacing w:after="0"/>
-        <w:rPr>
-          <w:sz w:val="18"/>
-          <w:szCs w:val="18"/>
-        </w:rPr>
-      </w:pPr>
-      <w:r>
-        <w:rPr>
-          <w:b/>
-          <w:bCs/>
-          <w:sz w:val="18"/>
-          <w:szCs w:val="18"/>
-        </w:rPr>
-        <w:t>Trafienia:</w:t>
-      </w:r>
-      <w:r>
-        <w:rPr>
-          <w:sz w:val="18"/>
-          <w:szCs w:val="18"/>
-        </w:rPr>
-        <w:t xml:space="preserve"> Za każde trafienie </w:t>
-      </w:r>
-      <w:r>
-        <w:rPr>
-          <w:sz w:val="18"/>
-          <w:szCs w:val="18"/>
-        </w:rPr>
-        <w:t>atakowany</w:t>
-      </w:r>
-      <w:r>
-        <w:rPr>
-          <w:sz w:val="18"/>
-          <w:szCs w:val="18"/>
-        </w:rPr>
-        <w:t xml:space="preserve"> wykonuje test obrony. Za każde niepowodzenie odział otrzymuje ranę</w:t>
-      </w:r>
-      <w:r>
-        <w:rPr>
-          <w:sz w:val="18"/>
-          <w:szCs w:val="18"/>
-        </w:rPr>
-        <w:t xml:space="preserve">, po jednej na raz. Przydzielający </w:t>
-      </w:r>
-      <w:r>
-        <w:rPr>
-          <w:sz w:val="18"/>
-          <w:szCs w:val="18"/>
-        </w:rPr>
-        <w:t>ran</w:t>
-      </w:r>
-      <w:r>
-        <w:rPr>
-          <w:sz w:val="18"/>
-          <w:szCs w:val="18"/>
-        </w:rPr>
-        <w:t>ę może odrzucić tyle ran</w:t>
-      </w:r>
-      <w:r>
-        <w:rPr>
-          <w:sz w:val="18"/>
-          <w:szCs w:val="18"/>
-        </w:rPr>
-        <w:t>,</w:t>
-      </w:r>
-      <w:r>
-        <w:rPr>
-          <w:sz w:val="18"/>
-          <w:szCs w:val="18"/>
-        </w:rPr>
-        <w:t xml:space="preserve"> ile wynosi wytrzymałość modelu</w:t>
-      </w:r>
-      <w:r>
-        <w:rPr>
-          <w:sz w:val="18"/>
-          <w:szCs w:val="18"/>
-        </w:rPr>
-        <w:t xml:space="preserve">, </w:t>
-      </w:r>
-      <w:r>
-        <w:rPr>
-          <w:sz w:val="18"/>
-          <w:szCs w:val="18"/>
-        </w:rPr>
-        <w:t xml:space="preserve">aby go pokonać. Musi to zrobić, jeżeli odział ma </w:t>
-      </w:r>
-      <w:r>
-        <w:rPr>
-          <w:sz w:val="18"/>
-          <w:szCs w:val="18"/>
-        </w:rPr>
-        <w:t xml:space="preserve">tyle lub </w:t>
-      </w:r>
-      <w:r>
-        <w:rPr>
-          <w:sz w:val="18"/>
-          <w:szCs w:val="18"/>
-        </w:rPr>
-        <w:t>więcej</w:t>
-      </w:r>
-      <w:r>
-        <w:rPr>
-          <w:sz w:val="18"/>
-          <w:szCs w:val="18"/>
-        </w:rPr>
-        <w:t xml:space="preserve"> ran</w:t>
-      </w:r>
-      <w:r>
-        <w:rPr>
-          <w:sz w:val="18"/>
-          <w:szCs w:val="18"/>
-        </w:rPr>
-        <w:t xml:space="preserve"> co najwyższa wytrzymałość modelu  w oddziale</w:t>
-      </w:r>
-      <w:r>
-        <w:rPr>
-          <w:sz w:val="18"/>
-          <w:szCs w:val="18"/>
-        </w:rPr>
-        <w:t xml:space="preserve">. </w:t>
-      </w:r>
-      <w:r>
-        <w:rPr>
-          <w:sz w:val="18"/>
-          <w:szCs w:val="18"/>
-        </w:rPr>
-        <w:t xml:space="preserve">Najpierw atakujący przydziela rany za kości z wynikiem 1, a następnie obrońca </w:t>
-      </w:r>
-      <w:r>
-        <w:rPr>
-          <w:sz w:val="18"/>
-          <w:szCs w:val="18"/>
-        </w:rPr>
-        <w:t>pozostałe</w:t>
-      </w:r>
-      <w:r>
-        <w:rPr>
-          <w:sz w:val="18"/>
-          <w:szCs w:val="18"/>
-        </w:rPr>
-        <w:t>.</w:t>
-      </w:r>
-    </w:p>
-    <w:p>
-      <w:pPr>
-        <w:spacing w:after="0"/>
-        <w:rPr>
-          <w:sz w:val="18"/>
-          <w:szCs w:val="18"/>
-        </w:rPr>
-      </w:pPr>
-      <w:r>
-        <w:rPr>
-          <w:b/>
-          <w:bCs/>
-          <w:sz w:val="18"/>
-          <w:szCs w:val="18"/>
-        </w:rPr>
-        <w:t>Przegrupowanie:</w:t>
-      </w:r>
-      <w:r>
-        <w:rPr>
-          <w:sz w:val="18"/>
-          <w:szCs w:val="18"/>
-        </w:rPr>
-        <w:t xml:space="preserve"> Pod koniec aktywacji, w której</w:t>
-      </w:r>
-      <w:r>
-        <w:rPr>
-          <w:sz w:val="18"/>
-          <w:szCs w:val="18"/>
-        </w:rPr>
-        <w:t xml:space="preserve"> </w:t>
-      </w:r>
-      <w:r>
-        <w:rPr>
-          <w:sz w:val="18"/>
-          <w:szCs w:val="18"/>
-        </w:rPr>
-        <w:t xml:space="preserve">jednostka </w:t>
-      </w:r>
-      <w:r>
-        <w:rPr>
-          <w:sz w:val="18"/>
-          <w:szCs w:val="18"/>
-        </w:rPr>
-        <w:t>otrzymała rany wykonuje test jakości. Jeżeli ma połowę lub mniej początkowej liczebności lub wytrzymałości</w:t>
-      </w:r>
-      <w:r>
-        <w:rPr>
-          <w:sz w:val="18"/>
-          <w:szCs w:val="18"/>
-        </w:rPr>
-        <w:t>,</w:t>
-      </w:r>
-      <w:r>
-        <w:rPr>
-          <w:sz w:val="18"/>
-          <w:szCs w:val="18"/>
-        </w:rPr>
-        <w:t xml:space="preserve"> dla oddziałów składających się z jednego modelu, wykonuje dodatkowy test. Jeżeli walczyła wręcz również wykonuje dodatkowy test. Jednostka która wygrała walkę wręcz, czyli zadała co najmniej tyle ran ile przeciwnik, w ogóle nie musi wykonywać testów. Za każdy nieudany test staje się wyczerpana, przyszpilona lub zniszczona.</w:t>
-      </w:r>
-      <w:r>
-        <w:rPr>
-          <w:sz w:val="18"/>
-          <w:szCs w:val="18"/>
-        </w:rPr>
-        <w:t xml:space="preserve"> Stany te się nie kumulują </w:t>
-      </w:r>
-      <w:r>
-        <w:rPr>
-          <w:sz w:val="18"/>
-          <w:szCs w:val="18"/>
-        </w:rPr>
-        <w:t xml:space="preserve">i są </w:t>
-      </w:r>
-      <w:r>
-        <w:rPr>
-          <w:sz w:val="18"/>
-          <w:szCs w:val="18"/>
-        </w:rPr>
-        <w:t>odrzucane na koniec aktywacji oddziału.</w:t>
-      </w:r>
-    </w:p>
-    <w:p>
-      <w:pPr>
-        <w:spacing w:after="0"/>
-        <w:rPr>
-          <w:sz w:val="18"/>
-          <w:szCs w:val="18"/>
-        </w:rPr>
-      </w:pPr>
-      <w:r>
-        <w:rPr>
-          <w:b/>
-          <w:bCs/>
-          <w:sz w:val="18"/>
-          <w:szCs w:val="18"/>
-        </w:rPr>
-        <w:t>Wyczerpana</w:t>
-      </w:r>
-      <w:r>
-        <w:rPr>
-          <w:b/>
-          <w:bCs/>
-          <w:sz w:val="18"/>
-          <w:szCs w:val="18"/>
-        </w:rPr>
-        <w:t>:</w:t>
-      </w:r>
-      <w:r>
-        <w:rPr>
-          <w:sz w:val="18"/>
-          <w:szCs w:val="18"/>
-        </w:rPr>
-        <w:t xml:space="preserve"> </w:t>
-      </w:r>
-      <w:r>
-        <w:rPr>
-          <w:sz w:val="18"/>
-          <w:szCs w:val="18"/>
-        </w:rPr>
-        <w:t xml:space="preserve">Nie może atakować </w:t>
-      </w:r>
-      <w:r>
-        <w:rPr>
-          <w:sz w:val="18"/>
-          <w:szCs w:val="18"/>
-        </w:rPr>
-        <w:t xml:space="preserve"> i p</w:t>
+        <w:t xml:space="preserve">Nie może </w:t>
+      </w:r>
+      <w:r>
+        <w:rPr>
+          <w:sz w:val="18"/>
+          <w:szCs w:val="18"/>
+        </w:rPr>
+        <w:t>atakować i</w:t>
+      </w:r>
+      <w:r>
+        <w:rPr>
+          <w:sz w:val="18"/>
+          <w:szCs w:val="18"/>
+        </w:rPr>
+        <w:t xml:space="preserve"> p</w:t>
       </w:r>
       <w:r>
         <w:rPr>
@@ -2800,13 +3059,6 @@
           <w:sz w:val="18"/>
           <w:szCs w:val="18"/>
         </w:rPr>
-        <w:t xml:space="preserve"> obrony</w:t>
-      </w:r>
-      <w:r>
-        <w:rPr>
-          <w:sz w:val="18"/>
-          <w:szCs w:val="18"/>
-        </w:rPr>
         <w:t xml:space="preserve"> </w:t>
       </w:r>
       <w:r>
@@ -2814,6 +3066,20 @@
           <w:sz w:val="18"/>
           <w:szCs w:val="18"/>
         </w:rPr>
+        <w:t>obrony,</w:t>
+      </w:r>
+      <w:r>
+        <w:rPr>
+          <w:sz w:val="18"/>
+          <w:szCs w:val="18"/>
+        </w:rPr>
+        <w:t xml:space="preserve"> </w:t>
+      </w:r>
+      <w:r>
+        <w:rPr>
+          <w:sz w:val="18"/>
+          <w:szCs w:val="18"/>
+        </w:rPr>
         <w:t>dopóki wszystkie inne modele nie</w:t>
       </w:r>
       <w:r>
@@ -3433,14 +3699,21 @@
           <w:sz w:val="18"/>
           <w:szCs w:val="18"/>
         </w:rPr>
-        <w:t>musi przemieścić się 30”</w:t>
-      </w:r>
-      <w:r>
-        <w:rPr>
-          <w:sz w:val="18"/>
-          <w:szCs w:val="18"/>
-        </w:rPr>
-        <w:t>-36”</w:t>
+        <w:t xml:space="preserve">musi przemieścić się </w:t>
+      </w:r>
+      <w:r>
+        <w:rPr>
+          <w:sz w:val="18"/>
+          <w:szCs w:val="18"/>
+        </w:rPr>
+        <w:t>30” -</w:t>
+      </w:r>
+      <w:r>
+        <w:rPr>
+          <w:sz w:val="18"/>
+          <w:szCs w:val="18"/>
+        </w:rPr>
+        <w:t>36”</w:t>
       </w:r>
       <w:r>
         <w:rPr>
@@ -3468,7 +3741,14 @@
           <w:sz w:val="18"/>
           <w:szCs w:val="18"/>
         </w:rPr>
-        <w:t xml:space="preserve">szarżować, </w:t>
+        <w:t>szarżować</w:t>
+      </w:r>
+      <w:r>
+        <w:rPr>
+          <w:sz w:val="18"/>
+          <w:szCs w:val="18"/>
+        </w:rPr>
+        <w:t xml:space="preserve"> </w:t>
       </w:r>
       <w:r>
         <w:rPr>
@@ -3858,6 +4138,27 @@
           <w:sz w:val="18"/>
           <w:szCs w:val="18"/>
         </w:rPr>
+        <w:t xml:space="preserve"> Ma osłonę</w:t>
+      </w:r>
+      <w:r>
+        <w:rPr>
+          <w:sz w:val="18"/>
+          <w:szCs w:val="18"/>
+        </w:rPr>
+        <w:t xml:space="preserve">, </w:t>
+      </w:r>
+      <w:r>
+        <w:rPr>
+          <w:sz w:val="18"/>
+          <w:szCs w:val="18"/>
+        </w:rPr>
+        <w:t>gdy jest dalej niż</w:t>
+      </w:r>
+      <w:r>
+        <w:rPr>
+          <w:sz w:val="18"/>
+          <w:szCs w:val="18"/>
+        </w:rPr>
         <w:t xml:space="preserve"> </w:t>
       </w:r>
       <w:r>
@@ -3865,14 +4166,46 @@
           <w:sz w:val="18"/>
           <w:szCs w:val="18"/>
         </w:rPr>
-        <w:t>Atakujący ma</w:t>
-      </w:r>
-      <w:r>
-        <w:rPr>
-          <w:sz w:val="18"/>
-          <w:szCs w:val="18"/>
-        </w:rPr>
-        <w:t xml:space="preserve"> -1 do rzutów</w:t>
+        <w:t>3</w:t>
+      </w:r>
+      <w:r>
+        <w:rPr>
+          <w:sz w:val="18"/>
+          <w:szCs w:val="18"/>
+        </w:rPr>
+        <w:t>"</w:t>
+      </w:r>
+      <w:r>
+        <w:rPr>
+          <w:sz w:val="18"/>
+          <w:szCs w:val="18"/>
+        </w:rPr>
+        <w:t xml:space="preserve"> od wrogów</w:t>
+      </w:r>
+      <w:r>
+        <w:rPr>
+          <w:sz w:val="18"/>
+          <w:szCs w:val="18"/>
+        </w:rPr>
+        <w:t>.</w:t>
+      </w:r>
+    </w:p>
+    <w:p>
+      <w:pPr>
+        <w:spacing w:after="0"/>
+        <w:rPr>
+          <w:sz w:val="18"/>
+          <w:szCs w:val="18"/>
+        </w:rPr>
+      </w:pPr>
+      <w:r>
+        <w:rPr>
+          <w:b/>
+          <w:bCs/>
+          <w:sz w:val="18"/>
+          <w:szCs w:val="18"/>
+        </w:rPr>
+        <w:t>Tarcza:</w:t>
       </w:r>
       <w:r>
         <w:rPr>
@@ -3886,14 +4219,32 @@
           <w:sz w:val="18"/>
           <w:szCs w:val="18"/>
         </w:rPr>
-        <w:t xml:space="preserve">na trafienie, </w:t>
-      </w:r>
-      <w:r>
-        <w:rPr>
-          <w:sz w:val="18"/>
-          <w:szCs w:val="18"/>
-        </w:rPr>
-        <w:t>gdy jest dalej niż</w:t>
+        <w:t xml:space="preserve">+1 do </w:t>
+      </w:r>
+      <w:r>
+        <w:rPr>
+          <w:sz w:val="18"/>
+          <w:szCs w:val="18"/>
+        </w:rPr>
+        <w:t>testów obrony, gdy nie jest przyszpilony.</w:t>
+      </w:r>
+    </w:p>
+    <w:p>
+      <w:pPr>
+        <w:spacing w:after="0"/>
+        <w:rPr>
+          <w:sz w:val="18"/>
+          <w:szCs w:val="18"/>
+        </w:rPr>
+      </w:pPr>
+      <w:r>
+        <w:rPr>
+          <w:b/>
+          <w:bCs/>
+          <w:sz w:val="18"/>
+          <w:szCs w:val="18"/>
+        </w:rPr>
+        <w:t>Okopany:</w:t>
       </w:r>
       <w:r>
         <w:rPr>
@@ -3907,14 +4258,504 @@
           <w:sz w:val="18"/>
           <w:szCs w:val="18"/>
         </w:rPr>
-        <w:t>6</w:t>
-      </w:r>
-      <w:r>
-        <w:rPr>
-          <w:sz w:val="18"/>
-          <w:szCs w:val="18"/>
-        </w:rPr>
-        <w:t>"</w:t>
+        <w:t>+1 do testów obrony, gdy ma osłonę</w:t>
+      </w:r>
+      <w:r>
+        <w:rPr>
+          <w:sz w:val="18"/>
+          <w:szCs w:val="18"/>
+        </w:rPr>
+        <w:t xml:space="preserve"> z terenu.</w:t>
+      </w:r>
+    </w:p>
+    <w:p>
+      <w:pPr>
+        <w:spacing w:after="0"/>
+        <w:rPr>
+          <w:sz w:val="18"/>
+          <w:szCs w:val="18"/>
+        </w:rPr>
+      </w:pPr>
+      <w:r>
+        <w:rPr>
+          <w:b/>
+          <w:bCs/>
+          <w:sz w:val="18"/>
+          <w:szCs w:val="18"/>
+        </w:rPr>
+        <w:t>Transpor</w:t>
+      </w:r>
+      <w:r>
+        <w:rPr>
+          <w:b/>
+          <w:bCs/>
+          <w:sz w:val="18"/>
+          <w:szCs w:val="18"/>
+        </w:rPr>
+        <w:t>t</w:t>
+      </w:r>
+      <w:r>
+        <w:rPr>
+          <w:b/>
+          <w:bCs/>
+          <w:sz w:val="18"/>
+          <w:szCs w:val="18"/>
+        </w:rPr>
+        <w:t>(X):</w:t>
+      </w:r>
+      <w:r>
+        <w:rPr>
+          <w:sz w:val="18"/>
+          <w:szCs w:val="18"/>
+        </w:rPr>
+        <w:t xml:space="preserve"> </w:t>
+      </w:r>
+      <w:r>
+        <w:rPr>
+          <w:sz w:val="18"/>
+          <w:szCs w:val="18"/>
+        </w:rPr>
+        <w:t>Odziały o maksymalnej sumarycznej wytrzymałości X mogą być do niego przypisane. Mogą być w nich modele o wytrzymałości do 3. Gdy aktywujesz taki odział, możesz zamiast ruchu rozstawić go tak, aby każdy jego model był do 3” od transportera. Przestaje być przypisany i może wykonać akcję</w:t>
+      </w:r>
+      <w:r>
+        <w:rPr>
+          <w:sz w:val="18"/>
+          <w:szCs w:val="18"/>
+        </w:rPr>
+        <w:t xml:space="preserve"> (Wyjątek: </w:t>
+      </w:r>
+      <w:r>
+        <w:rPr>
+          <w:sz w:val="18"/>
+          <w:szCs w:val="18"/>
+        </w:rPr>
+        <w:t>opuszczając Samolot nie można szarżować).</w:t>
+      </w:r>
+      <w:r>
+        <w:rPr>
+          <w:sz w:val="18"/>
+          <w:szCs w:val="18"/>
+        </w:rPr>
+        <w:t xml:space="preserve"> Jeżeli nie zostanie rozstawiony, </w:t>
+      </w:r>
+      <w:r>
+        <w:rPr>
+          <w:sz w:val="18"/>
+          <w:szCs w:val="18"/>
+        </w:rPr>
+        <w:t>może oddziaływać tylko na transporter</w:t>
+      </w:r>
+      <w:r>
+        <w:rPr>
+          <w:sz w:val="18"/>
+          <w:szCs w:val="18"/>
+        </w:rPr>
+        <w:t xml:space="preserve"> (zawsze ma zasięg)</w:t>
+      </w:r>
+      <w:r>
+        <w:rPr>
+          <w:sz w:val="18"/>
+          <w:szCs w:val="18"/>
+        </w:rPr>
+        <w:t xml:space="preserve">. Jeżeli transporter </w:t>
+      </w:r>
+      <w:r>
+        <w:rPr>
+          <w:sz w:val="18"/>
+          <w:szCs w:val="18"/>
+        </w:rPr>
+        <w:t>zostanie zniszczony, przed jego zdjęciem każdy odział do niego przypisany zostaje rozstawiony jak wyżej, zostaje przyszpilony i wykonuje test jakości. W przypadku porażki zostaje wyczerpany i wykonuje test trudnego terenu. Odział który spełnia warunki rozstawienia z transportera, jako akcję możesz zostać zdjęty z planszy i do niego przypisany.</w:t>
+      </w:r>
+    </w:p>
+    <w:p>
+      <w:pPr>
+        <w:spacing w:after="0"/>
+        <w:rPr>
+          <w:sz w:val="18"/>
+          <w:szCs w:val="18"/>
+        </w:rPr>
+      </w:pPr>
+      <w:r>
+        <w:rPr>
+          <w:b/>
+          <w:bCs/>
+          <w:sz w:val="18"/>
+          <w:szCs w:val="18"/>
+        </w:rPr>
+        <w:t>Strażnik:</w:t>
+      </w:r>
+      <w:r>
+        <w:rPr>
+          <w:sz w:val="18"/>
+          <w:szCs w:val="18"/>
+        </w:rPr>
+        <w:t xml:space="preserve"> </w:t>
+      </w:r>
+      <w:r>
+        <w:rPr>
+          <w:sz w:val="18"/>
+          <w:szCs w:val="18"/>
+        </w:rPr>
+        <w:t>G</w:t>
+      </w:r>
+      <w:r>
+        <w:rPr>
+          <w:sz w:val="18"/>
+          <w:szCs w:val="18"/>
+        </w:rPr>
+        <w:t>dy wrogi odział zakończy ruch, możesz przerwać</w:t>
+      </w:r>
+      <w:r>
+        <w:rPr>
+          <w:sz w:val="18"/>
+          <w:szCs w:val="18"/>
+        </w:rPr>
+        <w:t>,</w:t>
+      </w:r>
+      <w:r>
+        <w:rPr>
+          <w:sz w:val="18"/>
+          <w:szCs w:val="18"/>
+        </w:rPr>
+        <w:t xml:space="preserve"> aby zaatakować. Następnie ten odział zostaje wyczerpany.</w:t>
+      </w:r>
+    </w:p>
+    <w:p>
+      <w:pPr>
+        <w:spacing w:after="0"/>
+        <w:rPr>
+          <w:sz w:val="18"/>
+          <w:szCs w:val="18"/>
+        </w:rPr>
+      </w:pPr>
+    </w:p>
+    <w:p>
+      <w:pPr>
+        <w:spacing w:after="0"/>
+        <w:rPr>
+          <w:b/>
+          <w:bCs/>
+          <w:sz w:val="18"/>
+          <w:szCs w:val="18"/>
+        </w:rPr>
+      </w:pPr>
+      <w:r>
+        <w:rPr>
+          <w:b/>
+          <w:bCs/>
+          <w:sz w:val="18"/>
+          <w:szCs w:val="18"/>
+        </w:rPr>
+        <w:t>Aktywne:</w:t>
+      </w:r>
+    </w:p>
+    <w:p>
+      <w:pPr>
+        <w:spacing w:after="0"/>
+        <w:rPr>
+          <w:sz w:val="18"/>
+          <w:szCs w:val="18"/>
+        </w:rPr>
+      </w:pPr>
+      <w:r>
+        <w:rPr>
+          <w:b/>
+          <w:bCs/>
+          <w:sz w:val="18"/>
+          <w:szCs w:val="18"/>
+        </w:rPr>
+        <w:t>Mag(X):</w:t>
+      </w:r>
+      <w:r>
+        <w:rPr>
+          <w:sz w:val="18"/>
+          <w:szCs w:val="18"/>
+        </w:rPr>
+        <w:t xml:space="preserve"> Otrzymuje X żetonów </w:t>
+      </w:r>
+      <w:r>
+        <w:rPr>
+          <w:sz w:val="18"/>
+          <w:szCs w:val="18"/>
+        </w:rPr>
+        <w:t>mocy</w:t>
+      </w:r>
+      <w:r>
+        <w:rPr>
+          <w:sz w:val="18"/>
+          <w:szCs w:val="18"/>
+        </w:rPr>
+        <w:t xml:space="preserve"> na</w:t>
+      </w:r>
+      <w:r>
+        <w:rPr>
+          <w:sz w:val="18"/>
+          <w:szCs w:val="18"/>
+        </w:rPr>
+        <w:t xml:space="preserve"> </w:t>
+      </w:r>
+      <w:r>
+        <w:rPr>
+          <w:sz w:val="18"/>
+          <w:szCs w:val="18"/>
+        </w:rPr>
+        <w:t xml:space="preserve">początku każdej rundy, </w:t>
+      </w:r>
+      <w:r>
+        <w:rPr>
+          <w:sz w:val="18"/>
+          <w:szCs w:val="18"/>
+        </w:rPr>
+        <w:t>do maksymalnie 6. Magowie w oddziale współdzielą żetony. Wydaj tyle żetonów, ile wynosi koszt czaru i r</w:t>
+      </w:r>
+      <w:r>
+        <w:rPr>
+          <w:sz w:val="18"/>
+          <w:szCs w:val="18"/>
+        </w:rPr>
+        <w:t>zuć kością</w:t>
+      </w:r>
+      <w:r>
+        <w:rPr>
+          <w:sz w:val="18"/>
+          <w:szCs w:val="18"/>
+        </w:rPr>
+        <w:t>. P</w:t>
+      </w:r>
+      <w:r>
+        <w:rPr>
+          <w:sz w:val="18"/>
+          <w:szCs w:val="18"/>
+        </w:rPr>
+        <w:t>rzy wyniku 4+</w:t>
+      </w:r>
+      <w:r>
+        <w:rPr>
+          <w:sz w:val="18"/>
+          <w:szCs w:val="18"/>
+        </w:rPr>
+        <w:t xml:space="preserve"> </w:t>
+      </w:r>
+      <w:r>
+        <w:rPr>
+          <w:sz w:val="18"/>
+          <w:szCs w:val="18"/>
+        </w:rPr>
+        <w:t xml:space="preserve">rozstrzygnij </w:t>
+      </w:r>
+      <w:r>
+        <w:rPr>
+          <w:sz w:val="18"/>
+          <w:szCs w:val="18"/>
+        </w:rPr>
+        <w:t xml:space="preserve">jego </w:t>
+      </w:r>
+      <w:r>
+        <w:rPr>
+          <w:sz w:val="18"/>
+          <w:szCs w:val="18"/>
+        </w:rPr>
+        <w:t>efekt</w:t>
+      </w:r>
+      <w:r>
+        <w:rPr>
+          <w:sz w:val="18"/>
+          <w:szCs w:val="18"/>
+        </w:rPr>
+        <w:t>. Jedna próba na czar na aktywacje. Magowie</w:t>
+      </w:r>
+      <w:r>
+        <w:rPr>
+          <w:sz w:val="18"/>
+          <w:szCs w:val="18"/>
+        </w:rPr>
+        <w:t xml:space="preserve"> znajdując</w:t>
+      </w:r>
+      <w:r>
+        <w:rPr>
+          <w:sz w:val="18"/>
+          <w:szCs w:val="18"/>
+        </w:rPr>
+        <w:t>y</w:t>
+      </w:r>
+      <w:r>
+        <w:rPr>
+          <w:sz w:val="18"/>
+          <w:szCs w:val="18"/>
+        </w:rPr>
+        <w:t xml:space="preserve"> się w odległości do</w:t>
+      </w:r>
+      <w:r>
+        <w:rPr>
+          <w:sz w:val="18"/>
+          <w:szCs w:val="18"/>
+        </w:rPr>
+        <w:t xml:space="preserve"> </w:t>
+      </w:r>
+      <w:r>
+        <w:rPr>
+          <w:sz w:val="18"/>
+          <w:szCs w:val="18"/>
+        </w:rPr>
+        <w:t>18” i widz</w:t>
+      </w:r>
+      <w:r>
+        <w:rPr>
+          <w:sz w:val="18"/>
+          <w:szCs w:val="18"/>
+        </w:rPr>
+        <w:t>ący</w:t>
+      </w:r>
+      <w:r>
+        <w:rPr>
+          <w:sz w:val="18"/>
+          <w:szCs w:val="18"/>
+        </w:rPr>
+        <w:t xml:space="preserve"> maga</w:t>
+      </w:r>
+      <w:r>
+        <w:rPr>
+          <w:sz w:val="18"/>
+          <w:szCs w:val="18"/>
+        </w:rPr>
+        <w:t xml:space="preserve"> </w:t>
+      </w:r>
+      <w:r>
+        <w:rPr>
+          <w:sz w:val="18"/>
+          <w:szCs w:val="18"/>
+        </w:rPr>
+        <w:t xml:space="preserve">mogą jednocześnie przed rzutem wydać dowolną liczbę żetonów </w:t>
+      </w:r>
+      <w:r>
+        <w:rPr>
+          <w:sz w:val="18"/>
+          <w:szCs w:val="18"/>
+        </w:rPr>
+        <w:t>mocy</w:t>
+      </w:r>
+      <w:r>
+        <w:rPr>
+          <w:sz w:val="18"/>
+          <w:szCs w:val="18"/>
+        </w:rPr>
+        <w:t xml:space="preserve">, </w:t>
+      </w:r>
+      <w:r>
+        <w:rPr>
+          <w:sz w:val="18"/>
+          <w:szCs w:val="18"/>
+        </w:rPr>
+        <w:t>aby dać</w:t>
+      </w:r>
+      <w:r>
+        <w:rPr>
+          <w:sz w:val="18"/>
+          <w:szCs w:val="18"/>
+        </w:rPr>
+        <w:t xml:space="preserve"> +/-</w:t>
+      </w:r>
+      <w:r>
+        <w:rPr>
+          <w:sz w:val="18"/>
+          <w:szCs w:val="18"/>
+        </w:rPr>
+        <w:t xml:space="preserve">1 </w:t>
+      </w:r>
+      <w:r>
+        <w:rPr>
+          <w:sz w:val="18"/>
+          <w:szCs w:val="18"/>
+        </w:rPr>
+        <w:t xml:space="preserve">do rzutu </w:t>
+      </w:r>
+      <w:r>
+        <w:rPr>
+          <w:sz w:val="18"/>
+          <w:szCs w:val="18"/>
+        </w:rPr>
+        <w:t>z</w:t>
+      </w:r>
+      <w:r>
+        <w:rPr>
+          <w:sz w:val="18"/>
+          <w:szCs w:val="18"/>
+        </w:rPr>
+        <w:t>a każdy żeton.</w:t>
+      </w:r>
+    </w:p>
+    <w:p>
+      <w:pPr>
+        <w:spacing w:after="0"/>
+        <w:rPr>
+          <w:sz w:val="18"/>
+          <w:szCs w:val="18"/>
+        </w:rPr>
+      </w:pPr>
+      <w:r>
+        <w:rPr>
+          <w:b/>
+          <w:bCs/>
+          <w:sz w:val="18"/>
+          <w:szCs w:val="18"/>
+        </w:rPr>
+        <w:t>Łatanie:</w:t>
+      </w:r>
+      <w:r>
+        <w:rPr>
+          <w:sz w:val="18"/>
+          <w:szCs w:val="18"/>
+        </w:rPr>
+        <w:t xml:space="preserve"> </w:t>
+      </w:r>
+      <w:r>
+        <w:rPr>
+          <w:sz w:val="18"/>
+          <w:szCs w:val="18"/>
+        </w:rPr>
+        <w:t>Na końcu aktywacji o</w:t>
+      </w:r>
+      <w:r>
+        <w:rPr>
+          <w:sz w:val="18"/>
+          <w:szCs w:val="18"/>
+        </w:rPr>
+        <w:t xml:space="preserve">ddział w zasięgu </w:t>
+      </w:r>
+      <w:r>
+        <w:rPr>
+          <w:sz w:val="18"/>
+          <w:szCs w:val="18"/>
+        </w:rPr>
+        <w:t>3</w:t>
+      </w:r>
+      <w:r>
+        <w:rPr>
+          <w:sz w:val="18"/>
+          <w:szCs w:val="18"/>
+        </w:rPr>
+        <w:t xml:space="preserve">” </w:t>
+      </w:r>
+      <w:r>
+        <w:rPr>
+          <w:sz w:val="18"/>
+          <w:szCs w:val="18"/>
+        </w:rPr>
+        <w:t>odzyskuje</w:t>
+      </w:r>
+      <w:r>
+        <w:rPr>
+          <w:sz w:val="18"/>
+          <w:szCs w:val="18"/>
+        </w:rPr>
+        <w:t xml:space="preserve"> k3 ran</w:t>
+      </w:r>
+      <w:r>
+        <w:rPr>
+          <w:sz w:val="18"/>
+          <w:szCs w:val="18"/>
+        </w:rPr>
+        <w:t>y</w:t>
       </w:r>
       <w:r>
         <w:rPr>
@@ -3939,7 +4780,7 @@
           <w:sz w:val="18"/>
           <w:szCs w:val="18"/>
         </w:rPr>
-        <w:t>Tarcza:</w:t>
+        <w:t>Rozkaz(X):</w:t>
       </w:r>
       <w:r>
         <w:rPr>
@@ -3953,66 +4794,218 @@
           <w:sz w:val="18"/>
           <w:szCs w:val="18"/>
         </w:rPr>
-        <w:t xml:space="preserve">+1 do </w:t>
-      </w:r>
-      <w:r>
-        <w:rPr>
-          <w:sz w:val="18"/>
-          <w:szCs w:val="18"/>
-        </w:rPr>
-        <w:t>testów obrony, gdy nie jest przyszpilony.</w:t>
-      </w:r>
-    </w:p>
-    <w:p>
-      <w:pPr>
-        <w:spacing w:after="0"/>
-        <w:rPr>
-          <w:sz w:val="18"/>
-          <w:szCs w:val="18"/>
-        </w:rPr>
-      </w:pPr>
-      <w:r>
-        <w:rPr>
-          <w:b/>
-          <w:bCs/>
-          <w:sz w:val="18"/>
-          <w:szCs w:val="18"/>
-        </w:rPr>
-        <w:t>Okopany:</w:t>
-      </w:r>
-      <w:r>
-        <w:rPr>
-          <w:sz w:val="18"/>
-          <w:szCs w:val="18"/>
-        </w:rPr>
-        <w:t xml:space="preserve"> Jego premia za osłonę wzrasta do +2.</w:t>
-      </w:r>
-    </w:p>
-    <w:p>
-      <w:pPr>
-        <w:spacing w:after="0"/>
-        <w:rPr>
-          <w:sz w:val="18"/>
-          <w:szCs w:val="18"/>
-        </w:rPr>
-      </w:pPr>
-      <w:r>
-        <w:rPr>
-          <w:b/>
-          <w:bCs/>
-          <w:sz w:val="18"/>
-          <w:szCs w:val="18"/>
-        </w:rPr>
-        <w:t>Transpor</w:t>
-      </w:r>
-      <w:r>
-        <w:rPr>
-          <w:b/>
-          <w:bCs/>
-          <w:sz w:val="18"/>
-          <w:szCs w:val="18"/>
-        </w:rPr>
-        <w:t>t</w:t>
+        <w:t>R</w:t>
+      </w:r>
+      <w:r>
+        <w:rPr>
+          <w:sz w:val="18"/>
+          <w:szCs w:val="18"/>
+        </w:rPr>
+        <w:t xml:space="preserve">az na rundę możesz przerwać, aby </w:t>
+      </w:r>
+      <w:r>
+        <w:rPr>
+          <w:sz w:val="18"/>
+          <w:szCs w:val="18"/>
+        </w:rPr>
+        <w:t xml:space="preserve">sojuszniczy </w:t>
+      </w:r>
+      <w:r>
+        <w:rPr>
+          <w:sz w:val="18"/>
+          <w:szCs w:val="18"/>
+        </w:rPr>
+        <w:t>odział w zasięgu 12” od teraz do końca aktywacji (nie)miał zdolność X.</w:t>
+      </w:r>
+      <w:r>
+        <w:rPr>
+          <w:sz w:val="18"/>
+          <w:szCs w:val="18"/>
+        </w:rPr>
+        <w:br/>
+      </w:r>
+      <w:r>
+        <w:rPr>
+          <w:b/>
+          <w:bCs/>
+          <w:sz w:val="18"/>
+          <w:szCs w:val="18"/>
+        </w:rPr>
+        <w:t>Klątwa(X):</w:t>
+      </w:r>
+      <w:r>
+        <w:rPr>
+          <w:sz w:val="18"/>
+          <w:szCs w:val="18"/>
+        </w:rPr>
+        <w:t xml:space="preserve"> Raz na rundę możesz przerwać, aby wrogi odział w zasięgu 12” od teraz do końca aktywacji (nie)miał zdolność X.</w:t>
+      </w:r>
+    </w:p>
+    <w:p>
+      <w:pPr>
+        <w:spacing w:after="0"/>
+        <w:rPr>
+          <w:sz w:val="18"/>
+          <w:szCs w:val="18"/>
+        </w:rPr>
+      </w:pPr>
+      <w:r>
+        <w:rPr>
+          <w:b/>
+          <w:bCs/>
+          <w:sz w:val="18"/>
+          <w:szCs w:val="18"/>
+        </w:rPr>
+        <w:t>Oznaczenie(X):</w:t>
+      </w:r>
+      <w:r>
+        <w:rPr>
+          <w:sz w:val="18"/>
+          <w:szCs w:val="18"/>
+        </w:rPr>
+        <w:t xml:space="preserve"> Raz na rundę możesz przerwać, aby sojuszniczy odział który atakuje odział w zasięgu 12” od teraz do końca aktywacji (nie)miał zdolność X.</w:t>
+      </w:r>
+    </w:p>
+    <w:p>
+      <w:pPr>
+        <w:spacing w:after="0"/>
+        <w:rPr>
+          <w:sz w:val="18"/>
+          <w:szCs w:val="18"/>
+        </w:rPr>
+      </w:pPr>
+    </w:p>
+    <w:p>
+      <w:pPr>
+        <w:spacing w:after="0"/>
+        <w:rPr>
+          <w:b/>
+          <w:bCs/>
+          <w:sz w:val="18"/>
+          <w:szCs w:val="18"/>
+        </w:rPr>
+      </w:pPr>
+      <w:r>
+        <w:rPr>
+          <w:b/>
+          <w:bCs/>
+          <w:sz w:val="18"/>
+          <w:szCs w:val="18"/>
+        </w:rPr>
+        <w:t>Aury:</w:t>
+      </w:r>
+    </w:p>
+    <w:p>
+      <w:pPr>
+        <w:spacing w:after="0"/>
+        <w:rPr>
+          <w:sz w:val="18"/>
+          <w:szCs w:val="18"/>
+        </w:rPr>
+      </w:pPr>
+      <w:r>
+        <w:rPr>
+          <w:b/>
+          <w:bCs/>
+          <w:sz w:val="18"/>
+          <w:szCs w:val="18"/>
+        </w:rPr>
+        <w:t>Radio:</w:t>
+      </w:r>
+      <w:r>
+        <w:rPr>
+          <w:sz w:val="18"/>
+          <w:szCs w:val="18"/>
+        </w:rPr>
+        <w:t xml:space="preserve"> Jeżeli model w twoim oddziale wydaje rozkaz, może wybrać oddział odległy o 24” który też ma radio.</w:t>
+      </w:r>
+    </w:p>
+    <w:p>
+      <w:pPr>
+        <w:spacing w:after="0"/>
+        <w:rPr>
+          <w:b/>
+          <w:bCs/>
+          <w:sz w:val="18"/>
+          <w:szCs w:val="18"/>
+        </w:rPr>
+      </w:pPr>
+    </w:p>
+    <w:p>
+      <w:pPr>
+        <w:spacing w:after="0"/>
+        <w:rPr>
+          <w:b/>
+          <w:bCs/>
+          <w:sz w:val="18"/>
+          <w:szCs w:val="18"/>
+        </w:rPr>
+      </w:pPr>
+      <w:r>
+        <w:rPr>
+          <w:b/>
+          <w:bCs/>
+          <w:sz w:val="18"/>
+          <w:szCs w:val="18"/>
+        </w:rPr>
+        <w:t>Broni:</w:t>
+      </w:r>
+    </w:p>
+    <w:p>
+      <w:pPr>
+        <w:spacing w:after="0"/>
+        <w:rPr>
+          <w:sz w:val="18"/>
+          <w:szCs w:val="18"/>
+        </w:rPr>
+      </w:pPr>
+      <w:r>
+        <w:rPr>
+          <w:b/>
+          <w:bCs/>
+          <w:sz w:val="18"/>
+          <w:szCs w:val="18"/>
+        </w:rPr>
+        <w:t>AP(X):</w:t>
+      </w:r>
+      <w:r>
+        <w:rPr>
+          <w:sz w:val="18"/>
+          <w:szCs w:val="18"/>
+        </w:rPr>
+        <w:t xml:space="preserve"> Cele otrzymują -X do rzutów na obronę</w:t>
+      </w:r>
+      <w:r>
+        <w:rPr>
+          <w:sz w:val="18"/>
+          <w:szCs w:val="18"/>
+        </w:rPr>
+        <w:t xml:space="preserve"> </w:t>
+      </w:r>
+      <w:r>
+        <w:rPr>
+          <w:sz w:val="18"/>
+          <w:szCs w:val="18"/>
+        </w:rPr>
+        <w:t>podczas blokowania trafień tą bronią.</w:t>
+      </w:r>
+    </w:p>
+    <w:p>
+      <w:pPr>
+        <w:spacing w:after="0"/>
+        <w:rPr>
+          <w:sz w:val="18"/>
+          <w:szCs w:val="18"/>
+        </w:rPr>
+      </w:pPr>
+      <w:r>
+        <w:rPr>
+          <w:b/>
+          <w:bCs/>
+          <w:sz w:val="18"/>
+          <w:szCs w:val="18"/>
+        </w:rPr>
+        <w:t>Rozprysk</w:t>
       </w:r>
       <w:r>
         <w:rPr>
@@ -4035,53 +5028,53 @@
           <w:sz w:val="18"/>
           <w:szCs w:val="18"/>
         </w:rPr>
-        <w:t xml:space="preserve">Odziały o maksymalnej sumarycznej wytrzymałości X mogą być do niego przypisane. Mogą być w nich modele o wytrzymałości do 3. Gdy aktywujesz taki odział, możesz zamiast ruchu rozstawić go tak, aby każdy jego model był do 3” od transportera. Przestaje być przypisany i może wykonać akcję. Jeżeli nie zostanie rozstawiony, </w:t>
-      </w:r>
-      <w:r>
-        <w:rPr>
-          <w:sz w:val="18"/>
-          <w:szCs w:val="18"/>
-        </w:rPr>
-        <w:t>może oddziaływać tylko na transporter</w:t>
-      </w:r>
-      <w:r>
-        <w:rPr>
-          <w:sz w:val="18"/>
-          <w:szCs w:val="18"/>
-        </w:rPr>
-        <w:t xml:space="preserve"> (zawsze ma zasięg)</w:t>
-      </w:r>
-      <w:r>
-        <w:rPr>
-          <w:sz w:val="18"/>
-          <w:szCs w:val="18"/>
-        </w:rPr>
-        <w:t xml:space="preserve">. Jeżeli </w:t>
-      </w:r>
-      <w:r>
-        <w:rPr>
-          <w:sz w:val="18"/>
-          <w:szCs w:val="18"/>
-        </w:rPr>
-        <w:t>transporter zostanie zniszczony, przed jego zdjęciem każdy odział do niego przypisany zostaje rozstawiony jak wyżej, zostaje przyszpilony i wykonuje test jakości. W przypadku porażki zostaje wyczerpany i wykonuje test trudnego terenu. Odział który spełnia warunki rozstawienia z transportera, jako akcję możesz zostać zdjęty z planszy i do niego przypisany.</w:t>
-      </w:r>
-    </w:p>
-    <w:p>
-      <w:pPr>
-        <w:spacing w:after="0"/>
-        <w:rPr>
-          <w:sz w:val="18"/>
-          <w:szCs w:val="18"/>
-        </w:rPr>
-      </w:pPr>
-      <w:r>
-        <w:rPr>
-          <w:b/>
-          <w:bCs/>
-          <w:sz w:val="18"/>
-          <w:szCs w:val="18"/>
-        </w:rPr>
-        <w:t>Strażnik:</w:t>
+        <w:t>Przed wykonaniem testów obrony liczba trafień jest mnożona przez X, ale nie więcej, niż</w:t>
+      </w:r>
+      <w:r>
+        <w:rPr>
+          <w:sz w:val="18"/>
+          <w:szCs w:val="18"/>
+        </w:rPr>
+        <w:t xml:space="preserve"> jest modeli w</w:t>
+      </w:r>
+      <w:r>
+        <w:rPr>
+          <w:sz w:val="18"/>
+          <w:szCs w:val="18"/>
+        </w:rPr>
+        <w:t xml:space="preserve"> atakowanym oddziale.</w:t>
+      </w:r>
+    </w:p>
+    <w:p>
+      <w:pPr>
+        <w:spacing w:after="0"/>
+        <w:rPr>
+          <w:sz w:val="18"/>
+          <w:szCs w:val="18"/>
+        </w:rPr>
+      </w:pPr>
+      <w:r>
+        <w:rPr>
+          <w:b/>
+          <w:bCs/>
+          <w:sz w:val="18"/>
+          <w:szCs w:val="18"/>
+        </w:rPr>
+        <w:t>Zabójczy(X):</w:t>
+      </w:r>
+      <w:r>
+        <w:rPr>
+          <w:sz w:val="18"/>
+          <w:szCs w:val="18"/>
+        </w:rPr>
+        <w:t xml:space="preserve"> Zamiast jednej przydziel X ran</w:t>
+      </w:r>
+      <w:r>
+        <w:rPr>
+          <w:sz w:val="18"/>
+          <w:szCs w:val="18"/>
+        </w:rPr>
+        <w:t>, ale nie więcej niż wytrzymałość wybranego</w:t>
       </w:r>
       <w:r>
         <w:rPr>
@@ -4095,96 +5088,88 @@
           <w:sz w:val="18"/>
           <w:szCs w:val="18"/>
         </w:rPr>
-        <w:t>G</w:t>
-      </w:r>
-      <w:r>
-        <w:rPr>
-          <w:sz w:val="18"/>
-          <w:szCs w:val="18"/>
-        </w:rPr>
-        <w:t>dy wrogi odział zakończy ruch, możesz przerwać</w:t>
-      </w:r>
-      <w:r>
-        <w:rPr>
-          <w:sz w:val="18"/>
-          <w:szCs w:val="18"/>
-        </w:rPr>
-        <w:t>,</w:t>
-      </w:r>
-      <w:r>
-        <w:rPr>
-          <w:sz w:val="18"/>
-          <w:szCs w:val="18"/>
-        </w:rPr>
-        <w:t xml:space="preserve"> aby zaatakować. Następnie ten odział zostaje wyczerpany.</w:t>
-      </w:r>
-    </w:p>
-    <w:p>
-      <w:pPr>
-        <w:spacing w:after="0"/>
-        <w:rPr>
-          <w:sz w:val="18"/>
-          <w:szCs w:val="18"/>
-        </w:rPr>
-      </w:pPr>
-    </w:p>
-    <w:p>
-      <w:pPr>
-        <w:spacing w:after="0"/>
-        <w:rPr>
-          <w:b/>
-          <w:bCs/>
-          <w:sz w:val="18"/>
-          <w:szCs w:val="18"/>
-        </w:rPr>
-      </w:pPr>
-      <w:r>
-        <w:rPr>
-          <w:b/>
-          <w:bCs/>
-          <w:sz w:val="18"/>
-          <w:szCs w:val="18"/>
-        </w:rPr>
-        <w:t>Aktywne:</w:t>
-      </w:r>
-    </w:p>
-    <w:p>
-      <w:pPr>
-        <w:spacing w:after="0"/>
-        <w:rPr>
-          <w:sz w:val="18"/>
-          <w:szCs w:val="18"/>
-        </w:rPr>
-      </w:pPr>
-      <w:r>
-        <w:rPr>
-          <w:b/>
-          <w:bCs/>
-          <w:sz w:val="18"/>
-          <w:szCs w:val="18"/>
-        </w:rPr>
-        <w:t>Mag(X):</w:t>
-      </w:r>
-      <w:r>
-        <w:rPr>
-          <w:sz w:val="18"/>
-          <w:szCs w:val="18"/>
-        </w:rPr>
-        <w:t xml:space="preserve"> Otrzymuje X żetonów </w:t>
-      </w:r>
-      <w:r>
-        <w:rPr>
-          <w:sz w:val="18"/>
-          <w:szCs w:val="18"/>
-        </w:rPr>
-        <w:t>mocy</w:t>
-      </w:r>
-      <w:r>
-        <w:rPr>
-          <w:sz w:val="18"/>
-          <w:szCs w:val="18"/>
-        </w:rPr>
-        <w:t xml:space="preserve"> na</w:t>
+        <w:t>modelu</w:t>
+      </w:r>
+      <w:r>
+        <w:rPr>
+          <w:sz w:val="18"/>
+          <w:szCs w:val="18"/>
+        </w:rPr>
+        <w:t>, który, jeżeli to możliwe, zostaje p</w:t>
+      </w:r>
+      <w:r>
+        <w:rPr>
+          <w:sz w:val="18"/>
+          <w:szCs w:val="18"/>
+        </w:rPr>
+        <w:t>okonany. Jeżeli w wyniku tego</w:t>
+      </w:r>
+      <w:r>
+        <w:rPr>
+          <w:sz w:val="18"/>
+          <w:szCs w:val="18"/>
+        </w:rPr>
+        <w:t xml:space="preserve">, </w:t>
+      </w:r>
+      <w:r>
+        <w:rPr>
+          <w:sz w:val="18"/>
+          <w:szCs w:val="18"/>
+        </w:rPr>
+        <w:t xml:space="preserve">zmieniała się </w:t>
+      </w:r>
+      <w:r>
+        <w:rPr>
+          <w:sz w:val="18"/>
+          <w:szCs w:val="18"/>
+        </w:rPr>
+        <w:t>maksymalna</w:t>
+      </w:r>
+      <w:r>
+        <w:rPr>
+          <w:sz w:val="18"/>
+          <w:szCs w:val="18"/>
+        </w:rPr>
+        <w:t xml:space="preserve"> wytrzymałość </w:t>
+      </w:r>
+      <w:r>
+        <w:rPr>
+          <w:sz w:val="18"/>
+          <w:szCs w:val="18"/>
+        </w:rPr>
+        <w:t>oddziału</w:t>
+      </w:r>
+      <w:r>
+        <w:rPr>
+          <w:sz w:val="18"/>
+          <w:szCs w:val="18"/>
+        </w:rPr>
+        <w:t xml:space="preserve">, odrzuć tyle ran, aby nie </w:t>
+      </w:r>
+      <w:r>
+        <w:rPr>
+          <w:sz w:val="18"/>
+          <w:szCs w:val="18"/>
+        </w:rPr>
+        <w:t>było ich mniej niż ona.</w:t>
+      </w:r>
+    </w:p>
+    <w:p>
+      <w:pPr>
+        <w:spacing w:after="0"/>
+        <w:rPr>
+          <w:sz w:val="18"/>
+          <w:szCs w:val="18"/>
+        </w:rPr>
+      </w:pPr>
+      <w:r>
+        <w:rPr>
+          <w:b/>
+          <w:bCs/>
+          <w:sz w:val="18"/>
+          <w:szCs w:val="18"/>
+        </w:rPr>
+        <w:t>Niebezpośredni:</w:t>
       </w:r>
       <w:r>
         <w:rPr>
@@ -4198,35 +5183,57 @@
           <w:sz w:val="18"/>
           <w:szCs w:val="18"/>
         </w:rPr>
-        <w:t xml:space="preserve">początku każdej rundy, </w:t>
-      </w:r>
-      <w:r>
-        <w:rPr>
-          <w:sz w:val="18"/>
-          <w:szCs w:val="18"/>
-        </w:rPr>
-        <w:t>do maksymalnie 6. Magowie w oddziale współdzielą żetony. Wydaj tyle żetonów, ile wynosi koszt czaru i r</w:t>
-      </w:r>
-      <w:r>
-        <w:rPr>
-          <w:sz w:val="18"/>
-          <w:szCs w:val="18"/>
-        </w:rPr>
-        <w:t>zuć kością</w:t>
-      </w:r>
-      <w:r>
-        <w:rPr>
-          <w:sz w:val="18"/>
-          <w:szCs w:val="18"/>
-        </w:rPr>
-        <w:t>. P</w:t>
-      </w:r>
-      <w:r>
-        <w:rPr>
-          <w:sz w:val="18"/>
-          <w:szCs w:val="18"/>
-        </w:rPr>
-        <w:t>rzy wyniku 4+</w:t>
+        <w:t>N</w:t>
+      </w:r>
+      <w:r>
+        <w:rPr>
+          <w:sz w:val="18"/>
+          <w:szCs w:val="18"/>
+        </w:rPr>
+        <w:t>ie wymaga linii wzroku.</w:t>
+      </w:r>
+    </w:p>
+    <w:p>
+      <w:pPr>
+        <w:spacing w:after="0"/>
+        <w:rPr>
+          <w:sz w:val="18"/>
+          <w:szCs w:val="18"/>
+        </w:rPr>
+      </w:pPr>
+      <w:r>
+        <w:rPr>
+          <w:b/>
+          <w:bCs/>
+          <w:sz w:val="18"/>
+          <w:szCs w:val="18"/>
+        </w:rPr>
+        <w:t>Impet:</w:t>
+      </w:r>
+      <w:r>
+        <w:rPr>
+          <w:sz w:val="18"/>
+          <w:szCs w:val="18"/>
+        </w:rPr>
+        <w:t xml:space="preserve"> +1 do trafienia i +1 do AP podczas szarży.</w:t>
+      </w:r>
+    </w:p>
+    <w:p>
+      <w:pPr>
+        <w:spacing w:after="0"/>
+        <w:rPr>
+          <w:sz w:val="18"/>
+          <w:szCs w:val="18"/>
+        </w:rPr>
+      </w:pPr>
+      <w:r>
+        <w:rPr>
+          <w:b/>
+          <w:bCs/>
+          <w:sz w:val="18"/>
+          <w:szCs w:val="18"/>
+        </w:rPr>
+        <w:t>Namierzanie:</w:t>
       </w:r>
       <w:r>
         <w:rPr>
@@ -4240,38 +5247,145 @@
           <w:sz w:val="18"/>
           <w:szCs w:val="18"/>
         </w:rPr>
-        <w:t xml:space="preserve">rozstrzygnij </w:t>
-      </w:r>
-      <w:r>
-        <w:rPr>
-          <w:sz w:val="18"/>
-          <w:szCs w:val="18"/>
-        </w:rPr>
-        <w:t xml:space="preserve">jego </w:t>
-      </w:r>
-      <w:r>
-        <w:rPr>
-          <w:sz w:val="18"/>
-          <w:szCs w:val="18"/>
-        </w:rPr>
-        <w:t>efekt</w:t>
-      </w:r>
-      <w:r>
-        <w:rPr>
-          <w:sz w:val="18"/>
-          <w:szCs w:val="18"/>
-        </w:rPr>
-        <w:t>. Jedna próba na czar na aktywacje. Magowie</w:t>
-      </w:r>
-      <w:r>
-        <w:rPr>
-          <w:sz w:val="18"/>
-          <w:szCs w:val="18"/>
-        </w:rPr>
-        <w:t xml:space="preserve"> znajdując</w:t>
-      </w:r>
-      <w:r>
-        <w:rPr>
+        <w:t>Ignoruje</w:t>
+      </w:r>
+      <w:r>
+        <w:rPr>
+          <w:sz w:val="18"/>
+          <w:szCs w:val="18"/>
+        </w:rPr>
+        <w:t xml:space="preserve"> negatywne modyfikatory </w:t>
+      </w:r>
+      <w:r>
+        <w:rPr>
+          <w:sz w:val="18"/>
+          <w:szCs w:val="18"/>
+        </w:rPr>
+        <w:t xml:space="preserve">do </w:t>
+      </w:r>
+      <w:r>
+        <w:rPr>
+          <w:sz w:val="18"/>
+          <w:szCs w:val="18"/>
+        </w:rPr>
+        <w:t>trafieni</w:t>
+      </w:r>
+      <w:r>
+        <w:rPr>
+          <w:sz w:val="18"/>
+          <w:szCs w:val="18"/>
+        </w:rPr>
+        <w:t>a</w:t>
+      </w:r>
+      <w:r>
+        <w:rPr>
+          <w:sz w:val="18"/>
+          <w:szCs w:val="18"/>
+        </w:rPr>
+        <w:t xml:space="preserve"> i</w:t>
+      </w:r>
+      <w:r>
+        <w:rPr>
+          <w:sz w:val="18"/>
+          <w:szCs w:val="18"/>
+        </w:rPr>
+        <w:t xml:space="preserve"> </w:t>
+      </w:r>
+      <w:r>
+        <w:rPr>
+          <w:sz w:val="18"/>
+          <w:szCs w:val="18"/>
+        </w:rPr>
+        <w:t>zasięgu.</w:t>
+      </w:r>
+    </w:p>
+    <w:p>
+      <w:pPr>
+        <w:spacing w:after="0"/>
+        <w:rPr>
+          <w:sz w:val="18"/>
+          <w:szCs w:val="18"/>
+        </w:rPr>
+      </w:pPr>
+      <w:r>
+        <w:rPr>
+          <w:b/>
+          <w:bCs/>
+          <w:sz w:val="18"/>
+          <w:szCs w:val="18"/>
+        </w:rPr>
+        <w:t>Zużywalny:</w:t>
+      </w:r>
+      <w:r>
+        <w:rPr>
+          <w:sz w:val="18"/>
+          <w:szCs w:val="18"/>
+        </w:rPr>
+        <w:t xml:space="preserve"> Można użyć tylko raz na grę.</w:t>
+      </w:r>
+      <w:r>
+        <w:rPr>
+          <w:sz w:val="18"/>
+          <w:szCs w:val="18"/>
+        </w:rPr>
+        <w:t xml:space="preserve"> Limit jeden rodzaj broni z tą zdolnością na oddział.</w:t>
+      </w:r>
+    </w:p>
+    <w:p>
+      <w:pPr>
+        <w:spacing w:after="0"/>
+        <w:rPr>
+          <w:sz w:val="18"/>
+          <w:szCs w:val="18"/>
+        </w:rPr>
+      </w:pPr>
+      <w:r>
+        <w:rPr>
+          <w:b/>
+          <w:bCs/>
+          <w:sz w:val="18"/>
+          <w:szCs w:val="18"/>
+        </w:rPr>
+        <w:t>Niezawodny:</w:t>
+      </w:r>
+      <w:r>
+        <w:rPr>
+          <w:sz w:val="18"/>
+          <w:szCs w:val="18"/>
+        </w:rPr>
+        <w:t xml:space="preserve"> Atakuje z jakością 2+.</w:t>
+      </w:r>
+    </w:p>
+    <w:p>
+      <w:pPr>
+        <w:spacing w:after="0"/>
+        <w:rPr>
+          <w:sz w:val="18"/>
+          <w:szCs w:val="18"/>
+        </w:rPr>
+      </w:pPr>
+      <w:r>
+        <w:rPr>
+          <w:b/>
+          <w:bCs/>
+          <w:sz w:val="18"/>
+          <w:szCs w:val="18"/>
+        </w:rPr>
+        <w:t>P</w:t>
+      </w:r>
+      <w:r>
+        <w:rPr>
+          <w:b/>
+          <w:bCs/>
+          <w:sz w:val="18"/>
+          <w:szCs w:val="18"/>
+        </w:rPr>
+        <w:t>rec</w:t>
+      </w:r>
+      <w:r>
+        <w:rPr>
+          <w:b/>
+          <w:bCs/>
           <w:sz w:val="18"/>
           <w:szCs w:val="18"/>
         </w:rPr>
@@ -4279,10 +5393,21 @@
       </w:r>
       <w:r>
         <w:rPr>
-          <w:sz w:val="18"/>
-          <w:szCs w:val="18"/>
-        </w:rPr>
-        <w:t xml:space="preserve"> się w odległości do</w:t>
+          <w:b/>
+          <w:bCs/>
+          <w:sz w:val="18"/>
+          <w:szCs w:val="18"/>
+        </w:rPr>
+        <w:t>zyjny</w:t>
+      </w:r>
+      <w:r>
+        <w:rPr>
+          <w:b/>
+          <w:bCs/>
+          <w:sz w:val="18"/>
+          <w:szCs w:val="18"/>
+        </w:rPr>
+        <w:t>:</w:t>
       </w:r>
       <w:r>
         <w:rPr>
@@ -4296,21 +5421,119 @@
           <w:sz w:val="18"/>
           <w:szCs w:val="18"/>
         </w:rPr>
-        <w:t>18” i widz</w:t>
-      </w:r>
-      <w:r>
-        <w:rPr>
-          <w:sz w:val="18"/>
-          <w:szCs w:val="18"/>
-        </w:rPr>
-        <w:t>ący</w:t>
-      </w:r>
-      <w:r>
-        <w:rPr>
-          <w:sz w:val="18"/>
-          <w:szCs w:val="18"/>
-        </w:rPr>
-        <w:t xml:space="preserve"> maga</w:t>
+        <w:t>Atakujący rozdziela</w:t>
+      </w:r>
+      <w:r>
+        <w:rPr>
+          <w:sz w:val="18"/>
+          <w:szCs w:val="18"/>
+        </w:rPr>
+        <w:t xml:space="preserve"> wszystkie</w:t>
+      </w:r>
+      <w:r>
+        <w:rPr>
+          <w:sz w:val="18"/>
+          <w:szCs w:val="18"/>
+        </w:rPr>
+        <w:t xml:space="preserve"> rany.</w:t>
+      </w:r>
+    </w:p>
+    <w:p>
+      <w:pPr>
+        <w:spacing w:after="0"/>
+        <w:rPr>
+          <w:sz w:val="18"/>
+          <w:szCs w:val="18"/>
+        </w:rPr>
+      </w:pPr>
+      <w:r>
+        <w:rPr>
+          <w:b/>
+          <w:bCs/>
+          <w:sz w:val="18"/>
+          <w:szCs w:val="18"/>
+        </w:rPr>
+        <w:t>Szturmowa:</w:t>
+      </w:r>
+      <w:r>
+        <w:rPr>
+          <w:sz w:val="18"/>
+          <w:szCs w:val="18"/>
+        </w:rPr>
+        <w:t xml:space="preserve"> Można nią wykonywać </w:t>
+      </w:r>
+      <w:r>
+        <w:rPr>
+          <w:sz w:val="18"/>
+          <w:szCs w:val="18"/>
+        </w:rPr>
+        <w:t xml:space="preserve">również </w:t>
+      </w:r>
+      <w:r>
+        <w:rPr>
+          <w:sz w:val="18"/>
+          <w:szCs w:val="18"/>
+        </w:rPr>
+        <w:t>ataki wręcz.</w:t>
+      </w:r>
+    </w:p>
+    <w:p>
+      <w:pPr>
+        <w:spacing w:after="0"/>
+        <w:rPr>
+          <w:sz w:val="18"/>
+          <w:szCs w:val="18"/>
+        </w:rPr>
+      </w:pPr>
+      <w:r>
+        <w:rPr>
+          <w:b/>
+          <w:bCs/>
+          <w:sz w:val="18"/>
+          <w:szCs w:val="18"/>
+        </w:rPr>
+        <w:t>Brutalny</w:t>
+      </w:r>
+      <w:r>
+        <w:rPr>
+          <w:sz w:val="18"/>
+          <w:szCs w:val="18"/>
+        </w:rPr>
+        <w:t>: Ignoruje regenerację</w:t>
+      </w:r>
+      <w:r>
+        <w:rPr>
+          <w:sz w:val="18"/>
+          <w:szCs w:val="18"/>
+        </w:rPr>
+        <w:t xml:space="preserve"> i automatyczne sukcesy w testach obrony.</w:t>
+      </w:r>
+    </w:p>
+    <w:p>
+      <w:pPr>
+        <w:spacing w:after="0"/>
+        <w:rPr>
+          <w:sz w:val="18"/>
+          <w:szCs w:val="18"/>
+        </w:rPr>
+      </w:pPr>
+      <w:r>
+        <w:rPr>
+          <w:b/>
+          <w:bCs/>
+          <w:sz w:val="18"/>
+          <w:szCs w:val="18"/>
+        </w:rPr>
+        <w:t>Podwójny</w:t>
+      </w:r>
+      <w:r>
+        <w:rPr>
+          <w:b/>
+          <w:bCs/>
+          <w:sz w:val="18"/>
+          <w:szCs w:val="18"/>
+        </w:rPr>
+        <w:t>:</w:t>
       </w:r>
       <w:r>
         <w:rPr>
@@ -4324,897 +5547,6 @@
           <w:sz w:val="18"/>
           <w:szCs w:val="18"/>
         </w:rPr>
-        <w:t xml:space="preserve">mogą jednocześnie przed rzutem wydać dowolną liczbę żetonów </w:t>
-      </w:r>
-      <w:r>
-        <w:rPr>
-          <w:sz w:val="18"/>
-          <w:szCs w:val="18"/>
-        </w:rPr>
-        <w:t>mocy</w:t>
-      </w:r>
-      <w:r>
-        <w:rPr>
-          <w:sz w:val="18"/>
-          <w:szCs w:val="18"/>
-        </w:rPr>
-        <w:t xml:space="preserve">, </w:t>
-      </w:r>
-      <w:r>
-        <w:rPr>
-          <w:sz w:val="18"/>
-          <w:szCs w:val="18"/>
-        </w:rPr>
-        <w:t>aby dać</w:t>
-      </w:r>
-      <w:r>
-        <w:rPr>
-          <w:sz w:val="18"/>
-          <w:szCs w:val="18"/>
-        </w:rPr>
-        <w:t xml:space="preserve"> +/-</w:t>
-      </w:r>
-      <w:r>
-        <w:rPr>
-          <w:sz w:val="18"/>
-          <w:szCs w:val="18"/>
-        </w:rPr>
-        <w:t xml:space="preserve">1 </w:t>
-      </w:r>
-      <w:r>
-        <w:rPr>
-          <w:sz w:val="18"/>
-          <w:szCs w:val="18"/>
-        </w:rPr>
-        <w:t xml:space="preserve">do rzutu </w:t>
-      </w:r>
-      <w:r>
-        <w:rPr>
-          <w:sz w:val="18"/>
-          <w:szCs w:val="18"/>
-        </w:rPr>
-        <w:t>z</w:t>
-      </w:r>
-      <w:r>
-        <w:rPr>
-          <w:sz w:val="18"/>
-          <w:szCs w:val="18"/>
-        </w:rPr>
-        <w:t>a każdy żeton.</w:t>
-      </w:r>
-    </w:p>
-    <w:p>
-      <w:pPr>
-        <w:spacing w:after="0"/>
-        <w:rPr>
-          <w:sz w:val="18"/>
-          <w:szCs w:val="18"/>
-        </w:rPr>
-      </w:pPr>
-      <w:r>
-        <w:rPr>
-          <w:b/>
-          <w:bCs/>
-          <w:sz w:val="18"/>
-          <w:szCs w:val="18"/>
-        </w:rPr>
-        <w:t>Łatanie:</w:t>
-      </w:r>
-      <w:r>
-        <w:rPr>
-          <w:sz w:val="18"/>
-          <w:szCs w:val="18"/>
-        </w:rPr>
-        <w:t xml:space="preserve"> </w:t>
-      </w:r>
-      <w:r>
-        <w:rPr>
-          <w:sz w:val="18"/>
-          <w:szCs w:val="18"/>
-        </w:rPr>
-        <w:t>Na końcu aktywacji o</w:t>
-      </w:r>
-      <w:r>
-        <w:rPr>
-          <w:sz w:val="18"/>
-          <w:szCs w:val="18"/>
-        </w:rPr>
-        <w:t xml:space="preserve">ddział w zasięgu 2” </w:t>
-      </w:r>
-      <w:r>
-        <w:rPr>
-          <w:sz w:val="18"/>
-          <w:szCs w:val="18"/>
-        </w:rPr>
-        <w:t>odzyskuje</w:t>
-      </w:r>
-      <w:r>
-        <w:rPr>
-          <w:sz w:val="18"/>
-          <w:szCs w:val="18"/>
-        </w:rPr>
-        <w:t xml:space="preserve"> k3 ran</w:t>
-      </w:r>
-      <w:r>
-        <w:rPr>
-          <w:sz w:val="18"/>
-          <w:szCs w:val="18"/>
-        </w:rPr>
-        <w:t>y</w:t>
-      </w:r>
-      <w:r>
-        <w:rPr>
-          <w:sz w:val="18"/>
-          <w:szCs w:val="18"/>
-        </w:rPr>
-        <w:t>.</w:t>
-      </w:r>
-    </w:p>
-    <w:p>
-      <w:pPr>
-        <w:spacing w:after="0"/>
-        <w:rPr>
-          <w:sz w:val="18"/>
-          <w:szCs w:val="18"/>
-        </w:rPr>
-      </w:pPr>
-      <w:r>
-        <w:rPr>
-          <w:b/>
-          <w:bCs/>
-          <w:sz w:val="18"/>
-          <w:szCs w:val="18"/>
-        </w:rPr>
-        <w:t>Rozkaz(X):</w:t>
-      </w:r>
-      <w:r>
-        <w:rPr>
-          <w:sz w:val="18"/>
-          <w:szCs w:val="18"/>
-        </w:rPr>
-        <w:t xml:space="preserve"> </w:t>
-      </w:r>
-      <w:r>
-        <w:rPr>
-          <w:sz w:val="18"/>
-          <w:szCs w:val="18"/>
-        </w:rPr>
-        <w:t>R</w:t>
-      </w:r>
-      <w:r>
-        <w:rPr>
-          <w:sz w:val="18"/>
-          <w:szCs w:val="18"/>
-        </w:rPr>
-        <w:t xml:space="preserve">az na rundę możesz przerwać, aby </w:t>
-      </w:r>
-      <w:r>
-        <w:rPr>
-          <w:sz w:val="18"/>
-          <w:szCs w:val="18"/>
-        </w:rPr>
-        <w:t xml:space="preserve">sojuszniczy </w:t>
-      </w:r>
-      <w:r>
-        <w:rPr>
-          <w:sz w:val="18"/>
-          <w:szCs w:val="18"/>
-        </w:rPr>
-        <w:t>odział w zasięgu 12” od teraz do końca aktywacji (nie)miał zdolność X.</w:t>
-      </w:r>
-      <w:r>
-        <w:rPr>
-          <w:sz w:val="18"/>
-          <w:szCs w:val="18"/>
-        </w:rPr>
-        <w:br/>
-      </w:r>
-      <w:r>
-        <w:rPr>
-          <w:b/>
-          <w:bCs/>
-          <w:sz w:val="18"/>
-          <w:szCs w:val="18"/>
-        </w:rPr>
-        <w:t>Klątwa(X):</w:t>
-      </w:r>
-      <w:r>
-        <w:rPr>
-          <w:sz w:val="18"/>
-          <w:szCs w:val="18"/>
-        </w:rPr>
-        <w:t xml:space="preserve"> Raz na rundę możesz przerwać, aby wrogi odział w zasięgu 12” od teraz do końca aktywacji (nie)miał zdolność X.</w:t>
-      </w:r>
-    </w:p>
-    <w:p>
-      <w:pPr>
-        <w:spacing w:after="0"/>
-        <w:rPr>
-          <w:sz w:val="18"/>
-          <w:szCs w:val="18"/>
-        </w:rPr>
-      </w:pPr>
-      <w:r>
-        <w:rPr>
-          <w:b/>
-          <w:bCs/>
-          <w:sz w:val="18"/>
-          <w:szCs w:val="18"/>
-        </w:rPr>
-        <w:t>Oznaczenie(X):</w:t>
-      </w:r>
-      <w:r>
-        <w:rPr>
-          <w:sz w:val="18"/>
-          <w:szCs w:val="18"/>
-        </w:rPr>
-        <w:t xml:space="preserve"> Raz na rundę możesz przerwać, aby sojuszniczy odział który atakuje odział w zasięgu 12” od teraz do końca aktywacji (nie)miał zdolność X.</w:t>
-      </w:r>
-    </w:p>
-    <w:p>
-      <w:pPr>
-        <w:spacing w:after="0"/>
-        <w:rPr>
-          <w:sz w:val="18"/>
-          <w:szCs w:val="18"/>
-        </w:rPr>
-      </w:pPr>
-    </w:p>
-    <w:p>
-      <w:pPr>
-        <w:spacing w:after="0"/>
-        <w:rPr>
-          <w:b/>
-          <w:bCs/>
-          <w:sz w:val="18"/>
-          <w:szCs w:val="18"/>
-        </w:rPr>
-      </w:pPr>
-      <w:r>
-        <w:rPr>
-          <w:b/>
-          <w:bCs/>
-          <w:sz w:val="18"/>
-          <w:szCs w:val="18"/>
-        </w:rPr>
-        <w:t>Aury:</w:t>
-      </w:r>
-    </w:p>
-    <w:p>
-      <w:pPr>
-        <w:spacing w:after="0"/>
-        <w:rPr>
-          <w:sz w:val="18"/>
-          <w:szCs w:val="18"/>
-        </w:rPr>
-      </w:pPr>
-      <w:r>
-        <w:rPr>
-          <w:b/>
-          <w:bCs/>
-          <w:sz w:val="18"/>
-          <w:szCs w:val="18"/>
-        </w:rPr>
-        <w:t>Radio:</w:t>
-      </w:r>
-      <w:r>
-        <w:rPr>
-          <w:sz w:val="18"/>
-          <w:szCs w:val="18"/>
-        </w:rPr>
-        <w:t xml:space="preserve"> Jeżeli model w twoim oddziale wydaje rozkaz, może wybrać oddział odległy o 24” który też ma radio.</w:t>
-      </w:r>
-    </w:p>
-    <w:p>
-      <w:pPr>
-        <w:spacing w:after="0"/>
-        <w:rPr>
-          <w:b/>
-          <w:bCs/>
-          <w:sz w:val="18"/>
-          <w:szCs w:val="18"/>
-        </w:rPr>
-      </w:pPr>
-    </w:p>
-    <w:p>
-      <w:pPr>
-        <w:spacing w:after="0"/>
-        <w:rPr>
-          <w:b/>
-          <w:bCs/>
-          <w:sz w:val="18"/>
-          <w:szCs w:val="18"/>
-        </w:rPr>
-      </w:pPr>
-      <w:r>
-        <w:rPr>
-          <w:b/>
-          <w:bCs/>
-          <w:sz w:val="18"/>
-          <w:szCs w:val="18"/>
-        </w:rPr>
-        <w:t>Broni:</w:t>
-      </w:r>
-    </w:p>
-    <w:p>
-      <w:pPr>
-        <w:spacing w:after="0"/>
-        <w:rPr>
-          <w:sz w:val="18"/>
-          <w:szCs w:val="18"/>
-        </w:rPr>
-      </w:pPr>
-      <w:r>
-        <w:rPr>
-          <w:b/>
-          <w:bCs/>
-          <w:sz w:val="18"/>
-          <w:szCs w:val="18"/>
-        </w:rPr>
-        <w:t>AP(X):</w:t>
-      </w:r>
-      <w:r>
-        <w:rPr>
-          <w:sz w:val="18"/>
-          <w:szCs w:val="18"/>
-        </w:rPr>
-        <w:t xml:space="preserve"> Cele otrzymują -X do rzutów na obronę</w:t>
-      </w:r>
-      <w:r>
-        <w:rPr>
-          <w:sz w:val="18"/>
-          <w:szCs w:val="18"/>
-        </w:rPr>
-        <w:t xml:space="preserve"> </w:t>
-      </w:r>
-      <w:r>
-        <w:rPr>
-          <w:sz w:val="18"/>
-          <w:szCs w:val="18"/>
-        </w:rPr>
-        <w:t>podczas blokowania trafień tą bronią.</w:t>
-      </w:r>
-    </w:p>
-    <w:p>
-      <w:pPr>
-        <w:spacing w:after="0"/>
-        <w:rPr>
-          <w:sz w:val="18"/>
-          <w:szCs w:val="18"/>
-        </w:rPr>
-      </w:pPr>
-      <w:r>
-        <w:rPr>
-          <w:b/>
-          <w:bCs/>
-          <w:sz w:val="18"/>
-          <w:szCs w:val="18"/>
-        </w:rPr>
-        <w:t>Rozprysk</w:t>
-      </w:r>
-      <w:r>
-        <w:rPr>
-          <w:b/>
-          <w:bCs/>
-          <w:sz w:val="18"/>
-          <w:szCs w:val="18"/>
-        </w:rPr>
-        <w:t>(X):</w:t>
-      </w:r>
-      <w:r>
-        <w:rPr>
-          <w:sz w:val="18"/>
-          <w:szCs w:val="18"/>
-        </w:rPr>
-        <w:t xml:space="preserve"> </w:t>
-      </w:r>
-      <w:r>
-        <w:rPr>
-          <w:sz w:val="18"/>
-          <w:szCs w:val="18"/>
-        </w:rPr>
-        <w:t>Przed wykonaniem testów obrony liczba trafień jest mnożona przez X, ale nie więcej, niż</w:t>
-      </w:r>
-      <w:r>
-        <w:rPr>
-          <w:sz w:val="18"/>
-          <w:szCs w:val="18"/>
-        </w:rPr>
-        <w:t xml:space="preserve"> jest modeli w</w:t>
-      </w:r>
-      <w:r>
-        <w:rPr>
-          <w:sz w:val="18"/>
-          <w:szCs w:val="18"/>
-        </w:rPr>
-        <w:t xml:space="preserve"> atakowanym oddziale.</w:t>
-      </w:r>
-    </w:p>
-    <w:p>
-      <w:pPr>
-        <w:spacing w:after="0"/>
-        <w:rPr>
-          <w:sz w:val="18"/>
-          <w:szCs w:val="18"/>
-        </w:rPr>
-      </w:pPr>
-      <w:r>
-        <w:rPr>
-          <w:b/>
-          <w:bCs/>
-          <w:sz w:val="18"/>
-          <w:szCs w:val="18"/>
-        </w:rPr>
-        <w:t>Zabójczy(X):</w:t>
-      </w:r>
-      <w:r>
-        <w:rPr>
-          <w:sz w:val="18"/>
-          <w:szCs w:val="18"/>
-        </w:rPr>
-        <w:t xml:space="preserve"> Zamiast jednej przydziel X ran</w:t>
-      </w:r>
-      <w:r>
-        <w:rPr>
-          <w:sz w:val="18"/>
-          <w:szCs w:val="18"/>
-        </w:rPr>
-        <w:t>, ale nie więcej niż wytrzymałość wybranego</w:t>
-      </w:r>
-      <w:r>
-        <w:rPr>
-          <w:sz w:val="18"/>
-          <w:szCs w:val="18"/>
-        </w:rPr>
-        <w:t xml:space="preserve"> </w:t>
-      </w:r>
-      <w:r>
-        <w:rPr>
-          <w:sz w:val="18"/>
-          <w:szCs w:val="18"/>
-        </w:rPr>
-        <w:t>modelu</w:t>
-      </w:r>
-      <w:r>
-        <w:rPr>
-          <w:sz w:val="18"/>
-          <w:szCs w:val="18"/>
-        </w:rPr>
-        <w:t>, który, jeżeli to możliwe, zostaje p</w:t>
-      </w:r>
-      <w:r>
-        <w:rPr>
-          <w:sz w:val="18"/>
-          <w:szCs w:val="18"/>
-        </w:rPr>
-        <w:t>okonany. Jeżeli w wyniku tego</w:t>
-      </w:r>
-      <w:r>
-        <w:rPr>
-          <w:sz w:val="18"/>
-          <w:szCs w:val="18"/>
-        </w:rPr>
-        <w:t xml:space="preserve">, </w:t>
-      </w:r>
-      <w:r>
-        <w:rPr>
-          <w:sz w:val="18"/>
-          <w:szCs w:val="18"/>
-        </w:rPr>
-        <w:t xml:space="preserve">zmieniała się </w:t>
-      </w:r>
-      <w:r>
-        <w:rPr>
-          <w:sz w:val="18"/>
-          <w:szCs w:val="18"/>
-        </w:rPr>
-        <w:t>maksymalna</w:t>
-      </w:r>
-      <w:r>
-        <w:rPr>
-          <w:sz w:val="18"/>
-          <w:szCs w:val="18"/>
-        </w:rPr>
-        <w:t xml:space="preserve"> wytrzymałość </w:t>
-      </w:r>
-      <w:r>
-        <w:rPr>
-          <w:sz w:val="18"/>
-          <w:szCs w:val="18"/>
-        </w:rPr>
-        <w:t>oddziału</w:t>
-      </w:r>
-      <w:r>
-        <w:rPr>
-          <w:sz w:val="18"/>
-          <w:szCs w:val="18"/>
-        </w:rPr>
-        <w:t xml:space="preserve">, odrzuć tyle ran, aby nie </w:t>
-      </w:r>
-      <w:r>
-        <w:rPr>
-          <w:sz w:val="18"/>
-          <w:szCs w:val="18"/>
-        </w:rPr>
-        <w:t>było ich mniej niż ona.</w:t>
-      </w:r>
-    </w:p>
-    <w:p>
-      <w:pPr>
-        <w:spacing w:after="0"/>
-        <w:rPr>
-          <w:sz w:val="18"/>
-          <w:szCs w:val="18"/>
-        </w:rPr>
-      </w:pPr>
-      <w:r>
-        <w:rPr>
-          <w:b/>
-          <w:bCs/>
-          <w:sz w:val="18"/>
-          <w:szCs w:val="18"/>
-        </w:rPr>
-        <w:t>Niebezpośredni:</w:t>
-      </w:r>
-      <w:r>
-        <w:rPr>
-          <w:sz w:val="18"/>
-          <w:szCs w:val="18"/>
-        </w:rPr>
-        <w:t xml:space="preserve"> </w:t>
-      </w:r>
-      <w:r>
-        <w:rPr>
-          <w:sz w:val="18"/>
-          <w:szCs w:val="18"/>
-        </w:rPr>
-        <w:t>N</w:t>
-      </w:r>
-      <w:r>
-        <w:rPr>
-          <w:sz w:val="18"/>
-          <w:szCs w:val="18"/>
-        </w:rPr>
-        <w:t>ie wymaga linii wzroku.</w:t>
-      </w:r>
-    </w:p>
-    <w:p>
-      <w:pPr>
-        <w:spacing w:after="0"/>
-        <w:rPr>
-          <w:sz w:val="18"/>
-          <w:szCs w:val="18"/>
-        </w:rPr>
-      </w:pPr>
-      <w:r>
-        <w:rPr>
-          <w:b/>
-          <w:bCs/>
-          <w:sz w:val="18"/>
-          <w:szCs w:val="18"/>
-        </w:rPr>
-        <w:t>Impet:</w:t>
-      </w:r>
-      <w:r>
-        <w:rPr>
-          <w:sz w:val="18"/>
-          <w:szCs w:val="18"/>
-        </w:rPr>
-        <w:t xml:space="preserve"> +1 do trafienia i +1 do AP podczas szarży.</w:t>
-      </w:r>
-    </w:p>
-    <w:p>
-      <w:pPr>
-        <w:spacing w:after="0"/>
-        <w:rPr>
-          <w:sz w:val="18"/>
-          <w:szCs w:val="18"/>
-        </w:rPr>
-      </w:pPr>
-      <w:r>
-        <w:rPr>
-          <w:b/>
-          <w:bCs/>
-          <w:sz w:val="18"/>
-          <w:szCs w:val="18"/>
-        </w:rPr>
-        <w:t>Namierzanie:</w:t>
-      </w:r>
-      <w:r>
-        <w:rPr>
-          <w:sz w:val="18"/>
-          <w:szCs w:val="18"/>
-        </w:rPr>
-        <w:t xml:space="preserve"> Ignoruje osłonę i negatywne modyfikatory do rzutów na trafienie i</w:t>
-      </w:r>
-      <w:r>
-        <w:rPr>
-          <w:sz w:val="18"/>
-          <w:szCs w:val="18"/>
-        </w:rPr>
-        <w:t xml:space="preserve"> </w:t>
-      </w:r>
-      <w:r>
-        <w:rPr>
-          <w:sz w:val="18"/>
-          <w:szCs w:val="18"/>
-        </w:rPr>
-        <w:t>zasięgu.</w:t>
-      </w:r>
-    </w:p>
-    <w:p>
-      <w:pPr>
-        <w:spacing w:after="0"/>
-        <w:rPr>
-          <w:sz w:val="18"/>
-          <w:szCs w:val="18"/>
-        </w:rPr>
-      </w:pPr>
-      <w:r>
-        <w:rPr>
-          <w:b/>
-          <w:bCs/>
-          <w:sz w:val="18"/>
-          <w:szCs w:val="18"/>
-        </w:rPr>
-        <w:t>Zużywalny:</w:t>
-      </w:r>
-      <w:r>
-        <w:rPr>
-          <w:sz w:val="18"/>
-          <w:szCs w:val="18"/>
-        </w:rPr>
-        <w:t xml:space="preserve"> Można użyć tylko raz na grę.</w:t>
-      </w:r>
-      <w:r>
-        <w:rPr>
-          <w:sz w:val="18"/>
-          <w:szCs w:val="18"/>
-        </w:rPr>
-        <w:t xml:space="preserve"> Limit jeden rodzaj broni z tą zdolnością na oddział.</w:t>
-      </w:r>
-    </w:p>
-    <w:p>
-      <w:pPr>
-        <w:spacing w:after="0"/>
-        <w:rPr>
-          <w:sz w:val="18"/>
-          <w:szCs w:val="18"/>
-        </w:rPr>
-      </w:pPr>
-      <w:r>
-        <w:rPr>
-          <w:b/>
-          <w:bCs/>
-          <w:sz w:val="18"/>
-          <w:szCs w:val="18"/>
-        </w:rPr>
-        <w:t>Niezawodny:</w:t>
-      </w:r>
-      <w:r>
-        <w:rPr>
-          <w:sz w:val="18"/>
-          <w:szCs w:val="18"/>
-        </w:rPr>
-        <w:t xml:space="preserve"> Atakuje z jakością 2+.</w:t>
-      </w:r>
-    </w:p>
-    <w:p>
-      <w:pPr>
-        <w:spacing w:after="0"/>
-        <w:rPr>
-          <w:sz w:val="18"/>
-          <w:szCs w:val="18"/>
-        </w:rPr>
-      </w:pPr>
-      <w:r>
-        <w:rPr>
-          <w:b/>
-          <w:bCs/>
-          <w:sz w:val="18"/>
-          <w:szCs w:val="18"/>
-        </w:rPr>
-        <w:t>P</w:t>
-      </w:r>
-      <w:r>
-        <w:rPr>
-          <w:b/>
-          <w:bCs/>
-          <w:sz w:val="18"/>
-          <w:szCs w:val="18"/>
-        </w:rPr>
-        <w:t>rec</w:t>
-      </w:r>
-      <w:r>
-        <w:rPr>
-          <w:b/>
-          <w:bCs/>
-          <w:sz w:val="18"/>
-          <w:szCs w:val="18"/>
-        </w:rPr>
-        <w:t>y</w:t>
-      </w:r>
-      <w:r>
-        <w:rPr>
-          <w:b/>
-          <w:bCs/>
-          <w:sz w:val="18"/>
-          <w:szCs w:val="18"/>
-        </w:rPr>
-        <w:t>zyjny</w:t>
-      </w:r>
-      <w:r>
-        <w:rPr>
-          <w:b/>
-          <w:bCs/>
-          <w:sz w:val="18"/>
-          <w:szCs w:val="18"/>
-        </w:rPr>
-        <w:t>:</w:t>
-      </w:r>
-      <w:r>
-        <w:rPr>
-          <w:sz w:val="18"/>
-          <w:szCs w:val="18"/>
-        </w:rPr>
-        <w:t xml:space="preserve"> </w:t>
-      </w:r>
-      <w:r>
-        <w:rPr>
-          <w:sz w:val="18"/>
-          <w:szCs w:val="18"/>
-        </w:rPr>
-        <w:t>Atakujący rozdziela</w:t>
-      </w:r>
-      <w:r>
-        <w:rPr>
-          <w:sz w:val="18"/>
-          <w:szCs w:val="18"/>
-        </w:rPr>
-        <w:t xml:space="preserve"> wszystkie</w:t>
-      </w:r>
-      <w:r>
-        <w:rPr>
-          <w:sz w:val="18"/>
-          <w:szCs w:val="18"/>
-        </w:rPr>
-        <w:t xml:space="preserve"> rany.</w:t>
-      </w:r>
-    </w:p>
-    <w:p>
-      <w:pPr>
-        <w:spacing w:after="0"/>
-        <w:rPr>
-          <w:sz w:val="18"/>
-          <w:szCs w:val="18"/>
-        </w:rPr>
-      </w:pPr>
-      <w:r>
-        <w:rPr>
-          <w:b/>
-          <w:bCs/>
-          <w:sz w:val="18"/>
-          <w:szCs w:val="18"/>
-        </w:rPr>
-        <w:t>Szturmowa:</w:t>
-      </w:r>
-      <w:r>
-        <w:rPr>
-          <w:sz w:val="18"/>
-          <w:szCs w:val="18"/>
-        </w:rPr>
-        <w:t xml:space="preserve"> Można nią wykonywać </w:t>
-      </w:r>
-      <w:r>
-        <w:rPr>
-          <w:sz w:val="18"/>
-          <w:szCs w:val="18"/>
-        </w:rPr>
-        <w:t xml:space="preserve">również </w:t>
-      </w:r>
-      <w:r>
-        <w:rPr>
-          <w:sz w:val="18"/>
-          <w:szCs w:val="18"/>
-        </w:rPr>
-        <w:t>ataki wręcz.</w:t>
-      </w:r>
-    </w:p>
-    <w:p>
-      <w:pPr>
-        <w:spacing w:after="0"/>
-        <w:rPr>
-          <w:sz w:val="18"/>
-          <w:szCs w:val="18"/>
-        </w:rPr>
-      </w:pPr>
-      <w:r>
-        <w:rPr>
-          <w:b/>
-          <w:bCs/>
-          <w:sz w:val="18"/>
-          <w:szCs w:val="18"/>
-        </w:rPr>
-        <w:t>Bez osłon:</w:t>
-      </w:r>
-      <w:r>
-        <w:rPr>
-          <w:sz w:val="18"/>
-          <w:szCs w:val="18"/>
-        </w:rPr>
-        <w:t xml:space="preserve"> Ignoruje osłonę.</w:t>
-      </w:r>
-    </w:p>
-    <w:p>
-      <w:pPr>
-        <w:spacing w:after="0"/>
-        <w:rPr>
-          <w:sz w:val="18"/>
-          <w:szCs w:val="18"/>
-        </w:rPr>
-      </w:pPr>
-      <w:r>
-        <w:rPr>
-          <w:b/>
-          <w:bCs/>
-          <w:sz w:val="18"/>
-          <w:szCs w:val="18"/>
-        </w:rPr>
-        <w:t>Brutalny</w:t>
-      </w:r>
-      <w:r>
-        <w:rPr>
-          <w:sz w:val="18"/>
-          <w:szCs w:val="18"/>
-        </w:rPr>
-        <w:t>: Ignoruje regenerację</w:t>
-      </w:r>
-      <w:r>
-        <w:rPr>
-          <w:sz w:val="18"/>
-          <w:szCs w:val="18"/>
-        </w:rPr>
-        <w:t xml:space="preserve"> i automatyczne sukcesy w testach obrony.</w:t>
-      </w:r>
-    </w:p>
-    <w:p>
-      <w:pPr>
-        <w:spacing w:after="0"/>
-        <w:rPr>
-          <w:sz w:val="18"/>
-          <w:szCs w:val="18"/>
-        </w:rPr>
-      </w:pPr>
-      <w:r>
-        <w:rPr>
-          <w:b/>
-          <w:bCs/>
-          <w:sz w:val="18"/>
-          <w:szCs w:val="18"/>
-        </w:rPr>
-        <w:t>Podwójny</w:t>
-      </w:r>
-      <w:r>
-        <w:rPr>
-          <w:b/>
-          <w:bCs/>
-          <w:sz w:val="18"/>
-          <w:szCs w:val="18"/>
-        </w:rPr>
-        <w:t>:</w:t>
-      </w:r>
-      <w:r>
-        <w:rPr>
-          <w:sz w:val="18"/>
-          <w:szCs w:val="18"/>
-        </w:rPr>
-        <w:t xml:space="preserve"> </w:t>
-      </w:r>
-      <w:r>
-        <w:rPr>
-          <w:sz w:val="18"/>
-          <w:szCs w:val="18"/>
-        </w:rPr>
         <w:t xml:space="preserve">Naturalne 6 </w:t>
       </w:r>
       <w:r>
@@ -5231,15 +5563,6 @@
         </w:rPr>
         <w:t>dają dodatkowe normalne trafienie.</w:t>
       </w:r>
-    </w:p>
-    <w:p>
-      <w:pPr>
-        <w:spacing w:after="0"/>
-        <w:rPr>
-          <w:sz w:val="18"/>
-          <w:szCs w:val="18"/>
-        </w:rPr>
-      </w:pPr>
     </w:p>
     <w:p>
       <w:pPr>
@@ -5383,14 +5706,21 @@
           <w:sz w:val="18"/>
           <w:szCs w:val="18"/>
         </w:rPr>
-        <w:t xml:space="preserve"> od razu </w:t>
-      </w:r>
-      <w:r>
-        <w:rPr>
-          <w:sz w:val="18"/>
-          <w:szCs w:val="18"/>
-        </w:rPr>
-        <w:t xml:space="preserve"> pokonywać modeli. Zamiast te</w:t>
+        <w:t xml:space="preserve"> od </w:t>
+      </w:r>
+      <w:r>
+        <w:rPr>
+          <w:sz w:val="18"/>
+          <w:szCs w:val="18"/>
+        </w:rPr>
+        <w:t>razu pokonywać</w:t>
+      </w:r>
+      <w:r>
+        <w:rPr>
+          <w:sz w:val="18"/>
+          <w:szCs w:val="18"/>
+        </w:rPr>
+        <w:t xml:space="preserve"> modeli. Zamiast te</w:t>
       </w:r>
       <w:r>
         <w:rPr>
@@ -5561,7 +5891,21 @@
           <w:sz w:val="18"/>
           <w:szCs w:val="18"/>
         </w:rPr>
-        <w:t xml:space="preserve"> Jeżeli oddział któremu w wyniku ataku zadałeś rany w tej aktywacji wykonuje test przegrupowania podczas gdy znajduje się bliżej twojej strefy rozstawienia niż t</w:t>
+        <w:t xml:space="preserve"> Jeżeli </w:t>
+      </w:r>
+      <w:r>
+        <w:rPr>
+          <w:sz w:val="18"/>
+          <w:szCs w:val="18"/>
+        </w:rPr>
+        <w:t>oddział,</w:t>
+      </w:r>
+      <w:r>
+        <w:rPr>
+          <w:sz w:val="18"/>
+          <w:szCs w:val="18"/>
+        </w:rPr>
+        <w:t xml:space="preserve"> któremu w wyniku ataku zadałeś rany w tej aktywacji wykonuje test przegrupowania podczas gdy znajduje się bliżej twojej strefy rozstawienia niż t</w:t>
       </w:r>
       <w:r>
         <w:rPr>
@@ -5653,7 +5997,21 @@
           <w:sz w:val="18"/>
           <w:szCs w:val="18"/>
         </w:rPr>
-        <w:t xml:space="preserve"> Gdy zostaniesz pokonany teren który zajmuj</w:t>
+        <w:t xml:space="preserve"> Gdy zostaniesz pokonany </w:t>
+      </w:r>
+      <w:r>
+        <w:rPr>
+          <w:sz w:val="18"/>
+          <w:szCs w:val="18"/>
+        </w:rPr>
+        <w:t>teren,</w:t>
+      </w:r>
+      <w:r>
+        <w:rPr>
+          <w:sz w:val="18"/>
+          <w:szCs w:val="18"/>
+        </w:rPr>
+        <w:t xml:space="preserve"> który zajmuj</w:t>
       </w:r>
       <w:r>
         <w:rPr>
@@ -5815,7 +6173,21 @@
           <w:sz w:val="18"/>
           <w:szCs w:val="18"/>
         </w:rPr>
-        <w:t xml:space="preserve">Jeżeli oddział który go atakuje jest cały w </w:t>
+        <w:t xml:space="preserve">Jeżeli </w:t>
+      </w:r>
+      <w:r>
+        <w:rPr>
+          <w:sz w:val="18"/>
+          <w:szCs w:val="18"/>
+        </w:rPr>
+        <w:t>oddział,</w:t>
+      </w:r>
+      <w:r>
+        <w:rPr>
+          <w:sz w:val="18"/>
+          <w:szCs w:val="18"/>
+        </w:rPr>
+        <w:t xml:space="preserve"> który go atakuje jest cały w </w:t>
       </w:r>
       <w:r>
         <w:rPr>
@@ -5857,7 +6229,21 @@
           <w:sz w:val="18"/>
           <w:szCs w:val="18"/>
         </w:rPr>
-        <w:t>Co najmniej połowa jego broni musi być przypisana do strefy i może atakować tylko cele które w pełni się w niej znajdują. Pozostałe muszą atakować jeden oddział</w:t>
+        <w:t xml:space="preserve">Co najmniej połowa jego broni musi być przypisana do strefy i może atakować tylko </w:t>
+      </w:r>
+      <w:r>
+        <w:rPr>
+          <w:sz w:val="18"/>
+          <w:szCs w:val="18"/>
+        </w:rPr>
+        <w:t>cele,</w:t>
+      </w:r>
+      <w:r>
+        <w:rPr>
+          <w:sz w:val="18"/>
+          <w:szCs w:val="18"/>
+        </w:rPr>
+        <w:t xml:space="preserve"> które w pełni się w niej znajdują. Pozostałe muszą atakować jeden oddział</w:t>
       </w:r>
       <w:r>
         <w:rPr>
@@ -6122,14 +6508,25 @@
           <w:szCs w:val="18"/>
         </w:rPr>
       </w:pPr>
-      <w:r>
-        <w:rPr>
-          <w:b/>
-          <w:bCs/>
-          <w:sz w:val="18"/>
-          <w:szCs w:val="18"/>
-        </w:rPr>
-        <w:t>Waagh!:</w:t>
+      <w:proofErr w:type="spellStart"/>
+      <w:r>
+        <w:rPr>
+          <w:b/>
+          <w:bCs/>
+          <w:sz w:val="18"/>
+          <w:szCs w:val="18"/>
+        </w:rPr>
+        <w:t>Waagh</w:t>
+      </w:r>
+      <w:proofErr w:type="spellEnd"/>
+      <w:r>
+        <w:rPr>
+          <w:b/>
+          <w:bCs/>
+          <w:sz w:val="18"/>
+          <w:szCs w:val="18"/>
+        </w:rPr>
+        <w:t>!:</w:t>
       </w:r>
       <w:r>
         <w:rPr>
@@ -6417,7 +6814,21 @@
           <w:sz w:val="18"/>
           <w:szCs w:val="18"/>
         </w:rPr>
-        <w:t xml:space="preserve"> wybierz odział przeciwnika który zostanie aktywowany jako następny</w:t>
+        <w:t xml:space="preserve"> wybierz odział </w:t>
+      </w:r>
+      <w:r>
+        <w:rPr>
+          <w:sz w:val="18"/>
+          <w:szCs w:val="18"/>
+        </w:rPr>
+        <w:t>przeciwnika,</w:t>
+      </w:r>
+      <w:r>
+        <w:rPr>
+          <w:sz w:val="18"/>
+          <w:szCs w:val="18"/>
+        </w:rPr>
+        <w:t xml:space="preserve"> który zostanie aktywowany jako następny</w:t>
       </w:r>
       <w:r>
         <w:rPr>
@@ -6730,7 +7141,605 @@
           <w:sz w:val="18"/>
           <w:szCs w:val="18"/>
         </w:rPr>
-        <w:t xml:space="preserve"> Jeżeli cel jest w zasięgu celu misji,</w:t>
+        <w:t xml:space="preserve"> Jeżeli cel jest w zasięgu celu </w:t>
+      </w:r>
+      <w:r>
+        <w:rPr>
+          <w:sz w:val="18"/>
+          <w:szCs w:val="18"/>
+        </w:rPr>
+        <w:t>misji, wykonuje</w:t>
+      </w:r>
+      <w:r>
+        <w:rPr>
+          <w:sz w:val="18"/>
+          <w:szCs w:val="18"/>
+        </w:rPr>
+        <w:t xml:space="preserve"> podwójną liczbę ataków.</w:t>
+      </w:r>
+    </w:p>
+    <w:p>
+      <w:pPr>
+        <w:spacing w:after="0"/>
+        <w:rPr>
+          <w:sz w:val="18"/>
+          <w:szCs w:val="18"/>
+        </w:rPr>
+      </w:pPr>
+      <w:r>
+        <w:rPr>
+          <w:b/>
+          <w:bCs/>
+          <w:sz w:val="18"/>
+          <w:szCs w:val="18"/>
+        </w:rPr>
+        <w:t>Unik</w:t>
+      </w:r>
+      <w:r>
+        <w:rPr>
+          <w:b/>
+          <w:bCs/>
+          <w:sz w:val="18"/>
+          <w:szCs w:val="18"/>
+        </w:rPr>
+        <w:t>:</w:t>
+      </w:r>
+      <w:r>
+        <w:rPr>
+          <w:sz w:val="18"/>
+          <w:szCs w:val="18"/>
+        </w:rPr>
+        <w:t xml:space="preserve"> Jeżeli cel jest Przyszpilony, wykonuje podwójną liczbę ataków.</w:t>
+      </w:r>
+    </w:p>
+    <w:p>
+      <w:pPr>
+        <w:spacing w:after="0"/>
+        <w:rPr>
+          <w:sz w:val="18"/>
+          <w:szCs w:val="18"/>
+        </w:rPr>
+      </w:pPr>
+      <w:r>
+        <w:rPr>
+          <w:b/>
+          <w:bCs/>
+          <w:sz w:val="18"/>
+          <w:szCs w:val="18"/>
+        </w:rPr>
+        <w:t>Podkręcenie:</w:t>
+      </w:r>
+      <w:r>
+        <w:rPr>
+          <w:sz w:val="18"/>
+          <w:szCs w:val="18"/>
+        </w:rPr>
+        <w:t xml:space="preserve"> W ostatniej rundzie wykonuje </w:t>
+      </w:r>
+      <w:r>
+        <w:rPr>
+          <w:sz w:val="18"/>
+          <w:szCs w:val="18"/>
+        </w:rPr>
+        <w:t>podwójną</w:t>
+      </w:r>
+      <w:r>
+        <w:rPr>
+          <w:sz w:val="18"/>
+          <w:szCs w:val="18"/>
+        </w:rPr>
+        <w:t xml:space="preserve"> liczbę ataków.</w:t>
+      </w:r>
+    </w:p>
+    <w:p>
+      <w:pPr>
+        <w:spacing w:after="0"/>
+        <w:rPr>
+          <w:sz w:val="18"/>
+          <w:szCs w:val="18"/>
+        </w:rPr>
+      </w:pPr>
+      <w:r>
+        <w:rPr>
+          <w:sz w:val="18"/>
+          <w:szCs w:val="18"/>
+        </w:rPr>
+        <w:br w:type="page"/>
+      </w:r>
+    </w:p>
+    <w:p>
+      <w:pPr>
+        <w:spacing w:after="0"/>
+        <w:rPr>
+          <w:sz w:val="18"/>
+          <w:szCs w:val="18"/>
+        </w:rPr>
+      </w:pPr>
+      <w:r>
+        <w:rPr>
+          <w:b/>
+          <w:bCs/>
+          <w:sz w:val="18"/>
+          <w:szCs w:val="18"/>
+        </w:rPr>
+        <w:lastRenderedPageBreak/>
+        <w:t>Zasady opcjonalne</w:t>
+      </w:r>
+    </w:p>
+    <w:p>
+      <w:pPr>
+        <w:spacing w:after="0"/>
+        <w:rPr>
+          <w:sz w:val="18"/>
+          <w:szCs w:val="18"/>
+        </w:rPr>
+      </w:pPr>
+      <w:r>
+        <w:rPr>
+          <w:sz w:val="18"/>
+          <w:szCs w:val="18"/>
+        </w:rPr>
+        <w:t>Do zastosowania przed grą, po zgodzie obu stron.</w:t>
+      </w:r>
+    </w:p>
+    <w:p>
+      <w:pPr>
+        <w:spacing w:after="0"/>
+        <w:rPr>
+          <w:sz w:val="18"/>
+          <w:szCs w:val="18"/>
+        </w:rPr>
+      </w:pPr>
+    </w:p>
+    <w:p>
+      <w:pPr>
+        <w:spacing w:after="0"/>
+        <w:rPr>
+          <w:b/>
+          <w:bCs/>
+          <w:sz w:val="18"/>
+          <w:szCs w:val="18"/>
+        </w:rPr>
+      </w:pPr>
+      <w:r>
+        <w:rPr>
+          <w:b/>
+          <w:bCs/>
+          <w:sz w:val="18"/>
+          <w:szCs w:val="18"/>
+        </w:rPr>
+        <w:t>Podstawowe</w:t>
+      </w:r>
+      <w:r>
+        <w:rPr>
+          <w:b/>
+          <w:bCs/>
+          <w:sz w:val="18"/>
+          <w:szCs w:val="18"/>
+        </w:rPr>
+        <w:t>:</w:t>
+      </w:r>
+    </w:p>
+    <w:p>
+      <w:pPr>
+        <w:spacing w:after="0"/>
+        <w:rPr>
+          <w:sz w:val="18"/>
+          <w:szCs w:val="18"/>
+        </w:rPr>
+      </w:pPr>
+      <w:r>
+        <w:rPr>
+          <w:sz w:val="18"/>
+          <w:szCs w:val="18"/>
+        </w:rPr>
+        <w:t>Zalecane zawsze.</w:t>
+      </w:r>
+    </w:p>
+    <w:p>
+      <w:pPr>
+        <w:spacing w:after="0"/>
+        <w:rPr>
+          <w:sz w:val="18"/>
+          <w:szCs w:val="18"/>
+        </w:rPr>
+      </w:pPr>
+      <w:r>
+        <w:rPr>
+          <w:b/>
+          <w:bCs/>
+          <w:sz w:val="18"/>
+          <w:szCs w:val="18"/>
+        </w:rPr>
+        <w:t>Struktura armii:</w:t>
+      </w:r>
+      <w:r>
+        <w:rPr>
+          <w:sz w:val="18"/>
+          <w:szCs w:val="18"/>
+        </w:rPr>
+        <w:t xml:space="preserve"> Żaden oddział nie powinien kosztować mniej niż 10% lub więcej niż 30% limitu punktów albo posiadać w sumie więcej niż 24 wytrzymałości.</w:t>
+      </w:r>
+    </w:p>
+    <w:p>
+      <w:pPr>
+        <w:spacing w:after="0"/>
+        <w:rPr>
+          <w:sz w:val="18"/>
+          <w:szCs w:val="18"/>
+        </w:rPr>
+      </w:pPr>
+      <w:r>
+        <w:rPr>
+          <w:b/>
+          <w:bCs/>
+          <w:sz w:val="18"/>
+          <w:szCs w:val="18"/>
+        </w:rPr>
+        <w:t>Balans jednostek:</w:t>
+      </w:r>
+      <w:r>
+        <w:rPr>
+          <w:sz w:val="18"/>
+          <w:szCs w:val="18"/>
+        </w:rPr>
+        <w:t xml:space="preserve"> Koszt broni modelu powinien wynosić, przed podliczeniem strzelca lub wojownika, od 1 do 5 jej kosztów bazowych.</w:t>
+      </w:r>
+    </w:p>
+    <w:p>
+      <w:pPr>
+        <w:spacing w:after="0"/>
+        <w:rPr>
+          <w:sz w:val="18"/>
+          <w:szCs w:val="18"/>
+        </w:rPr>
+      </w:pPr>
+      <w:r>
+        <w:rPr>
+          <w:b/>
+          <w:bCs/>
+          <w:sz w:val="18"/>
+          <w:szCs w:val="18"/>
+        </w:rPr>
+        <w:t>Znaczniki zdolności:</w:t>
+      </w:r>
+      <w:r>
+        <w:rPr>
+          <w:sz w:val="18"/>
+          <w:szCs w:val="18"/>
+        </w:rPr>
+        <w:t xml:space="preserve"> Każdy odział powinien mieć tylko jeden rodzaj zdolności aktywnej.</w:t>
+      </w:r>
+    </w:p>
+    <w:p>
+      <w:pPr>
+        <w:spacing w:after="0"/>
+        <w:rPr>
+          <w:sz w:val="18"/>
+          <w:szCs w:val="18"/>
+        </w:rPr>
+      </w:pPr>
+    </w:p>
+    <w:p>
+      <w:pPr>
+        <w:spacing w:after="0"/>
+        <w:rPr>
+          <w:b/>
+          <w:bCs/>
+          <w:sz w:val="18"/>
+          <w:szCs w:val="18"/>
+        </w:rPr>
+      </w:pPr>
+      <w:r>
+        <w:rPr>
+          <w:b/>
+          <w:bCs/>
+          <w:sz w:val="18"/>
+          <w:szCs w:val="18"/>
+        </w:rPr>
+        <w:t xml:space="preserve">Naturalna </w:t>
+      </w:r>
+      <w:r>
+        <w:rPr>
+          <w:b/>
+          <w:bCs/>
+          <w:sz w:val="18"/>
+          <w:szCs w:val="18"/>
+        </w:rPr>
+        <w:t>linia wzroku:</w:t>
+      </w:r>
+    </w:p>
+    <w:p>
+      <w:pPr>
+        <w:spacing w:after="0"/>
+        <w:rPr>
+          <w:sz w:val="18"/>
+          <w:szCs w:val="18"/>
+        </w:rPr>
+      </w:pPr>
+      <w:r>
+        <w:rPr>
+          <w:sz w:val="18"/>
+          <w:szCs w:val="18"/>
+        </w:rPr>
+        <w:t>Zalecana podczas gier towarzyskich.</w:t>
+      </w:r>
+    </w:p>
+    <w:p>
+      <w:pPr>
+        <w:spacing w:after="0"/>
+        <w:rPr>
+          <w:sz w:val="18"/>
+          <w:szCs w:val="18"/>
+        </w:rPr>
+      </w:pPr>
+      <w:r>
+        <w:rPr>
+          <w:sz w:val="18"/>
+          <w:szCs w:val="18"/>
+        </w:rPr>
+        <w:t>Linię wzroku i osłonę określamy</w:t>
+      </w:r>
+      <w:r>
+        <w:rPr>
+          <w:sz w:val="18"/>
+          <w:szCs w:val="18"/>
+        </w:rPr>
+        <w:t xml:space="preserve"> uznaniowo</w:t>
+      </w:r>
+      <w:r>
+        <w:rPr>
+          <w:sz w:val="18"/>
+          <w:szCs w:val="18"/>
+        </w:rPr>
+        <w:t xml:space="preserve"> patrząc zza modelu</w:t>
+      </w:r>
+      <w:r>
+        <w:rPr>
+          <w:sz w:val="18"/>
+          <w:szCs w:val="18"/>
+        </w:rPr>
+        <w:t>.</w:t>
+      </w:r>
+    </w:p>
+    <w:p>
+      <w:pPr>
+        <w:spacing w:after="0"/>
+        <w:rPr>
+          <w:b/>
+          <w:bCs/>
+          <w:sz w:val="18"/>
+          <w:szCs w:val="18"/>
+        </w:rPr>
+      </w:pPr>
+    </w:p>
+    <w:p>
+      <w:pPr>
+        <w:spacing w:after="0"/>
+        <w:rPr>
+          <w:b/>
+          <w:bCs/>
+          <w:sz w:val="18"/>
+          <w:szCs w:val="18"/>
+        </w:rPr>
+      </w:pPr>
+      <w:r>
+        <w:rPr>
+          <w:b/>
+          <w:bCs/>
+          <w:sz w:val="18"/>
+          <w:szCs w:val="18"/>
+        </w:rPr>
+        <w:t>Zawansowany teren</w:t>
+      </w:r>
+      <w:r>
+        <w:rPr>
+          <w:b/>
+          <w:bCs/>
+          <w:sz w:val="18"/>
+          <w:szCs w:val="18"/>
+        </w:rPr>
+        <w:t>:</w:t>
+      </w:r>
+    </w:p>
+    <w:p>
+      <w:pPr>
+        <w:spacing w:after="0"/>
+        <w:rPr>
+          <w:sz w:val="18"/>
+          <w:szCs w:val="18"/>
+        </w:rPr>
+      </w:pPr>
+      <w:r>
+        <w:rPr>
+          <w:sz w:val="18"/>
+          <w:szCs w:val="18"/>
+        </w:rPr>
+        <w:t>Zalecany po zapoznaniu się z zasadami podstawow</w:t>
+      </w:r>
+      <w:r>
+        <w:rPr>
+          <w:sz w:val="18"/>
+          <w:szCs w:val="18"/>
+        </w:rPr>
+        <w:t>ymi</w:t>
+      </w:r>
+      <w:r>
+        <w:rPr>
+          <w:sz w:val="18"/>
+          <w:szCs w:val="18"/>
+        </w:rPr>
+        <w:t>.</w:t>
+      </w:r>
+    </w:p>
+    <w:p>
+      <w:pPr>
+        <w:spacing w:after="0"/>
+        <w:rPr>
+          <w:sz w:val="18"/>
+          <w:szCs w:val="18"/>
+        </w:rPr>
+      </w:pPr>
+      <w:r>
+        <w:rPr>
+          <w:b/>
+          <w:bCs/>
+          <w:sz w:val="18"/>
+          <w:szCs w:val="18"/>
+        </w:rPr>
+        <w:t>Podniesiony:</w:t>
+      </w:r>
+      <w:r>
+        <w:rPr>
+          <w:sz w:val="18"/>
+          <w:szCs w:val="18"/>
+        </w:rPr>
+        <w:t xml:space="preserve"> Odziały</w:t>
+      </w:r>
+      <w:r>
+        <w:rPr>
+          <w:sz w:val="18"/>
+          <w:szCs w:val="18"/>
+        </w:rPr>
+        <w:t xml:space="preserve"> wewnątrz są podniesione. </w:t>
+      </w:r>
+      <w:r>
+        <w:rPr>
+          <w:sz w:val="18"/>
+          <w:szCs w:val="18"/>
+        </w:rPr>
+        <w:t>Podczas sprawdzania linii wzroku od i do takiego oddziału b</w:t>
+      </w:r>
+      <w:r>
+        <w:rPr>
+          <w:sz w:val="18"/>
+          <w:szCs w:val="18"/>
+        </w:rPr>
+        <w:t xml:space="preserve">ierz uwagę </w:t>
+      </w:r>
+      <w:r>
+        <w:rPr>
+          <w:sz w:val="18"/>
+          <w:szCs w:val="18"/>
+        </w:rPr>
+        <w:t xml:space="preserve">tylko teren podniesiony </w:t>
+      </w:r>
+      <w:r>
+        <w:rPr>
+          <w:sz w:val="18"/>
+          <w:szCs w:val="18"/>
+        </w:rPr>
+        <w:t xml:space="preserve">lub w zasięgu 3” </w:t>
+      </w:r>
+      <w:r>
+        <w:rPr>
+          <w:sz w:val="18"/>
+          <w:szCs w:val="18"/>
+        </w:rPr>
+        <w:t>od drugiego oddziału.</w:t>
+      </w:r>
+    </w:p>
+    <w:p>
+      <w:pPr>
+        <w:spacing w:after="0"/>
+        <w:rPr>
+          <w:sz w:val="18"/>
+          <w:szCs w:val="18"/>
+        </w:rPr>
+      </w:pPr>
+      <w:r>
+        <w:rPr>
+          <w:sz w:val="18"/>
+          <w:szCs w:val="18"/>
+        </w:rPr>
+        <w:t xml:space="preserve">Jeżeli </w:t>
+      </w:r>
+      <w:r>
+        <w:rPr>
+          <w:sz w:val="18"/>
+          <w:szCs w:val="18"/>
+        </w:rPr>
+        <w:t>oddział,</w:t>
+      </w:r>
+      <w:r>
+        <w:rPr>
+          <w:sz w:val="18"/>
+          <w:szCs w:val="18"/>
+        </w:rPr>
+        <w:t xml:space="preserve"> który nie jest na podniesieniu atakuje oddział na podniesieniu, ma -6” do zasięgu broni przy strzale, a podczas szarży traktowany jest jakby przechodził przez niebezpieczny teren.</w:t>
+      </w:r>
+    </w:p>
+    <w:p>
+      <w:pPr>
+        <w:spacing w:after="0"/>
+        <w:rPr>
+          <w:sz w:val="18"/>
+          <w:szCs w:val="18"/>
+        </w:rPr>
+      </w:pPr>
+      <w:r>
+        <w:rPr>
+          <w:b/>
+          <w:bCs/>
+          <w:sz w:val="18"/>
+          <w:szCs w:val="18"/>
+        </w:rPr>
+        <w:t>Pośredni</w:t>
+      </w:r>
+      <w:r>
+        <w:rPr>
+          <w:b/>
+          <w:bCs/>
+          <w:sz w:val="18"/>
+          <w:szCs w:val="18"/>
+        </w:rPr>
+        <w:t>:</w:t>
+      </w:r>
+      <w:r>
+        <w:rPr>
+          <w:sz w:val="18"/>
+          <w:szCs w:val="18"/>
+        </w:rPr>
+        <w:t xml:space="preserve"> Oddziały w nim traktowane są jak podnie</w:t>
+      </w:r>
+      <w:r>
+        <w:rPr>
+          <w:sz w:val="18"/>
+          <w:szCs w:val="18"/>
+        </w:rPr>
+        <w:t>sione podczas interakcji z podniesionymi oddziałami.</w:t>
+      </w:r>
+    </w:p>
+    <w:p>
+      <w:pPr>
+        <w:spacing w:after="0"/>
+        <w:rPr>
+          <w:sz w:val="18"/>
+          <w:szCs w:val="18"/>
+        </w:rPr>
+      </w:pPr>
+      <w:r>
+        <w:rPr>
+          <w:b/>
+          <w:bCs/>
+          <w:sz w:val="18"/>
+          <w:szCs w:val="18"/>
+        </w:rPr>
+        <w:t>Zasłaniający:</w:t>
+      </w:r>
+      <w:r>
+        <w:rPr>
+          <w:sz w:val="18"/>
+          <w:szCs w:val="18"/>
+        </w:rPr>
+        <w:t xml:space="preserve"> Blokuje linie wzorku, </w:t>
+      </w:r>
+      <w:r>
+        <w:rPr>
+          <w:sz w:val="18"/>
+          <w:szCs w:val="18"/>
+        </w:rPr>
+        <w:t>z wyjątkiem</w:t>
       </w:r>
       <w:r>
         <w:rPr>
@@ -6744,25 +7753,68 @@
           <w:sz w:val="18"/>
           <w:szCs w:val="18"/>
         </w:rPr>
-        <w:t xml:space="preserve"> wykonuje podwójną liczbę ataków.</w:t>
-      </w:r>
-    </w:p>
-    <w:p>
-      <w:pPr>
-        <w:spacing w:after="0"/>
-        <w:rPr>
-          <w:sz w:val="18"/>
-          <w:szCs w:val="18"/>
-        </w:rPr>
-      </w:pPr>
-      <w:r>
-        <w:rPr>
-          <w:b/>
-          <w:bCs/>
-          <w:sz w:val="18"/>
-          <w:szCs w:val="18"/>
-        </w:rPr>
-        <w:t>Unik</w:t>
+        <w:t>do i od oddziałów wewnątrz.</w:t>
+      </w:r>
+    </w:p>
+    <w:p>
+      <w:pPr>
+        <w:spacing w:after="0"/>
+        <w:rPr>
+          <w:sz w:val="18"/>
+          <w:szCs w:val="18"/>
+        </w:rPr>
+      </w:pPr>
+      <w:r>
+        <w:rPr>
+          <w:b/>
+          <w:bCs/>
+          <w:sz w:val="18"/>
+          <w:szCs w:val="18"/>
+        </w:rPr>
+        <w:t>Kierunkowy:</w:t>
+      </w:r>
+      <w:r>
+        <w:rPr>
+          <w:sz w:val="18"/>
+          <w:szCs w:val="18"/>
+        </w:rPr>
+        <w:t xml:space="preserve"> Pewnie granice terenu liczą się jako trudny lub nie</w:t>
+      </w:r>
+      <w:r>
+        <w:rPr>
+          <w:sz w:val="18"/>
+          <w:szCs w:val="18"/>
+        </w:rPr>
+        <w:t>bezpieczny teren tylko podczas ruchu w jedną ze stron.</w:t>
+      </w:r>
+    </w:p>
+    <w:p>
+      <w:pPr>
+        <w:spacing w:after="0"/>
+        <w:rPr>
+          <w:sz w:val="18"/>
+          <w:szCs w:val="18"/>
+        </w:rPr>
+      </w:pPr>
+    </w:p>
+    <w:p>
+      <w:pPr>
+        <w:spacing w:after="0"/>
+        <w:rPr>
+          <w:b/>
+          <w:bCs/>
+          <w:sz w:val="18"/>
+          <w:szCs w:val="18"/>
+        </w:rPr>
+      </w:pPr>
+      <w:r>
+        <w:rPr>
+          <w:b/>
+          <w:bCs/>
+          <w:sz w:val="18"/>
+          <w:szCs w:val="18"/>
+        </w:rPr>
+        <w:t>Warianty misji</w:t>
       </w:r>
       <w:r>
         <w:rPr>
@@ -6773,30 +7825,21 @@
         </w:rPr>
         <w:t>:</w:t>
       </w:r>
-      <w:r>
-        <w:rPr>
-          <w:sz w:val="18"/>
-          <w:szCs w:val="18"/>
-        </w:rPr>
-        <w:t xml:space="preserve"> Jeżeli cel jest Przyszpilony, wykonuje podwójną liczbę ataków.</w:t>
-      </w:r>
-    </w:p>
-    <w:p>
-      <w:pPr>
-        <w:spacing w:after="0"/>
-        <w:rPr>
-          <w:sz w:val="18"/>
-          <w:szCs w:val="18"/>
-        </w:rPr>
-      </w:pPr>
-      <w:r>
-        <w:rPr>
-          <w:b/>
-          <w:bCs/>
-          <w:sz w:val="18"/>
-          <w:szCs w:val="18"/>
-        </w:rPr>
-        <w:t>Podkręcenie:</w:t>
+    </w:p>
+    <w:p>
+      <w:pPr>
+        <w:spacing w:after="0"/>
+        <w:rPr>
+          <w:sz w:val="18"/>
+          <w:szCs w:val="18"/>
+        </w:rPr>
+      </w:pPr>
+      <w:r>
+        <w:rPr>
+          <w:sz w:val="18"/>
+          <w:szCs w:val="18"/>
+        </w:rPr>
+        <w:t>Zalecany po zapoznaniu się z zasadami podstawowymi.</w:t>
       </w:r>
       <w:r>
         <w:rPr>
@@ -6804,232 +7847,6 @@
           <w:szCs w:val="18"/>
         </w:rPr>
         <w:t xml:space="preserve"> </w:t>
-      </w:r>
-      <w:r>
-        <w:rPr>
-          <w:sz w:val="18"/>
-          <w:szCs w:val="18"/>
-        </w:rPr>
-        <w:t xml:space="preserve">W ostatniej rundzie wykonuje </w:t>
-      </w:r>
-      <w:r>
-        <w:rPr>
-          <w:sz w:val="18"/>
-          <w:szCs w:val="18"/>
-        </w:rPr>
-        <w:t>podwójną</w:t>
-      </w:r>
-      <w:r>
-        <w:rPr>
-          <w:sz w:val="18"/>
-          <w:szCs w:val="18"/>
-        </w:rPr>
-        <w:t xml:space="preserve"> liczbę ataków</w:t>
-      </w:r>
-      <w:r>
-        <w:rPr>
-          <w:sz w:val="18"/>
-          <w:szCs w:val="18"/>
-        </w:rPr>
-        <w:t>.</w:t>
-      </w:r>
-    </w:p>
-    <w:p>
-      <w:pPr>
-        <w:spacing w:after="0"/>
-        <w:rPr>
-          <w:b/>
-          <w:bCs/>
-          <w:sz w:val="18"/>
-          <w:szCs w:val="18"/>
-        </w:rPr>
-      </w:pPr>
-    </w:p>
-    <w:p>
-      <w:pPr>
-        <w:spacing w:after="0"/>
-        <w:rPr>
-          <w:b/>
-          <w:bCs/>
-          <w:sz w:val="18"/>
-          <w:szCs w:val="18"/>
-        </w:rPr>
-      </w:pPr>
-      <w:r>
-        <w:rPr>
-          <w:b/>
-          <w:bCs/>
-          <w:sz w:val="18"/>
-          <w:szCs w:val="18"/>
-        </w:rPr>
-        <w:t>Zasady Opcjonalne:</w:t>
-      </w:r>
-    </w:p>
-    <w:p>
-      <w:pPr>
-        <w:spacing w:after="0"/>
-        <w:rPr>
-          <w:sz w:val="18"/>
-          <w:szCs w:val="18"/>
-        </w:rPr>
-      </w:pPr>
-      <w:r>
-        <w:rPr>
-          <w:b/>
-          <w:bCs/>
-          <w:sz w:val="18"/>
-          <w:szCs w:val="18"/>
-        </w:rPr>
-        <w:t>Struktura armii:</w:t>
-      </w:r>
-      <w:r>
-        <w:rPr>
-          <w:sz w:val="18"/>
-          <w:szCs w:val="18"/>
-        </w:rPr>
-        <w:t xml:space="preserve"> </w:t>
-      </w:r>
-      <w:r>
-        <w:rPr>
-          <w:sz w:val="18"/>
-          <w:szCs w:val="18"/>
-        </w:rPr>
-        <w:t>Żaden oddział nie powinien kosztować mniej</w:t>
-      </w:r>
-      <w:r>
-        <w:rPr>
-          <w:sz w:val="18"/>
-          <w:szCs w:val="18"/>
-        </w:rPr>
-        <w:t xml:space="preserve"> niż 10% lub więcej niż 30% limitu punktów albo posiadać w sumie więcej niż 24 wytrzymałości.</w:t>
-      </w:r>
-    </w:p>
-    <w:p>
-      <w:pPr>
-        <w:spacing w:after="0"/>
-        <w:rPr>
-          <w:sz w:val="18"/>
-          <w:szCs w:val="18"/>
-        </w:rPr>
-      </w:pPr>
-      <w:r>
-        <w:rPr>
-          <w:b/>
-          <w:bCs/>
-          <w:sz w:val="18"/>
-          <w:szCs w:val="18"/>
-        </w:rPr>
-        <w:t>Balans jednostek:</w:t>
-      </w:r>
-      <w:r>
-        <w:rPr>
-          <w:sz w:val="18"/>
-          <w:szCs w:val="18"/>
-        </w:rPr>
-        <w:t xml:space="preserve"> Koszt broni modelu powinien wynosić, przed podliczeniem strzelca lub wojownika, od 1 do 5 jej kosztów bazowych.</w:t>
-      </w:r>
-    </w:p>
-    <w:p>
-      <w:pPr>
-        <w:spacing w:after="0"/>
-        <w:rPr>
-          <w:sz w:val="18"/>
-          <w:szCs w:val="18"/>
-        </w:rPr>
-      </w:pPr>
-      <w:r>
-        <w:rPr>
-          <w:b/>
-          <w:bCs/>
-          <w:sz w:val="18"/>
-          <w:szCs w:val="18"/>
-        </w:rPr>
-        <w:t>Znaczniki zdolności:</w:t>
-      </w:r>
-      <w:r>
-        <w:rPr>
-          <w:sz w:val="18"/>
-          <w:szCs w:val="18"/>
-        </w:rPr>
-        <w:t xml:space="preserve"> Każdy odział</w:t>
-      </w:r>
-      <w:r>
-        <w:rPr>
-          <w:sz w:val="18"/>
-          <w:szCs w:val="18"/>
-        </w:rPr>
-        <w:t xml:space="preserve"> powinien </w:t>
-      </w:r>
-      <w:r>
-        <w:rPr>
-          <w:sz w:val="18"/>
-          <w:szCs w:val="18"/>
-        </w:rPr>
-        <w:t xml:space="preserve">mieć tylko </w:t>
-      </w:r>
-      <w:r>
-        <w:rPr>
-          <w:sz w:val="18"/>
-          <w:szCs w:val="18"/>
-        </w:rPr>
-        <w:t xml:space="preserve">jeden rodzaj </w:t>
-      </w:r>
-      <w:r>
-        <w:rPr>
-          <w:sz w:val="18"/>
-          <w:szCs w:val="18"/>
-        </w:rPr>
-        <w:t>zdolnoś</w:t>
-      </w:r>
-      <w:r>
-        <w:rPr>
-          <w:sz w:val="18"/>
-          <w:szCs w:val="18"/>
-        </w:rPr>
-        <w:t>ci</w:t>
-      </w:r>
-      <w:r>
-        <w:rPr>
-          <w:sz w:val="18"/>
-          <w:szCs w:val="18"/>
-        </w:rPr>
-        <w:t xml:space="preserve"> aktywn</w:t>
-      </w:r>
-      <w:r>
-        <w:rPr>
-          <w:sz w:val="18"/>
-          <w:szCs w:val="18"/>
-        </w:rPr>
-        <w:t>ej.</w:t>
-      </w:r>
-    </w:p>
-    <w:p>
-      <w:pPr>
-        <w:spacing w:after="0"/>
-        <w:rPr>
-          <w:sz w:val="18"/>
-          <w:szCs w:val="18"/>
-        </w:rPr>
-      </w:pPr>
-    </w:p>
-    <w:p>
-      <w:pPr>
-        <w:spacing w:after="0"/>
-        <w:rPr>
-          <w:b/>
-          <w:bCs/>
-          <w:sz w:val="18"/>
-          <w:szCs w:val="18"/>
-        </w:rPr>
-      </w:pPr>
-      <w:r>
-        <w:rPr>
-          <w:b/>
-          <w:bCs/>
-          <w:sz w:val="18"/>
-          <w:szCs w:val="18"/>
-        </w:rPr>
-        <w:t>Warianty misji:</w:t>
       </w:r>
     </w:p>
     <w:p>
@@ -7050,14 +7867,7 @@
           <w:sz w:val="18"/>
           <w:szCs w:val="18"/>
         </w:rPr>
-        <w:t>Jeżeli na końcu rundy kontrolujesz cel poza swoją strefą rozstawienia, możesz przesunąć go o 6”</w:t>
-      </w:r>
-      <w:r>
-        <w:rPr>
-          <w:sz w:val="18"/>
-          <w:szCs w:val="18"/>
-        </w:rPr>
-        <w:t>.</w:t>
+        <w:t>Na końcu każdej rundy licz punkty za kontrolowane cele, o zwycięstwie decyduje suma.</w:t>
       </w:r>
     </w:p>
     <w:p>
@@ -7078,35 +7888,49 @@
           <w:sz w:val="18"/>
           <w:szCs w:val="18"/>
         </w:rPr>
-        <w:t>Jeżeli na końcu rundy kontrolujesz cel możesz przesunąć go o 6”.</w:t>
-      </w:r>
-      <w:r>
-        <w:rPr>
-          <w:sz w:val="18"/>
-          <w:szCs w:val="18"/>
-        </w:rPr>
-        <w:t xml:space="preserve"> Wygrywa gracz </w:t>
-      </w:r>
-      <w:r>
-        <w:rPr>
-          <w:sz w:val="18"/>
-          <w:szCs w:val="18"/>
-        </w:rPr>
-        <w:t>który ma większy dystans między swoją strefą rozstawienia</w:t>
-      </w:r>
-      <w:r>
-        <w:rPr>
-          <w:sz w:val="18"/>
-          <w:szCs w:val="18"/>
-        </w:rPr>
-        <w:t>,</w:t>
-      </w:r>
-      <w:r>
-        <w:rPr>
-          <w:sz w:val="18"/>
-          <w:szCs w:val="18"/>
-        </w:rPr>
-        <w:t xml:space="preserve"> a celem.</w:t>
+        <w:t>Jak</w:t>
+      </w:r>
+      <w:r>
+        <w:rPr>
+          <w:sz w:val="18"/>
+          <w:szCs w:val="18"/>
+        </w:rPr>
+        <w:t xml:space="preserve"> 1 oraz n</w:t>
+      </w:r>
+      <w:r>
+        <w:rPr>
+          <w:sz w:val="18"/>
+          <w:szCs w:val="18"/>
+        </w:rPr>
+        <w:t xml:space="preserve">a końcu 1 i 2 rundy każdy cel jest wart 1 pkt. 2 pkt. po trzej i 3 pkt po czwartej. Na początku 3 </w:t>
+      </w:r>
+      <w:r>
+        <w:rPr>
+          <w:sz w:val="18"/>
+          <w:szCs w:val="18"/>
+        </w:rPr>
+        <w:t xml:space="preserve">rundy usuń </w:t>
+      </w:r>
+      <w:r>
+        <w:rPr>
+          <w:sz w:val="18"/>
+          <w:szCs w:val="18"/>
+        </w:rPr>
+        <w:t xml:space="preserve"> </w:t>
+      </w:r>
+      <w:r>
+        <w:rPr>
+          <w:sz w:val="18"/>
+          <w:szCs w:val="18"/>
+        </w:rPr>
+        <w:t xml:space="preserve">skrajne cele </w:t>
+      </w:r>
+      <w:r>
+        <w:rPr>
+          <w:sz w:val="18"/>
+          <w:szCs w:val="18"/>
+        </w:rPr>
+        <w:t>poza strefami rozstawienia. Na początku 4 rundy usuń cele w strefach rozstawienia.</w:t>
       </w:r>
     </w:p>
     <w:p>
@@ -7127,21 +7951,7 @@
           <w:sz w:val="18"/>
           <w:szCs w:val="18"/>
         </w:rPr>
-        <w:t xml:space="preserve">Jeżeli ktoś kontroluje 3 </w:t>
-      </w:r>
-      <w:r>
-        <w:rPr>
-          <w:sz w:val="18"/>
-          <w:szCs w:val="18"/>
-        </w:rPr>
-        <w:t xml:space="preserve">cele </w:t>
-      </w:r>
-      <w:r>
-        <w:rPr>
-          <w:sz w:val="18"/>
-          <w:szCs w:val="18"/>
-        </w:rPr>
-        <w:t>natychmiast wygrywa.</w:t>
+        <w:t>Każdy gracz wybiera jeden swój oddział. Dopóki jest na planszy liczy się jako kontrolowany cel.</w:t>
       </w:r>
     </w:p>
     <w:p>
@@ -7162,28 +7972,7 @@
           <w:sz w:val="18"/>
           <w:szCs w:val="18"/>
         </w:rPr>
-        <w:t xml:space="preserve">Odziały w zasięgu kontrolowanego </w:t>
-      </w:r>
-      <w:r>
-        <w:rPr>
-          <w:sz w:val="18"/>
-          <w:szCs w:val="18"/>
-        </w:rPr>
-        <w:t>cel</w:t>
-      </w:r>
-      <w:r>
-        <w:rPr>
-          <w:sz w:val="18"/>
-          <w:szCs w:val="18"/>
-        </w:rPr>
-        <w:t>u</w:t>
-      </w:r>
-      <w:r>
-        <w:rPr>
-          <w:sz w:val="18"/>
-          <w:szCs w:val="18"/>
-        </w:rPr>
-        <w:t xml:space="preserve"> mają osłonę.</w:t>
+        <w:t>Na końcu każdej rundy, odziały, które kontrolują punkt otrzymują ranę.</w:t>
       </w:r>
     </w:p>
     <w:p>
@@ -7204,28 +7993,35 @@
           <w:sz w:val="18"/>
           <w:szCs w:val="18"/>
         </w:rPr>
-        <w:t xml:space="preserve">Na końcu każdej rundy licz punkty za kontrolowane </w:t>
-      </w:r>
-      <w:r>
-        <w:rPr>
-          <w:sz w:val="18"/>
-          <w:szCs w:val="18"/>
-        </w:rPr>
-        <w:t>cele</w:t>
-      </w:r>
-      <w:r>
-        <w:rPr>
-          <w:sz w:val="18"/>
-          <w:szCs w:val="18"/>
-        </w:rPr>
-        <w:t xml:space="preserve">, </w:t>
-      </w:r>
-      <w:r>
-        <w:rPr>
-          <w:sz w:val="18"/>
-          <w:szCs w:val="18"/>
-        </w:rPr>
-        <w:t>o zwycięstwie decyduje suma.</w:t>
+        <w:t xml:space="preserve">Na końcu rundy, jeżeli zdobyłeś </w:t>
+      </w:r>
+      <w:r>
+        <w:rPr>
+          <w:sz w:val="18"/>
+          <w:szCs w:val="18"/>
+        </w:rPr>
+        <w:t>punkt,</w:t>
+      </w:r>
+      <w:r>
+        <w:rPr>
+          <w:sz w:val="18"/>
+          <w:szCs w:val="18"/>
+        </w:rPr>
+        <w:t xml:space="preserve"> który </w:t>
+      </w:r>
+      <w:r>
+        <w:rPr>
+          <w:sz w:val="18"/>
+          <w:szCs w:val="18"/>
+        </w:rPr>
+        <w:t>już kontrolujesz, zdejmij go z planszy</w:t>
+      </w:r>
+      <w:r>
+        <w:rPr>
+          <w:sz w:val="18"/>
+          <w:szCs w:val="18"/>
+        </w:rPr>
+        <w:t>, zachowując kontrolę.</w:t>
       </w:r>
     </w:p>
     <w:p>
@@ -7246,28 +8042,7 @@
           <w:sz w:val="18"/>
           <w:szCs w:val="18"/>
         </w:rPr>
-        <w:t xml:space="preserve">Każdy gracz wybiera jeden swój oddział. </w:t>
-      </w:r>
-      <w:r>
-        <w:rPr>
-          <w:sz w:val="18"/>
-          <w:szCs w:val="18"/>
-        </w:rPr>
-        <w:t xml:space="preserve">Dopóki jest na planszy liczy się jako kontrolowany </w:t>
-      </w:r>
-      <w:r>
-        <w:rPr>
-          <w:sz w:val="18"/>
-          <w:szCs w:val="18"/>
-        </w:rPr>
-        <w:t>cel</w:t>
-      </w:r>
-      <w:r>
-        <w:rPr>
-          <w:sz w:val="18"/>
-          <w:szCs w:val="18"/>
-        </w:rPr>
-        <w:t>.</w:t>
+        <w:t>Jeżeli na końcu rundy kontrolujesz cel poza swoją strefą rozstawienia, możesz przesunąć go o 6”.</w:t>
       </w:r>
     </w:p>
     <w:p>
@@ -7288,28 +8063,341 @@
           <w:sz w:val="18"/>
           <w:szCs w:val="18"/>
         </w:rPr>
-        <w:t>Na końcu każdej rundy,</w:t>
-      </w:r>
-      <w:r>
-        <w:rPr>
-          <w:sz w:val="18"/>
-          <w:szCs w:val="18"/>
-        </w:rPr>
-        <w:t xml:space="preserve"> odziały, </w:t>
-      </w:r>
-      <w:r>
-        <w:rPr>
-          <w:sz w:val="18"/>
-          <w:szCs w:val="18"/>
-        </w:rPr>
-        <w:t xml:space="preserve">które kontrolują punkt </w:t>
-      </w:r>
-      <w:r>
-        <w:rPr>
-          <w:sz w:val="18"/>
-          <w:szCs w:val="18"/>
-        </w:rPr>
-        <w:t>otrzymują ranę</w:t>
+        <w:t>Jeżeli na końcu rundy kontrolujesz cel możesz przesunąć go o 6”. Wygrywa gracz, który ma większy dystans między swoją strefą rozstawienia, a celem.</w:t>
+      </w:r>
+    </w:p>
+    <w:p>
+      <w:pPr>
+        <w:pStyle w:val="Akapitzlist"/>
+        <w:numPr>
+          <w:ilvl w:val="0"/>
+          <w:numId w:val="3"/>
+        </w:numPr>
+        <w:spacing w:after="0"/>
+        <w:rPr>
+          <w:sz w:val="18"/>
+          <w:szCs w:val="18"/>
+        </w:rPr>
+      </w:pPr>
+      <w:r>
+        <w:rPr>
+          <w:sz w:val="18"/>
+          <w:szCs w:val="18"/>
+        </w:rPr>
+        <w:t>Jeżeli ktoś kontroluje 3 cele natychmiast wygrywa.</w:t>
+      </w:r>
+    </w:p>
+    <w:p>
+      <w:pPr>
+        <w:pStyle w:val="Akapitzlist"/>
+        <w:numPr>
+          <w:ilvl w:val="0"/>
+          <w:numId w:val="3"/>
+        </w:numPr>
+        <w:spacing w:after="0"/>
+        <w:rPr>
+          <w:sz w:val="18"/>
+          <w:szCs w:val="18"/>
+        </w:rPr>
+      </w:pPr>
+      <w:r>
+        <w:rPr>
+          <w:sz w:val="18"/>
+          <w:szCs w:val="18"/>
+        </w:rPr>
+        <w:t>Odziały w zasięgu kontrolowanego celu mają osłonę.</w:t>
+      </w:r>
+    </w:p>
+    <w:p>
+      <w:pPr>
+        <w:spacing w:after="0"/>
+        <w:rPr>
+          <w:sz w:val="18"/>
+          <w:szCs w:val="18"/>
+        </w:rPr>
+      </w:pPr>
+    </w:p>
+    <w:p>
+      <w:pPr>
+        <w:spacing w:after="0"/>
+        <w:rPr>
+          <w:sz w:val="18"/>
+          <w:szCs w:val="18"/>
+        </w:rPr>
+      </w:pPr>
+      <w:r>
+        <w:rPr>
+          <w:b/>
+          <w:bCs/>
+          <w:sz w:val="18"/>
+          <w:szCs w:val="18"/>
+        </w:rPr>
+        <w:t>Małe starcia</w:t>
+      </w:r>
+      <w:r>
+        <w:rPr>
+          <w:b/>
+          <w:bCs/>
+          <w:sz w:val="18"/>
+          <w:szCs w:val="18"/>
+        </w:rPr>
+        <w:t>:</w:t>
+      </w:r>
+    </w:p>
+    <w:p>
+      <w:pPr>
+        <w:spacing w:after="0"/>
+        <w:rPr>
+          <w:sz w:val="18"/>
+          <w:szCs w:val="18"/>
+        </w:rPr>
+      </w:pPr>
+      <w:r>
+        <w:rPr>
+          <w:sz w:val="18"/>
+          <w:szCs w:val="18"/>
+        </w:rPr>
+        <w:t xml:space="preserve">Podczas </w:t>
+      </w:r>
+      <w:r>
+        <w:rPr>
+          <w:sz w:val="18"/>
+          <w:szCs w:val="18"/>
+        </w:rPr>
+        <w:t>gier,</w:t>
+      </w:r>
+      <w:r>
+        <w:rPr>
+          <w:sz w:val="18"/>
+          <w:szCs w:val="18"/>
+        </w:rPr>
+        <w:t xml:space="preserve"> gdzie większość oddziałów ma jeden model (około 300 punktów) zalecamy </w:t>
+      </w:r>
+      <w:r>
+        <w:rPr>
+          <w:sz w:val="18"/>
+          <w:szCs w:val="18"/>
+        </w:rPr>
+        <w:t>następujące zmiany w zasadach.</w:t>
+      </w:r>
+    </w:p>
+    <w:p>
+      <w:pPr>
+        <w:spacing w:after="0"/>
+        <w:rPr>
+          <w:sz w:val="18"/>
+          <w:szCs w:val="18"/>
+        </w:rPr>
+      </w:pPr>
+      <w:r>
+        <w:rPr>
+          <w:sz w:val="18"/>
+          <w:szCs w:val="18"/>
+        </w:rPr>
+        <w:t>Każdy odział rozpoczyna</w:t>
+      </w:r>
+      <w:r>
+        <w:rPr>
+          <w:sz w:val="18"/>
+          <w:szCs w:val="18"/>
+        </w:rPr>
+        <w:t xml:space="preserve"> ze stanem:</w:t>
+      </w:r>
+      <w:r>
+        <w:rPr>
+          <w:sz w:val="18"/>
+          <w:szCs w:val="18"/>
+        </w:rPr>
+        <w:br/>
+      </w:r>
+      <w:r>
+        <w:rPr>
+          <w:b/>
+          <w:bCs/>
+          <w:sz w:val="18"/>
+          <w:szCs w:val="18"/>
+        </w:rPr>
+        <w:t>Świerzy:</w:t>
+      </w:r>
+      <w:r>
+        <w:rPr>
+          <w:sz w:val="18"/>
+          <w:szCs w:val="18"/>
+        </w:rPr>
+        <w:t xml:space="preserve"> </w:t>
+      </w:r>
+      <w:r>
+        <w:rPr>
+          <w:sz w:val="18"/>
+          <w:szCs w:val="18"/>
+        </w:rPr>
+        <w:t>M</w:t>
+      </w:r>
+      <w:r>
+        <w:rPr>
+          <w:sz w:val="18"/>
+          <w:szCs w:val="18"/>
+        </w:rPr>
+        <w:t>odel</w:t>
+      </w:r>
+      <w:r>
+        <w:rPr>
+          <w:sz w:val="18"/>
+          <w:szCs w:val="18"/>
+        </w:rPr>
+        <w:t>e</w:t>
+      </w:r>
+      <w:r>
+        <w:rPr>
+          <w:sz w:val="18"/>
+          <w:szCs w:val="18"/>
+        </w:rPr>
+        <w:t xml:space="preserve"> w tym oddziale nie mogą zostać pokonane</w:t>
+      </w:r>
+      <w:r>
+        <w:rPr>
+          <w:sz w:val="18"/>
+          <w:szCs w:val="18"/>
+        </w:rPr>
+        <w:t xml:space="preserve"> i wykonują podwójną liczbę ataków</w:t>
+      </w:r>
+      <w:r>
+        <w:rPr>
+          <w:sz w:val="18"/>
+          <w:szCs w:val="18"/>
+        </w:rPr>
+        <w:t xml:space="preserve">. Gdy oddział ma więcej ran niż </w:t>
+      </w:r>
+      <w:r>
+        <w:rPr>
+          <w:sz w:val="18"/>
+          <w:szCs w:val="18"/>
+        </w:rPr>
+        <w:t>suma jego wytrzymałości odrzuć wszystkie rany i ten stan.</w:t>
+      </w:r>
+    </w:p>
+    <w:p>
+      <w:pPr>
+        <w:spacing w:after="0"/>
+        <w:rPr>
+          <w:sz w:val="18"/>
+          <w:szCs w:val="18"/>
+        </w:rPr>
+      </w:pPr>
+      <w:r>
+        <w:rPr>
+          <w:b/>
+          <w:bCs/>
+          <w:sz w:val="18"/>
+          <w:szCs w:val="18"/>
+        </w:rPr>
+        <w:t>Przegrupowanie:</w:t>
+      </w:r>
+      <w:r>
+        <w:rPr>
+          <w:sz w:val="18"/>
+          <w:szCs w:val="18"/>
+        </w:rPr>
+        <w:t xml:space="preserve"> Zamiast za bycie poniżej połowy wytrzymałości</w:t>
+      </w:r>
+      <w:r>
+        <w:rPr>
+          <w:sz w:val="18"/>
+          <w:szCs w:val="18"/>
+        </w:rPr>
+        <w:t xml:space="preserve"> oddział wykonuje dodatkowy test za bra</w:t>
+      </w:r>
+      <w:r>
+        <w:rPr>
+          <w:sz w:val="18"/>
+          <w:szCs w:val="18"/>
+        </w:rPr>
+        <w:t>k Świerzy.</w:t>
+      </w:r>
+    </w:p>
+    <w:p>
+      <w:pPr>
+        <w:spacing w:after="0"/>
+        <w:rPr>
+          <w:sz w:val="18"/>
+          <w:szCs w:val="18"/>
+        </w:rPr>
+      </w:pPr>
+      <w:r>
+        <w:rPr>
+          <w:b/>
+          <w:bCs/>
+          <w:sz w:val="18"/>
+          <w:szCs w:val="18"/>
+        </w:rPr>
+        <w:t>Zdolności:</w:t>
+      </w:r>
+    </w:p>
+    <w:p>
+      <w:pPr>
+        <w:spacing w:after="0"/>
+        <w:rPr>
+          <w:sz w:val="18"/>
+          <w:szCs w:val="18"/>
+        </w:rPr>
+      </w:pPr>
+      <w:r>
+        <w:rPr>
+          <w:sz w:val="18"/>
+          <w:szCs w:val="18"/>
+        </w:rPr>
+        <w:t xml:space="preserve">Rozkaz i </w:t>
+      </w:r>
+      <w:r>
+        <w:rPr>
+          <w:sz w:val="18"/>
+          <w:szCs w:val="18"/>
+        </w:rPr>
+        <w:t xml:space="preserve">podobne </w:t>
+      </w:r>
+      <w:r>
+        <w:rPr>
+          <w:sz w:val="18"/>
+          <w:szCs w:val="18"/>
+        </w:rPr>
+        <w:t xml:space="preserve">zdolności </w:t>
+      </w:r>
+      <w:r>
+        <w:rPr>
+          <w:sz w:val="18"/>
+          <w:szCs w:val="18"/>
+        </w:rPr>
+        <w:t>nie zużywają ładunku na 4+.</w:t>
+      </w:r>
+    </w:p>
+    <w:p>
+      <w:pPr>
+        <w:spacing w:after="0"/>
+        <w:rPr>
+          <w:sz w:val="18"/>
+          <w:szCs w:val="18"/>
+        </w:rPr>
+      </w:pPr>
+      <w:r>
+        <w:rPr>
+          <w:sz w:val="18"/>
+          <w:szCs w:val="18"/>
+        </w:rPr>
+        <w:t>Aury</w:t>
+      </w:r>
+      <w:r>
+        <w:rPr>
+          <w:sz w:val="18"/>
+          <w:szCs w:val="18"/>
+        </w:rPr>
+        <w:t xml:space="preserve"> bez zasięgu</w:t>
+      </w:r>
+      <w:r>
+        <w:rPr>
+          <w:sz w:val="18"/>
+          <w:szCs w:val="18"/>
+        </w:rPr>
+        <w:t xml:space="preserve"> działają na oddziały w zasięgu 6”</w:t>
       </w:r>
       <w:r>
         <w:rPr>
@@ -7318,6 +8406,618 @@
         </w:rPr>
         <w:t>.</w:t>
       </w:r>
+    </w:p>
+    <w:p>
+      <w:pPr>
+        <w:spacing w:after="0"/>
+        <w:rPr>
+          <w:sz w:val="18"/>
+          <w:szCs w:val="18"/>
+        </w:rPr>
+      </w:pPr>
+      <w:r>
+        <w:rPr>
+          <w:sz w:val="18"/>
+          <w:szCs w:val="18"/>
+        </w:rPr>
+        <w:t>Rozprysk</w:t>
+      </w:r>
+      <w:r>
+        <w:rPr>
+          <w:sz w:val="18"/>
+          <w:szCs w:val="18"/>
+        </w:rPr>
+        <w:t xml:space="preserve"> pozwala zaatakować każdy model w zasięgu X”.</w:t>
+      </w:r>
+    </w:p>
+    <w:p>
+      <w:pPr>
+        <w:spacing w:after="0"/>
+        <w:rPr>
+          <w:sz w:val="18"/>
+          <w:szCs w:val="18"/>
+        </w:rPr>
+      </w:pPr>
+    </w:p>
+    <w:p>
+      <w:pPr>
+        <w:spacing w:after="0"/>
+        <w:rPr>
+          <w:sz w:val="18"/>
+          <w:szCs w:val="18"/>
+        </w:rPr>
+      </w:pPr>
+      <w:r>
+        <w:rPr>
+          <w:b/>
+          <w:bCs/>
+          <w:sz w:val="18"/>
+          <w:szCs w:val="18"/>
+        </w:rPr>
+        <w:t>Regime</w:t>
+      </w:r>
+      <w:r>
+        <w:rPr>
+          <w:b/>
+          <w:bCs/>
+          <w:sz w:val="18"/>
+          <w:szCs w:val="18"/>
+        </w:rPr>
+        <w:t>nty:</w:t>
+      </w:r>
+    </w:p>
+    <w:p>
+      <w:pPr>
+        <w:spacing w:after="0"/>
+        <w:rPr>
+          <w:sz w:val="18"/>
+          <w:szCs w:val="18"/>
+        </w:rPr>
+      </w:pPr>
+      <w:r>
+        <w:rPr>
+          <w:sz w:val="18"/>
+          <w:szCs w:val="18"/>
+        </w:rPr>
+        <w:t>Zalecane</w:t>
+      </w:r>
+      <w:r>
+        <w:rPr>
+          <w:sz w:val="18"/>
+          <w:szCs w:val="18"/>
+        </w:rPr>
+        <w:t xml:space="preserve">, dla chcących spróbować </w:t>
+      </w:r>
+      <w:r>
+        <w:rPr>
+          <w:sz w:val="18"/>
+          <w:szCs w:val="18"/>
+        </w:rPr>
+        <w:t>bardziej pozycyjnej gry.</w:t>
+      </w:r>
+    </w:p>
+    <w:p>
+      <w:pPr>
+        <w:spacing w:after="0"/>
+        <w:rPr>
+          <w:sz w:val="18"/>
+          <w:szCs w:val="18"/>
+        </w:rPr>
+      </w:pPr>
+      <w:r>
+        <w:rPr>
+          <w:sz w:val="18"/>
+          <w:szCs w:val="18"/>
+        </w:rPr>
+        <w:t xml:space="preserve">Cała tacka kilkunastu modeli, powinna być </w:t>
+      </w:r>
+      <w:r>
+        <w:rPr>
+          <w:sz w:val="18"/>
+          <w:szCs w:val="18"/>
+        </w:rPr>
+        <w:t>w rozpisce jednym modelem z wysoką wytrzymałością</w:t>
+      </w:r>
+      <w:r>
+        <w:rPr>
+          <w:sz w:val="18"/>
+          <w:szCs w:val="18"/>
+        </w:rPr>
+        <w:t xml:space="preserve"> i cechami Rój i Zwrot. Zalecamy, aby wszystkie oddziały miały </w:t>
+      </w:r>
+      <w:r>
+        <w:rPr>
+          <w:sz w:val="18"/>
+          <w:szCs w:val="18"/>
+        </w:rPr>
+        <w:t>cechę Zwrot</w:t>
+      </w:r>
+      <w:r>
+        <w:rPr>
+          <w:sz w:val="18"/>
+          <w:szCs w:val="18"/>
+        </w:rPr>
+        <w:t xml:space="preserve"> i Przygotowanie</w:t>
+      </w:r>
+      <w:r>
+        <w:rPr>
+          <w:sz w:val="18"/>
+          <w:szCs w:val="18"/>
+        </w:rPr>
+        <w:t xml:space="preserve"> i nie więcej niż 2 „modele”</w:t>
+      </w:r>
+      <w:r>
+        <w:rPr>
+          <w:sz w:val="18"/>
+          <w:szCs w:val="18"/>
+        </w:rPr>
+        <w:t>.</w:t>
+      </w:r>
+    </w:p>
+    <w:p>
+      <w:pPr>
+        <w:spacing w:after="0"/>
+        <w:rPr>
+          <w:sz w:val="18"/>
+          <w:szCs w:val="18"/>
+        </w:rPr>
+      </w:pPr>
+    </w:p>
+    <w:p>
+      <w:pPr>
+        <w:spacing w:after="0"/>
+        <w:rPr>
+          <w:sz w:val="18"/>
+          <w:szCs w:val="18"/>
+        </w:rPr>
+      </w:pPr>
+      <w:r>
+        <w:rPr>
+          <w:b/>
+          <w:bCs/>
+          <w:sz w:val="18"/>
+          <w:szCs w:val="18"/>
+        </w:rPr>
+        <w:t>Dodatkowe akcje:</w:t>
+      </w:r>
+    </w:p>
+    <w:p>
+      <w:pPr>
+        <w:spacing w:after="0"/>
+        <w:rPr>
+          <w:sz w:val="18"/>
+          <w:szCs w:val="18"/>
+        </w:rPr>
+      </w:pPr>
+      <w:r>
+        <w:rPr>
+          <w:sz w:val="18"/>
+          <w:szCs w:val="18"/>
+        </w:rPr>
+        <w:t>W większości sytuacji nie</w:t>
+      </w:r>
+      <w:r>
+        <w:rPr>
+          <w:sz w:val="18"/>
+          <w:szCs w:val="18"/>
+        </w:rPr>
+        <w:t xml:space="preserve"> zalecane, gdyż </w:t>
+      </w:r>
+      <w:r>
+        <w:rPr>
+          <w:sz w:val="18"/>
+          <w:szCs w:val="18"/>
+        </w:rPr>
+        <w:t>sprzyjają</w:t>
+      </w:r>
+      <w:r>
+        <w:rPr>
+          <w:sz w:val="18"/>
+          <w:szCs w:val="18"/>
+        </w:rPr>
+        <w:t xml:space="preserve"> mniej dynamicznej grze</w:t>
+      </w:r>
+      <w:r>
+        <w:rPr>
+          <w:sz w:val="18"/>
+          <w:szCs w:val="18"/>
+        </w:rPr>
+        <w:t>.</w:t>
+      </w:r>
+    </w:p>
+    <w:p>
+      <w:pPr>
+        <w:spacing w:after="0"/>
+        <w:rPr>
+          <w:sz w:val="18"/>
+          <w:szCs w:val="18"/>
+        </w:rPr>
+      </w:pPr>
+      <w:r>
+        <w:rPr>
+          <w:b/>
+          <w:bCs/>
+          <w:sz w:val="18"/>
+          <w:szCs w:val="18"/>
+        </w:rPr>
+        <w:t>Obrona:</w:t>
+      </w:r>
+      <w:r>
+        <w:rPr>
+          <w:sz w:val="18"/>
+          <w:szCs w:val="18"/>
+        </w:rPr>
+        <w:t xml:space="preserve"> Oddział zyskuje stan </w:t>
+      </w:r>
+      <w:r>
+        <w:rPr>
+          <w:sz w:val="18"/>
+          <w:szCs w:val="18"/>
+        </w:rPr>
+        <w:t>Ufortyfikowany:</w:t>
+      </w:r>
+    </w:p>
+    <w:p>
+      <w:pPr>
+        <w:spacing w:after="0"/>
+        <w:rPr>
+          <w:sz w:val="18"/>
+          <w:szCs w:val="18"/>
+        </w:rPr>
+      </w:pPr>
+      <w:r>
+        <w:rPr>
+          <w:b/>
+          <w:bCs/>
+          <w:sz w:val="18"/>
+          <w:szCs w:val="18"/>
+        </w:rPr>
+        <w:t>Ufortyfikowany:</w:t>
+      </w:r>
+      <w:r>
+        <w:rPr>
+          <w:sz w:val="18"/>
+          <w:szCs w:val="18"/>
+        </w:rPr>
+        <w:t xml:space="preserve"> </w:t>
+      </w:r>
+      <w:r>
+        <w:rPr>
+          <w:sz w:val="18"/>
+          <w:szCs w:val="18"/>
+        </w:rPr>
+        <w:t>Nie blokuje linii wzroku</w:t>
+      </w:r>
+      <w:r>
+        <w:rPr>
+          <w:sz w:val="18"/>
+          <w:szCs w:val="18"/>
+        </w:rPr>
+        <w:t>.</w:t>
+      </w:r>
+      <w:r>
+        <w:rPr>
+          <w:sz w:val="18"/>
+          <w:szCs w:val="18"/>
+        </w:rPr>
+        <w:t xml:space="preserve"> </w:t>
+      </w:r>
+      <w:r>
+        <w:rPr>
+          <w:sz w:val="18"/>
+          <w:szCs w:val="18"/>
+        </w:rPr>
+        <w:t>Jeże</w:t>
+      </w:r>
+      <w:r>
+        <w:rPr>
+          <w:sz w:val="18"/>
+          <w:szCs w:val="18"/>
+        </w:rPr>
+        <w:t>li oddział ma osłonę i nie ma wrogów</w:t>
+      </w:r>
+      <w:r>
+        <w:rPr>
+          <w:sz w:val="18"/>
+          <w:szCs w:val="18"/>
+        </w:rPr>
+        <w:t xml:space="preserve"> </w:t>
+      </w:r>
+      <w:r>
+        <w:rPr>
+          <w:sz w:val="18"/>
+          <w:szCs w:val="18"/>
+        </w:rPr>
+        <w:t xml:space="preserve">w </w:t>
+      </w:r>
+      <w:r>
+        <w:rPr>
+          <w:sz w:val="18"/>
+          <w:szCs w:val="18"/>
+        </w:rPr>
+        <w:t xml:space="preserve">zasięgu 3” i linii wzorku, nie może być atakowany </w:t>
+      </w:r>
+      <w:r>
+        <w:rPr>
+          <w:sz w:val="18"/>
+          <w:szCs w:val="18"/>
+        </w:rPr>
+        <w:t>z wyjątkiem</w:t>
+      </w:r>
+      <w:r>
+        <w:rPr>
+          <w:sz w:val="18"/>
+          <w:szCs w:val="18"/>
+        </w:rPr>
+        <w:t xml:space="preserve"> </w:t>
+      </w:r>
+      <w:r>
+        <w:rPr>
+          <w:sz w:val="18"/>
+          <w:szCs w:val="18"/>
+        </w:rPr>
+        <w:t>broni z Namierzaniem. W innym wypadku zyskuje osłonę. Wykonuje je</w:t>
+      </w:r>
+      <w:r>
+        <w:rPr>
+          <w:sz w:val="18"/>
+          <w:szCs w:val="18"/>
+        </w:rPr>
+        <w:t>den test przegrupowania mniej. Odrzuć na początku jego aktywacji.</w:t>
+      </w:r>
+    </w:p>
+    <w:p>
+      <w:pPr>
+        <w:spacing w:after="0"/>
+        <w:rPr>
+          <w:sz w:val="18"/>
+          <w:szCs w:val="18"/>
+        </w:rPr>
+      </w:pPr>
+    </w:p>
+    <w:p>
+      <w:pPr>
+        <w:spacing w:after="0"/>
+        <w:rPr>
+          <w:b/>
+          <w:bCs/>
+          <w:sz w:val="18"/>
+          <w:szCs w:val="18"/>
+        </w:rPr>
+      </w:pPr>
+      <w:r>
+        <w:rPr>
+          <w:b/>
+          <w:bCs/>
+          <w:sz w:val="18"/>
+          <w:szCs w:val="18"/>
+        </w:rPr>
+        <w:t>Re</w:t>
+      </w:r>
+      <w:r>
+        <w:rPr>
+          <w:b/>
+          <w:bCs/>
+          <w:sz w:val="18"/>
+          <w:szCs w:val="18"/>
+        </w:rPr>
+        <w:t>akcje:</w:t>
+      </w:r>
+    </w:p>
+    <w:p>
+      <w:pPr>
+        <w:spacing w:after="0"/>
+        <w:rPr>
+          <w:sz w:val="18"/>
+          <w:szCs w:val="18"/>
+        </w:rPr>
+      </w:pPr>
+      <w:r>
+        <w:rPr>
+          <w:sz w:val="18"/>
+          <w:szCs w:val="18"/>
+        </w:rPr>
+        <w:t>W większości sytuacji nie zalecane, gdyż wydłuża grę</w:t>
+      </w:r>
+      <w:r>
+        <w:rPr>
+          <w:sz w:val="18"/>
+          <w:szCs w:val="18"/>
+        </w:rPr>
+        <w:t xml:space="preserve"> i osłabia walkę wręcz</w:t>
+      </w:r>
+      <w:r>
+        <w:rPr>
+          <w:sz w:val="18"/>
+          <w:szCs w:val="18"/>
+        </w:rPr>
+        <w:t>.</w:t>
+      </w:r>
+      <w:r>
+        <w:rPr>
+          <w:b/>
+          <w:bCs/>
+          <w:sz w:val="18"/>
+          <w:szCs w:val="18"/>
+        </w:rPr>
+        <w:br/>
+      </w:r>
+      <w:r>
+        <w:rPr>
+          <w:sz w:val="18"/>
+          <w:szCs w:val="18"/>
+        </w:rPr>
+        <w:t xml:space="preserve">Gdy oddział zakończy </w:t>
+      </w:r>
+      <w:r>
+        <w:rPr>
+          <w:sz w:val="18"/>
+          <w:szCs w:val="18"/>
+        </w:rPr>
+        <w:t>początkowy ruch</w:t>
+      </w:r>
+      <w:r>
+        <w:rPr>
+          <w:sz w:val="18"/>
+          <w:szCs w:val="18"/>
+        </w:rPr>
+        <w:t>, jeden oddział przeciwnika</w:t>
+      </w:r>
+      <w:r>
+        <w:rPr>
+          <w:sz w:val="18"/>
+          <w:szCs w:val="18"/>
+        </w:rPr>
+        <w:t>,</w:t>
+      </w:r>
+      <w:r>
+        <w:rPr>
+          <w:sz w:val="18"/>
+          <w:szCs w:val="18"/>
+        </w:rPr>
+        <w:t xml:space="preserve"> </w:t>
+      </w:r>
+      <w:r>
+        <w:rPr>
+          <w:sz w:val="18"/>
+          <w:szCs w:val="18"/>
+        </w:rPr>
+        <w:t>który nie jest wyczerpany</w:t>
+      </w:r>
+      <w:r>
+        <w:rPr>
+          <w:sz w:val="18"/>
+          <w:szCs w:val="18"/>
+        </w:rPr>
+        <w:t xml:space="preserve"> </w:t>
+      </w:r>
+      <w:r>
+        <w:rPr>
+          <w:sz w:val="18"/>
+          <w:szCs w:val="18"/>
+        </w:rPr>
+        <w:t>może przerwać</w:t>
+      </w:r>
+      <w:r>
+        <w:rPr>
+          <w:sz w:val="18"/>
+          <w:szCs w:val="18"/>
+        </w:rPr>
+        <w:t>,</w:t>
+      </w:r>
+      <w:r>
+        <w:rPr>
+          <w:sz w:val="18"/>
+          <w:szCs w:val="18"/>
+        </w:rPr>
+        <w:t xml:space="preserve"> aby wykonać akcję.</w:t>
+      </w:r>
+      <w:r>
+        <w:rPr>
+          <w:sz w:val="18"/>
+          <w:szCs w:val="18"/>
+        </w:rPr>
+        <w:t xml:space="preserve"> Następnie zostaje wyczerpany.</w:t>
+      </w:r>
+    </w:p>
+    <w:p>
+      <w:pPr>
+        <w:spacing w:after="0"/>
+        <w:rPr>
+          <w:sz w:val="18"/>
+          <w:szCs w:val="18"/>
+        </w:rPr>
+      </w:pPr>
+    </w:p>
+    <w:p>
+      <w:pPr>
+        <w:spacing w:after="0"/>
+        <w:rPr>
+          <w:b/>
+          <w:bCs/>
+          <w:sz w:val="18"/>
+          <w:szCs w:val="18"/>
+        </w:rPr>
+      </w:pPr>
+      <w:r>
+        <w:rPr>
+          <w:b/>
+          <w:bCs/>
+          <w:sz w:val="18"/>
+          <w:szCs w:val="18"/>
+        </w:rPr>
+        <w:t>Czekanie:</w:t>
+      </w:r>
+    </w:p>
+    <w:p>
+      <w:pPr>
+        <w:spacing w:after="0"/>
+        <w:rPr>
+          <w:sz w:val="18"/>
+          <w:szCs w:val="18"/>
+        </w:rPr>
+      </w:pPr>
+      <w:r>
+        <w:rPr>
+          <w:sz w:val="18"/>
+          <w:szCs w:val="18"/>
+        </w:rPr>
+        <w:t>W większości sytuacji nie zalecane, gdyż zmniejsza dynamikę.</w:t>
+      </w:r>
+    </w:p>
+    <w:p>
+      <w:pPr>
+        <w:spacing w:after="0"/>
+        <w:rPr>
+          <w:b/>
+          <w:bCs/>
+          <w:sz w:val="18"/>
+          <w:szCs w:val="18"/>
+        </w:rPr>
+      </w:pPr>
+      <w:r>
+        <w:rPr>
+          <w:sz w:val="18"/>
+          <w:szCs w:val="18"/>
+        </w:rPr>
+        <w:t xml:space="preserve">Zamiast aktywować oddział, możesz nadać mu stan </w:t>
+      </w:r>
+      <w:r>
+        <w:rPr>
+          <w:sz w:val="18"/>
+          <w:szCs w:val="18"/>
+        </w:rPr>
+        <w:t xml:space="preserve">(Wyczerpany/Przyszpilony) </w:t>
+      </w:r>
+      <w:r>
+        <w:rPr>
+          <w:sz w:val="18"/>
+          <w:szCs w:val="18"/>
+        </w:rPr>
+        <w:t>którego nie posiada</w:t>
+      </w:r>
+      <w:r>
+        <w:rPr>
+          <w:sz w:val="18"/>
+          <w:szCs w:val="18"/>
+        </w:rPr>
+        <w:t xml:space="preserve">. Nie jest uznawany za </w:t>
+      </w:r>
+      <w:r>
+        <w:rPr>
+          <w:sz w:val="18"/>
+          <w:szCs w:val="18"/>
+        </w:rPr>
+        <w:t>aktywowany i można aktywować go później.</w:t>
+      </w:r>
+    </w:p>
+    <w:p>
+      <w:pPr>
+        <w:rPr>
+          <w:sz w:val="18"/>
+          <w:szCs w:val="18"/>
+        </w:rPr>
+      </w:pPr>
       <w:r>
         <w:rPr>
           <w:sz w:val="18"/>
@@ -7399,42 +9099,7 @@
           <w:sz w:val="18"/>
           <w:szCs w:val="18"/>
         </w:rPr>
-        <w:t xml:space="preserve"> wynosi </w:t>
-      </w:r>
-      <w:r>
-        <w:rPr>
-          <w:sz w:val="18"/>
-          <w:szCs w:val="18"/>
-        </w:rPr>
-        <w:t>5</w:t>
-      </w:r>
-      <w:r>
-        <w:rPr>
-          <w:sz w:val="18"/>
-          <w:szCs w:val="18"/>
-        </w:rPr>
-        <w:t xml:space="preserve"> * modyfikator </w:t>
-      </w:r>
-      <w:r>
-        <w:rPr>
-          <w:sz w:val="18"/>
-          <w:szCs w:val="18"/>
-        </w:rPr>
-        <w:t>morale</w:t>
-      </w:r>
-      <w:r>
-        <w:rPr>
-          <w:sz w:val="18"/>
-          <w:szCs w:val="18"/>
-        </w:rPr>
-        <w:t xml:space="preserve"> * modyfikator obrony * modyfikator wytrzymałości.</w:t>
-      </w:r>
-      <w:r>
-        <w:rPr>
-          <w:sz w:val="18"/>
-          <w:szCs w:val="18"/>
-        </w:rPr>
-        <w:t xml:space="preserve"> </w:t>
+        <w:t xml:space="preserve"> wynosi 5 * modyfikator morale * modyfikator obrony * modyfikator wytrzymałości. </w:t>
       </w:r>
     </w:p>
     <w:p>
@@ -7459,56 +9124,7 @@
           <w:sz w:val="18"/>
           <w:szCs w:val="18"/>
         </w:rPr>
-        <w:t xml:space="preserve"> wynosi 1,3- (jakość -1)/</w:t>
-      </w:r>
-      <w:r>
-        <w:rPr>
-          <w:sz w:val="18"/>
-          <w:szCs w:val="18"/>
-        </w:rPr>
-        <w:t>10*</w:t>
-      </w:r>
-      <w:r>
-        <w:rPr>
-          <w:sz w:val="18"/>
-          <w:szCs w:val="18"/>
-        </w:rPr>
-        <w:t>mnożniki</w:t>
-      </w:r>
-      <w:r>
-        <w:rPr>
-          <w:sz w:val="18"/>
-          <w:szCs w:val="18"/>
-        </w:rPr>
-        <w:t>:</w:t>
-      </w:r>
-      <w:r>
-        <w:rPr>
-          <w:sz w:val="18"/>
-          <w:szCs w:val="18"/>
-        </w:rPr>
-        <w:t xml:space="preserve"> 0.5 za Nieustraszony</w:t>
-      </w:r>
-      <w:r>
-        <w:rPr>
-          <w:sz w:val="18"/>
-          <w:szCs w:val="18"/>
-        </w:rPr>
-        <w:t>,</w:t>
-      </w:r>
-      <w:r>
-        <w:rPr>
-          <w:sz w:val="18"/>
-          <w:szCs w:val="18"/>
-        </w:rPr>
-        <w:t xml:space="preserve"> Straceńcy</w:t>
-      </w:r>
-      <w:r>
-        <w:rPr>
-          <w:sz w:val="18"/>
-          <w:szCs w:val="18"/>
-        </w:rPr>
-        <w:t xml:space="preserve"> i Ucieczka</w:t>
+        <w:t xml:space="preserve"> wynosi 1,3- (jakość -1)/10*mnożniki: 0.5 za Nieustraszony, Straceńcy i Ucieczka</w:t>
       </w:r>
     </w:p>
     <w:p>
@@ -7810,14 +9426,7 @@
                 <w:sz w:val="18"/>
                 <w:szCs w:val="18"/>
               </w:rPr>
-              <w:t>Bazowy</w:t>
-            </w:r>
-            <w:r>
-              <w:rPr>
-                <w:sz w:val="18"/>
-                <w:szCs w:val="18"/>
-              </w:rPr>
-              <w:t xml:space="preserve"> +</w:t>
+              <w:t>Bazowy +</w:t>
             </w:r>
           </w:p>
         </w:tc>
@@ -7944,14 +9553,7 @@
                 <w:sz w:val="18"/>
                 <w:szCs w:val="18"/>
               </w:rPr>
-              <w:t>Delikatny</w:t>
-            </w:r>
-            <w:r>
-              <w:rPr>
-                <w:sz w:val="18"/>
-                <w:szCs w:val="18"/>
-              </w:rPr>
-              <w:t xml:space="preserve"> (-)</w:t>
+              <w:t>Delikatny (-)</w:t>
             </w:r>
           </w:p>
         </w:tc>
@@ -8097,14 +9699,7 @@
                 <w:sz w:val="18"/>
                 <w:szCs w:val="18"/>
               </w:rPr>
-              <w:t>0,</w:t>
-            </w:r>
-            <w:r>
-              <w:rPr>
-                <w:sz w:val="18"/>
-                <w:szCs w:val="18"/>
-              </w:rPr>
-              <w:t>35</w:t>
+              <w:t>0,35</w:t>
             </w:r>
           </w:p>
         </w:tc>
@@ -8146,14 +9741,7 @@
                 <w:sz w:val="18"/>
                 <w:szCs w:val="18"/>
               </w:rPr>
-              <w:t>0</w:t>
-            </w:r>
-            <w:r>
-              <w:rPr>
-                <w:sz w:val="18"/>
-                <w:szCs w:val="18"/>
-              </w:rPr>
-              <w:t>,2</w:t>
+              <w:t>0,2</w:t>
             </w:r>
           </w:p>
         </w:tc>
@@ -8217,14 +9805,7 @@
                 <w:sz w:val="18"/>
                 <w:szCs w:val="18"/>
               </w:rPr>
-              <w:t>Regen</w:t>
-            </w:r>
-            <w:r>
-              <w:rPr>
-                <w:sz w:val="18"/>
-                <w:szCs w:val="18"/>
-              </w:rPr>
-              <w:t>eracja</w:t>
+              <w:t>Regeneracja</w:t>
             </w:r>
           </w:p>
         </w:tc>
@@ -8244,14 +9825,7 @@
                 <w:sz w:val="18"/>
                 <w:szCs w:val="18"/>
               </w:rPr>
-              <w:t>0,</w:t>
-            </w:r>
-            <w:r>
-              <w:rPr>
-                <w:sz w:val="18"/>
-                <w:szCs w:val="18"/>
-              </w:rPr>
-              <w:t>3</w:t>
+              <w:t>0,3</w:t>
             </w:r>
           </w:p>
         </w:tc>
@@ -8272,21 +9846,7 @@
                 <w:sz w:val="18"/>
                 <w:szCs w:val="18"/>
               </w:rPr>
-              <w:t>0,</w:t>
-            </w:r>
-            <w:r>
-              <w:rPr>
-                <w:sz w:val="18"/>
-                <w:szCs w:val="18"/>
-              </w:rPr>
-              <w:t>3</w:t>
-            </w:r>
-            <w:r>
-              <w:rPr>
-                <w:sz w:val="18"/>
-                <w:szCs w:val="18"/>
-              </w:rPr>
-              <w:t>5</w:t>
+              <w:t>0,35</w:t>
             </w:r>
           </w:p>
         </w:tc>
@@ -8307,14 +9867,7 @@
                 <w:sz w:val="18"/>
                 <w:szCs w:val="18"/>
               </w:rPr>
-              <w:t>0,</w:t>
-            </w:r>
-            <w:r>
-              <w:rPr>
-                <w:sz w:val="18"/>
-                <w:szCs w:val="18"/>
-              </w:rPr>
-              <w:t>4</w:t>
+              <w:t>0,4</w:t>
             </w:r>
           </w:p>
         </w:tc>
@@ -8335,21 +9888,7 @@
                 <w:sz w:val="18"/>
                 <w:szCs w:val="18"/>
               </w:rPr>
-              <w:t>0,</w:t>
-            </w:r>
-            <w:r>
-              <w:rPr>
-                <w:sz w:val="18"/>
-                <w:szCs w:val="18"/>
-              </w:rPr>
-              <w:t>4</w:t>
-            </w:r>
-            <w:r>
-              <w:rPr>
-                <w:sz w:val="18"/>
-                <w:szCs w:val="18"/>
-              </w:rPr>
-              <w:t>5</w:t>
+              <w:t>0,45</w:t>
             </w:r>
           </w:p>
         </w:tc>
@@ -8387,12 +9926,21 @@
                 <w:szCs w:val="18"/>
               </w:rPr>
             </w:pPr>
-            <w:r>
-              <w:rPr>
-                <w:sz w:val="18"/>
-                <w:szCs w:val="18"/>
-              </w:rPr>
-              <w:t>Waagh (-)</w:t>
+            <w:proofErr w:type="spellStart"/>
+            <w:r>
+              <w:rPr>
+                <w:sz w:val="18"/>
+                <w:szCs w:val="18"/>
+              </w:rPr>
+              <w:t>Waagh</w:t>
+            </w:r>
+            <w:proofErr w:type="spellEnd"/>
+            <w:r>
+              <w:rPr>
+                <w:sz w:val="18"/>
+                <w:szCs w:val="18"/>
+              </w:rPr>
+              <w:t xml:space="preserve"> (-)</w:t>
             </w:r>
           </w:p>
         </w:tc>
@@ -8706,14 +10254,7 @@
                 <w:sz w:val="18"/>
                 <w:szCs w:val="18"/>
               </w:rPr>
-              <w:t>Mod</w:t>
-            </w:r>
-            <w:r>
-              <w:rPr>
-                <w:sz w:val="18"/>
-                <w:szCs w:val="18"/>
-              </w:rPr>
-              <w:t>yfikator</w:t>
+              <w:t>Modyfikator</w:t>
             </w:r>
           </w:p>
         </w:tc>
@@ -8837,21 +10378,7 @@
                 <w:sz w:val="18"/>
                 <w:szCs w:val="18"/>
               </w:rPr>
-              <w:t>2,</w:t>
-            </w:r>
-            <w:r>
-              <w:rPr>
-                <w:sz w:val="18"/>
-                <w:szCs w:val="18"/>
-              </w:rPr>
-              <w:t>1</w:t>
-            </w:r>
-            <w:r>
-              <w:rPr>
-                <w:sz w:val="18"/>
-                <w:szCs w:val="18"/>
-              </w:rPr>
-              <w:t>5</w:t>
+              <w:t>2,15</w:t>
             </w:r>
           </w:p>
         </w:tc>
@@ -8913,14 +10440,7 @@
                 <w:sz w:val="18"/>
                 <w:szCs w:val="18"/>
               </w:rPr>
-              <w:t>3,</w:t>
-            </w:r>
-            <w:r>
-              <w:rPr>
-                <w:sz w:val="18"/>
-                <w:szCs w:val="18"/>
-              </w:rPr>
-              <w:t>5</w:t>
+              <w:t>3,5</w:t>
             </w:r>
           </w:p>
         </w:tc>
@@ -8940,21 +10460,7 @@
                 <w:sz w:val="18"/>
                 <w:szCs w:val="18"/>
               </w:rPr>
-              <w:t>Małe potwory</w:t>
-            </w:r>
-            <w:r>
-              <w:rPr>
-                <w:sz w:val="18"/>
-                <w:szCs w:val="18"/>
-              </w:rPr>
-              <w:t xml:space="preserve"> lub </w:t>
-            </w:r>
-            <w:r>
-              <w:rPr>
-                <w:sz w:val="18"/>
-                <w:szCs w:val="18"/>
-              </w:rPr>
-              <w:t>pojazdy</w:t>
+              <w:t>Małe potwory lub pojazdy</w:t>
             </w:r>
           </w:p>
         </w:tc>
@@ -9016,15 +10522,17 @@
                 <w:sz w:val="18"/>
                 <w:szCs w:val="18"/>
               </w:rPr>
-              <w:t>Chimera</w:t>
-            </w:r>
-            <w:r>
-              <w:rPr>
-                <w:sz w:val="18"/>
-                <w:szCs w:val="18"/>
-              </w:rPr>
-              <w:t>, Sentinel</w:t>
-            </w:r>
+              <w:t xml:space="preserve">Chimera, </w:t>
+            </w:r>
+            <w:proofErr w:type="spellStart"/>
+            <w:r>
+              <w:rPr>
+                <w:sz w:val="18"/>
+                <w:szCs w:val="18"/>
+              </w:rPr>
+              <w:t>Sentinel</w:t>
+            </w:r>
+            <w:proofErr w:type="spellEnd"/>
           </w:p>
         </w:tc>
       </w:tr>
@@ -9085,15 +10593,17 @@
                 <w:sz w:val="18"/>
                 <w:szCs w:val="18"/>
               </w:rPr>
-              <w:t>Drednot</w:t>
-            </w:r>
-            <w:r>
-              <w:rPr>
-                <w:sz w:val="18"/>
-                <w:szCs w:val="18"/>
-              </w:rPr>
-              <w:t>, Leman Russ</w:t>
-            </w:r>
+              <w:t xml:space="preserve">Drednot, Leman </w:t>
+            </w:r>
+            <w:proofErr w:type="spellStart"/>
+            <w:r>
+              <w:rPr>
+                <w:sz w:val="18"/>
+                <w:szCs w:val="18"/>
+              </w:rPr>
+              <w:t>Russ</w:t>
+            </w:r>
+            <w:proofErr w:type="spellEnd"/>
           </w:p>
         </w:tc>
       </w:tr>
@@ -9175,21 +10685,7 @@
           <w:sz w:val="18"/>
           <w:szCs w:val="18"/>
         </w:rPr>
-        <w:t xml:space="preserve"> </w:t>
-      </w:r>
-      <w:r>
-        <w:rPr>
-          <w:sz w:val="18"/>
-          <w:szCs w:val="18"/>
-        </w:rPr>
-        <w:t xml:space="preserve">w tabeli </w:t>
-      </w:r>
-      <w:r>
-        <w:rPr>
-          <w:sz w:val="18"/>
-          <w:szCs w:val="18"/>
-        </w:rPr>
-        <w:t xml:space="preserve">należy </w:t>
+        <w:t xml:space="preserve"> w tabeli należy </w:t>
       </w:r>
       <w:r>
         <w:rPr>
@@ -9337,7 +10833,7 @@
                 <w:sz w:val="18"/>
                 <w:szCs w:val="18"/>
               </w:rPr>
-              <w:t>2</w:t>
+              <w:t>4 i patrz broń</w:t>
             </w:r>
           </w:p>
         </w:tc>
@@ -10505,14 +12001,7 @@
                 <w:sz w:val="18"/>
                 <w:szCs w:val="18"/>
               </w:rPr>
-              <w:t>1</w:t>
-            </w:r>
-            <w:r>
-              <w:rPr>
-                <w:sz w:val="18"/>
-                <w:szCs w:val="18"/>
-              </w:rPr>
-              <w:t>2</w:t>
+              <w:t>12</w:t>
             </w:r>
           </w:p>
         </w:tc>
@@ -10594,14 +12083,7 @@
                 <w:sz w:val="18"/>
                 <w:szCs w:val="18"/>
               </w:rPr>
-              <w:t>1</w:t>
-            </w:r>
-            <w:r>
-              <w:rPr>
-                <w:sz w:val="18"/>
-                <w:szCs w:val="18"/>
-              </w:rPr>
-              <w:t>8</w:t>
+              <w:t>18</w:t>
             </w:r>
           </w:p>
         </w:tc>
@@ -10827,21 +12309,7 @@
                 <w:sz w:val="18"/>
                 <w:szCs w:val="18"/>
               </w:rPr>
-              <w:t>1.</w:t>
-            </w:r>
-            <w:r>
-              <w:rPr>
-                <w:sz w:val="18"/>
-                <w:szCs w:val="18"/>
-              </w:rPr>
-              <w:t>2</w:t>
-            </w:r>
-            <w:r>
-              <w:rPr>
-                <w:sz w:val="18"/>
-                <w:szCs w:val="18"/>
-              </w:rPr>
-              <w:t>5</w:t>
+              <w:t>1.25</w:t>
             </w:r>
           </w:p>
         </w:tc>
@@ -10861,14 +12329,7 @@
                 <w:sz w:val="18"/>
                 <w:szCs w:val="18"/>
               </w:rPr>
-              <w:t>1</w:t>
-            </w:r>
-            <w:r>
-              <w:rPr>
-                <w:sz w:val="18"/>
-                <w:szCs w:val="18"/>
-              </w:rPr>
-              <w:t>0</w:t>
+              <w:t>10</w:t>
             </w:r>
           </w:p>
         </w:tc>
@@ -10888,21 +12349,7 @@
                 <w:sz w:val="18"/>
                 <w:szCs w:val="18"/>
               </w:rPr>
-              <w:t>1</w:t>
-            </w:r>
-            <w:r>
-              <w:rPr>
-                <w:sz w:val="18"/>
-                <w:szCs w:val="18"/>
-              </w:rPr>
-              <w:t>2,</w:t>
-            </w:r>
-            <w:r>
-              <w:rPr>
-                <w:sz w:val="18"/>
-                <w:szCs w:val="18"/>
-              </w:rPr>
-              <w:t>5</w:t>
+              <w:t>12,5</w:t>
             </w:r>
           </w:p>
         </w:tc>
@@ -10944,14 +12391,7 @@
                 <w:sz w:val="18"/>
                 <w:szCs w:val="18"/>
               </w:rPr>
-              <w:t xml:space="preserve">Patrz </w:t>
-            </w:r>
-            <w:r>
-              <w:rPr>
-                <w:sz w:val="18"/>
-                <w:szCs w:val="18"/>
-              </w:rPr>
-              <w:t>morale</w:t>
+              <w:t>Patrz morale</w:t>
             </w:r>
           </w:p>
         </w:tc>
@@ -11033,14 +12473,7 @@
                 <w:sz w:val="18"/>
                 <w:szCs w:val="18"/>
               </w:rPr>
-              <w:t xml:space="preserve">Patrz </w:t>
-            </w:r>
-            <w:r>
-              <w:rPr>
-                <w:sz w:val="18"/>
-                <w:szCs w:val="18"/>
-              </w:rPr>
-              <w:t>morale</w:t>
+              <w:t>Patrz morale</w:t>
             </w:r>
           </w:p>
         </w:tc>
@@ -11736,14 +13169,7 @@
                 <w:sz w:val="18"/>
                 <w:szCs w:val="18"/>
               </w:rPr>
-              <w:t>42</w:t>
-            </w:r>
-            <w:r>
-              <w:rPr>
-                <w:sz w:val="18"/>
-                <w:szCs w:val="18"/>
-              </w:rPr>
-              <w:t>,5</w:t>
+              <w:t>42,5</w:t>
             </w:r>
           </w:p>
         </w:tc>
@@ -11785,14 +13211,7 @@
                 <w:sz w:val="18"/>
                 <w:szCs w:val="18"/>
               </w:rPr>
-              <w:t>-0</w:t>
-            </w:r>
-            <w:r>
-              <w:rPr>
-                <w:sz w:val="18"/>
-                <w:szCs w:val="18"/>
-              </w:rPr>
-              <w:t>,25</w:t>
+              <w:t>-0,25</w:t>
             </w:r>
           </w:p>
         </w:tc>
@@ -11874,245 +13293,80 @@
           <w:sz w:val="18"/>
           <w:szCs w:val="18"/>
         </w:rPr>
-        <w:t>: w zależności od innych zdolności modelu, X* 3,5 Samolot, 2,5 Zasadzka/Zwiadowca, 1,5 Latający, 1,25 Szybki/Zwinny, 1 pozostałe.</w:t>
-      </w:r>
-      <w:r>
-        <w:rPr>
-          <w:sz w:val="18"/>
-          <w:szCs w:val="18"/>
-        </w:rPr>
-        <w:t xml:space="preserve"> +0,25*X dla Platforma strzelecka lub Ot</w:t>
-      </w:r>
-      <w:r>
-        <w:rPr>
-          <w:sz w:val="18"/>
-          <w:szCs w:val="18"/>
-        </w:rPr>
-        <w:t>warty transport</w:t>
-      </w:r>
-    </w:p>
-    <w:p>
-      <w:pPr>
-        <w:spacing w:after="0"/>
-        <w:rPr>
-          <w:sz w:val="18"/>
-          <w:szCs w:val="18"/>
-        </w:rPr>
-      </w:pPr>
-      <w:r>
-        <w:rPr>
-          <w:sz w:val="18"/>
-          <w:szCs w:val="18"/>
-        </w:rPr>
-        <w:t>Masywny:</w:t>
-      </w:r>
-      <w:r>
-        <w:rPr>
-          <w:sz w:val="18"/>
-          <w:szCs w:val="18"/>
-        </w:rPr>
-        <w:t xml:space="preserve"> </w:t>
-      </w:r>
-      <w:r>
-        <w:rPr>
-          <w:sz w:val="18"/>
-          <w:szCs w:val="18"/>
-        </w:rPr>
-        <w:t>0, zdolności z kosztem za model liczysz raz.</w:t>
-      </w:r>
-    </w:p>
-    <w:p>
-      <w:pPr>
-        <w:spacing w:after="0"/>
-        <w:rPr>
-          <w:sz w:val="18"/>
-          <w:szCs w:val="18"/>
-        </w:rPr>
-      </w:pPr>
-      <w:r>
-        <w:rPr>
-          <w:sz w:val="18"/>
-          <w:szCs w:val="18"/>
-        </w:rPr>
-        <w:t>Odwody: -</w:t>
-      </w:r>
-      <w:r>
-        <w:rPr>
-          <w:sz w:val="18"/>
-          <w:szCs w:val="18"/>
-        </w:rPr>
-        <w:t>2,</w:t>
-      </w:r>
-      <w:r>
-        <w:rPr>
-          <w:sz w:val="18"/>
-          <w:szCs w:val="18"/>
-        </w:rPr>
-        <w:t>5</w:t>
-      </w:r>
-      <w:r>
-        <w:rPr>
-          <w:sz w:val="18"/>
-          <w:szCs w:val="18"/>
-        </w:rPr>
-        <w:t xml:space="preserve"> </w:t>
-      </w:r>
-      <w:r>
-        <w:rPr>
-          <w:sz w:val="18"/>
-          <w:szCs w:val="18"/>
-        </w:rPr>
-        <w:t>albo</w:t>
-      </w:r>
-      <w:r>
-        <w:rPr>
-          <w:sz w:val="18"/>
-          <w:szCs w:val="18"/>
-        </w:rPr>
-        <w:t xml:space="preserve"> 0 z Rezerwa, Zwiadowca</w:t>
-      </w:r>
-      <w:r>
-        <w:rPr>
-          <w:sz w:val="18"/>
-          <w:szCs w:val="18"/>
-        </w:rPr>
-        <w:t xml:space="preserve"> lub </w:t>
-      </w:r>
-      <w:r>
-        <w:rPr>
-          <w:sz w:val="18"/>
-          <w:szCs w:val="18"/>
-        </w:rPr>
-        <w:t>Zasadzka</w:t>
-      </w:r>
-    </w:p>
-    <w:p>
-      <w:pPr>
-        <w:spacing w:after="0"/>
-        <w:rPr>
-          <w:sz w:val="18"/>
-          <w:szCs w:val="18"/>
-        </w:rPr>
-      </w:pPr>
-      <w:r>
-        <w:rPr>
-          <w:b/>
-          <w:bCs/>
-          <w:sz w:val="18"/>
-          <w:szCs w:val="18"/>
-        </w:rPr>
-        <w:t>Kosz</w:t>
-      </w:r>
-      <w:r>
-        <w:rPr>
-          <w:b/>
-          <w:bCs/>
-          <w:sz w:val="18"/>
-          <w:szCs w:val="18"/>
-        </w:rPr>
-        <w:t>t</w:t>
-      </w:r>
-      <w:r>
-        <w:rPr>
-          <w:b/>
-          <w:bCs/>
-          <w:sz w:val="18"/>
-          <w:szCs w:val="18"/>
-        </w:rPr>
-        <w:t xml:space="preserve"> broni</w:t>
-      </w:r>
-      <w:r>
-        <w:rPr>
-          <w:sz w:val="18"/>
-          <w:szCs w:val="18"/>
-        </w:rPr>
-        <w:t xml:space="preserve"> </w:t>
-      </w:r>
-      <w:r>
-        <w:rPr>
-          <w:sz w:val="18"/>
-          <w:szCs w:val="18"/>
-        </w:rPr>
-        <w:t>w</w:t>
-      </w:r>
-      <w:r>
-        <w:rPr>
-          <w:sz w:val="18"/>
-          <w:szCs w:val="18"/>
-        </w:rPr>
-        <w:t>ynosi</w:t>
-      </w:r>
-      <w:r>
-        <w:rPr>
-          <w:sz w:val="18"/>
-          <w:szCs w:val="18"/>
-        </w:rPr>
-        <w:t>:</w:t>
-      </w:r>
-      <w:r>
-        <w:rPr>
-          <w:sz w:val="18"/>
-          <w:szCs w:val="18"/>
-        </w:rPr>
-        <w:t xml:space="preserve"> </w:t>
-      </w:r>
-      <w:r>
-        <w:rPr>
-          <w:sz w:val="18"/>
-          <w:szCs w:val="18"/>
-        </w:rPr>
-        <w:t>liczba ataków * 2 * modyfikator zasięgu * szansa trafienia * modyfikatory zdolności</w:t>
-      </w:r>
-      <w:r>
-        <w:rPr>
-          <w:sz w:val="18"/>
-          <w:szCs w:val="18"/>
-        </w:rPr>
-        <w:t>.</w:t>
-      </w:r>
-    </w:p>
-    <w:p>
-      <w:pPr>
-        <w:spacing w:after="0"/>
-        <w:rPr>
-          <w:sz w:val="18"/>
-          <w:szCs w:val="18"/>
-        </w:rPr>
-      </w:pPr>
-      <w:r>
-        <w:rPr>
-          <w:sz w:val="18"/>
-          <w:szCs w:val="18"/>
-        </w:rPr>
-        <w:t xml:space="preserve">Oddziały są klasyfikowane jako wręcz </w:t>
-      </w:r>
-      <w:r>
-        <w:rPr>
-          <w:sz w:val="18"/>
-          <w:szCs w:val="18"/>
-        </w:rPr>
-        <w:t xml:space="preserve">(wojownik) </w:t>
-      </w:r>
-      <w:r>
-        <w:rPr>
-          <w:sz w:val="18"/>
-          <w:szCs w:val="18"/>
-        </w:rPr>
-        <w:t>lub dystansowe</w:t>
-      </w:r>
-      <w:r>
-        <w:rPr>
-          <w:sz w:val="18"/>
-          <w:szCs w:val="18"/>
-        </w:rPr>
-        <w:t xml:space="preserve"> (strzelec)</w:t>
-      </w:r>
-      <w:r>
-        <w:rPr>
-          <w:sz w:val="18"/>
-          <w:szCs w:val="18"/>
-        </w:rPr>
-        <w:t>, w zależności które bronie, na poziomie oddziału, nie modelu, są w sumie droższe. Tańsza kategoria broni, ma koszt redukowany o połowę.</w:t>
+        <w:t>: w zależności od innych zdolności modelu, X* 3,5 Samolot, 2,5 Zasadzka/Zwiadowca, 1,5 Latający, 1,25 Szybki/Zwinny, 1 pozostałe. +0,25*X dla Platforma strzelecka lub Otwarty transport</w:t>
+      </w:r>
+    </w:p>
+    <w:p>
+      <w:pPr>
+        <w:spacing w:after="0"/>
+        <w:rPr>
+          <w:sz w:val="18"/>
+          <w:szCs w:val="18"/>
+        </w:rPr>
+      </w:pPr>
+      <w:r>
+        <w:rPr>
+          <w:sz w:val="18"/>
+          <w:szCs w:val="18"/>
+        </w:rPr>
+        <w:t>Masywny: 0, zdolności z kosztem za model liczysz raz.</w:t>
+      </w:r>
+    </w:p>
+    <w:p>
+      <w:pPr>
+        <w:spacing w:after="0"/>
+        <w:rPr>
+          <w:sz w:val="18"/>
+          <w:szCs w:val="18"/>
+        </w:rPr>
+      </w:pPr>
+      <w:r>
+        <w:rPr>
+          <w:sz w:val="18"/>
+          <w:szCs w:val="18"/>
+        </w:rPr>
+        <w:t>Odwody: -2,5 albo 0 z Rezerwa, Zwiadowca lub Zasadzka</w:t>
+      </w:r>
+    </w:p>
+    <w:p>
+      <w:pPr>
+        <w:spacing w:after="0"/>
+        <w:rPr>
+          <w:sz w:val="18"/>
+          <w:szCs w:val="18"/>
+        </w:rPr>
+      </w:pPr>
+      <w:r>
+        <w:rPr>
+          <w:b/>
+          <w:bCs/>
+          <w:sz w:val="18"/>
+          <w:szCs w:val="18"/>
+        </w:rPr>
+        <w:t>Koszt broni</w:t>
+      </w:r>
+      <w:r>
+        <w:rPr>
+          <w:sz w:val="18"/>
+          <w:szCs w:val="18"/>
+        </w:rPr>
+        <w:t xml:space="preserve"> wynosi: liczba ataków * 2 * modyfikator zasięgu * szansa trafienia * modyfikatory zdolności.</w:t>
+      </w:r>
+    </w:p>
+    <w:p>
+      <w:pPr>
+        <w:spacing w:after="0"/>
+        <w:rPr>
+          <w:sz w:val="18"/>
+          <w:szCs w:val="18"/>
+        </w:rPr>
+      </w:pPr>
+      <w:r>
+        <w:rPr>
+          <w:sz w:val="18"/>
+          <w:szCs w:val="18"/>
+        </w:rPr>
+        <w:t>Oddziały są klasyfikowane jako wręcz (wojownik) lub dystansowe (strzelec), w zależności, które bronie, na poziomie oddziału, nie modelu, są w sumie droższe. Tańsza kategoria broni, ma koszt redukowany o połowę.</w:t>
       </w:r>
     </w:p>
     <w:p>
@@ -12452,14 +13706,7 @@
                 <w:sz w:val="18"/>
                 <w:szCs w:val="18"/>
               </w:rPr>
-              <w:t>Artyleria</w:t>
-            </w:r>
-            <w:r>
-              <w:rPr>
-                <w:sz w:val="18"/>
-                <w:szCs w:val="18"/>
-              </w:rPr>
-              <w:t xml:space="preserve"> (+)</w:t>
+              <w:t>Artyleria (+)</w:t>
             </w:r>
           </w:p>
         </w:tc>
@@ -12601,14 +13848,7 @@
                 <w:sz w:val="18"/>
                 <w:szCs w:val="18"/>
               </w:rPr>
-              <w:t>Nieporęczny</w:t>
-            </w:r>
-            <w:r>
-              <w:rPr>
-                <w:sz w:val="18"/>
-                <w:szCs w:val="18"/>
-              </w:rPr>
-              <w:t xml:space="preserve"> (-)</w:t>
+              <w:t>Nieporęczny (-)</w:t>
             </w:r>
           </w:p>
         </w:tc>
@@ -12750,14 +13990,7 @@
                 <w:sz w:val="18"/>
                 <w:szCs w:val="18"/>
               </w:rPr>
-              <w:t>Ostrożny</w:t>
-            </w:r>
-            <w:r>
-              <w:rPr>
-                <w:sz w:val="18"/>
-                <w:szCs w:val="18"/>
-              </w:rPr>
-              <w:t xml:space="preserve"> (traf)</w:t>
+              <w:t>Ostrożny (traf)</w:t>
             </w:r>
           </w:p>
         </w:tc>
@@ -12817,14 +14050,7 @@
                 <w:sz w:val="18"/>
                 <w:szCs w:val="18"/>
               </w:rPr>
-              <w:t>0,</w:t>
-            </w:r>
-            <w:r>
-              <w:rPr>
-                <w:sz w:val="18"/>
-                <w:szCs w:val="18"/>
-              </w:rPr>
-              <w:t>6</w:t>
+              <w:t>0,6</w:t>
             </w:r>
           </w:p>
         </w:tc>
@@ -12912,133 +14138,42 @@
           <w:sz w:val="18"/>
           <w:szCs w:val="18"/>
         </w:rPr>
-        <w:t xml:space="preserve"> wynosi 7-</w:t>
-      </w:r>
-      <w:r>
-        <w:rPr>
-          <w:sz w:val="18"/>
-          <w:szCs w:val="18"/>
-        </w:rPr>
-        <w:t>jakość</w:t>
-      </w:r>
-      <w:r>
-        <w:rPr>
-          <w:sz w:val="18"/>
-          <w:szCs w:val="18"/>
-        </w:rPr>
-        <w:t xml:space="preserve">, +1 za </w:t>
-      </w:r>
-      <w:r>
-        <w:rPr>
-          <w:sz w:val="18"/>
-          <w:szCs w:val="18"/>
-        </w:rPr>
-        <w:t>Podwójny</w:t>
-      </w:r>
-      <w:r>
-        <w:rPr>
-          <w:sz w:val="18"/>
-          <w:szCs w:val="18"/>
-        </w:rPr>
-        <w:t xml:space="preserve">, +0,65 za Furia, </w:t>
-      </w:r>
-      <w:r>
-        <w:rPr>
-          <w:sz w:val="18"/>
-          <w:szCs w:val="18"/>
-        </w:rPr>
-        <w:t>Przygotowanie</w:t>
-      </w:r>
-      <w:r>
-        <w:rPr>
-          <w:sz w:val="18"/>
-          <w:szCs w:val="18"/>
-        </w:rPr>
-        <w:t xml:space="preserve"> </w:t>
-      </w:r>
-      <w:r>
-        <w:rPr>
-          <w:sz w:val="18"/>
-          <w:szCs w:val="18"/>
-        </w:rPr>
-        <w:t xml:space="preserve">lub </w:t>
-      </w:r>
-      <w:r>
-        <w:rPr>
-          <w:sz w:val="18"/>
-          <w:szCs w:val="18"/>
-        </w:rPr>
-        <w:t>Impet</w:t>
-      </w:r>
-      <w:r>
-        <w:rPr>
-          <w:sz w:val="18"/>
-          <w:szCs w:val="18"/>
-        </w:rPr>
-        <w:t xml:space="preserve">, </w:t>
-      </w:r>
-      <w:r>
-        <w:rPr>
-          <w:sz w:val="18"/>
-          <w:szCs w:val="18"/>
-        </w:rPr>
-        <w:t>+</w:t>
-      </w:r>
-      <w:r>
-        <w:rPr>
-          <w:sz w:val="18"/>
-          <w:szCs w:val="18"/>
-        </w:rPr>
-        <w:t xml:space="preserve">0,5 za Szpica </w:t>
-      </w:r>
-      <w:r>
-        <w:rPr>
-          <w:sz w:val="18"/>
-          <w:szCs w:val="18"/>
-        </w:rPr>
-        <w:t xml:space="preserve">+0,35 </w:t>
-      </w:r>
-      <w:r>
-        <w:rPr>
-          <w:sz w:val="18"/>
-          <w:szCs w:val="18"/>
-        </w:rPr>
-        <w:t xml:space="preserve">za </w:t>
-      </w:r>
-      <w:r>
-        <w:rPr>
-          <w:sz w:val="18"/>
-          <w:szCs w:val="18"/>
-        </w:rPr>
-        <w:t xml:space="preserve">Namierzanie, </w:t>
-      </w:r>
-      <w:r>
-        <w:rPr>
-          <w:sz w:val="18"/>
-          <w:szCs w:val="18"/>
-        </w:rPr>
-        <w:t xml:space="preserve">patrz tabela zasięgu </w:t>
-      </w:r>
-      <w:r>
-        <w:rPr>
-          <w:sz w:val="18"/>
-          <w:szCs w:val="18"/>
-        </w:rPr>
-        <w:t xml:space="preserve">za </w:t>
-      </w:r>
-      <w:r>
-        <w:rPr>
-          <w:sz w:val="18"/>
-          <w:szCs w:val="18"/>
-        </w:rPr>
-        <w:t>Ostrożny</w:t>
-      </w:r>
-      <w:r>
-        <w:rPr>
-          <w:sz w:val="18"/>
-          <w:szCs w:val="18"/>
-        </w:rPr>
-        <w:t>.</w:t>
+        <w:t xml:space="preserve"> wynosi </w:t>
+      </w:r>
+      <w:r>
+        <w:rPr>
+          <w:sz w:val="18"/>
+          <w:szCs w:val="18"/>
+        </w:rPr>
+        <w:t>6,</w:t>
+      </w:r>
+      <w:r>
+        <w:rPr>
+          <w:sz w:val="18"/>
+          <w:szCs w:val="18"/>
+        </w:rPr>
+        <w:t>5</w:t>
+      </w:r>
+      <w:r>
+        <w:rPr>
+          <w:sz w:val="18"/>
+          <w:szCs w:val="18"/>
+        </w:rPr>
+        <w:t xml:space="preserve">-jakość, +1 za Podwójny, +0,65 za Furia, Przygotowanie lub Impet, +0,5 za Szpica </w:t>
+      </w:r>
+      <w:r>
+        <w:rPr>
+          <w:sz w:val="18"/>
+          <w:szCs w:val="18"/>
+        </w:rPr>
+        <w:t xml:space="preserve">i </w:t>
+      </w:r>
+      <w:r>
+        <w:rPr>
+          <w:sz w:val="18"/>
+          <w:szCs w:val="18"/>
+        </w:rPr>
+        <w:t xml:space="preserve"> Namierzanie, patrz tabela zasięgu za Ostrożny.</w:t>
       </w:r>
     </w:p>
     <w:p>
@@ -13255,14 +14390,7 @@
                 <w:sz w:val="18"/>
                 <w:szCs w:val="18"/>
               </w:rPr>
-              <w:t>Bazowo</w:t>
-            </w:r>
-            <w:r>
-              <w:rPr>
-                <w:sz w:val="18"/>
-                <w:szCs w:val="18"/>
-              </w:rPr>
-              <w:t xml:space="preserve"> +</w:t>
+              <w:t>Bazowo +</w:t>
             </w:r>
           </w:p>
         </w:tc>
@@ -13580,7 +14708,7 @@
                 <w:sz w:val="18"/>
                 <w:szCs w:val="18"/>
               </w:rPr>
-              <w:t>Bez osłon</w:t>
+              <w:t>Brutalny</w:t>
             </w:r>
           </w:p>
         </w:tc>
@@ -13600,7 +14728,7 @@
                 <w:sz w:val="18"/>
                 <w:szCs w:val="18"/>
               </w:rPr>
-              <w:t>0,1</w:t>
+              <w:t>0,14</w:t>
             </w:r>
           </w:p>
         </w:tc>
@@ -13620,7 +14748,7 @@
                 <w:sz w:val="18"/>
                 <w:szCs w:val="18"/>
               </w:rPr>
-              <w:t>0,25</w:t>
+              <w:t>0,15</w:t>
             </w:r>
           </w:p>
         </w:tc>
@@ -13640,7 +14768,7 @@
                 <w:sz w:val="18"/>
                 <w:szCs w:val="18"/>
               </w:rPr>
-              <w:t>0,2</w:t>
+              <w:t>0,23</w:t>
             </w:r>
           </w:p>
         </w:tc>
@@ -13660,7 +14788,7 @@
                 <w:sz w:val="18"/>
                 <w:szCs w:val="18"/>
               </w:rPr>
-              <w:t>0,15</w:t>
+              <w:t>0,33</w:t>
             </w:r>
           </w:p>
         </w:tc>
@@ -13680,7 +14808,7 @@
                 <w:sz w:val="18"/>
                 <w:szCs w:val="18"/>
               </w:rPr>
-              <w:t>0,1</w:t>
+              <w:t>0,45</w:t>
             </w:r>
           </w:p>
         </w:tc>
@@ -13700,7 +14828,7 @@
                 <w:sz w:val="18"/>
                 <w:szCs w:val="18"/>
               </w:rPr>
-              <w:t>0,1</w:t>
+              <w:t>0,55</w:t>
             </w:r>
           </w:p>
         </w:tc>
@@ -13720,7 +14848,7 @@
                 <w:sz w:val="18"/>
                 <w:szCs w:val="18"/>
               </w:rPr>
-              <w:t>0,05</w:t>
+              <w:t>0,65</w:t>
             </w:r>
           </w:p>
         </w:tc>
@@ -13737,181 +14865,21 @@
                 <w:szCs w:val="18"/>
               </w:rPr>
             </w:pPr>
-            <w:r>
-              <w:rPr>
-                <w:sz w:val="18"/>
-                <w:szCs w:val="18"/>
-              </w:rPr>
-              <w:t>Brutalny</w:t>
-            </w:r>
-          </w:p>
-        </w:tc>
-        <w:tc>
-          <w:tcPr>
-            <w:tcW w:w="567" w:type="dxa"/>
-          </w:tcPr>
-          <w:p>
-            <w:pPr>
-              <w:rPr>
-                <w:sz w:val="18"/>
-                <w:szCs w:val="18"/>
-              </w:rPr>
-            </w:pPr>
-            <w:r>
-              <w:rPr>
-                <w:sz w:val="18"/>
-                <w:szCs w:val="18"/>
-              </w:rPr>
-              <w:t>0,</w:t>
-            </w:r>
-            <w:r>
-              <w:rPr>
-                <w:sz w:val="18"/>
-                <w:szCs w:val="18"/>
-              </w:rPr>
-              <w:t>14</w:t>
-            </w:r>
-          </w:p>
-        </w:tc>
-        <w:tc>
-          <w:tcPr>
-            <w:tcW w:w="567" w:type="dxa"/>
-          </w:tcPr>
-          <w:p>
-            <w:pPr>
-              <w:rPr>
-                <w:sz w:val="18"/>
-                <w:szCs w:val="18"/>
-              </w:rPr>
-            </w:pPr>
-            <w:r>
-              <w:rPr>
-                <w:sz w:val="18"/>
-                <w:szCs w:val="18"/>
-              </w:rPr>
-              <w:t>0,15</w:t>
-            </w:r>
-          </w:p>
-        </w:tc>
-        <w:tc>
-          <w:tcPr>
-            <w:tcW w:w="567" w:type="dxa"/>
-          </w:tcPr>
-          <w:p>
-            <w:pPr>
-              <w:rPr>
-                <w:sz w:val="18"/>
-                <w:szCs w:val="18"/>
-              </w:rPr>
-            </w:pPr>
-            <w:r>
-              <w:rPr>
-                <w:sz w:val="18"/>
-                <w:szCs w:val="18"/>
-              </w:rPr>
-              <w:t>0,23</w:t>
-            </w:r>
-          </w:p>
-        </w:tc>
-        <w:tc>
-          <w:tcPr>
-            <w:tcW w:w="567" w:type="dxa"/>
-          </w:tcPr>
-          <w:p>
-            <w:pPr>
-              <w:rPr>
-                <w:sz w:val="18"/>
-                <w:szCs w:val="18"/>
-              </w:rPr>
-            </w:pPr>
-            <w:r>
-              <w:rPr>
-                <w:sz w:val="18"/>
-                <w:szCs w:val="18"/>
-              </w:rPr>
-              <w:t>0,33</w:t>
-            </w:r>
-          </w:p>
-        </w:tc>
-        <w:tc>
-          <w:tcPr>
-            <w:tcW w:w="567" w:type="dxa"/>
-          </w:tcPr>
-          <w:p>
-            <w:pPr>
-              <w:rPr>
-                <w:sz w:val="18"/>
-                <w:szCs w:val="18"/>
-              </w:rPr>
-            </w:pPr>
-            <w:r>
-              <w:rPr>
-                <w:sz w:val="18"/>
-                <w:szCs w:val="18"/>
-              </w:rPr>
-              <w:t>0,45</w:t>
-            </w:r>
-          </w:p>
-        </w:tc>
-        <w:tc>
-          <w:tcPr>
-            <w:tcW w:w="567" w:type="dxa"/>
-          </w:tcPr>
-          <w:p>
-            <w:pPr>
-              <w:rPr>
-                <w:sz w:val="18"/>
-                <w:szCs w:val="18"/>
-              </w:rPr>
-            </w:pPr>
-            <w:r>
-              <w:rPr>
-                <w:sz w:val="18"/>
-                <w:szCs w:val="18"/>
-              </w:rPr>
-              <w:t>0,55</w:t>
-            </w:r>
-          </w:p>
-        </w:tc>
-        <w:tc>
-          <w:tcPr>
-            <w:tcW w:w="567" w:type="dxa"/>
-          </w:tcPr>
-          <w:p>
-            <w:pPr>
-              <w:rPr>
-                <w:sz w:val="18"/>
-                <w:szCs w:val="18"/>
-              </w:rPr>
-            </w:pPr>
-            <w:r>
-              <w:rPr>
-                <w:sz w:val="18"/>
-                <w:szCs w:val="18"/>
-              </w:rPr>
-              <w:t>0,65</w:t>
-            </w:r>
-          </w:p>
-        </w:tc>
-      </w:tr>
-      <w:tr>
-        <w:tc>
-          <w:tcPr>
-            <w:tcW w:w="988" w:type="dxa"/>
-          </w:tcPr>
-          <w:p>
-            <w:pPr>
-              <w:rPr>
-                <w:sz w:val="18"/>
-                <w:szCs w:val="18"/>
-              </w:rPr>
-            </w:pPr>
-            <w:r>
-              <w:rPr>
-                <w:sz w:val="18"/>
-                <w:szCs w:val="18"/>
-              </w:rPr>
-              <w:t>Waagh (-)</w:t>
+            <w:proofErr w:type="spellStart"/>
+            <w:r>
+              <w:rPr>
+                <w:sz w:val="18"/>
+                <w:szCs w:val="18"/>
+              </w:rPr>
+              <w:t>Waagh</w:t>
+            </w:r>
+            <w:proofErr w:type="spellEnd"/>
+            <w:r>
+              <w:rPr>
+                <w:sz w:val="18"/>
+                <w:szCs w:val="18"/>
+              </w:rPr>
+              <w:t xml:space="preserve"> (-)</w:t>
             </w:r>
           </w:p>
         </w:tc>
@@ -14379,14 +15347,7 @@
                 <w:sz w:val="18"/>
                 <w:szCs w:val="18"/>
               </w:rPr>
-              <w:t>2,</w:t>
-            </w:r>
-            <w:r>
-              <w:rPr>
-                <w:sz w:val="18"/>
-                <w:szCs w:val="18"/>
-              </w:rPr>
-              <w:t>7</w:t>
+              <w:t>2,7</w:t>
             </w:r>
           </w:p>
         </w:tc>
@@ -14448,14 +15409,7 @@
                 <w:sz w:val="18"/>
                 <w:szCs w:val="18"/>
               </w:rPr>
-              <w:t>1,</w:t>
-            </w:r>
-            <w:r>
-              <w:rPr>
-                <w:sz w:val="18"/>
-                <w:szCs w:val="18"/>
-              </w:rPr>
-              <w:t>8</w:t>
+              <w:t>1,8</w:t>
             </w:r>
           </w:p>
         </w:tc>
@@ -14475,14 +15429,7 @@
                 <w:sz w:val="18"/>
                 <w:szCs w:val="18"/>
               </w:rPr>
-              <w:t>2,</w:t>
-            </w:r>
-            <w:r>
-              <w:rPr>
-                <w:sz w:val="18"/>
-                <w:szCs w:val="18"/>
-              </w:rPr>
-              <w:t>5</w:t>
+              <w:t>2,5</w:t>
             </w:r>
           </w:p>
         </w:tc>
@@ -14564,21 +15511,7 @@
                 <w:sz w:val="18"/>
                 <w:szCs w:val="18"/>
               </w:rPr>
-              <w:t>*</w:t>
-            </w:r>
-            <w:r>
-              <w:rPr>
-                <w:sz w:val="18"/>
-                <w:szCs w:val="18"/>
-              </w:rPr>
-              <w:t>1,2</w:t>
-            </w:r>
-            <w:r>
-              <w:rPr>
-                <w:sz w:val="18"/>
-                <w:szCs w:val="18"/>
-              </w:rPr>
-              <w:t xml:space="preserve"> </w:t>
+              <w:t xml:space="preserve">*1,2 </w:t>
             </w:r>
           </w:p>
         </w:tc>
@@ -14620,21 +15553,7 @@
                 <w:sz w:val="18"/>
                 <w:szCs w:val="18"/>
               </w:rPr>
-              <w:t xml:space="preserve">*1,1;bez osłon i </w:t>
-            </w:r>
-            <w:r>
-              <w:rPr>
-                <w:sz w:val="18"/>
-                <w:szCs w:val="18"/>
-              </w:rPr>
-              <w:t xml:space="preserve">patrz </w:t>
-            </w:r>
-            <w:r>
-              <w:rPr>
-                <w:sz w:val="18"/>
-                <w:szCs w:val="18"/>
-              </w:rPr>
-              <w:t>szansa trafienia</w:t>
+              <w:t>*1,1; bez osłon i patrz szansa trafienia</w:t>
             </w:r>
           </w:p>
         </w:tc>
@@ -14676,14 +15595,7 @@
                 <w:sz w:val="18"/>
                 <w:szCs w:val="18"/>
               </w:rPr>
-              <w:t>*0,</w:t>
-            </w:r>
-            <w:r>
-              <w:rPr>
-                <w:sz w:val="18"/>
-                <w:szCs w:val="18"/>
-              </w:rPr>
-              <w:t>4</w:t>
+              <w:t>*0,4</w:t>
             </w:r>
           </w:p>
         </w:tc>
@@ -14725,14 +15637,7 @@
                 <w:sz w:val="18"/>
                 <w:szCs w:val="18"/>
               </w:rPr>
-              <w:t>*1.</w:t>
-            </w:r>
-            <w:r>
-              <w:rPr>
-                <w:sz w:val="18"/>
-                <w:szCs w:val="18"/>
-              </w:rPr>
-              <w:t>05</w:t>
+              <w:t>*1.05</w:t>
             </w:r>
           </w:p>
         </w:tc>
@@ -14774,14 +15679,7 @@
                 <w:sz w:val="18"/>
                 <w:szCs w:val="18"/>
               </w:rPr>
-              <w:t>*1,</w:t>
-            </w:r>
-            <w:r>
-              <w:rPr>
-                <w:sz w:val="18"/>
-                <w:szCs w:val="18"/>
-              </w:rPr>
-              <w:t>2</w:t>
+              <w:t>*1,2</w:t>
             </w:r>
           </w:p>
         </w:tc>
@@ -14929,14 +15827,7 @@
                 <w:sz w:val="18"/>
                 <w:szCs w:val="18"/>
               </w:rPr>
-              <w:t>Prz</w:t>
-            </w:r>
-            <w:r>
-              <w:rPr>
-                <w:sz w:val="18"/>
-                <w:szCs w:val="18"/>
-              </w:rPr>
-              <w:t>ełamanie</w:t>
+              <w:t>Przełamanie</w:t>
             </w:r>
           </w:p>
         </w:tc>
@@ -14956,14 +15847,7 @@
                 <w:sz w:val="18"/>
                 <w:szCs w:val="18"/>
               </w:rPr>
-              <w:t>*1,</w:t>
-            </w:r>
-            <w:r>
-              <w:rPr>
-                <w:sz w:val="18"/>
-                <w:szCs w:val="18"/>
-              </w:rPr>
-              <w:t>5</w:t>
+              <w:t>*1,5</w:t>
             </w:r>
           </w:p>
         </w:tc>
@@ -15052,6 +15936,48 @@
           </w:p>
         </w:tc>
       </w:tr>
+      <w:tr>
+        <w:tc>
+          <w:tcPr>
+            <w:tcW w:w="1436" w:type="dxa"/>
+          </w:tcPr>
+          <w:p>
+            <w:pPr>
+              <w:rPr>
+                <w:sz w:val="18"/>
+                <w:szCs w:val="18"/>
+              </w:rPr>
+            </w:pPr>
+            <w:r>
+              <w:rPr>
+                <w:sz w:val="18"/>
+                <w:szCs w:val="18"/>
+              </w:rPr>
+              <w:t>Zasadzka</w:t>
+            </w:r>
+          </w:p>
+        </w:tc>
+        <w:tc>
+          <w:tcPr>
+            <w:tcW w:w="3433" w:type="dxa"/>
+          </w:tcPr>
+          <w:p>
+            <w:pPr>
+              <w:rPr>
+                <w:sz w:val="18"/>
+                <w:szCs w:val="18"/>
+              </w:rPr>
+            </w:pPr>
+            <w:r>
+              <w:rPr>
+                <w:sz w:val="18"/>
+                <w:szCs w:val="18"/>
+              </w:rPr>
+              <w:t>*0,6 broni dystansowej</w:t>
+            </w:r>
+          </w:p>
+        </w:tc>
+      </w:tr>
     </w:tbl>
     <w:p>
       <w:pPr>
@@ -15084,123 +16010,39 @@
           <w:sz w:val="18"/>
           <w:szCs w:val="18"/>
         </w:rPr>
-        <w:t xml:space="preserve"> </w:t>
-      </w:r>
-      <w:r>
-        <w:rPr>
-          <w:sz w:val="18"/>
-          <w:szCs w:val="18"/>
-        </w:rPr>
-        <w:t>kosztują</w:t>
-      </w:r>
-      <w:r>
-        <w:rPr>
-          <w:sz w:val="18"/>
-          <w:szCs w:val="18"/>
-        </w:rPr>
-        <w:t xml:space="preserve"> tyle, ile wyk</w:t>
-      </w:r>
-      <w:r>
-        <w:rPr>
-          <w:sz w:val="18"/>
-          <w:szCs w:val="18"/>
-        </w:rPr>
-        <w:t>u</w:t>
-      </w:r>
-      <w:r>
-        <w:rPr>
-          <w:sz w:val="18"/>
-          <w:szCs w:val="18"/>
-        </w:rPr>
-        <w:t xml:space="preserve">pienie zapewnianej zdolności dla 8 wytrzymałości. </w:t>
-      </w:r>
-      <w:r>
-        <w:rPr>
-          <w:sz w:val="18"/>
-          <w:szCs w:val="18"/>
-        </w:rPr>
-        <w:t xml:space="preserve">Aby działały w zasięgu 12” należy wykupić </w:t>
-      </w:r>
-      <w:r>
-        <w:rPr>
-          <w:sz w:val="18"/>
-          <w:szCs w:val="18"/>
-        </w:rPr>
-        <w:t xml:space="preserve">je </w:t>
-      </w:r>
-      <w:r>
-        <w:rPr>
-          <w:sz w:val="18"/>
-          <w:szCs w:val="18"/>
-        </w:rPr>
-        <w:t>drugi raz.</w:t>
-      </w:r>
-      <w:r>
-        <w:rPr>
-          <w:sz w:val="18"/>
-          <w:szCs w:val="18"/>
-        </w:rPr>
-        <w:t xml:space="preserve"> Wybierz, czy działa na wrogów czy sojuszników i czy zapewnia, czy neguje wybraną zdolność.</w:t>
-      </w:r>
-    </w:p>
-    <w:p>
-      <w:pPr>
-        <w:spacing w:after="0"/>
-        <w:rPr>
-          <w:sz w:val="18"/>
-          <w:szCs w:val="18"/>
-        </w:rPr>
-      </w:pPr>
-      <w:r>
-        <w:rPr>
-          <w:sz w:val="18"/>
-          <w:szCs w:val="18"/>
-        </w:rPr>
-        <w:t xml:space="preserve">Spaczenie: </w:t>
-      </w:r>
-      <w:r>
-        <w:rPr>
-          <w:sz w:val="18"/>
-          <w:szCs w:val="18"/>
-        </w:rPr>
-        <w:t>3</w:t>
-      </w:r>
-      <w:r>
-        <w:rPr>
-          <w:sz w:val="18"/>
-          <w:szCs w:val="18"/>
-        </w:rPr>
-        <w:t>0</w:t>
-      </w:r>
-    </w:p>
-    <w:p>
-      <w:pPr>
-        <w:spacing w:after="0"/>
-        <w:rPr>
-          <w:sz w:val="18"/>
-          <w:szCs w:val="18"/>
-        </w:rPr>
-      </w:pPr>
-      <w:r>
-        <w:rPr>
-          <w:sz w:val="18"/>
-          <w:szCs w:val="18"/>
-        </w:rPr>
-        <w:t xml:space="preserve">Ociężałość: </w:t>
-      </w:r>
-      <w:r>
-        <w:rPr>
-          <w:sz w:val="18"/>
-          <w:szCs w:val="18"/>
-        </w:rPr>
-        <w:t>2</w:t>
-      </w:r>
-      <w:r>
-        <w:rPr>
-          <w:sz w:val="18"/>
-          <w:szCs w:val="18"/>
-        </w:rPr>
-        <w:t>0</w:t>
+        <w:t xml:space="preserve"> kosztują tyle, ile wykupienie zapewnianej zdolności dla 8 wytrzymałości. Aby działały w zasięgu 12” należy wykupić je drugi raz. Wybierz, czy działa na wrogów czy sojuszników i czy zapewnia, czy neguje wybraną zdolność.</w:t>
+      </w:r>
+    </w:p>
+    <w:p>
+      <w:pPr>
+        <w:spacing w:after="0"/>
+        <w:rPr>
+          <w:sz w:val="18"/>
+          <w:szCs w:val="18"/>
+        </w:rPr>
+      </w:pPr>
+      <w:r>
+        <w:rPr>
+          <w:sz w:val="18"/>
+          <w:szCs w:val="18"/>
+        </w:rPr>
+        <w:t>Spaczenie: 30</w:t>
+      </w:r>
+    </w:p>
+    <w:p>
+      <w:pPr>
+        <w:spacing w:after="0"/>
+        <w:rPr>
+          <w:sz w:val="18"/>
+          <w:szCs w:val="18"/>
+        </w:rPr>
+      </w:pPr>
+      <w:r>
+        <w:rPr>
+          <w:sz w:val="18"/>
+          <w:szCs w:val="18"/>
+        </w:rPr>
+        <w:t>Ociężałość: 20</w:t>
       </w:r>
     </w:p>
     <w:p>
@@ -15277,191 +16119,23 @@
           <w:sz w:val="18"/>
           <w:szCs w:val="18"/>
         </w:rPr>
-        <w:t xml:space="preserve">Mag(X): </w:t>
-      </w:r>
-      <w:r>
-        <w:rPr>
-          <w:sz w:val="18"/>
-          <w:szCs w:val="18"/>
-        </w:rPr>
-        <w:t>X</w:t>
-      </w:r>
-      <w:r>
-        <w:rPr>
-          <w:sz w:val="18"/>
-          <w:szCs w:val="18"/>
-        </w:rPr>
-        <w:t>*</w:t>
-      </w:r>
-      <w:r>
-        <w:rPr>
-          <w:sz w:val="18"/>
-          <w:szCs w:val="18"/>
-        </w:rPr>
-        <w:t>8</w:t>
-      </w:r>
-      <w:r>
-        <w:rPr>
-          <w:sz w:val="18"/>
-          <w:szCs w:val="18"/>
-        </w:rPr>
-        <w:t>.</w:t>
-      </w:r>
-      <w:r>
-        <w:rPr>
-          <w:sz w:val="18"/>
-          <w:szCs w:val="18"/>
-        </w:rPr>
-        <w:t xml:space="preserve"> </w:t>
-      </w:r>
-      <w:r>
-        <w:rPr>
-          <w:sz w:val="18"/>
-          <w:szCs w:val="18"/>
-        </w:rPr>
-        <w:t>Przygotuj</w:t>
-      </w:r>
-      <w:r>
-        <w:rPr>
-          <w:sz w:val="18"/>
-          <w:szCs w:val="18"/>
-        </w:rPr>
-        <w:t xml:space="preserve"> </w:t>
-      </w:r>
-      <w:r>
-        <w:rPr>
-          <w:sz w:val="18"/>
-          <w:szCs w:val="18"/>
-        </w:rPr>
-        <w:t>list</w:t>
-      </w:r>
-      <w:r>
-        <w:rPr>
-          <w:sz w:val="18"/>
-          <w:szCs w:val="18"/>
-        </w:rPr>
-        <w:t xml:space="preserve">ę </w:t>
-      </w:r>
-      <w:r>
-        <w:rPr>
-          <w:sz w:val="18"/>
-          <w:szCs w:val="18"/>
-        </w:rPr>
-        <w:t xml:space="preserve">czarów, czyli 6 zdolności </w:t>
-      </w:r>
-      <w:r>
-        <w:rPr>
-          <w:sz w:val="18"/>
-          <w:szCs w:val="18"/>
-        </w:rPr>
-        <w:t xml:space="preserve">o koszcie do </w:t>
-      </w:r>
-      <w:r>
-        <w:rPr>
-          <w:sz w:val="18"/>
-          <w:szCs w:val="18"/>
-        </w:rPr>
-        <w:t>1</w:t>
-      </w:r>
-      <w:r>
-        <w:rPr>
-          <w:sz w:val="18"/>
-          <w:szCs w:val="18"/>
-        </w:rPr>
-        <w:t>5</w:t>
-      </w:r>
-      <w:r>
-        <w:rPr>
-          <w:sz w:val="18"/>
-          <w:szCs w:val="18"/>
-        </w:rPr>
-        <w:t xml:space="preserve"> </w:t>
-      </w:r>
-      <w:r>
-        <w:rPr>
-          <w:sz w:val="18"/>
-          <w:szCs w:val="18"/>
-        </w:rPr>
-        <w:t xml:space="preserve">na punkt mocy </w:t>
-      </w:r>
-      <w:r>
-        <w:rPr>
-          <w:sz w:val="18"/>
-          <w:szCs w:val="18"/>
-        </w:rPr>
-        <w:t>lub</w:t>
-      </w:r>
-      <w:r>
-        <w:rPr>
-          <w:sz w:val="18"/>
-          <w:szCs w:val="18"/>
-        </w:rPr>
-        <w:t xml:space="preserve"> trafień z</w:t>
-      </w:r>
-      <w:r>
-        <w:rPr>
-          <w:sz w:val="18"/>
-          <w:szCs w:val="18"/>
-        </w:rPr>
-        <w:t xml:space="preserve"> </w:t>
-      </w:r>
-      <w:r>
-        <w:rPr>
-          <w:sz w:val="18"/>
-          <w:szCs w:val="18"/>
-        </w:rPr>
-        <w:t>broni</w:t>
-      </w:r>
-      <w:r>
-        <w:rPr>
-          <w:sz w:val="18"/>
-          <w:szCs w:val="18"/>
-        </w:rPr>
-        <w:t xml:space="preserve"> o jakości </w:t>
-      </w:r>
-      <w:r>
-        <w:rPr>
-          <w:sz w:val="18"/>
-          <w:szCs w:val="18"/>
-        </w:rPr>
-        <w:t xml:space="preserve">4 i koszcie do </w:t>
-      </w:r>
-      <w:r>
-        <w:rPr>
-          <w:sz w:val="18"/>
-          <w:szCs w:val="18"/>
-        </w:rPr>
-        <w:t xml:space="preserve">7 </w:t>
-      </w:r>
-      <w:r>
-        <w:rPr>
-          <w:sz w:val="18"/>
-          <w:szCs w:val="18"/>
-        </w:rPr>
-        <w:t xml:space="preserve"> na punkt mocy.</w:t>
-      </w:r>
-    </w:p>
-    <w:p>
-      <w:pPr>
-        <w:spacing w:after="0"/>
-        <w:rPr>
-          <w:sz w:val="18"/>
-          <w:szCs w:val="18"/>
-        </w:rPr>
-      </w:pPr>
-      <w:r>
-        <w:rPr>
-          <w:sz w:val="18"/>
-          <w:szCs w:val="18"/>
-        </w:rPr>
-        <w:t xml:space="preserve">Przekaźnik: </w:t>
-      </w:r>
-      <w:r>
-        <w:rPr>
-          <w:sz w:val="18"/>
-          <w:szCs w:val="18"/>
-        </w:rPr>
-        <w:t>4</w:t>
+        <w:t>Mag(X): X*8. Przygotuj listę czarów, czyli 6 zdolności o koszcie do 15 na punkt mocy lub trafień z broni o jakości 4 i koszcie do 7 na punkt mocy.</w:t>
+      </w:r>
+    </w:p>
+    <w:p>
+      <w:pPr>
+        <w:spacing w:after="0"/>
+        <w:rPr>
+          <w:sz w:val="18"/>
+          <w:szCs w:val="18"/>
+        </w:rPr>
+      </w:pPr>
+      <w:r>
+        <w:rPr>
+          <w:sz w:val="18"/>
+          <w:szCs w:val="18"/>
+        </w:rPr>
+        <w:t>Przekaźnik: 4</w:t>
       </w:r>
     </w:p>
     <w:p>
@@ -15493,14 +16167,7 @@
           <w:sz w:val="18"/>
           <w:szCs w:val="18"/>
         </w:rPr>
-        <w:t xml:space="preserve">Rozkaz: </w:t>
-      </w:r>
-      <w:r>
-        <w:rPr>
-          <w:sz w:val="18"/>
-          <w:szCs w:val="18"/>
-        </w:rPr>
-        <w:t xml:space="preserve">jak Aura, ale dla 10 wytrzymałości. </w:t>
+        <w:t xml:space="preserve">Rozkaz: jak Aura, ale dla 10 wytrzymałości. </w:t>
       </w:r>
     </w:p>
     <w:p>
@@ -15566,15 +16233,6 @@
         </w:rPr>
         <w:t>Presja: 45</w:t>
       </w:r>
-    </w:p>
-    <w:p>
-      <w:pPr>
-        <w:spacing w:after="0"/>
-        <w:rPr>
-          <w:sz w:val="18"/>
-          <w:szCs w:val="18"/>
-        </w:rPr>
-      </w:pPr>
     </w:p>
     <w:p>
       <w:pPr>
@@ -15763,7 +16421,7 @@
   <w:abstractNum w:abstractNumId="1" w15:restartNumberingAfterBreak="0">
     <w:nsid w:val="21CF49F5"/>
     <w:multiLevelType w:val="hybridMultilevel"/>
-    <w:tmpl w:val="E5F45E62"/>
+    <w:tmpl w:val="6688FAD4"/>
     <w:lvl w:ilvl="0" w:tplc="0415000F">
       <w:start w:val="1"/>
       <w:numFmt w:val="decimal"/>

--- a/app/static/docs/Moje OPR .docx
+++ b/app/static/docs/Moje OPR .docx
@@ -2342,6 +2342,45 @@
           <w:sz w:val="18"/>
           <w:szCs w:val="18"/>
         </w:rPr>
+        <w:t>Osłona:</w:t>
+      </w:r>
+      <w:r>
+        <w:rPr>
+          <w:sz w:val="18"/>
+          <w:szCs w:val="18"/>
+        </w:rPr>
+        <w:t xml:space="preserve"> Jeżeli większość modeli w oddziale ma osłonę, to oddział otrzymuje -1 do testów ataku. Jeżeli szansa trafienia spada poniżej 6+, za każdy </w:t>
+      </w:r>
+      <w:r>
+        <w:rPr>
+          <w:sz w:val="18"/>
+          <w:szCs w:val="18"/>
+        </w:rPr>
+        <w:t xml:space="preserve">nadmiarowy </w:t>
+      </w:r>
+      <w:r>
+        <w:rPr>
+          <w:sz w:val="18"/>
+          <w:szCs w:val="18"/>
+        </w:rPr>
+        <w:t>punkt broniący się otrzymuje +1 do testu obrony.</w:t>
+      </w:r>
+    </w:p>
+    <w:p>
+      <w:pPr>
+        <w:spacing w:after="0"/>
+        <w:rPr>
+          <w:sz w:val="18"/>
+          <w:szCs w:val="18"/>
+        </w:rPr>
+      </w:pPr>
+      <w:r>
+        <w:rPr>
+          <w:b/>
+          <w:bCs/>
+          <w:sz w:val="18"/>
+          <w:szCs w:val="18"/>
+        </w:rPr>
         <w:t>Trafienia:</w:t>
       </w:r>
       <w:r>
@@ -2476,59 +2515,6 @@
           <w:szCs w:val="18"/>
         </w:rPr>
         <w:t>pozostałe</w:t>
-      </w:r>
-      <w:r>
-        <w:rPr>
-          <w:sz w:val="18"/>
-          <w:szCs w:val="18"/>
-        </w:rPr>
-        <w:t>.</w:t>
-      </w:r>
-    </w:p>
-    <w:p>
-      <w:pPr>
-        <w:spacing w:after="0"/>
-        <w:rPr>
-          <w:sz w:val="18"/>
-          <w:szCs w:val="18"/>
-        </w:rPr>
-      </w:pPr>
-      <w:r>
-        <w:rPr>
-          <w:b/>
-          <w:bCs/>
-          <w:sz w:val="18"/>
-          <w:szCs w:val="18"/>
-        </w:rPr>
-        <w:t>Osłona:</w:t>
-      </w:r>
-      <w:r>
-        <w:rPr>
-          <w:sz w:val="18"/>
-          <w:szCs w:val="18"/>
-        </w:rPr>
-        <w:t xml:space="preserve"> </w:t>
-      </w:r>
-      <w:r>
-        <w:rPr>
-          <w:sz w:val="18"/>
-          <w:szCs w:val="18"/>
-        </w:rPr>
-        <w:t xml:space="preserve">Jeżeli większość modeli w oddziale ma osłonę, to oddział otrzymuje </w:t>
-      </w:r>
-      <w:r>
-        <w:rPr>
-          <w:sz w:val="18"/>
-          <w:szCs w:val="18"/>
-        </w:rPr>
-        <w:t>-1 do testów ata</w:t>
-      </w:r>
-      <w:r>
-        <w:rPr>
-          <w:sz w:val="18"/>
-          <w:szCs w:val="18"/>
-        </w:rPr>
-        <w:t>ku</w:t>
       </w:r>
       <w:r>
         <w:rPr>
@@ -6508,25 +6494,14 @@
           <w:szCs w:val="18"/>
         </w:rPr>
       </w:pPr>
-      <w:proofErr w:type="spellStart"/>
-      <w:r>
-        <w:rPr>
-          <w:b/>
-          <w:bCs/>
-          <w:sz w:val="18"/>
-          <w:szCs w:val="18"/>
-        </w:rPr>
-        <w:t>Waagh</w:t>
-      </w:r>
-      <w:proofErr w:type="spellEnd"/>
-      <w:r>
-        <w:rPr>
-          <w:b/>
-          <w:bCs/>
-          <w:sz w:val="18"/>
-          <w:szCs w:val="18"/>
-        </w:rPr>
-        <w:t>!:</w:t>
+      <w:r>
+        <w:rPr>
+          <w:b/>
+          <w:bCs/>
+          <w:sz w:val="18"/>
+          <w:szCs w:val="18"/>
+        </w:rPr>
+        <w:t>Waagh!:</w:t>
       </w:r>
       <w:r>
         <w:rPr>
@@ -9926,21 +9901,12 @@
                 <w:szCs w:val="18"/>
               </w:rPr>
             </w:pPr>
-            <w:proofErr w:type="spellStart"/>
-            <w:r>
-              <w:rPr>
-                <w:sz w:val="18"/>
-                <w:szCs w:val="18"/>
-              </w:rPr>
-              <w:t>Waagh</w:t>
-            </w:r>
-            <w:proofErr w:type="spellEnd"/>
-            <w:r>
-              <w:rPr>
-                <w:sz w:val="18"/>
-                <w:szCs w:val="18"/>
-              </w:rPr>
-              <w:t xml:space="preserve"> (-)</w:t>
+            <w:r>
+              <w:rPr>
+                <w:sz w:val="18"/>
+                <w:szCs w:val="18"/>
+              </w:rPr>
+              <w:t>Waagh (-)</w:t>
             </w:r>
           </w:p>
         </w:tc>
@@ -10522,17 +10488,8 @@
                 <w:sz w:val="18"/>
                 <w:szCs w:val="18"/>
               </w:rPr>
-              <w:t xml:space="preserve">Chimera, </w:t>
-            </w:r>
-            <w:proofErr w:type="spellStart"/>
-            <w:r>
-              <w:rPr>
-                <w:sz w:val="18"/>
-                <w:szCs w:val="18"/>
-              </w:rPr>
-              <w:t>Sentinel</w:t>
-            </w:r>
-            <w:proofErr w:type="spellEnd"/>
+              <w:t>Chimera, Sentinel</w:t>
+            </w:r>
           </w:p>
         </w:tc>
       </w:tr>
@@ -10593,17 +10550,8 @@
                 <w:sz w:val="18"/>
                 <w:szCs w:val="18"/>
               </w:rPr>
-              <w:t xml:space="preserve">Drednot, Leman </w:t>
-            </w:r>
-            <w:proofErr w:type="spellStart"/>
-            <w:r>
-              <w:rPr>
-                <w:sz w:val="18"/>
-                <w:szCs w:val="18"/>
-              </w:rPr>
-              <w:t>Russ</w:t>
-            </w:r>
-            <w:proofErr w:type="spellEnd"/>
+              <w:t>Drednot, Leman Russ</w:t>
+            </w:r>
           </w:p>
         </w:tc>
       </w:tr>
@@ -14450,7 +14398,14 @@
                 <w:sz w:val="18"/>
                 <w:szCs w:val="18"/>
               </w:rPr>
-              <w:t>1,5</w:t>
+              <w:t>1,</w:t>
+            </w:r>
+            <w:r>
+              <w:rPr>
+                <w:sz w:val="18"/>
+                <w:szCs w:val="18"/>
+              </w:rPr>
+              <w:t>4</w:t>
             </w:r>
           </w:p>
         </w:tc>
@@ -14470,7 +14425,14 @@
                 <w:sz w:val="18"/>
                 <w:szCs w:val="18"/>
               </w:rPr>
-              <w:t>1,9</w:t>
+              <w:t>1,</w:t>
+            </w:r>
+            <w:r>
+              <w:rPr>
+                <w:sz w:val="18"/>
+                <w:szCs w:val="18"/>
+              </w:rPr>
+              <w:t>8</w:t>
             </w:r>
           </w:p>
         </w:tc>
@@ -14490,7 +14452,14 @@
                 <w:sz w:val="18"/>
                 <w:szCs w:val="18"/>
               </w:rPr>
-              <w:t>2,25</w:t>
+              <w:t>2,</w:t>
+            </w:r>
+            <w:r>
+              <w:rPr>
+                <w:sz w:val="18"/>
+                <w:szCs w:val="18"/>
+              </w:rPr>
+              <w:t>1</w:t>
             </w:r>
           </w:p>
         </w:tc>
@@ -14510,7 +14479,14 @@
                 <w:sz w:val="18"/>
                 <w:szCs w:val="18"/>
               </w:rPr>
-              <w:t>2,5</w:t>
+              <w:t>2,</w:t>
+            </w:r>
+            <w:r>
+              <w:rPr>
+                <w:sz w:val="18"/>
+                <w:szCs w:val="18"/>
+              </w:rPr>
+              <w:t>3</w:t>
             </w:r>
           </w:p>
         </w:tc>
@@ -14530,7 +14506,14 @@
                 <w:sz w:val="18"/>
                 <w:szCs w:val="18"/>
               </w:rPr>
-              <w:t>2,65</w:t>
+              <w:t>2,</w:t>
+            </w:r>
+            <w:r>
+              <w:rPr>
+                <w:sz w:val="18"/>
+                <w:szCs w:val="18"/>
+              </w:rPr>
+              <w:t>4</w:t>
             </w:r>
           </w:p>
         </w:tc>
@@ -14865,21 +14848,12 @@
                 <w:szCs w:val="18"/>
               </w:rPr>
             </w:pPr>
-            <w:proofErr w:type="spellStart"/>
-            <w:r>
-              <w:rPr>
-                <w:sz w:val="18"/>
-                <w:szCs w:val="18"/>
-              </w:rPr>
-              <w:t>Waagh</w:t>
-            </w:r>
-            <w:proofErr w:type="spellEnd"/>
-            <w:r>
-              <w:rPr>
-                <w:sz w:val="18"/>
-                <w:szCs w:val="18"/>
-              </w:rPr>
-              <w:t xml:space="preserve"> (-)</w:t>
+            <w:r>
+              <w:rPr>
+                <w:sz w:val="18"/>
+                <w:szCs w:val="18"/>
+              </w:rPr>
+              <w:t>Waagh (-)</w:t>
             </w:r>
           </w:p>
         </w:tc>
